--- a/downloads/teacher/ai-2-week-09.docx
+++ b/downloads/teacher/ai-2-week-09.docx
@@ -2975,6 +2975,396 @@
         <w:t>Test recommender features for shortcuts, keeping relevant subject information separate from superficial catalogue styling.</w:t>
       </w:r>
     </w:p>
+    <w:p>
+      <w:pPr>
+        <w:pStyle w:val="Heading1"/>
+      </w:pPr>
+      <w:r>
+        <w:t>07. Prepare, teach and assess</w:t>
+      </w:r>
+    </w:p>
+    <w:p>
+      <w:r>
+        <w:t>Teaching target: Choose recorded properties that preserve distinctions needed for a stated task</w:t>
+      </w:r>
+    </w:p>
+    <w:p>
+      <w:r>
+        <w:t>Prepare the labelled worked-case picture, the matching workbook, fictional input cards and a place for individual responses. No paid AI account is required for the paper reasoning activities.</w:t>
+      </w:r>
+    </w:p>
+    <w:tbl>
+      <w:tblPr>
+        <w:tblStyle w:val="LightShading-Accent1"/>
+        <w:tblW w:type="auto" w:w="0"/>
+        <w:tblLook w:firstColumn="1" w:firstRow="1" w:lastColumn="0" w:lastRow="0" w:noHBand="0" w:noVBand="1" w:val="04A0"/>
+      </w:tblPr>
+      <w:tblGrid>
+        <w:gridCol w:w="3408"/>
+        <w:gridCol w:w="3408"/>
+        <w:gridCol w:w="3408"/>
+      </w:tblGrid>
+      <w:tr>
+        <w:trPr>
+          <w:tblHeader/>
+        </w:trPr>
+        <w:tc>
+          <w:tcPr>
+            <w:tcW w:type="dxa" w:w="3408"/>
+          </w:tcPr>
+          <w:p>
+            <w:r>
+              <w:t>Session</w:t>
+            </w:r>
+          </w:p>
+        </w:tc>
+        <w:tc>
+          <w:tcPr>
+            <w:tcW w:type="dxa" w:w="3408"/>
+          </w:tcPr>
+          <w:p>
+            <w:r>
+              <w:t>Plan</w:t>
+            </w:r>
+          </w:p>
+        </w:tc>
+        <w:tc>
+          <w:tcPr>
+            <w:tcW w:type="dxa" w:w="3408"/>
+          </w:tcPr>
+          <w:p>
+            <w:r>
+              <w:t>Resources</w:t>
+            </w:r>
+          </w:p>
+        </w:tc>
+      </w:tr>
+      <w:tr>
+        <w:tc>
+          <w:tcPr>
+            <w:tcW w:type="dxa" w:w="3408"/>
+          </w:tcPr>
+          <w:p>
+            <w:r>
+              <w:t>Session 1 · Understand · 45 min</w:t>
+            </w:r>
+          </w:p>
+        </w:tc>
+        <w:tc>
+          <w:tcPr>
+            <w:tcW w:type="dxa" w:w="3408"/>
+          </w:tcPr>
+          <w:p>
+            <w:r>
+              <w:t>0–7: recall and prerequisite; 7–15: inspect the concrete case and predict; 15–30: teacher models the worked trace; 30–40: learners explain a step using the text and visual; 40–45: check the core idea.</w:t>
+            </w:r>
+          </w:p>
+        </w:tc>
+        <w:tc>
+          <w:tcPr>
+            <w:tcW w:type="dxa" w:w="3408"/>
+          </w:tcPr>
+          <w:p>
+            <w:r>
+              <w:t>Sections 1–6; record the brief recall in the workbook.</w:t>
+            </w:r>
+          </w:p>
+        </w:tc>
+      </w:tr>
+      <w:tr>
+        <w:tc>
+          <w:tcPr>
+            <w:tcW w:type="dxa" w:w="3408"/>
+          </w:tcPr>
+          <w:p>
+            <w:r>
+              <w:t>Session 2 · Practise · 45 min</w:t>
+            </w:r>
+          </w:p>
+        </w:tc>
+        <w:tc>
+          <w:tcPr>
+            <w:tcW w:type="dxa" w:w="3408"/>
+          </w:tcPr>
+          <w:p>
+            <w:r>
+              <w:t>0–5: retrieve the procedure; 5–15: W2 completion practice; 15–23: explain and check with a partner; 23–30: each learner answers the misconception check; 30–40: targeted reteaching or a harder variation; 40–45: prepare the investigation.</w:t>
+            </w:r>
+          </w:p>
+        </w:tc>
+        <w:tc>
+          <w:tcPr>
+            <w:tcW w:type="dxa" w:w="3408"/>
+          </w:tcPr>
+          <w:p>
+            <w:r>
+              <w:t>Sections 7–10; use the matching workbook W2 and misconception check.</w:t>
+            </w:r>
+          </w:p>
+        </w:tc>
+      </w:tr>
+      <w:tr>
+        <w:tc>
+          <w:tcPr>
+            <w:tcW w:type="dxa" w:w="3408"/>
+          </w:tcPr>
+          <w:p>
+            <w:r>
+              <w:t>Session 3 · Investigate and transfer · 45 min</w:t>
+            </w:r>
+          </w:p>
+        </w:tc>
+        <w:tc>
+          <w:tcPr>
+            <w:tcW w:type="dxa" w:w="3408"/>
+          </w:tcPr>
+          <w:p>
+            <w:r>
+              <w:t>0–5: retrieve the decision rule; 5–20: investigate or trace; 20–30: start the independent case; 30–38: connect the project; 38–43: act on feedback; 43–45: plan the return check.</w:t>
+            </w:r>
+          </w:p>
+        </w:tc>
+        <w:tc>
+          <w:tcPr>
+            <w:tcW w:type="dxa" w:w="3408"/>
+          </w:tcPr>
+          <w:p>
+            <w:r>
+              <w:t>Sections 9 and 11–14. Give extra time to finish the full task set; use Section 15 when the week includes a coding lab.</w:t>
+            </w:r>
+          </w:p>
+        </w:tc>
+      </w:tr>
+    </w:tbl>
+    <w:p>
+      <w:r>
+        <w:t>Before class, solve the supported practice: Invent two cards with the same width but different correct labels under the card guide. Give both lengths and widths and justify the labels. Explain why a system receiving only width cannot always label both correctly.</w:t>
+      </w:r>
+    </w:p>
+    <w:p>
+      <w:r>
+        <w:t>Reasoned practice answer: One valid pair is length 11 width 6, which fits, and length 13 width 6, which is too large. Both give the width-only input 6 but require different labels. Without length or other permitted distinguishing information, the system cannot guarantee correct labels for both. Accept any valid pair with positive measurements, equal widths at most 8, and lengths on opposite sides of 12.</w:t>
+      </w:r>
+    </w:p>
+    <w:p>
+      <w:r>
+        <w:t>Check every learner before discussion: Use the worked case for Features and useful distinctions. Proposed explanation: “A stronger model can always recover an omitted measurement”. Decide whether this explanation is supported. Point to the step or supplied fact that decides; explain your repair if needed.</w:t>
+      </w:r>
+    </w:p>
+    <w:p>
+      <w:r>
+        <w:t>Misconception repair: Cover width and all identifiers for two same-length cards with different labels. Ask which supplied value tells them apart. Guessing or using typical values cannot guarantee correctness for both.</w:t>
+      </w:r>
+    </w:p>
+    <w:p>
+      <w:r>
+        <w:t>Support: read the exact case aloud, enlarge the labelled picture, supply input cards and model only the first deciding step. Accept a spoken explanation or drawing; retain the reasoning goal.</w:t>
+      </w:r>
+    </w:p>
+    <w:p>
+      <w:r>
+        <w:t>Extension: The first controlled pair yields mystery for triangle and science for circle. Require a prediction and a reason before comparing. Expected result: That pair is evidence of unwanted logo sensitivity. Reason: The subject description stayed mystery; only the irrelevant logo changed.</w:t>
+      </w:r>
+    </w:p>
+    <w:p>
+      <w:r>
+        <w:t>Independent assessment: withhold the reserved answer until the learner has attempted the new case. Record support separately from correctness.</w:t>
+      </w:r>
+    </w:p>
+    <w:tbl>
+      <w:tblPr>
+        <w:tblStyle w:val="LightShading-Accent1"/>
+        <w:tblW w:type="auto" w:w="0"/>
+        <w:tblLook w:firstColumn="1" w:firstRow="1" w:lastColumn="0" w:lastRow="0" w:noHBand="0" w:noVBand="1" w:val="04A0"/>
+      </w:tblPr>
+      <w:tblGrid>
+        <w:gridCol w:w="2556"/>
+        <w:gridCol w:w="2556"/>
+        <w:gridCol w:w="2556"/>
+        <w:gridCol w:w="2556"/>
+      </w:tblGrid>
+      <w:tr>
+        <w:trPr>
+          <w:tblHeader/>
+        </w:trPr>
+        <w:tc>
+          <w:tcPr>
+            <w:tcW w:type="dxa" w:w="2556"/>
+          </w:tcPr>
+          <w:p>
+            <w:r>
+              <w:t>Criterion</w:t>
+            </w:r>
+          </w:p>
+        </w:tc>
+        <w:tc>
+          <w:tcPr>
+            <w:tcW w:type="dxa" w:w="2556"/>
+          </w:tcPr>
+          <w:p>
+            <w:r>
+              <w:t>Not yet</w:t>
+            </w:r>
+          </w:p>
+        </w:tc>
+        <w:tc>
+          <w:tcPr>
+            <w:tcW w:type="dxa" w:w="2556"/>
+          </w:tcPr>
+          <w:p>
+            <w:r>
+              <w:t>With support</w:t>
+            </w:r>
+          </w:p>
+        </w:tc>
+        <w:tc>
+          <w:tcPr>
+            <w:tcW w:type="dxa" w:w="2556"/>
+          </w:tcPr>
+          <w:p>
+            <w:r>
+              <w:t>Independent</w:t>
+            </w:r>
+          </w:p>
+        </w:tc>
+      </w:tr>
+      <w:tr>
+        <w:tc>
+          <w:tcPr>
+            <w:tcW w:type="dxa" w:w="2556"/>
+          </w:tcPr>
+          <w:p>
+            <w:r>
+              <w:t>Explanation</w:t>
+            </w:r>
+          </w:p>
+        </w:tc>
+        <w:tc>
+          <w:tcPr>
+            <w:tcW w:type="dxa" w:w="2556"/>
+          </w:tcPr>
+          <w:p>
+            <w:r>
+              <w:t>Names an answer without a deciding fact</w:t>
+            </w:r>
+          </w:p>
+        </w:tc>
+        <w:tc>
+          <w:tcPr>
+            <w:tcW w:type="dxa" w:w="2556"/>
+          </w:tcPr>
+          <w:p>
+            <w:r>
+              <w:t>Uses a hint to link fact and decision</w:t>
+            </w:r>
+          </w:p>
+        </w:tc>
+        <w:tc>
+          <w:tcPr>
+            <w:tcW w:type="dxa" w:w="2556"/>
+          </w:tcPr>
+          <w:p>
+            <w:r>
+              <w:t>Explains the deciding fact in own words</w:t>
+            </w:r>
+          </w:p>
+        </w:tc>
+      </w:tr>
+      <w:tr>
+        <w:tc>
+          <w:tcPr>
+            <w:tcW w:type="dxa" w:w="2556"/>
+          </w:tcPr>
+          <w:p>
+            <w:r>
+              <w:t>Trace or test</w:t>
+            </w:r>
+          </w:p>
+        </w:tc>
+        <w:tc>
+          <w:tcPr>
+            <w:tcW w:type="dxa" w:w="2556"/>
+          </w:tcPr>
+          <w:p>
+            <w:r>
+              <w:t>Cannot connect input and result</w:t>
+            </w:r>
+          </w:p>
+        </w:tc>
+        <w:tc>
+          <w:tcPr>
+            <w:tcW w:type="dxa" w:w="2556"/>
+          </w:tcPr>
+          <w:p>
+            <w:r>
+              <w:t>Completes steps with prompts</w:t>
+            </w:r>
+          </w:p>
+        </w:tc>
+        <w:tc>
+          <w:tcPr>
+            <w:tcW w:type="dxa" w:w="2556"/>
+          </w:tcPr>
+          <w:p>
+            <w:r>
+              <w:t>Traces or tests a changed case accurately</w:t>
+            </w:r>
+          </w:p>
+        </w:tc>
+      </w:tr>
+      <w:tr>
+        <w:tc>
+          <w:tcPr>
+            <w:tcW w:type="dxa" w:w="2556"/>
+          </w:tcPr>
+          <w:p>
+            <w:r>
+              <w:t>Limits and revision</w:t>
+            </w:r>
+          </w:p>
+        </w:tc>
+        <w:tc>
+          <w:tcPr>
+            <w:tcW w:type="dxa" w:w="2556"/>
+          </w:tcPr>
+          <w:p>
+            <w:r>
+              <w:t>Claims more than evidence supports</w:t>
+            </w:r>
+          </w:p>
+        </w:tc>
+        <w:tc>
+          <w:tcPr>
+            <w:tcW w:type="dxa" w:w="2556"/>
+          </w:tcPr>
+          <w:p>
+            <w:r>
+              <w:t>Names a limit after a prompt</w:t>
+            </w:r>
+          </w:p>
+        </w:tc>
+        <w:tc>
+          <w:tcPr>
+            <w:tcW w:type="dxa" w:w="2556"/>
+          </w:tcPr>
+          <w:p>
+            <w:r>
+              <w:t>States a defensible limit and useful next test</w:t>
+            </w:r>
+          </w:p>
+        </w:tc>
+      </w:tr>
+    </w:tbl>
+    <w:p>
+      <w:r>
+        <w:t>Project checkpoint: Make a transparent first version. Keep a trace of how one input becomes an output; explain the rule or learned component.</w:t>
+      </w:r>
+    </w:p>
+    <w:p>
+      <w:r>
+        <w:t>Use the weekly teacher answer for topic-specific reasoning. A saved progress tick is an activity record; judge mastery from the learner’s explanation and evidence.</w:t>
+      </w:r>
+    </w:p>
     <w:sectPr>
       <w:pgSz w:w="12240" w:h="15840"/>
       <w:pgMar w:top="936" w:right="1008" w:bottom="936" w:left="1008" w:header="720" w:footer="720" w:gutter="0"/>

--- a/downloads/teacher/ai-2-week-09.docx
+++ b/downloads/teacher/ai-2-week-09.docx
@@ -3365,6 +3365,39 @@
         <w:t>Use the weekly teacher answer for topic-specific reasoning. A saved progress tick is an activity record; judge mastery from the learner’s explanation and evidence.</w:t>
       </w:r>
     </w:p>
+    <w:p>
+      <w:pPr>
+        <w:pStyle w:val="Heading1"/>
+      </w:pPr>
+      <w:r>
+        <w:t>08. Use feedback, labs and repair paths</w:t>
+      </w:r>
+    </w:p>
+    <w:p>
+      <w:r>
+        <w:t>Use the two formative questions as supported practice, not as independent mastery scores. Discuss the deciding evidence rather than accepting a guessed selection.</w:t>
+      </w:r>
+    </w:p>
+    <w:p>
+      <w:r>
+        <w:t>The feedback comes from the reviewed public worked case. Do not reveal the separately reserved independent teacher answer until the learner has attempted that case.</w:t>
+      </w:r>
+    </w:p>
+    <w:p>
+      <w:r>
+        <w:t>Ask students to predict before running code. Preserve errors and actual outputs; collect a changed test and an explanation. The branch-boundary and indexing lessons deliberately include failure cases.</w:t>
+      </w:r>
+    </w:p>
+    <w:p>
+      <w:r>
+        <w:t>Use the earlier worked-explanation links to address a specific missing building block, then return to the current question. Adapt this suggestion after observing the learner; it is not an automatic diagnosis.</w:t>
+      </w:r>
+    </w:p>
+    <w:p>
+      <w:r>
+        <w:t>Collect the completed-work portfolio as evidence. Record support separately from correctness, and assess explanation, trace/test and limitations. Progress ticks and quiz selections alone do not establish mastery.</w:t>
+      </w:r>
+    </w:p>
     <w:sectPr>
       <w:pgSz w:w="12240" w:h="15840"/>
       <w:pgMar w:top="936" w:right="1008" w:bottom="936" w:left="1008" w:header="720" w:footer="720" w:gutter="0"/>

--- a/downloads/teacher/ai-2-week-09.docx
+++ b/downloads/teacher/ai-2-week-09.docx
@@ -29,6 +29,11 @@
       </w:r>
     </w:p>
     <w:p>
+      <w:r>
+        <w:t>Prepare Features and Distractors: check the target, prerequisites, resources and adaptable teaching schedule.</w:t>
+      </w:r>
+    </w:p>
+    <w:p>
       <w:pPr>
         <w:pStyle w:val="Heading3"/>
       </w:pPr>
@@ -37,7 +42,13 @@
       </w:r>
     </w:p>
     <w:p>
-      <w:r>
+      <w:pPr>
+        <w:spacing w:line="336" w:lineRule="auto" w:after="180"/>
+      </w:pPr>
+      <w:r>
+        <w:rPr>
+          <w:b w:val="0"/>
+        </w:rPr>
         <w:t>Primary target: Choose recorded properties that preserve distinctions needed for a stated task</w:t>
       </w:r>
     </w:p>
@@ -185,12 +196,47 @@
       </w:tr>
     </w:tbl>
     <w:p>
-      <w:r>
-        <w:t>This is a starting allocation of 135 minutes, not a validated duration. Preserve all named topics. Schedule extra time for connected examples, the full investigation, independent cases and project building. Repeated copies of a case share one recorded attempt; they are not new evidence.</w:t>
-      </w:r>
-    </w:p>
-    <w:p>
-      <w:r>
+      <w:pPr>
+        <w:spacing w:line="336" w:lineRule="auto" w:after="180"/>
+      </w:pPr>
+      <w:r>
+        <w:rPr>
+          <w:b w:val="0"/>
+        </w:rPr>
+        <w:t>This is a starting allocation of 135 minutes, not a validated duration. Preserve all named topics. Schedule extra time for connected examples, the full investigation, independent cases and project building.</w:t>
+      </w:r>
+    </w:p>
+    <w:p>
+      <w:pPr>
+        <w:spacing w:line="336" w:lineRule="auto" w:after="180"/>
+      </w:pPr>
+      <w:r>
+        <w:rPr>
+          <w:b w:val="0"/>
+        </w:rPr>
+        <w:t xml:space="preserve">Repeated copies of a case share one recorded attempt; they are not new </w:t>
+      </w:r>
+      <w:r>
+        <w:rPr>
+          <w:b/>
+        </w:rPr>
+        <w:t>evidence</w:t>
+      </w:r>
+      <w:r>
+        <w:rPr>
+          <w:b w:val="0"/>
+        </w:rPr>
+        <w:t>.</w:t>
+      </w:r>
+    </w:p>
+    <w:p>
+      <w:pPr>
+        <w:spacing w:line="336" w:lineRule="auto" w:after="180"/>
+      </w:pPr>
+      <w:r>
+        <w:rPr>
+          <w:b w:val="0"/>
+        </w:rPr>
         <w:t>Case exposure check: this source example appears in ai-1/8, ai-2/9. Reuse a familiar case for recall or modelling; verify that the case used to assess transfer has not already received feedback.</w:t>
       </w:r>
     </w:p>
@@ -211,18 +257,59 @@
       </w:r>
     </w:p>
     <w:p>
-      <w:r>
+      <w:pPr>
+        <w:spacing w:line="336" w:lineRule="auto" w:after="180"/>
+      </w:pPr>
+      <w:r>
+        <w:rPr>
+          <w:b w:val="0"/>
+        </w:rPr>
         <w:t>Without opening the old lesson, explain one key idea from Operational Labels. Give an example and a mistake that the idea helps you avoid.</w:t>
       </w:r>
     </w:p>
     <w:p>
-      <w:r>
-        <w:t>Look for: Apply a category definition using explicit evidence and boundary rules</w:t>
-      </w:r>
-    </w:p>
-    <w:p>
-      <w:r>
-        <w:t>Reference example, not the only acceptable wording: In order: ready because both known fields pass; revise because 31 exceeds 30; review because the known day passes but the room is unknown; revise because the known day failure has priority over the unknown room. Equality at 30 is accepted.</w:t>
+      <w:pPr>
+        <w:spacing w:line="336" w:lineRule="auto" w:after="180"/>
+      </w:pPr>
+      <w:r>
+        <w:rPr>
+          <w:b w:val="0"/>
+        </w:rPr>
+        <w:t xml:space="preserve">Look for: Apply a category definition using explicit </w:t>
+      </w:r>
+      <w:r>
+        <w:rPr>
+          <w:b/>
+        </w:rPr>
+        <w:t>evidence</w:t>
+      </w:r>
+      <w:r>
+        <w:rPr>
+          <w:b w:val="0"/>
+        </w:rPr>
+        <w:t xml:space="preserve"> and boundary rules</w:t>
+      </w:r>
+    </w:p>
+    <w:p>
+      <w:pPr>
+        <w:spacing w:line="336" w:lineRule="auto" w:after="180"/>
+      </w:pPr>
+      <w:r>
+        <w:rPr>
+          <w:b w:val="0"/>
+        </w:rPr>
+        <w:t>Reference example, not the only acceptable wording: In order: ready because both known fields pass; revise because 31 exceeds 30; review because the known day passes but the room is unknown; revise because the known day failure has priority over the unknown room.</w:t>
+      </w:r>
+    </w:p>
+    <w:p>
+      <w:pPr>
+        <w:spacing w:line="336" w:lineRule="auto" w:after="180"/>
+      </w:pPr>
+      <w:r>
+        <w:rPr>
+          <w:b w:val="0"/>
+        </w:rPr>
+        <w:t>Equality at 30 is accepted.</w:t>
       </w:r>
     </w:p>
     <w:p>
@@ -234,17 +321,35 @@
       </w:r>
     </w:p>
     <w:p>
-      <w:r>
+      <w:pPr>
+        <w:spacing w:line="336" w:lineRule="auto" w:after="180"/>
+      </w:pPr>
+      <w:r>
+        <w:rPr>
+          <w:b w:val="0"/>
+        </w:rPr>
         <w:t>Without opening the old lesson, explain one key idea from Debugging Strategies. Give an example and a mistake that the idea helps you avoid.</w:t>
       </w:r>
     </w:p>
     <w:p>
-      <w:r>
+      <w:pPr>
+        <w:spacing w:line="336" w:lineRule="auto" w:after="180"/>
+      </w:pPr>
+      <w:r>
+        <w:rPr>
+          <w:b w:val="0"/>
+        </w:rPr>
         <w:t>Look for: Design revealing tests for a function</w:t>
       </w:r>
     </w:p>
     <w:p>
-      <w:r>
+      <w:pPr>
+        <w:spacing w:line="336" w:lineRule="auto" w:after="180"/>
+      </w:pPr>
+      <w:r>
+        <w:rPr>
+          <w:b w:val="0"/>
+        </w:rPr>
         <w:t>Reference example, not the only acceptable wording: 4, 0 and 6.</w:t>
       </w:r>
     </w:p>
@@ -257,22 +362,57 @@
       </w:r>
     </w:p>
     <w:p>
-      <w:r>
+      <w:pPr>
+        <w:spacing w:line="336" w:lineRule="auto" w:after="180"/>
+      </w:pPr>
+      <w:r>
+        <w:rPr>
+          <w:b w:val="0"/>
+        </w:rPr>
         <w:t>Without opening the old lesson, explain one key idea from Branching Logic. Give an example and a mistake that the idea helps you avoid.</w:t>
       </w:r>
     </w:p>
     <w:p>
-      <w:r>
+      <w:pPr>
+        <w:spacing w:line="336" w:lineRule="auto" w:after="180"/>
+      </w:pPr>
+      <w:r>
+        <w:rPr>
+          <w:b w:val="0"/>
+        </w:rPr>
         <w:t>Look for: Trace the selected branch in an if elif else chain</w:t>
       </w:r>
     </w:p>
     <w:p>
-      <w:r>
-        <w:t>Reference example, not the only acceptable wording: if tests negative first; elif checks &lt;= 12 only after that fails; else handles the rest. Unindented print runs after any selected branch, whose assignment gives label a value.</w:t>
-      </w:r>
-    </w:p>
-    <w:p>
-      <w:r>
+      <w:pPr>
+        <w:spacing w:line="336" w:lineRule="auto" w:after="180"/>
+      </w:pPr>
+      <w:r>
+        <w:rPr>
+          <w:b w:val="0"/>
+        </w:rPr>
+        <w:t>Reference example, not the only acceptable wording: if tests negative first; elif checks &lt;= 12 only after that fails; else handles the rest.</w:t>
+      </w:r>
+    </w:p>
+    <w:p>
+      <w:pPr>
+        <w:spacing w:line="336" w:lineRule="auto" w:after="180"/>
+      </w:pPr>
+      <w:r>
+        <w:rPr>
+          <w:b w:val="0"/>
+        </w:rPr>
+        <w:t>Unindented print runs after any selected branch, whose assignment gives label a value.</w:t>
+      </w:r>
+    </w:p>
+    <w:p>
+      <w:pPr>
+        <w:spacing w:line="336" w:lineRule="auto" w:after="180"/>
+      </w:pPr>
+      <w:r>
+        <w:rPr>
+          <w:b w:val="0"/>
+        </w:rPr>
         <w:t>Use the student module and workbook section with this exact week title. The worked case, independent question and answers below form one aligned lesson sequence.</w:t>
       </w:r>
     </w:p>
@@ -285,8 +425,26 @@
       </w:r>
     </w:p>
     <w:p>
-      <w:r>
-        <w:t>All animal books in training have green covers. How could you test whether a recommender is using subject or cover colour? Supply two diagnostic test descriptions.</w:t>
+      <w:pPr>
+        <w:spacing w:line="336" w:lineRule="auto" w:after="180"/>
+      </w:pPr>
+      <w:r>
+        <w:rPr>
+          <w:b w:val="0"/>
+        </w:rPr>
+        <w:t xml:space="preserve">All animal books in </w:t>
+      </w:r>
+      <w:r>
+        <w:rPr>
+          <w:b/>
+        </w:rPr>
+        <w:t>training</w:t>
+      </w:r>
+      <w:r>
+        <w:rPr>
+          <w:b w:val="0"/>
+        </w:rPr>
+        <w:t xml:space="preserve"> have green covers. How could you test whether a recommender is using subject or cover colour? Supply two diagnostic test descriptions.</w:t>
       </w:r>
     </w:p>
     <w:p>
@@ -298,8 +456,26 @@
       </w:r>
     </w:p>
     <w:p>
-      <w:r>
-        <w:t>A feature should help the task and be available at decision time.</w:t>
+      <w:pPr>
+        <w:spacing w:line="336" w:lineRule="auto" w:after="180"/>
+      </w:pPr>
+      <w:r>
+        <w:rPr>
+          <w:b w:val="0"/>
+        </w:rPr>
+        <w:t xml:space="preserve">A </w:t>
+      </w:r>
+      <w:r>
+        <w:rPr>
+          <w:b/>
+        </w:rPr>
+        <w:t>feature</w:t>
+      </w:r>
+      <w:r>
+        <w:rPr>
+          <w:b w:val="0"/>
+        </w:rPr>
+        <w:t xml:space="preserve"> should help the task and be available at decision time.</w:t>
       </w:r>
     </w:p>
     <w:tbl>
@@ -435,12 +611,38 @@
       </w:r>
     </w:p>
     <w:p>
-      <w:r>
+      <w:pPr>
+        <w:spacing w:line="336" w:lineRule="auto" w:after="180"/>
+      </w:pPr>
+      <w:r>
+        <w:rPr>
+          <w:b w:val="0"/>
+        </w:rPr>
         <w:t>Use the supplied scenario, student illustrations and blank paper. For numeric work, offer counters or a calculator after learners show the setup. Fictional records are supplied; personal data and paid accounts are unnecessary.</w:t>
       </w:r>
     </w:p>
     <w:p>
-      <w:r>
+      <w:pPr>
+        <w:pStyle w:val="Heading3"/>
+      </w:pPr>
+      <w:r>
+        <w:t>Alternative compact allocation</w:t>
+      </w:r>
+    </w:p>
+    <w:p>
+      <w:r>
+        <w:t>This compact option is not the full-week schedule. Use the main teaching cycle and allow extra sessions for the investigation, independent work and project.</w:t>
+      </w:r>
+    </w:p>
+    <w:p>
+      <w:pPr>
+        <w:spacing w:line="336" w:lineRule="auto" w:after="180"/>
+        <w:shd w:fill="F1F6F8"/>
+      </w:pPr>
+      <w:r>
+        <w:rPr>
+          <w:b w:val="0"/>
+        </w:rPr>
         <w:t>Allow 80 minutes: recall 8; explanation 12; worked demonstration 15; guided practice 20; independent assessment 15; project and reflection 10. Extend the lab into a second session when needed.</w:t>
       </w:r>
     </w:p>
@@ -453,8 +655,96 @@
       </w:r>
     </w:p>
     <w:p>
-      <w:r>
-        <w:t>Students investigate representation before fitting a model. Keep the paper rule explicit: positive known measurements, fixed orientation, no thickness in the card task, and both boundaries inclusive. Length and width suffice for that limited rule. A collision between feature records with different correct labels demonstrates lost information; it does not prove that every task needs these same inputs. Explain leakage through timing and the copied sticker, without requiring model training or statistics.</w:t>
+      <w:pPr>
+        <w:spacing w:line="336" w:lineRule="auto" w:after="180"/>
+      </w:pPr>
+      <w:r>
+        <w:rPr>
+          <w:b w:val="0"/>
+        </w:rPr>
+        <w:t xml:space="preserve">Students investigate representation before </w:t>
+      </w:r>
+      <w:r>
+        <w:rPr>
+          <w:b/>
+        </w:rPr>
+        <w:t>fitting</w:t>
+      </w:r>
+      <w:r>
+        <w:rPr>
+          <w:b w:val="0"/>
+        </w:rPr>
+        <w:t xml:space="preserve"> a model. Keep the paper rule explicit: positive known measurements, fixed orientation, no thickness in the card task, and both boundaries inclusive.</w:t>
+      </w:r>
+    </w:p>
+    <w:p>
+      <w:pPr>
+        <w:spacing w:line="336" w:lineRule="auto" w:after="180"/>
+      </w:pPr>
+      <w:r>
+        <w:rPr>
+          <w:b w:val="0"/>
+        </w:rPr>
+        <w:t xml:space="preserve">Length and width suffice for that limited rule. A collision between </w:t>
+      </w:r>
+      <w:r>
+        <w:rPr>
+          <w:b/>
+        </w:rPr>
+        <w:t>feature record</w:t>
+      </w:r>
+      <w:r>
+        <w:rPr>
+          <w:b w:val="0"/>
+        </w:rPr>
+        <w:t xml:space="preserve">s with different correct labels demonstrates lost information; it does not prove that every task needs these same </w:t>
+      </w:r>
+      <w:r>
+        <w:rPr>
+          <w:b/>
+        </w:rPr>
+        <w:t>input</w:t>
+      </w:r>
+      <w:r>
+        <w:rPr>
+          <w:b w:val="0"/>
+        </w:rPr>
+        <w:t>s.</w:t>
+      </w:r>
+    </w:p>
+    <w:p>
+      <w:pPr>
+        <w:spacing w:line="336" w:lineRule="auto" w:after="180"/>
+      </w:pPr>
+      <w:r>
+        <w:rPr>
+          <w:b w:val="0"/>
+        </w:rPr>
+        <w:t xml:space="preserve">Explain </w:t>
+      </w:r>
+      <w:r>
+        <w:rPr>
+          <w:b/>
+        </w:rPr>
+        <w:t>leakage</w:t>
+      </w:r>
+      <w:r>
+        <w:rPr>
+          <w:b w:val="0"/>
+        </w:rPr>
+        <w:t xml:space="preserve"> through timing and the copied sticker, without requiring model </w:t>
+      </w:r>
+      <w:r>
+        <w:rPr>
+          <w:b/>
+        </w:rPr>
+        <w:t>training</w:t>
+      </w:r>
+      <w:r>
+        <w:rPr>
+          <w:b w:val="0"/>
+        </w:rPr>
+        <w:t xml:space="preserve"> or statistics.</w:t>
       </w:r>
     </w:p>
     <w:p>
@@ -466,22 +756,46 @@
       </w:r>
     </w:p>
     <w:p>
-      <w:r>
+      <w:pPr>
+        <w:spacing w:line="336" w:lineRule="auto" w:after="180"/>
+      </w:pPr>
+      <w:r>
+        <w:rPr>
+          <w:b w:val="0"/>
+        </w:rPr>
         <w:t>Check the card fields against the same explicit policy and version. Agreement alone can preserve a shared mistake; it does not prove that an event exists or has permission.</w:t>
       </w:r>
     </w:p>
     <w:p>
-      <w:r>
+      <w:pPr>
+        <w:spacing w:line="336" w:lineRule="auto" w:after="180"/>
+      </w:pPr>
+      <w:r>
+        <w:rPr>
+          <w:b w:val="0"/>
+        </w:rPr>
         <w:t>Four cards matching the worked table, with dimensions, colour and identifying letters written as text</w:t>
       </w:r>
     </w:p>
     <w:p>
-      <w:r>
+      <w:pPr>
+        <w:spacing w:line="336" w:lineRule="auto" w:after="180"/>
+      </w:pPr>
+      <w:r>
+        <w:rPr>
+          <w:b w:val="0"/>
+        </w:rPr>
         <w:t>Two paper columns headed Before the decision and After inspection, plus removable label stickers</w:t>
       </w:r>
     </w:p>
     <w:p>
-      <w:r>
+      <w:pPr>
+        <w:spacing w:line="336" w:lineRule="auto" w:after="180"/>
+      </w:pPr>
+      <w:r>
+        <w:rPr>
+          <w:b w:val="0"/>
+        </w:rPr>
         <w:t>Blank records headed Length in cm and Width in cm, and the independent display-tray task from W4</w:t>
       </w:r>
     </w:p>
@@ -494,12 +808,36 @@
       </w:r>
     </w:p>
     <w:p>
-      <w:r>
-        <w:t>By the end, I can test a distracting feature with controlled changes rather than confounding clues.</w:t>
-      </w:r>
-    </w:p>
-    <w:p>
-      <w:r>
+      <w:pPr>
+        <w:spacing w:line="336" w:lineRule="auto" w:after="180"/>
+      </w:pPr>
+      <w:r>
+        <w:rPr>
+          <w:b w:val="0"/>
+        </w:rPr>
+        <w:t xml:space="preserve">By the end, I can test a distracting </w:t>
+      </w:r>
+      <w:r>
+        <w:rPr>
+          <w:b/>
+        </w:rPr>
+        <w:t>feature</w:t>
+      </w:r>
+      <w:r>
+        <w:rPr>
+          <w:b w:val="0"/>
+        </w:rPr>
+        <w:t xml:space="preserve"> with controlled changes rather than confounding clues.</w:t>
+      </w:r>
+    </w:p>
+    <w:p>
+      <w:pPr>
+        <w:spacing w:line="336" w:lineRule="auto" w:after="180"/>
+      </w:pPr>
+      <w:r>
+        <w:rPr>
+          <w:b w:val="0"/>
+        </w:rPr>
         <w:t>This added worked case illustrates the week’s main idea. Retain all original and connected topics; schedule its practice within the teaching cycle.</w:t>
       </w:r>
     </w:p>
@@ -512,61 +850,203 @@
       </w:r>
     </w:p>
     <w:p>
+      <w:r>
+        <w:t>Model Features and Distractors using the supplied case, labelled mechanism and reasoning. Make the scope of each conclusion explicit.</w:t>
+      </w:r>
+    </w:p>
+    <w:p>
+      <w:pPr>
+        <w:spacing w:line="336" w:lineRule="auto" w:after="180"/>
+      </w:pPr>
+      <w:r>
+        <w:rPr>
+          <w:b/>
+        </w:rPr>
+        <w:t>Input</w:t>
+      </w:r>
+      <w:r>
+        <w:rPr>
+          <w:b w:val="0"/>
+        </w:rPr>
+        <w:t xml:space="preserve"> → </w:t>
+      </w:r>
+      <w:r>
+        <w:rPr>
+          <w:b/>
+        </w:rPr>
+        <w:t>Process</w:t>
+      </w:r>
+      <w:r>
+        <w:rPr>
+          <w:b w:val="0"/>
+        </w:rPr>
+        <w:t xml:space="preserve"> → </w:t>
+      </w:r>
+      <w:r>
+        <w:rPr>
+          <w:b/>
+        </w:rPr>
+        <w:t>Output</w:t>
+      </w:r>
+    </w:p>
+    <w:p>
+      <w:pPr>
+        <w:spacing w:line="336" w:lineRule="auto" w:after="180"/>
+      </w:pPr>
+      <w:r>
+        <w:rPr>
+          <w:b w:val="0"/>
+        </w:rPr>
+        <w:t>Trace the information. At each stage, ask what changed and how you could test it.</w:t>
+      </w:r>
+    </w:p>
+    <w:p>
+      <w:pPr>
+        <w:spacing w:line="336" w:lineRule="auto" w:after="180"/>
+      </w:pPr>
+      <w:r>
+        <w:rPr>
+          <w:b w:val="0"/>
+        </w:rPr>
+        <w:t>Which stage could fail even when the other two are correct? Explain:</w:t>
+      </w:r>
+    </w:p>
+    <w:p>
+      <w:pPr>
+        <w:spacing w:line="336" w:lineRule="auto" w:after="180"/>
+      </w:pPr>
+      <w:r>
+        <w:rPr>
+          <w:b w:val="0"/>
+        </w:rPr>
+        <w:t xml:space="preserve">Predict first. Then check each step. A correct answer without visible reasoning is incomplete </w:t>
+      </w:r>
+      <w:r>
+        <w:rPr>
+          <w:b/>
+        </w:rPr>
+        <w:t>evidence</w:t>
+      </w:r>
+      <w:r>
+        <w:rPr>
+          <w:b w:val="0"/>
+        </w:rPr>
+        <w:t>.</w:t>
+      </w:r>
+    </w:p>
+    <w:p>
+      <w:pPr>
+        <w:spacing w:line="336" w:lineRule="auto" w:after="180"/>
+        <w:shd w:fill="F4F9FC"/>
+      </w:pPr>
+      <w:r>
+        <w:rPr>
+          <w:b w:val="0"/>
+        </w:rPr>
+        <w:t>1. Goal: recommend enjoyable readable books.</w:t>
+      </w:r>
+    </w:p>
+    <w:p>
+      <w:pPr>
+        <w:spacing w:line="336" w:lineRule="auto" w:after="180"/>
+        <w:shd w:fill="F4F9FC"/>
+      </w:pPr>
+      <w:r>
+        <w:rPr>
+          <w:b w:val="0"/>
+        </w:rPr>
+        <w:t>2. Useful: genre match, reading level, length preference.</w:t>
+      </w:r>
+    </w:p>
+    <w:p>
+      <w:pPr>
+        <w:spacing w:line="336" w:lineRule="auto" w:after="180"/>
+        <w:shd w:fill="F4F9FC"/>
+      </w:pPr>
+      <w:r>
+        <w:rPr>
+          <w:b w:val="0"/>
+        </w:rPr>
+        <w:t xml:space="preserve">3. </w:t>
+      </w:r>
+      <w:r>
+        <w:rPr>
+          <w:b/>
+        </w:rPr>
+        <w:t>Distractor</w:t>
+      </w:r>
+      <w:r>
+        <w:rPr>
+          <w:b w:val="0"/>
+        </w:rPr>
+        <w:t>: cover color may match past labels by accident.</w:t>
+      </w:r>
+    </w:p>
+    <w:p>
+      <w:pPr>
+        <w:spacing w:line="336" w:lineRule="auto" w:after="180"/>
+        <w:shd w:fill="F4F9FC"/>
+      </w:pPr>
+      <w:r>
+        <w:rPr>
+          <w:b w:val="0"/>
+        </w:rPr>
+        <w:t xml:space="preserve">4. Deployment check: every chosen </w:t>
+      </w:r>
+      <w:r>
+        <w:rPr>
+          <w:b/>
+        </w:rPr>
+        <w:t>feature</w:t>
+      </w:r>
+      <w:r>
+        <w:rPr>
+          <w:b w:val="0"/>
+        </w:rPr>
+        <w:t xml:space="preserve"> must exist before recommending.</w:t>
+      </w:r>
+    </w:p>
+    <w:p>
+      <w:pPr>
+        <w:spacing w:line="336" w:lineRule="auto" w:after="180"/>
+      </w:pPr>
+      <w:r>
+        <w:rPr>
+          <w:b w:val="0"/>
+        </w:rPr>
+        <w:t>Recalculate, retrace, or restate the reasoning in your own representation:</w:t>
+      </w:r>
+    </w:p>
+    <w:p>
+      <w:pPr>
+        <w:spacing w:line="336" w:lineRule="auto" w:after="180"/>
+        <w:shd w:fill="F5F1FB"/>
+      </w:pPr>
+      <w:r>
+        <w:rPr>
+          <w:b w:val="0"/>
+        </w:rPr>
+        <w:t xml:space="preserve">CHECK Did the </w:t>
+      </w:r>
+      <w:r>
+        <w:rPr>
+          <w:b/>
+        </w:rPr>
+        <w:t>evidence</w:t>
+      </w:r>
+      <w:r>
+        <w:rPr>
+          <w:b w:val="0"/>
+        </w:rPr>
+        <w:t xml:space="preserve"> answer the exact question? Did the total, path, or source record stay consistent?</w:t>
+      </w:r>
+    </w:p>
+    <w:p>
       <w:pPr>
         <w:pStyle w:val="Heading3"/>
       </w:pPr>
       <w:r>
-        <w:t>Explain the mechanism</w:t>
-      </w:r>
-    </w:p>
-    <w:p>
-      <w:r>
-        <w:t>Input → Process → Output</w:t>
-      </w:r>
-    </w:p>
-    <w:p>
-      <w:r>
-        <w:t>Trace the information. At each stage, ask what changed and how you could test it.</w:t>
-      </w:r>
-    </w:p>
-    <w:p>
-      <w:r>
-        <w:t>Which stage could fail even when the other two are correct? Explain:</w:t>
-      </w:r>
-    </w:p>
-    <w:p>
-      <w:r>
-        <w:t>Predict first. Then check each step. A correct answer without visible reasoning is incomplete evidence.</w:t>
-      </w:r>
-    </w:p>
-    <w:p>
-      <w:r>
-        <w:t>1. Goal: recommend enjoyable readable books.</w:t>
-      </w:r>
-    </w:p>
-    <w:p>
-      <w:r>
-        <w:t>2. Useful: genre match, reading level, length preference.</w:t>
-      </w:r>
-    </w:p>
-    <w:p>
-      <w:r>
-        <w:t>3. Distractor: cover color may match past labels by accident.</w:t>
-      </w:r>
-    </w:p>
-    <w:p>
-      <w:r>
-        <w:t>4. Deployment check: every chosen feature must exist before recommending.</w:t>
-      </w:r>
-    </w:p>
-    <w:p>
-      <w:r>
-        <w:t>Recalculate, retrace, or restate the reasoning in your own representation:</w:t>
-      </w:r>
-    </w:p>
-    <w:p>
-      <w:r>
-        <w:t>CHECK Did the evidence answer the exact question? Did the total, path, or source record stay consistent?</w:t>
+        <w:t>Concrete teaching case</w:t>
       </w:r>
     </w:p>
     <w:p>
@@ -574,68 +1054,359 @@
         <w:pStyle w:val="Heading3"/>
       </w:pPr>
       <w:r>
-        <w:t>Concrete teaching case</w:t>
-      </w:r>
-    </w:p>
-    <w:p>
-      <w:r>
+        <w:t>The teaching case</w:t>
+      </w:r>
+    </w:p>
+    <w:p>
+      <w:pPr>
+        <w:spacing w:line="336" w:lineRule="auto" w:after="180"/>
+        <w:shd w:fill="F1F6FC"/>
+      </w:pPr>
+      <w:r>
+        <w:rPr>
+          <w:b w:val="0"/>
+        </w:rPr>
         <w:t>Target: includes animal characters. Fields: animal tag, cover colour and shelf number.</w:t>
       </w:r>
     </w:p>
     <w:p>
-      <w:r>
-        <w:t>Choose useful evidence and possible distractions.</w:t>
-      </w:r>
-    </w:p>
-    <w:p>
       <w:pPr>
         <w:pStyle w:val="Heading3"/>
       </w:pPr>
       <w:r>
+        <w:t>The teaching case</w:t>
+      </w:r>
+    </w:p>
+    <w:p>
+      <w:pPr>
+        <w:spacing w:line="336" w:lineRule="auto" w:after="180"/>
+        <w:shd w:fill="F1F6FC"/>
+      </w:pPr>
+      <w:r>
+        <w:rPr>
+          <w:b w:val="0"/>
+        </w:rPr>
+        <w:t xml:space="preserve">Choose useful </w:t>
+      </w:r>
+      <w:r>
+        <w:rPr>
+          <w:b/>
+        </w:rPr>
+        <w:t>evidence</w:t>
+      </w:r>
+      <w:r>
+        <w:rPr>
+          <w:b w:val="0"/>
+        </w:rPr>
+        <w:t xml:space="preserve"> and possible distractions.</w:t>
+      </w:r>
+    </w:p>
+    <w:p>
+      <w:pPr>
+        <w:pStyle w:val="Heading3"/>
+      </w:pPr>
+      <w:r>
         <w:t>Exact explanation to model</w:t>
       </w:r>
     </w:p>
     <w:p>
-      <w:r>
-        <w:t>An accurate animal tag directly addresses the target. Colour and shelf can produce accidental shortcuts. Test on new books.</w:t>
-      </w:r>
-    </w:p>
-    <w:p>
       <w:pPr>
         <w:pStyle w:val="Heading3"/>
       </w:pPr>
       <w:r>
+        <w:t>Why the result follows</w:t>
+      </w:r>
+    </w:p>
+    <w:p>
+      <w:pPr>
+        <w:spacing w:line="336" w:lineRule="auto" w:after="180"/>
+        <w:shd w:fill="F1F6FC"/>
+      </w:pPr>
+      <w:r>
+        <w:rPr>
+          <w:b w:val="0"/>
+        </w:rPr>
+        <w:t xml:space="preserve">An accurate animal tag directly addresses the target. Colour and shelf can produce accidental </w:t>
+      </w:r>
+      <w:r>
+        <w:rPr>
+          <w:b/>
+        </w:rPr>
+        <w:t>shortcut</w:t>
+      </w:r>
+      <w:r>
+        <w:rPr>
+          <w:b w:val="0"/>
+        </w:rPr>
+        <w:t>s. Test on new books.</w:t>
+      </w:r>
+    </w:p>
+    <w:p>
+      <w:pPr>
+        <w:pStyle w:val="Heading3"/>
+      </w:pPr>
+      <w:r>
         <w:t>Explain the added worked example</w:t>
       </w:r>
     </w:p>
     <w:p>
-      <w:r>
-        <w:t>Imagine a paper sorting task for a model delivery station. Each rectangular card has a length, width, colour and card number. The station labels a card fits if its length is at most 12 centimetres and its width is at most 8 centimetres. Both limits include equality. Cards stay flat in the marked orientation; turning, bending and thickness are outside this paper task. All measurements in the first examples are known positive whole numbers.</w:t>
-      </w:r>
-    </w:p>
-    <w:p>
-      <w:r>
-        <w:t>A feature is a recorded input property, such as width in centimetres. The target label is the answer we want to produce: fits or too large under this guide. Decide what the answer means before choosing the inputs. A card number can help us find a record, but knowing its number does not tell us its dimensions.</w:t>
-      </w:r>
-    </w:p>
-    <w:p>
-      <w:r>
-        <w:t>This guide already gives us a direct rule, so we do not need to train a model to solve it. We use the task to investigate the information that either a rule or a learned model would need. Later, when relationships are learned from examples, the same question remains: did we supply the distinctions the task requires?</w:t>
-      </w:r>
-    </w:p>
-    <w:p>
-      <w:r>
+      <w:pPr>
+        <w:pStyle w:val="Heading3"/>
+      </w:pPr>
+      <w:r>
+        <w:t>Explain the added worked example · 1</w:t>
+      </w:r>
+    </w:p>
+    <w:p>
+      <w:pPr>
+        <w:spacing w:line="336" w:lineRule="auto" w:after="180"/>
+      </w:pPr>
+      <w:r>
+        <w:rPr>
+          <w:b w:val="0"/>
+        </w:rPr>
+        <w:t>Imagine a paper sorting task for a model delivery station. Each rectangular card has a length, width, colour and card number.</w:t>
+      </w:r>
+    </w:p>
+    <w:p>
+      <w:pPr>
+        <w:spacing w:line="336" w:lineRule="auto" w:after="180"/>
+      </w:pPr>
+      <w:r>
+        <w:rPr>
+          <w:b w:val="0"/>
+        </w:rPr>
+        <w:t>The station labels a card fits if its length is at most 12 centimetres and its width is at most 8 centimetres. Both limits include equality.</w:t>
+      </w:r>
+    </w:p>
+    <w:p>
+      <w:pPr>
+        <w:spacing w:line="336" w:lineRule="auto" w:after="180"/>
+      </w:pPr>
+      <w:r>
+        <w:rPr>
+          <w:b w:val="0"/>
+        </w:rPr>
+        <w:t>Cards stay flat in the marked orientation; turning, bending and thickness are outside this paper task. All measurements in the first examples are known positive whole numbers.</w:t>
+      </w:r>
+    </w:p>
+    <w:p>
+      <w:pPr>
+        <w:pStyle w:val="Heading3"/>
+      </w:pPr>
+      <w:r>
+        <w:t>Explain the added worked example · 2</w:t>
+      </w:r>
+    </w:p>
+    <w:p>
+      <w:pPr>
+        <w:spacing w:line="336" w:lineRule="auto" w:after="180"/>
+      </w:pPr>
+      <w:r>
+        <w:rPr>
+          <w:b w:val="0"/>
+        </w:rPr>
+        <w:t xml:space="preserve">A </w:t>
+      </w:r>
+      <w:r>
+        <w:rPr>
+          <w:b/>
+        </w:rPr>
+        <w:t>feature</w:t>
+      </w:r>
+      <w:r>
+        <w:rPr>
+          <w:b w:val="0"/>
+        </w:rPr>
+        <w:t xml:space="preserve"> is a recorded </w:t>
+      </w:r>
+      <w:r>
+        <w:rPr>
+          <w:b/>
+        </w:rPr>
+        <w:t>input</w:t>
+      </w:r>
+      <w:r>
+        <w:rPr>
+          <w:b w:val="0"/>
+        </w:rPr>
+        <w:t xml:space="preserve"> property, such as width in centimetres. The </w:t>
+      </w:r>
+      <w:r>
+        <w:rPr>
+          <w:b/>
+        </w:rPr>
+        <w:t>target label</w:t>
+      </w:r>
+      <w:r>
+        <w:rPr>
+          <w:b w:val="0"/>
+        </w:rPr>
+        <w:t xml:space="preserve"> is the answer we want to produce: fits or too large under this guide. Decide what the answer means before choosing the </w:t>
+      </w:r>
+      <w:r>
+        <w:rPr>
+          <w:b/>
+        </w:rPr>
+        <w:t>input</w:t>
+      </w:r>
+      <w:r>
+        <w:rPr>
+          <w:b w:val="0"/>
+        </w:rPr>
+        <w:t>s.</w:t>
+      </w:r>
+    </w:p>
+    <w:p>
+      <w:pPr>
+        <w:spacing w:line="336" w:lineRule="auto" w:after="180"/>
+      </w:pPr>
+      <w:r>
+        <w:rPr>
+          <w:b w:val="0"/>
+        </w:rPr>
+        <w:t>A card number can help us find a record, but knowing its number does not tell us its dimensions.</w:t>
+      </w:r>
+    </w:p>
+    <w:p>
+      <w:pPr>
+        <w:pStyle w:val="Heading3"/>
+      </w:pPr>
+      <w:r>
+        <w:t>Explain the added worked example · 3</w:t>
+      </w:r>
+    </w:p>
+    <w:p>
+      <w:pPr>
+        <w:spacing w:line="336" w:lineRule="auto" w:after="180"/>
+      </w:pPr>
+      <w:r>
+        <w:rPr>
+          <w:b w:val="0"/>
+        </w:rPr>
+        <w:t xml:space="preserve">This guide already gives us a direct rule, so we do not need to train a model to solve it. We use the task to investigate the information that either a rule or a </w:t>
+      </w:r>
+      <w:r>
+        <w:rPr>
+          <w:b/>
+        </w:rPr>
+        <w:t>learned model</w:t>
+      </w:r>
+      <w:r>
+        <w:rPr>
+          <w:b w:val="0"/>
+        </w:rPr>
+        <w:t xml:space="preserve"> would need.</w:t>
+      </w:r>
+    </w:p>
+    <w:p>
+      <w:pPr>
+        <w:spacing w:line="336" w:lineRule="auto" w:after="180"/>
+      </w:pPr>
+      <w:r>
+        <w:rPr>
+          <w:b w:val="0"/>
+        </w:rPr>
+        <w:t>Later, when relationships are learned from examples, the same question remains: did we supply the distinctions the task requires?</w:t>
+      </w:r>
+    </w:p>
+    <w:p>
+      <w:pPr>
+        <w:spacing w:line="336" w:lineRule="auto" w:after="180"/>
+      </w:pPr>
+      <w:r>
+        <w:rPr>
+          <w:b w:val="0"/>
+        </w:rPr>
         <w:t>Card A is 10 centimetres long and 7 centimetres wide. Card B is 10 centimetres long and 9 centimetres wide. A fits; B is too large because its width exceeds 8. Compare two ways of recording these cards.</w:t>
       </w:r>
     </w:p>
     <w:p>
-      <w:r>
-        <w:t>A system receiving only the length cannot use the hidden width to tell these two cards apart. The same input, 10, is paired with two different correct answers. It may guess, return an uncertainty, or use a usual answer, but length alone cannot guarantee the right label for both. A more complicated model cannot reconstruct this missing distinction with certainty from that input alone.</w:t>
-      </w:r>
-    </w:p>
-    <w:p>
-      <w:r>
-        <w:t>A feature record needs a consistent order and units. Here we write length in centimetres first, then width in centimetres. The record 10, 7 means something different if someone silently switches the order or records millimetres. Write the definitions alongside the data.</w:t>
+      <w:pPr>
+        <w:pStyle w:val="Heading3"/>
+      </w:pPr>
+      <w:r>
+        <w:t>Explain the added worked example · 4</w:t>
+      </w:r>
+    </w:p>
+    <w:p>
+      <w:pPr>
+        <w:spacing w:line="336" w:lineRule="auto" w:after="180"/>
+      </w:pPr>
+      <w:r>
+        <w:rPr>
+          <w:b w:val="0"/>
+        </w:rPr>
+        <w:t xml:space="preserve">A system receiving only the length cannot use the hidden width to tell these two cards apart. The same </w:t>
+      </w:r>
+      <w:r>
+        <w:rPr>
+          <w:b/>
+        </w:rPr>
+        <w:t>input</w:t>
+      </w:r>
+      <w:r>
+        <w:rPr>
+          <w:b w:val="0"/>
+        </w:rPr>
+        <w:t>, 10, is paired with two different correct answers.</w:t>
+      </w:r>
+    </w:p>
+    <w:p>
+      <w:pPr>
+        <w:spacing w:line="336" w:lineRule="auto" w:after="180"/>
+      </w:pPr>
+      <w:r>
+        <w:rPr>
+          <w:b w:val="0"/>
+        </w:rPr>
+        <w:t xml:space="preserve">It may guess, return an uncertainty, or use a usual answer, but length alone cannot guarantee the right label for both. A more complicated model cannot reconstruct this missing distinction with certainty from that </w:t>
+      </w:r>
+      <w:r>
+        <w:rPr>
+          <w:b/>
+        </w:rPr>
+        <w:t>input</w:t>
+      </w:r>
+      <w:r>
+        <w:rPr>
+          <w:b w:val="0"/>
+        </w:rPr>
+        <w:t xml:space="preserve"> alone.</w:t>
+      </w:r>
+    </w:p>
+    <w:p>
+      <w:pPr>
+        <w:spacing w:line="336" w:lineRule="auto" w:after="180"/>
+      </w:pPr>
+      <w:r>
+        <w:rPr>
+          <w:b w:val="0"/>
+        </w:rPr>
+        <w:t xml:space="preserve">A </w:t>
+      </w:r>
+      <w:r>
+        <w:rPr>
+          <w:b/>
+        </w:rPr>
+        <w:t>feature record</w:t>
+      </w:r>
+      <w:r>
+        <w:rPr>
+          <w:b w:val="0"/>
+        </w:rPr>
+        <w:t xml:space="preserve"> needs a consistent order and units. Here we write length in centimetres first, then width in centimetres.</w:t>
+      </w:r>
+    </w:p>
+    <w:p>
+      <w:pPr>
+        <w:spacing w:line="336" w:lineRule="auto" w:after="180"/>
+      </w:pPr>
+      <w:r>
+        <w:rPr>
+          <w:b w:val="0"/>
+        </w:rPr>
+        <w:t>The record 10, 7 means something different if someone silently switches the order or records millimetres. Write the definitions alongside the data.</w:t>
       </w:r>
     </w:p>
     <w:p>
@@ -801,8 +1572,37 @@
       </w:r>
     </w:p>
     <w:p>
-      <w:r>
-        <w:t>Use the complete worked example below before asking learners to complete W2. Reveal a small part, invite a prediction, then explain the deciding step. These teacher notes contain solutions; do not reveal the independent case answer during modelling.</w:t>
+      <w:pPr>
+        <w:spacing w:line="336" w:lineRule="auto" w:after="180"/>
+      </w:pPr>
+      <w:r>
+        <w:rPr>
+          <w:b w:val="0"/>
+        </w:rPr>
+        <w:t xml:space="preserve">Use the complete worked example below before asking learners to complete W2. Reveal a small part, invite a </w:t>
+      </w:r>
+      <w:r>
+        <w:rPr>
+          <w:b/>
+        </w:rPr>
+        <w:t>prediction</w:t>
+      </w:r>
+      <w:r>
+        <w:rPr>
+          <w:b w:val="0"/>
+        </w:rPr>
+        <w:t>, then explain the deciding step.</w:t>
+      </w:r>
+    </w:p>
+    <w:p>
+      <w:pPr>
+        <w:spacing w:line="336" w:lineRule="auto" w:after="180"/>
+      </w:pPr>
+      <w:r>
+        <w:rPr>
+          <w:b w:val="0"/>
+        </w:rPr>
+        <w:t>These teacher notes contain solutions; do not reveal the independent case answer during modelling.</w:t>
       </w:r>
     </w:p>
     <w:tbl>
@@ -820,6 +1620,38 @@
         <w:trPr>
           <w:tblHeader/>
         </w:trPr>
+        <w:tc>
+          <w:tcPr>
+            <w:tcW w:type="dxa" w:w="3408"/>
+          </w:tcPr>
+          <w:p>
+            <w:r>
+              <w:t>Card measurements and colour</w:t>
+            </w:r>
+          </w:p>
+        </w:tc>
+        <w:tc>
+          <w:tcPr>
+            <w:tcW w:type="dxa" w:w="3408"/>
+          </w:tcPr>
+          <w:p>
+            <w:r>
+              <w:t>Label under the guide</w:t>
+            </w:r>
+          </w:p>
+        </w:tc>
+        <w:tc>
+          <w:tcPr>
+            <w:tcW w:type="dxa" w:w="3408"/>
+          </w:tcPr>
+          <w:p>
+            <w:r>
+              <w:t>What the comparison shows</w:t>
+            </w:r>
+          </w:p>
+        </w:tc>
+      </w:tr>
+      <w:tr>
         <w:tc>
           <w:tcPr>
             <w:tcW w:type="dxa" w:w="3408"/>
@@ -949,13 +1781,99 @@
       </w:tr>
     </w:tbl>
     <w:p>
-      <w:r>
-        <w:t>The first two cards show why width matters. The first and third show why length matters. The first and fourth show that colour has no part in this particular rule. That is a statement about our task, not a claim that colour is useless for every task. For sorting red and blue cards, colour would be essential.</w:t>
-      </w:r>
-    </w:p>
-    <w:p>
-      <w:r>
-        <w:t>Suppose every fitting card in a small practice set is blue and every oversized card is red. Colour would appear to predict the labels perfectly in that set. A red 10 by 7 card and a blue 13 by 7 card expose the shortcut. Check a proposed feature on deliberately different cases before trusting the practice score.</w:t>
+      <w:pPr>
+        <w:pStyle w:val="Heading3"/>
+      </w:pPr>
+      <w:r>
+        <w:t>Model the reasoning aloud · 5</w:t>
+      </w:r>
+    </w:p>
+    <w:p>
+      <w:pPr>
+        <w:spacing w:line="336" w:lineRule="auto" w:after="180"/>
+      </w:pPr>
+      <w:r>
+        <w:rPr>
+          <w:b w:val="0"/>
+        </w:rPr>
+        <w:t>The first two cards show why width matters. The first and third show why length matters. The first and fourth show that colour has no part in this particular rule.</w:t>
+      </w:r>
+    </w:p>
+    <w:p>
+      <w:pPr>
+        <w:spacing w:line="336" w:lineRule="auto" w:after="180"/>
+      </w:pPr>
+      <w:r>
+        <w:rPr>
+          <w:b w:val="0"/>
+        </w:rPr>
+        <w:t>That is a statement about our task, not a claim that colour is useless for every task. For sorting red and blue cards, colour would be essential.</w:t>
+      </w:r>
+    </w:p>
+    <w:p>
+      <w:pPr>
+        <w:pStyle w:val="Heading3"/>
+      </w:pPr>
+      <w:r>
+        <w:t>Model the reasoning aloud · 6</w:t>
+      </w:r>
+    </w:p>
+    <w:p>
+      <w:pPr>
+        <w:spacing w:line="336" w:lineRule="auto" w:after="180"/>
+      </w:pPr>
+      <w:r>
+        <w:rPr>
+          <w:b w:val="0"/>
+        </w:rPr>
+        <w:t xml:space="preserve">Suppose every </w:t>
+      </w:r>
+      <w:r>
+        <w:rPr>
+          <w:b/>
+        </w:rPr>
+        <w:t>fitting</w:t>
+      </w:r>
+      <w:r>
+        <w:rPr>
+          <w:b w:val="0"/>
+        </w:rPr>
+        <w:t xml:space="preserve"> card in a small practice set is blue and every oversized card is red. Colour would appear to predict the labels perfectly in that set. A red 10 by 7 card and a blue 13 by 7 card expose the </w:t>
+      </w:r>
+      <w:r>
+        <w:rPr>
+          <w:b/>
+        </w:rPr>
+        <w:t>shortcut</w:t>
+      </w:r>
+      <w:r>
+        <w:rPr>
+          <w:b w:val="0"/>
+        </w:rPr>
+        <w:t>.</w:t>
+      </w:r>
+    </w:p>
+    <w:p>
+      <w:pPr>
+        <w:spacing w:line="336" w:lineRule="auto" w:after="180"/>
+      </w:pPr>
+      <w:r>
+        <w:rPr>
+          <w:b w:val="0"/>
+        </w:rPr>
+        <w:t xml:space="preserve">Check a proposed </w:t>
+      </w:r>
+      <w:r>
+        <w:rPr>
+          <w:b/>
+        </w:rPr>
+        <w:t>feature</w:t>
+      </w:r>
+      <w:r>
+        <w:rPr>
+          <w:b w:val="0"/>
+        </w:rPr>
+        <w:t xml:space="preserve"> on deliberately different cases before trusting the practice score.</w:t>
       </w:r>
     </w:p>
     <w:tbl>
@@ -1061,7 +1979,13 @@
       </w:tr>
     </w:tbl>
     <w:p>
-      <w:r>
+      <w:pPr>
+        <w:spacing w:line="336" w:lineRule="auto" w:after="180"/>
+      </w:pPr>
+      <w:r>
+        <w:rPr>
+          <w:b w:val="0"/>
+        </w:rPr>
         <w:t>Use the diagram and verbal explanation together. Ask learners to match a sentence to a specific visual step; do not assign learners fixed visual or auditory learning styles.</w:t>
       </w:r>
     </w:p>
@@ -1074,7 +1998,13 @@
       </w:r>
     </w:p>
     <w:p>
-      <w:r>
+      <w:pPr>
+        <w:spacing w:line="336" w:lineRule="auto" w:after="180"/>
+      </w:pPr>
+      <w:r>
+        <w:rPr>
+          <w:b w:val="0"/>
+        </w:rPr>
         <w:t>A fictional book-topic classifier sees mystery books with triangular logos and science books with circular logos.</w:t>
       </w:r>
     </w:p>
@@ -1087,13 +2017,61 @@
       </w:r>
     </w:p>
     <w:p>
-      <w:r>
-        <w:t>Training contains no mystery-circle or science-triangle covers.</w:t>
-      </w:r>
-    </w:p>
-    <w:p>
-      <w:r>
-        <w:t>Goal is to identify topic from actual subject information, not publisher logo. New controlled test outputs have not been supplied.</w:t>
+      <w:pPr>
+        <w:pStyle w:val="Heading3"/>
+      </w:pPr>
+      <w:r>
+        <w:t>Supplied facts</w:t>
+      </w:r>
+    </w:p>
+    <w:p>
+      <w:pPr>
+        <w:spacing w:line="336" w:lineRule="auto" w:after="180"/>
+        <w:shd w:fill="F1F6FC"/>
+      </w:pPr>
+      <w:r>
+        <w:rPr>
+          <w:b/>
+        </w:rPr>
+        <w:t>Training</w:t>
+      </w:r>
+      <w:r>
+        <w:rPr>
+          <w:b w:val="0"/>
+        </w:rPr>
+        <w:t xml:space="preserve"> contains no mystery-circle or science-triangle covers.</w:t>
+      </w:r>
+    </w:p>
+    <w:p>
+      <w:pPr>
+        <w:pStyle w:val="Heading3"/>
+      </w:pPr>
+      <w:r>
+        <w:t>Supplied facts</w:t>
+      </w:r>
+    </w:p>
+    <w:p>
+      <w:pPr>
+        <w:spacing w:line="336" w:lineRule="auto" w:after="180"/>
+        <w:shd w:fill="F1F6FC"/>
+      </w:pPr>
+      <w:r>
+        <w:rPr>
+          <w:b w:val="0"/>
+        </w:rPr>
+        <w:t xml:space="preserve">Goal is to identify topic from actual subject information, not publisher logo. New controlled test </w:t>
+      </w:r>
+      <w:r>
+        <w:rPr>
+          <w:b/>
+        </w:rPr>
+        <w:t>output</w:t>
+      </w:r>
+      <w:r>
+        <w:rPr>
+          <w:b w:val="0"/>
+        </w:rPr>
+        <w:t>s have not been supplied.</w:t>
       </w:r>
     </w:p>
     <w:p>
@@ -1278,57 +2256,271 @@
       </w:r>
     </w:p>
     <w:p>
-      <w:r>
-        <w:t>Either subject information or logo could explain success on the old combinations. Controlled pairs separate their predictions by changing one aspect at a time. Designing the pair is not equivalent to observing the model’s response. Keep the descriptions identical when testing logo so differences do not have two possible causes.</w:t>
-      </w:r>
-    </w:p>
-    <w:p>
       <w:pPr>
         <w:pStyle w:val="Heading3"/>
       </w:pPr>
       <w:r>
+        <w:t>Why the result follows</w:t>
+      </w:r>
+    </w:p>
+    <w:p>
+      <w:pPr>
+        <w:spacing w:line="336" w:lineRule="auto" w:after="180"/>
+        <w:shd w:fill="F1F6FC"/>
+      </w:pPr>
+      <w:r>
+        <w:rPr>
+          <w:b w:val="0"/>
+        </w:rPr>
+        <w:t xml:space="preserve">Either subject information or logo could explain success on the old combinations. Controlled pairs separate their </w:t>
+      </w:r>
+      <w:r>
+        <w:rPr>
+          <w:b/>
+        </w:rPr>
+        <w:t>prediction</w:t>
+      </w:r>
+      <w:r>
+        <w:rPr>
+          <w:b w:val="0"/>
+        </w:rPr>
+        <w:t>s by changing one aspect at a time.</w:t>
+      </w:r>
+    </w:p>
+    <w:p>
+      <w:pPr>
+        <w:spacing w:line="336" w:lineRule="auto" w:after="180"/>
+        <w:shd w:fill="F1F6FC"/>
+      </w:pPr>
+      <w:r>
+        <w:rPr>
+          <w:b w:val="0"/>
+        </w:rPr>
+        <w:t>Designing the pair is not equivalent to observing the model’s response. Keep the descriptions identical when testing logo so differences do not have two possible causes.</w:t>
+      </w:r>
+    </w:p>
+    <w:p>
+      <w:pPr>
+        <w:pStyle w:val="Heading3"/>
+      </w:pPr>
+      <w:r>
         <w:t>What this example does not establish</w:t>
       </w:r>
     </w:p>
     <w:p>
-      <w:r>
-        <w:t>Controlled observations support specific sensitivity claims; they do not reveal every internal feature a learned model uses.</w:t>
-      </w:r>
-    </w:p>
-    <w:p>
       <w:pPr>
         <w:pStyle w:val="Heading3"/>
       </w:pPr>
       <w:r>
+        <w:t>Keep the stated limit</w:t>
+      </w:r>
+    </w:p>
+    <w:p>
+      <w:pPr>
+        <w:spacing w:line="336" w:lineRule="auto" w:after="180"/>
+        <w:shd w:fill="FFF5E6"/>
+      </w:pPr>
+      <w:r>
+        <w:rPr>
+          <w:b w:val="0"/>
+        </w:rPr>
+        <w:t xml:space="preserve">Controlled </w:t>
+      </w:r>
+      <w:r>
+        <w:rPr>
+          <w:b/>
+        </w:rPr>
+        <w:t>observation</w:t>
+      </w:r>
+      <w:r>
+        <w:rPr>
+          <w:b w:val="0"/>
+        </w:rPr>
+        <w:t xml:space="preserve">s support specific sensitivity claims; they do not reveal every internal </w:t>
+      </w:r>
+      <w:r>
+        <w:rPr>
+          <w:b/>
+        </w:rPr>
+        <w:t>feature</w:t>
+      </w:r>
+      <w:r>
+        <w:rPr>
+          <w:b w:val="0"/>
+        </w:rPr>
+        <w:t xml:space="preserve"> a </w:t>
+      </w:r>
+      <w:r>
+        <w:rPr>
+          <w:b/>
+        </w:rPr>
+        <w:t>learned model</w:t>
+      </w:r>
+      <w:r>
+        <w:rPr>
+          <w:b w:val="0"/>
+        </w:rPr>
+        <w:t xml:space="preserve"> uses.</w:t>
+      </w:r>
+    </w:p>
+    <w:p>
+      <w:pPr>
+        <w:pStyle w:val="Heading3"/>
+      </w:pPr>
+      <w:r>
         <w:t>Change one thing in the pictured case</w:t>
       </w:r>
     </w:p>
     <w:p>
-      <w:r>
+      <w:pPr>
+        <w:pStyle w:val="Heading3"/>
+      </w:pPr>
+      <w:r>
+        <w:t>Change one thing</w:t>
+      </w:r>
+    </w:p>
+    <w:p>
+      <w:pPr>
+        <w:spacing w:line="336" w:lineRule="auto" w:after="180"/>
+        <w:shd w:fill="F5F1FB"/>
+      </w:pPr>
+      <w:r>
+        <w:rPr>
+          <w:b w:val="0"/>
+        </w:rPr>
         <w:t>Change: The first controlled pair yields mystery for triangle and science for circle.</w:t>
       </w:r>
     </w:p>
     <w:p>
-      <w:r>
-        <w:t>Prediction: That pair is evidence of unwanted logo sensitivity.</w:t>
-      </w:r>
-    </w:p>
-    <w:p>
-      <w:r>
-        <w:t>Reason: The subject description stayed mystery; only the irrelevant logo changed.</w:t>
-      </w:r>
-    </w:p>
-    <w:p>
       <w:pPr>
         <w:pStyle w:val="Heading3"/>
       </w:pPr>
       <w:r>
+        <w:t>Predicted result</w:t>
+      </w:r>
+    </w:p>
+    <w:p>
+      <w:pPr>
+        <w:spacing w:line="336" w:lineRule="auto" w:after="180"/>
+        <w:shd w:fill="F1F6FC"/>
+      </w:pPr>
+      <w:r>
+        <w:rPr>
+          <w:b/>
+        </w:rPr>
+        <w:t>Prediction</w:t>
+      </w:r>
+      <w:r>
+        <w:rPr>
+          <w:b w:val="0"/>
+        </w:rPr>
+        <w:t xml:space="preserve">: That pair is </w:t>
+      </w:r>
+      <w:r>
+        <w:rPr>
+          <w:b/>
+        </w:rPr>
+        <w:t>evidence</w:t>
+      </w:r>
+      <w:r>
+        <w:rPr>
+          <w:b w:val="0"/>
+        </w:rPr>
+        <w:t xml:space="preserve"> of unwanted logo sensitivity.</w:t>
+      </w:r>
+    </w:p>
+    <w:p>
+      <w:pPr>
+        <w:pStyle w:val="Heading3"/>
+      </w:pPr>
+      <w:r>
+        <w:t>Why the result follows</w:t>
+      </w:r>
+    </w:p>
+    <w:p>
+      <w:pPr>
+        <w:spacing w:line="336" w:lineRule="auto" w:after="180"/>
+        <w:shd w:fill="F1F6FC"/>
+      </w:pPr>
+      <w:r>
+        <w:rPr>
+          <w:b w:val="0"/>
+        </w:rPr>
+        <w:t>Reason: The subject description stayed mystery; only the ir</w:t>
+      </w:r>
+      <w:r>
+        <w:rPr>
+          <w:b/>
+        </w:rPr>
+        <w:t>relevant</w:t>
+      </w:r>
+      <w:r>
+        <w:rPr>
+          <w:b w:val="0"/>
+        </w:rPr>
+        <w:t xml:space="preserve"> logo changed.</w:t>
+      </w:r>
+    </w:p>
+    <w:p>
+      <w:pPr>
+        <w:pStyle w:val="Heading3"/>
+      </w:pPr>
+      <w:r>
         <w:t>Ask while showing the picture</w:t>
       </w:r>
     </w:p>
     <w:p>
-      <w:r>
-        <w:t>Cover the result. Ask learners to name the inputs and predict the next step. Uncover one step, connect the icon to the actual procedure, and explain its evidence. Then change the supplied condition and compare. The picture is a representation; it does not document execution of a real AI model.</w:t>
+      <w:pPr>
+        <w:pStyle w:val="Heading3"/>
+      </w:pPr>
+      <w:r>
+        <w:t>Ask while showing the picture · 7</w:t>
+      </w:r>
+    </w:p>
+    <w:p>
+      <w:pPr>
+        <w:spacing w:line="336" w:lineRule="auto" w:after="180"/>
+      </w:pPr>
+      <w:r>
+        <w:rPr>
+          <w:b w:val="0"/>
+        </w:rPr>
+        <w:t xml:space="preserve">Cover the result. Ask learners to name the </w:t>
+      </w:r>
+      <w:r>
+        <w:rPr>
+          <w:b/>
+        </w:rPr>
+        <w:t>input</w:t>
+      </w:r>
+      <w:r>
+        <w:rPr>
+          <w:b w:val="0"/>
+        </w:rPr>
+        <w:t xml:space="preserve">s and predict the next step. Uncover one step, connect the icon to the actual procedure, and explain its </w:t>
+      </w:r>
+      <w:r>
+        <w:rPr>
+          <w:b/>
+        </w:rPr>
+        <w:t>evidence</w:t>
+      </w:r>
+      <w:r>
+        <w:rPr>
+          <w:b w:val="0"/>
+        </w:rPr>
+        <w:t>. Then change the supplied condition and compare.</w:t>
+      </w:r>
+    </w:p>
+    <w:p>
+      <w:pPr>
+        <w:spacing w:line="336" w:lineRule="auto" w:after="180"/>
+      </w:pPr>
+      <w:r>
+        <w:rPr>
+          <w:b w:val="0"/>
+        </w:rPr>
+        <w:t>The picture is a representation; it does not document execution of a real AI model.</w:t>
       </w:r>
     </w:p>
     <w:p>
@@ -1340,11 +2532,16 @@
       </w:r>
     </w:p>
     <w:p>
+      <w:r>
+        <w:t>Demonstrate Features and Distractors, reduce support deliberately and check individual reasoning before discussing answers.</w:t>
+      </w:r>
+    </w:p>
+    <w:p>
       <w:pPr>
         <w:pStyle w:val="Heading3"/>
       </w:pPr>
       <w:r>
-        <w:t>Demonstrate and guide practice</w:t>
+        <w:t>Board sequence</w:t>
       </w:r>
     </w:p>
     <w:p>
@@ -1352,55 +2549,221 @@
         <w:pStyle w:val="Heading3"/>
       </w:pPr>
       <w:r>
-        <w:t>Board sequence</w:t>
-      </w:r>
-    </w:p>
-    <w:p>
-      <w:r>
+        <w:t>1. Put the facts on the board</w:t>
+      </w:r>
+    </w:p>
+    <w:p>
+      <w:pPr>
+        <w:spacing w:line="336" w:lineRule="auto" w:after="180"/>
+        <w:shd w:fill="F4F9FC"/>
+      </w:pPr>
+      <w:r>
+        <w:rPr>
+          <w:b w:val="0"/>
+        </w:rPr>
         <w:t>Write the given facts: Target: includes animal characters. Fields: animal tag, cover colour and shelf number.</w:t>
       </w:r>
     </w:p>
     <w:p>
-      <w:r>
-        <w:t>Write the question to explain: Choose useful evidence and possible distractions.</w:t>
-      </w:r>
-    </w:p>
-    <w:p>
-      <w:r>
-        <w:t>Reveal after predictions: An accurate animal tag directly addresses the target. Colour and shelf can produce accidental shortcuts. Test on new books.</w:t>
-      </w:r>
-    </w:p>
-    <w:p>
-      <w:r>
-        <w:t>Keep for an independent attempt: Predict whether a book is short using page count and cover colour. Which feature directly supports the defined label? Give a counterexample to colour.</w:t>
-      </w:r>
-    </w:p>
-    <w:p>
       <w:pPr>
         <w:pStyle w:val="Heading3"/>
       </w:pPr>
       <w:r>
+        <w:t>2. State the decision to explain</w:t>
+      </w:r>
+    </w:p>
+    <w:p>
+      <w:pPr>
+        <w:spacing w:line="336" w:lineRule="auto" w:after="180"/>
+        <w:shd w:fill="F4F9FC"/>
+      </w:pPr>
+      <w:r>
+        <w:rPr>
+          <w:b w:val="0"/>
+        </w:rPr>
+        <w:t xml:space="preserve">Write the question to explain: Choose useful </w:t>
+      </w:r>
+      <w:r>
+        <w:rPr>
+          <w:b/>
+        </w:rPr>
+        <w:t>evidence</w:t>
+      </w:r>
+      <w:r>
+        <w:rPr>
+          <w:b w:val="0"/>
+        </w:rPr>
+        <w:t xml:space="preserve"> and possible distractions.</w:t>
+      </w:r>
+    </w:p>
+    <w:p>
+      <w:pPr>
+        <w:pStyle w:val="Heading3"/>
+      </w:pPr>
+      <w:r>
+        <w:t>3. Reveal the worked reasoning</w:t>
+      </w:r>
+    </w:p>
+    <w:p>
+      <w:pPr>
+        <w:spacing w:line="336" w:lineRule="auto" w:after="180"/>
+        <w:shd w:fill="F1F6FC"/>
+      </w:pPr>
+      <w:r>
+        <w:rPr>
+          <w:b w:val="0"/>
+        </w:rPr>
+        <w:t xml:space="preserve">Reveal after </w:t>
+      </w:r>
+      <w:r>
+        <w:rPr>
+          <w:b/>
+        </w:rPr>
+        <w:t>prediction</w:t>
+      </w:r>
+      <w:r>
+        <w:rPr>
+          <w:b w:val="0"/>
+        </w:rPr>
+        <w:t xml:space="preserve">s: An accurate animal tag directly addresses the target. Colour and shelf can produce accidental </w:t>
+      </w:r>
+      <w:r>
+        <w:rPr>
+          <w:b/>
+        </w:rPr>
+        <w:t>shortcut</w:t>
+      </w:r>
+      <w:r>
+        <w:rPr>
+          <w:b w:val="0"/>
+        </w:rPr>
+        <w:t>s. Test on new books.</w:t>
+      </w:r>
+    </w:p>
+    <w:p>
+      <w:pPr>
+        <w:pStyle w:val="Heading3"/>
+      </w:pPr>
+      <w:r>
+        <w:t>Hold back the independent task</w:t>
+      </w:r>
+    </w:p>
+    <w:p>
+      <w:pPr>
+        <w:spacing w:line="336" w:lineRule="auto" w:after="180"/>
+        <w:shd w:fill="FFF5E6"/>
+      </w:pPr>
+      <w:r>
+        <w:rPr>
+          <w:b w:val="0"/>
+        </w:rPr>
+        <w:t xml:space="preserve">Keep for an independent attempt: Predict whether a book is short using page count and cover colour. Which </w:t>
+      </w:r>
+      <w:r>
+        <w:rPr>
+          <w:b/>
+        </w:rPr>
+        <w:t>feature</w:t>
+      </w:r>
+      <w:r>
+        <w:rPr>
+          <w:b w:val="0"/>
+        </w:rPr>
+        <w:t xml:space="preserve"> directly supports the defined label? Give a counterexample to colour.</w:t>
+      </w:r>
+    </w:p>
+    <w:p>
+      <w:pPr>
+        <w:pStyle w:val="Heading3"/>
+      </w:pPr>
+      <w:r>
         <w:t>Classroom dialogue</w:t>
       </w:r>
     </w:p>
     <w:p>
-      <w:r>
-        <w:t>Ask: Which facts are given, and which would we have to assume? Learners mark relevant details before discussing answers.</w:t>
-      </w:r>
-    </w:p>
-    <w:p>
-      <w:r>
+      <w:pPr>
+        <w:pStyle w:val="Heading3"/>
+      </w:pPr>
+      <w:r>
+        <w:t>Ask the class</w:t>
+      </w:r>
+    </w:p>
+    <w:p>
+      <w:pPr>
+        <w:spacing w:line="336" w:lineRule="auto" w:after="180"/>
+        <w:shd w:fill="F5F1FB"/>
+      </w:pPr>
+      <w:r>
+        <w:rPr>
+          <w:b w:val="0"/>
+        </w:rPr>
+        <w:t xml:space="preserve">Ask: Which facts are given, and which would we have to assume? Learners mark </w:t>
+      </w:r>
+      <w:r>
+        <w:rPr>
+          <w:b/>
+        </w:rPr>
+        <w:t>relevant</w:t>
+      </w:r>
+      <w:r>
+        <w:rPr>
+          <w:b w:val="0"/>
+        </w:rPr>
+        <w:t xml:space="preserve"> details before discussing answers.</w:t>
+      </w:r>
+    </w:p>
+    <w:p>
+      <w:pPr>
+        <w:pStyle w:val="Heading3"/>
+      </w:pPr>
+      <w:r>
+        <w:t>Language to model</w:t>
+      </w:r>
+    </w:p>
+    <w:p>
+      <w:pPr>
+        <w:spacing w:line="336" w:lineRule="auto" w:after="180"/>
+        <w:shd w:fill="F1F6F8"/>
+      </w:pPr>
+      <w:r>
+        <w:rPr>
+          <w:b w:val="0"/>
+        </w:rPr>
         <w:t>Say: Predict first. Show the rule, information path or calculation that would produce the result. A correct guess is not yet an explanation.</w:t>
       </w:r>
     </w:p>
     <w:p>
-      <w:r>
+      <w:pPr>
+        <w:spacing w:line="336" w:lineRule="auto" w:after="180"/>
+      </w:pPr>
+      <w:r>
+        <w:rPr>
+          <w:b w:val="0"/>
+        </w:rPr>
         <w:t>Reveal reasoning one step at a time. Explain why a tempting alternative fails. Write units and denominators for arithmetic, trace conditions for decisions, and identify supporting sources for claims.</w:t>
       </w:r>
     </w:p>
     <w:p>
-      <w:r>
-        <w:t>In pairs, one learner solves while the other checks evidence; exchange roles. Remove the worked answer before independent assessment.</w:t>
+      <w:pPr>
+        <w:spacing w:line="336" w:lineRule="auto" w:after="180"/>
+      </w:pPr>
+      <w:r>
+        <w:rPr>
+          <w:b w:val="0"/>
+        </w:rPr>
+        <w:t xml:space="preserve">In pairs, one learner solves while the other checks </w:t>
+      </w:r>
+      <w:r>
+        <w:rPr>
+          <w:b/>
+        </w:rPr>
+        <w:t>evidence</w:t>
+      </w:r>
+      <w:r>
+        <w:rPr>
+          <w:b w:val="0"/>
+        </w:rPr>
+        <w:t>; exchange roles. Remove the worked answer before independent assessment.</w:t>
       </w:r>
     </w:p>
     <w:p>
@@ -1412,8 +2775,48 @@
       </w:r>
     </w:p>
     <w:p>
-      <w:r>
-        <w:t>Length 12 cm is usable before inspection and passes its criterion. The unreadable width remains unknown, so it might be at most 8 or above 8; the available measurements do not establish fits or too large. The final sticker does not exist before inspection, so it cannot supply an input at the time the answer is needed. Using it would leak the later answer. The exit answer may use red 10 by 7 cm, which fits, or blue 13 by 7 cm, which is too large. Check the dimensions and use new cases that break the practice colour pattern.</w:t>
+      <w:pPr>
+        <w:spacing w:line="336" w:lineRule="auto" w:after="180"/>
+      </w:pPr>
+      <w:r>
+        <w:rPr>
+          <w:b w:val="0"/>
+        </w:rPr>
+        <w:t>Length 12 cm is usable before inspection and passes its criterion. The unreadable width remains unknown, so it might be at most 8 or above 8; the available measurements do not establish fits or too large.</w:t>
+      </w:r>
+    </w:p>
+    <w:p>
+      <w:pPr>
+        <w:spacing w:line="336" w:lineRule="auto" w:after="180"/>
+      </w:pPr>
+      <w:r>
+        <w:rPr>
+          <w:b w:val="0"/>
+        </w:rPr>
+        <w:t xml:space="preserve">The final sticker does not exist before inspection, so it cannot supply an </w:t>
+      </w:r>
+      <w:r>
+        <w:rPr>
+          <w:b/>
+        </w:rPr>
+        <w:t>input</w:t>
+      </w:r>
+      <w:r>
+        <w:rPr>
+          <w:b w:val="0"/>
+        </w:rPr>
+        <w:t xml:space="preserve"> at the time the answer is needed. Using it would leak the later answer.</w:t>
+      </w:r>
+    </w:p>
+    <w:p>
+      <w:pPr>
+        <w:spacing w:line="336" w:lineRule="auto" w:after="180"/>
+      </w:pPr>
+      <w:r>
+        <w:rPr>
+          <w:b w:val="0"/>
+        </w:rPr>
+        <w:t>The exit answer may use red 10 by 7 cm, which fits, or blue 13 by 7 cm, which is too large. Check the dimensions and use new cases that break the practice colour pattern.</w:t>
       </w:r>
     </w:p>
     <w:p>
@@ -1645,41 +3048,209 @@
       </w:r>
     </w:p>
     <w:p>
-      <w:r>
-        <w:t>Completion task: Invent two cards with the same width but different correct labels under the card guide. Give both lengths and widths and justify the labels. Explain why a system receiving only width cannot always label both correctly.</w:t>
-      </w:r>
-    </w:p>
-    <w:p>
-      <w:r>
-        <w:t>Teacher check: One valid pair is length 11 width 6, which fits, and length 13 width 6, which is too large. Both give the width-only input 6 but require different labels. Without length or other permitted distinguishing information, the system cannot guarantee correct labels for both. Accept any valid pair with positive measurements, equal widths at most 8, and lengths on opposite sides of 12.</w:t>
-      </w:r>
-    </w:p>
-    <w:p>
-      <w:r>
-        <w:t>Start by identifying the given inputs together. Leave the intermediate steps blank. If needed, model one step, then withdraw that help on the next step. Move to a full trace only when the partial trace is understood. For partners, alternate explainer and checker; collect a response from every learner before discussion.</w:t>
-      </w:r>
-    </w:p>
-    <w:p>
       <w:pPr>
         <w:pStyle w:val="Heading3"/>
       </w:pPr>
       <w:r>
+        <w:t>Completion practice</w:t>
+      </w:r>
+    </w:p>
+    <w:p>
+      <w:pPr>
+        <w:spacing w:line="336" w:lineRule="auto" w:after="180"/>
+        <w:shd w:fill="F5F1FB"/>
+      </w:pPr>
+      <w:r>
+        <w:rPr>
+          <w:b w:val="0"/>
+        </w:rPr>
+        <w:t>Completion task: Invent two cards with the same width but different correct labels under the card guide. Give both lengths and widths and justify the labels.</w:t>
+      </w:r>
+    </w:p>
+    <w:p>
+      <w:pPr>
+        <w:spacing w:line="336" w:lineRule="auto" w:after="180"/>
+        <w:shd w:fill="F5F1FB"/>
+      </w:pPr>
+      <w:r>
+        <w:rPr>
+          <w:b w:val="0"/>
+        </w:rPr>
+        <w:t>Explain why a system receiving only width cannot always label both correctly.</w:t>
+      </w:r>
+    </w:p>
+    <w:p>
+      <w:pPr>
+        <w:pStyle w:val="Heading3"/>
+      </w:pPr>
+      <w:r>
+        <w:t>Reasoning to listen for</w:t>
+      </w:r>
+    </w:p>
+    <w:p>
+      <w:pPr>
+        <w:spacing w:line="336" w:lineRule="auto" w:after="180"/>
+        <w:shd w:fill="F1F6FC"/>
+      </w:pPr>
+      <w:r>
+        <w:rPr>
+          <w:b w:val="0"/>
+        </w:rPr>
+        <w:t xml:space="preserve">Teacher check: One valid pair is length 11 width 6, which fits, and length 13 width 6, which is too large. Both give the width-only </w:t>
+      </w:r>
+      <w:r>
+        <w:rPr>
+          <w:b/>
+        </w:rPr>
+        <w:t>input</w:t>
+      </w:r>
+      <w:r>
+        <w:rPr>
+          <w:b w:val="0"/>
+        </w:rPr>
+        <w:t xml:space="preserve"> 6 but require different labels.</w:t>
+      </w:r>
+    </w:p>
+    <w:p>
+      <w:pPr>
+        <w:spacing w:line="336" w:lineRule="auto" w:after="180"/>
+        <w:shd w:fill="F1F6FC"/>
+      </w:pPr>
+      <w:r>
+        <w:rPr>
+          <w:b w:val="0"/>
+        </w:rPr>
+        <w:t>Without length or other permitted distinguishing information, the system cannot guarantee correct labels for both. Accept any valid pair with positive measurements, equal widths at most 8, and lengths on opposite sides of 12.</w:t>
+      </w:r>
+    </w:p>
+    <w:p>
+      <w:pPr>
+        <w:spacing w:line="336" w:lineRule="auto" w:after="180"/>
+      </w:pPr>
+      <w:r>
+        <w:rPr>
+          <w:b w:val="0"/>
+        </w:rPr>
+        <w:t xml:space="preserve">Start by identifying the given </w:t>
+      </w:r>
+      <w:r>
+        <w:rPr>
+          <w:b/>
+        </w:rPr>
+        <w:t>input</w:t>
+      </w:r>
+      <w:r>
+        <w:rPr>
+          <w:b w:val="0"/>
+        </w:rPr>
+        <w:t>s together. Leave the intermediate steps blank. If needed, model one step, then withdraw that help on the next step. Move to a full trace only when the partial trace is understood.</w:t>
+      </w:r>
+    </w:p>
+    <w:p>
+      <w:pPr>
+        <w:spacing w:line="336" w:lineRule="auto" w:after="180"/>
+      </w:pPr>
+      <w:r>
+        <w:rPr>
+          <w:b w:val="0"/>
+        </w:rPr>
+        <w:t>For partners, alternate explainer and checker; collect a response from every learner before discussion.</w:t>
+      </w:r>
+    </w:p>
+    <w:p>
+      <w:pPr>
+        <w:pStyle w:val="Heading3"/>
+      </w:pPr>
+      <w:r>
         <w:t>Individual reasoning check</w:t>
       </w:r>
     </w:p>
     <w:p>
-      <w:r>
-        <w:t>Use the worked case for Features and useful distinctions. Proposed explanation: “A stronger model can always recover an omitted measurement”. Decide whether this explanation is supported. Point to the step or supplied fact that decides; explain your repair if needed.</w:t>
-      </w:r>
-    </w:p>
-    <w:p>
-      <w:r>
+      <w:pPr>
+        <w:spacing w:line="336" w:lineRule="auto" w:after="180"/>
+      </w:pPr>
+      <w:r>
+        <w:rPr>
+          <w:b w:val="0"/>
+        </w:rPr>
+        <w:t xml:space="preserve">Use the worked case for </w:t>
+      </w:r>
+      <w:r>
+        <w:rPr>
+          <w:b/>
+        </w:rPr>
+        <w:t>Feature</w:t>
+      </w:r>
+      <w:r>
+        <w:rPr>
+          <w:b w:val="0"/>
+        </w:rPr>
+        <w:t>s and useful distinctions. Proposed explanation: “A stronger model can always recover an omitted measurement”. Decide whether this explanation is supported.</w:t>
+      </w:r>
+    </w:p>
+    <w:p>
+      <w:pPr>
+        <w:spacing w:line="336" w:lineRule="auto" w:after="180"/>
+      </w:pPr>
+      <w:r>
+        <w:rPr>
+          <w:b w:val="0"/>
+        </w:rPr>
+        <w:t>Point to the step or supplied fact that decides; explain your repair if needed.</w:t>
+      </w:r>
+    </w:p>
+    <w:p>
+      <w:pPr>
+        <w:pStyle w:val="Heading3"/>
+      </w:pPr>
+      <w:r>
+        <w:t>Expected repair</w:t>
+      </w:r>
+    </w:p>
+    <w:p>
+      <w:pPr>
+        <w:spacing w:line="336" w:lineRule="auto" w:after="180"/>
+        <w:shd w:fill="F1F6FC"/>
+      </w:pPr>
+      <w:r>
+        <w:rPr>
+          <w:b w:val="0"/>
+        </w:rPr>
         <w:t>Expected correction: Cover width and all identifiers for two same-length cards with different labels. Ask which supplied value tells them apart. Guessing or using typical values cannot guarantee correctness for both.</w:t>
       </w:r>
     </w:p>
     <w:p>
-      <w:r>
-        <w:t>Collect explanations, not only yes/no votes. If a misunderstanding is common, re-model the relevant step for the class. If it affects a few learners, give a short targeted group explanation while others solve a more demanding variation.</w:t>
+      <w:pPr>
+        <w:spacing w:line="336" w:lineRule="auto" w:after="180"/>
+      </w:pPr>
+      <w:r>
+        <w:rPr>
+          <w:b w:val="0"/>
+        </w:rPr>
+        <w:t xml:space="preserve">Collect explanations, not only yes/no votes. If a misunderstanding is common, re-model the </w:t>
+      </w:r>
+      <w:r>
+        <w:rPr>
+          <w:b/>
+        </w:rPr>
+        <w:t>relevant</w:t>
+      </w:r>
+      <w:r>
+        <w:rPr>
+          <w:b w:val="0"/>
+        </w:rPr>
+        <w:t xml:space="preserve"> step for the class.</w:t>
+      </w:r>
+    </w:p>
+    <w:p>
+      <w:pPr>
+        <w:spacing w:line="336" w:lineRule="auto" w:after="180"/>
+      </w:pPr>
+      <w:r>
+        <w:rPr>
+          <w:b w:val="0"/>
+        </w:rPr>
+        <w:t>If it affects a few learners, give a short targeted group explanation while others solve a more demanding variation.</w:t>
       </w:r>
     </w:p>
     <w:p>
@@ -1691,7 +3262,13 @@
       </w:r>
     </w:p>
     <w:p>
-      <w:r>
+      <w:pPr>
+        <w:spacing w:line="336" w:lineRule="auto" w:after="180"/>
+      </w:pPr>
+      <w:r>
+        <w:rPr>
+          <w:b w:val="0"/>
+        </w:rPr>
         <w:t>Does this one pair prove the classifier always ignores subject? Explain a narrower claim.</w:t>
       </w:r>
     </w:p>
@@ -1704,18 +3281,96 @@
       </w:r>
     </w:p>
     <w:p>
-      <w:r>
-        <w:t>No. It shows one topic-fixed prediction changed with logo in this case; additional balanced comparisons are needed to characterise behavior.</w:t>
-      </w:r>
-    </w:p>
-    <w:p>
-      <w:r>
-        <w:t>Changed-case reasoning: That pair is evidence of unwanted logo sensitivity. The subject description stayed mystery; only the irrelevant logo changed.</w:t>
-      </w:r>
-    </w:p>
-    <w:p>
-      <w:r>
-        <w:t>Collect each learner’s explanation before discussion. Use the first missing connection between input, deciding step and result to choose support. This question is worked-case practice, not fresh mastery evidence.</w:t>
+      <w:pPr>
+        <w:spacing w:line="336" w:lineRule="auto" w:after="180"/>
+      </w:pPr>
+      <w:r>
+        <w:rPr>
+          <w:b w:val="0"/>
+        </w:rPr>
+        <w:t xml:space="preserve">No. It shows one topic-fixed </w:t>
+      </w:r>
+      <w:r>
+        <w:rPr>
+          <w:b/>
+        </w:rPr>
+        <w:t>prediction</w:t>
+      </w:r>
+      <w:r>
+        <w:rPr>
+          <w:b w:val="0"/>
+        </w:rPr>
+        <w:t xml:space="preserve"> changed with logo in this case; additional balanced comparisons are needed to characterise behavior.</w:t>
+      </w:r>
+    </w:p>
+    <w:p>
+      <w:pPr>
+        <w:spacing w:line="336" w:lineRule="auto" w:after="180"/>
+      </w:pPr>
+      <w:r>
+        <w:rPr>
+          <w:b w:val="0"/>
+        </w:rPr>
+        <w:t xml:space="preserve">Changed-case reasoning: That pair is </w:t>
+      </w:r>
+      <w:r>
+        <w:rPr>
+          <w:b/>
+        </w:rPr>
+        <w:t>evidence</w:t>
+      </w:r>
+      <w:r>
+        <w:rPr>
+          <w:b w:val="0"/>
+        </w:rPr>
+        <w:t xml:space="preserve"> of unwanted logo sensitivity. The subject description stayed mystery; only the ir</w:t>
+      </w:r>
+      <w:r>
+        <w:rPr>
+          <w:b/>
+        </w:rPr>
+        <w:t>relevant</w:t>
+      </w:r>
+      <w:r>
+        <w:rPr>
+          <w:b w:val="0"/>
+        </w:rPr>
+        <w:t xml:space="preserve"> logo changed.</w:t>
+      </w:r>
+    </w:p>
+    <w:p>
+      <w:pPr>
+        <w:spacing w:line="336" w:lineRule="auto" w:after="180"/>
+      </w:pPr>
+      <w:r>
+        <w:rPr>
+          <w:b w:val="0"/>
+        </w:rPr>
+        <w:t xml:space="preserve">Collect each learner’s explanation before discussion. Use the first missing connection between </w:t>
+      </w:r>
+      <w:r>
+        <w:rPr>
+          <w:b/>
+        </w:rPr>
+        <w:t>input</w:t>
+      </w:r>
+      <w:r>
+        <w:rPr>
+          <w:b w:val="0"/>
+        </w:rPr>
+        <w:t xml:space="preserve">, deciding step and result to choose support. This question is worked-case practice, not fresh mastery </w:t>
+      </w:r>
+      <w:r>
+        <w:rPr>
+          <w:b/>
+        </w:rPr>
+        <w:t>evidence</w:t>
+      </w:r>
+      <w:r>
+        <w:rPr>
+          <w:b w:val="0"/>
+        </w:rPr>
+        <w:t>.</w:t>
       </w:r>
     </w:p>
     <w:p>
@@ -1727,54 +3382,141 @@
       </w:r>
     </w:p>
     <w:p>
+      <w:r>
+        <w:t>Run the Features and Distractors investigation and use the first unsupported step to choose a teaching response.</w:t>
+      </w:r>
+    </w:p>
+    <w:p>
+      <w:pPr>
+        <w:spacing w:line="336" w:lineRule="auto" w:after="180"/>
+      </w:pPr>
+      <w:r>
+        <w:rPr>
+          <w:b w:val="0"/>
+        </w:rPr>
+        <w:t>Words You Can Use to Reason</w:t>
+      </w:r>
+    </w:p>
+    <w:p>
+      <w:pPr>
+        <w:spacing w:line="336" w:lineRule="auto" w:after="180"/>
+      </w:pPr>
+      <w:r>
+        <w:rPr>
+          <w:b w:val="0"/>
+        </w:rPr>
+        <w:t>A definition matters when you can recognize the idea, use it, and contrast it with a near-miss.</w:t>
+      </w:r>
+    </w:p>
+    <w:p>
+      <w:pPr>
+        <w:spacing w:line="336" w:lineRule="auto" w:after="180"/>
+      </w:pPr>
+      <w:r>
+        <w:rPr>
+          <w:b w:val="0"/>
+        </w:rPr>
+        <w:t>Predict → Test → Record → Explain</w:t>
+      </w:r>
+    </w:p>
+    <w:p>
+      <w:pPr>
+        <w:spacing w:line="336" w:lineRule="auto" w:after="180"/>
+      </w:pPr>
+      <w:r>
+        <w:rPr>
+          <w:b w:val="0"/>
+        </w:rPr>
+        <w:t>Keep expected and actual results separate. Surprises are useful data when recorded honestly.</w:t>
+      </w:r>
+    </w:p>
+    <w:p>
+      <w:pPr>
+        <w:spacing w:line="336" w:lineRule="auto" w:after="180"/>
+      </w:pPr>
+      <w:r>
+        <w:rPr>
+          <w:b w:val="0"/>
+        </w:rPr>
+        <w:t xml:space="preserve">Rank eight candidate </w:t>
+      </w:r>
+      <w:r>
+        <w:rPr>
+          <w:b/>
+        </w:rPr>
+        <w:t>feature</w:t>
+      </w:r>
+      <w:r>
+        <w:rPr>
+          <w:b w:val="0"/>
+        </w:rPr>
+        <w:t xml:space="preserve">s by relevance, availability, privacy, and </w:t>
+      </w:r>
+      <w:r>
+        <w:rPr>
+          <w:b/>
+        </w:rPr>
+        <w:t>shortcut</w:t>
+      </w:r>
+      <w:r>
+        <w:rPr>
+          <w:b w:val="0"/>
+        </w:rPr>
+        <w:t xml:space="preserve"> risk. Defend the top three and reject two tempting </w:t>
+      </w:r>
+      <w:r>
+        <w:rPr>
+          <w:b/>
+        </w:rPr>
+        <w:t>distractor</w:t>
+      </w:r>
+      <w:r>
+        <w:rPr>
+          <w:b w:val="0"/>
+        </w:rPr>
+        <w:t>s.</w:t>
+      </w:r>
+    </w:p>
+    <w:p>
+      <w:pPr>
+        <w:spacing w:line="336" w:lineRule="auto" w:after="180"/>
+        <w:shd w:fill="F5F1FB"/>
+      </w:pPr>
+      <w:r>
+        <w:rPr>
+          <w:b w:val="0"/>
+        </w:rPr>
+        <w:t>What did the hardest test teach you that the normal test did not?</w:t>
+      </w:r>
+    </w:p>
+    <w:p>
       <w:pPr>
         <w:pStyle w:val="Heading3"/>
       </w:pPr>
       <w:r>
-        <w:t>Run the weekly evidence lab</w:t>
-      </w:r>
-    </w:p>
-    <w:p>
-      <w:r>
-        <w:t>Words You Can Use to Reason</w:t>
-      </w:r>
-    </w:p>
-    <w:p>
-      <w:r>
-        <w:t>A definition matters when you can recognize the idea, use it, and contrast it with a near-miss.</w:t>
-      </w:r>
-    </w:p>
-    <w:p>
-      <w:r>
-        <w:t>Predict → Test → Record → Explain</w:t>
-      </w:r>
-    </w:p>
-    <w:p>
-      <w:r>
-        <w:t>Keep expected and actual results separate. Surprises are useful data when recorded honestly.</w:t>
-      </w:r>
-    </w:p>
-    <w:p>
-      <w:r>
-        <w:t>Rank eight candidate features by relevance, availability, privacy, and shortcut risk. Defend the top three and reject two tempting distractors.</w:t>
-      </w:r>
-    </w:p>
-    <w:p>
-      <w:r>
-        <w:t>What did the hardest test teach you that the normal test did not?</w:t>
-      </w:r>
-    </w:p>
-    <w:p>
-      <w:pPr>
-        <w:pStyle w:val="Heading3"/>
-      </w:pPr>
-      <w:r>
         <w:t>Make the lab runnable</w:t>
       </w:r>
     </w:p>
     <w:p>
-      <w:r>
-        <w:t>Use the concrete case as the shared normal case and the independent question as a second case. Each pair creates a boundary or missing-information case and predicts its result before testing. Keep the expected result separate from an observed mistake.</w:t>
+      <w:pPr>
+        <w:spacing w:line="336" w:lineRule="auto" w:after="180"/>
+      </w:pPr>
+      <w:r>
+        <w:rPr>
+          <w:b w:val="0"/>
+        </w:rPr>
+        <w:t>Use the concrete case as the shared normal case and the independent question as a second case. Each pair creates a boundary or missing-information case and predicts its result before testing.</w:t>
+      </w:r>
+    </w:p>
+    <w:p>
+      <w:pPr>
+        <w:spacing w:line="336" w:lineRule="auto" w:after="180"/>
+      </w:pPr>
+      <w:r>
+        <w:rPr>
+          <w:b w:val="0"/>
+        </w:rPr>
+        <w:t>Keep the expected result separate from an observed mistake.</w:t>
       </w:r>
     </w:p>
     <w:tbl>
@@ -1932,8 +3674,25 @@
       </w:r>
     </w:p>
     <w:p>
-      <w:r>
-        <w:t>For guessing, return to given facts and request a trace. For vocabulary without application, use one example and one non-example. For arithmetic errors, check the setup before the calculation. Finish with a different uncoached case before recording mastery.</w:t>
+      <w:pPr>
+        <w:spacing w:line="336" w:lineRule="auto" w:after="180"/>
+      </w:pPr>
+      <w:r>
+        <w:rPr>
+          <w:b w:val="0"/>
+        </w:rPr>
+        <w:t>For guessing, return to given facts and request a trace. For vocabulary without application, use one example and one non-example. For arithmetic errors, check the setup before the calculation.</w:t>
+      </w:r>
+    </w:p>
+    <w:p>
+      <w:pPr>
+        <w:spacing w:line="336" w:lineRule="auto" w:after="180"/>
+      </w:pPr>
+      <w:r>
+        <w:rPr>
+          <w:b w:val="0"/>
+        </w:rPr>
+        <w:t>Finish with a different uncoached case before recording mastery.</w:t>
       </w:r>
     </w:p>
     <w:p>
@@ -1945,23 +3704,154 @@
       </w:r>
     </w:p>
     <w:p>
-      <w:r>
-        <w:t>A stronger model can always recover an omitted measurement: Cover width and all identifiers for two same-length cards with different labels. Ask which supplied value tells them apart. Guessing or using typical values cannot guarantee correctness for both.</w:t>
-      </w:r>
-    </w:p>
-    <w:p>
-      <w:r>
-        <w:t>A feature that matches practice labels must be useful: Use a red fitting card or a blue oversized card. Ask whether the feature preserves the stated distinction when the practice pattern changes.</w:t>
-      </w:r>
-    </w:p>
-    <w:p>
-      <w:r>
-        <w:t>The final label is the best input feature: Place the sticker after inspection on the timeline. It is a target for checking or teaching, not an available input for a prediction before inspection.</w:t>
-      </w:r>
-    </w:p>
-    <w:p>
-      <w:r>
-        <w:t>Useful features stay useful for every task: Change the target to red or blue bins. Identical dimensions can now require different answers, so colour matters.</w:t>
+      <w:pPr>
+        <w:spacing w:line="336" w:lineRule="auto" w:after="180"/>
+      </w:pPr>
+      <w:r>
+        <w:rPr>
+          <w:b w:val="0"/>
+        </w:rPr>
+        <w:t>A stronger model can always recover an omitted measurement: Cover width and all identifiers for two same-length cards with different labels. Ask which supplied value tells them apart.</w:t>
+      </w:r>
+    </w:p>
+    <w:p>
+      <w:pPr>
+        <w:spacing w:line="336" w:lineRule="auto" w:after="180"/>
+      </w:pPr>
+      <w:r>
+        <w:rPr>
+          <w:b w:val="0"/>
+        </w:rPr>
+        <w:t>Guessing or using typical values cannot guarantee correctness for both.</w:t>
+      </w:r>
+    </w:p>
+    <w:p>
+      <w:pPr>
+        <w:spacing w:line="336" w:lineRule="auto" w:after="180"/>
+      </w:pPr>
+      <w:r>
+        <w:rPr>
+          <w:b w:val="0"/>
+        </w:rPr>
+        <w:t xml:space="preserve">A </w:t>
+      </w:r>
+      <w:r>
+        <w:rPr>
+          <w:b/>
+        </w:rPr>
+        <w:t>feature</w:t>
+      </w:r>
+      <w:r>
+        <w:rPr>
+          <w:b w:val="0"/>
+        </w:rPr>
+        <w:t xml:space="preserve"> that matches practice labels must be useful: Use a red </w:t>
+      </w:r>
+      <w:r>
+        <w:rPr>
+          <w:b/>
+        </w:rPr>
+        <w:t>fitting</w:t>
+      </w:r>
+      <w:r>
+        <w:rPr>
+          <w:b w:val="0"/>
+        </w:rPr>
+        <w:t xml:space="preserve"> card or a blue oversized card. Ask whether the </w:t>
+      </w:r>
+      <w:r>
+        <w:rPr>
+          <w:b/>
+        </w:rPr>
+        <w:t>feature</w:t>
+      </w:r>
+      <w:r>
+        <w:rPr>
+          <w:b w:val="0"/>
+        </w:rPr>
+        <w:t xml:space="preserve"> preserves the stated distinction when the practice pattern changes.</w:t>
+      </w:r>
+    </w:p>
+    <w:p>
+      <w:pPr>
+        <w:spacing w:line="336" w:lineRule="auto" w:after="180"/>
+      </w:pPr>
+      <w:r>
+        <w:rPr>
+          <w:b w:val="0"/>
+        </w:rPr>
+        <w:t xml:space="preserve">The final label is the best </w:t>
+      </w:r>
+      <w:r>
+        <w:rPr>
+          <w:b/>
+        </w:rPr>
+        <w:t>input</w:t>
+      </w:r>
+      <w:r>
+        <w:rPr>
+          <w:b w:val="0"/>
+        </w:rPr>
+        <w:t xml:space="preserve"> </w:t>
+      </w:r>
+      <w:r>
+        <w:rPr>
+          <w:b/>
+        </w:rPr>
+        <w:t>feature</w:t>
+      </w:r>
+      <w:r>
+        <w:rPr>
+          <w:b w:val="0"/>
+        </w:rPr>
+        <w:t xml:space="preserve">: Place the sticker after inspection on the timeline. It is a target for checking or teaching, not an available </w:t>
+      </w:r>
+      <w:r>
+        <w:rPr>
+          <w:b/>
+        </w:rPr>
+        <w:t>input</w:t>
+      </w:r>
+      <w:r>
+        <w:rPr>
+          <w:b w:val="0"/>
+        </w:rPr>
+        <w:t xml:space="preserve"> for a </w:t>
+      </w:r>
+      <w:r>
+        <w:rPr>
+          <w:b/>
+        </w:rPr>
+        <w:t>prediction</w:t>
+      </w:r>
+      <w:r>
+        <w:rPr>
+          <w:b w:val="0"/>
+        </w:rPr>
+        <w:t xml:space="preserve"> before inspection.</w:t>
+      </w:r>
+    </w:p>
+    <w:p>
+      <w:pPr>
+        <w:spacing w:line="336" w:lineRule="auto" w:after="180"/>
+      </w:pPr>
+      <w:r>
+        <w:rPr>
+          <w:b w:val="0"/>
+        </w:rPr>
+        <w:t xml:space="preserve">Useful </w:t>
+      </w:r>
+      <w:r>
+        <w:rPr>
+          <w:b/>
+        </w:rPr>
+        <w:t>feature</w:t>
+      </w:r>
+      <w:r>
+        <w:rPr>
+          <w:b w:val="0"/>
+        </w:rPr>
+        <w:t>s stay useful for every task: Change the target to red or blue bins. Identical dimensions can now require different answers, so colour matters.</w:t>
       </w:r>
     </w:p>
     <w:p>
@@ -2119,8 +4009,25 @@
       </w:tr>
     </w:tbl>
     <w:p>
-      <w:r>
-        <w:t>Offer an oral explanation, drawing, enlarged visual or fewer examples when that removes a reading/writing barrier. Keep the same reasoning goal. Stretch secure learners by changing a boundary or assumption and asking them to defend the effect, not simply by assigning more of the same questions.</w:t>
+      <w:pPr>
+        <w:spacing w:line="336" w:lineRule="auto" w:after="180"/>
+      </w:pPr>
+      <w:r>
+        <w:rPr>
+          <w:b w:val="0"/>
+        </w:rPr>
+        <w:t>Offer an oral explanation, drawing, enlarged visual or fewer examples when that removes a reading/writing barrier. Keep the same reasoning goal.</w:t>
+      </w:r>
+    </w:p>
+    <w:p>
+      <w:pPr>
+        <w:spacing w:line="336" w:lineRule="auto" w:after="180"/>
+      </w:pPr>
+      <w:r>
+        <w:rPr>
+          <w:b w:val="0"/>
+        </w:rPr>
+        <w:t>Stretch secure learners by changing a boundary or assumption and asking them to defend the effect, not simply by assigning more of the same questions.</w:t>
       </w:r>
     </w:p>
     <w:p>
@@ -2132,11 +4039,16 @@
       </w:r>
     </w:p>
     <w:p>
+      <w:r>
+        <w:t>Use the Features and Distractors questions, teacher keys and criteria after the relevant attempts. Previously discussed cases are practice; protect the separately selected independent task.</w:t>
+      </w:r>
+    </w:p>
+    <w:p>
       <w:pPr>
         <w:pStyle w:val="Heading3"/>
       </w:pPr>
       <w:r>
-        <w:t>Assess and explain the answers</w:t>
+        <w:t>Worked case answer</w:t>
       </w:r>
     </w:p>
     <w:p>
@@ -2144,12 +4056,31 @@
         <w:pStyle w:val="Heading3"/>
       </w:pPr>
       <w:r>
-        <w:t>Worked case answer</w:t>
-      </w:r>
-    </w:p>
-    <w:p>
-      <w:r>
-        <w:t>An accurate animal tag directly addresses the target. Colour and shelf can produce accidental shortcuts. Test on new books.</w:t>
+        <w:t>Teacher key · Worked case answer</w:t>
+      </w:r>
+    </w:p>
+    <w:p>
+      <w:pPr>
+        <w:spacing w:line="336" w:lineRule="auto" w:after="180"/>
+        <w:shd w:fill="F1F6FC"/>
+      </w:pPr>
+      <w:r>
+        <w:rPr>
+          <w:b w:val="0"/>
+        </w:rPr>
+        <w:t xml:space="preserve">An accurate animal tag directly addresses the target. Colour and shelf can produce accidental </w:t>
+      </w:r>
+      <w:r>
+        <w:rPr>
+          <w:b/>
+        </w:rPr>
+        <w:t>shortcut</w:t>
+      </w:r>
+      <w:r>
+        <w:rPr>
+          <w:b w:val="0"/>
+        </w:rPr>
+        <w:t>s. Test on new books.</w:t>
       </w:r>
     </w:p>
     <w:p>
@@ -2161,20 +4092,62 @@
       </w:r>
     </w:p>
     <w:p>
-      <w:r>
-        <w:t>Predict whether a book is short using page count and cover colour. Which feature directly supports the defined label? Give a counterexample to colour.</w:t>
-      </w:r>
-    </w:p>
-    <w:p>
       <w:pPr>
         <w:pStyle w:val="Heading3"/>
       </w:pPr>
       <w:r>
+        <w:t>Independent question · withhold the key</w:t>
+      </w:r>
+    </w:p>
+    <w:p>
+      <w:pPr>
+        <w:spacing w:line="336" w:lineRule="auto" w:after="180"/>
+        <w:shd w:fill="F5F1FB"/>
+      </w:pPr>
+      <w:r>
+        <w:rPr>
+          <w:b w:val="0"/>
+        </w:rPr>
+        <w:t xml:space="preserve">Predict whether a book is short using page count and cover colour. Which </w:t>
+      </w:r>
+      <w:r>
+        <w:rPr>
+          <w:b/>
+        </w:rPr>
+        <w:t>feature</w:t>
+      </w:r>
+      <w:r>
+        <w:rPr>
+          <w:b w:val="0"/>
+        </w:rPr>
+        <w:t xml:space="preserve"> directly supports the defined label? Give a counterexample to colour.</w:t>
+      </w:r>
+    </w:p>
+    <w:p>
+      <w:pPr>
+        <w:pStyle w:val="Heading3"/>
+      </w:pPr>
+      <w:r>
         <w:t>Expected independent answer</w:t>
       </w:r>
     </w:p>
     <w:p>
-      <w:r>
+      <w:pPr>
+        <w:pStyle w:val="Heading3"/>
+      </w:pPr>
+      <w:r>
+        <w:t>Teacher key · Expected independent answer</w:t>
+      </w:r>
+    </w:p>
+    <w:p>
+      <w:pPr>
+        <w:spacing w:line="336" w:lineRule="auto" w:after="180"/>
+        <w:shd w:fill="F1F6FC"/>
+      </w:pPr>
+      <w:r>
+        <w:rPr>
+          <w:b w:val="0"/>
+        </w:rPr>
         <w:t>Page count directly supports the definition. A blue book can have 40 or 200 pages, so colour alone does not determine length.</w:t>
       </w:r>
     </w:p>
@@ -2413,8 +4386,25 @@
       </w:tr>
     </w:tbl>
     <w:p>
-      <w:r>
-        <w:t>Use 6/8 as a classroom checkpoint, with 2 required for both Result and Reasoning. This is a proposed teaching rule, not a validated certification threshold. Do not count a coached answer as independent mastery; correct unsafe or unsupported claims regardless of total.</w:t>
+      <w:pPr>
+        <w:spacing w:line="336" w:lineRule="auto" w:after="180"/>
+      </w:pPr>
+      <w:r>
+        <w:rPr>
+          <w:b w:val="0"/>
+        </w:rPr>
+        <w:t>Use 6/8 as a classroom checkpoint, with 2 required for both Result and Reasoning. This is a proposed teaching rule, not a validated certification threshold.</w:t>
+      </w:r>
+    </w:p>
+    <w:p>
+      <w:pPr>
+        <w:spacing w:line="336" w:lineRule="auto" w:after="180"/>
+      </w:pPr>
+      <w:r>
+        <w:rPr>
+          <w:b w:val="0"/>
+        </w:rPr>
+        <w:t>Do not count a coached answer as independent mastery; correct unsafe or unsupported claims regardless of total.</w:t>
       </w:r>
     </w:p>
     <w:p>
@@ -2426,8 +4416,50 @@
       </w:r>
     </w:p>
     <w:p>
-      <w:r>
-        <w:t>Ask the learner to find the evidence that challenges this claim: “A feature that appeared often in training must be causal.” Keep the first attempt and an uncoached retry separate.</w:t>
+      <w:pPr>
+        <w:spacing w:line="336" w:lineRule="auto" w:after="180"/>
+      </w:pPr>
+      <w:r>
+        <w:rPr>
+          <w:b w:val="0"/>
+        </w:rPr>
+        <w:t xml:space="preserve">Ask the learner to find the </w:t>
+      </w:r>
+      <w:r>
+        <w:rPr>
+          <w:b/>
+        </w:rPr>
+        <w:t>evidence</w:t>
+      </w:r>
+      <w:r>
+        <w:rPr>
+          <w:b w:val="0"/>
+        </w:rPr>
+        <w:t xml:space="preserve"> that challenges this claim: “A </w:t>
+      </w:r>
+      <w:r>
+        <w:rPr>
+          <w:b/>
+        </w:rPr>
+        <w:t>feature</w:t>
+      </w:r>
+      <w:r>
+        <w:rPr>
+          <w:b w:val="0"/>
+        </w:rPr>
+        <w:t xml:space="preserve"> that appeared often in </w:t>
+      </w:r>
+      <w:r>
+        <w:rPr>
+          <w:b/>
+        </w:rPr>
+        <w:t>training</w:t>
+      </w:r>
+      <w:r>
+        <w:rPr>
+          <w:b w:val="0"/>
+        </w:rPr>
+        <w:t xml:space="preserve"> must be causal.” Keep the first attempt and an uncoached retry separate.</w:t>
       </w:r>
     </w:p>
     <w:p>
@@ -2439,15 +4471,66 @@
       </w:r>
     </w:p>
     <w:p>
-      <w:r>
-        <w:t>Use a non-green animal book and a green non-animal book, with trusted subject labels. Subject-based predictions should follow animal content rather than cover colour. Retain varied held-out books; two examples diagnose a shortcut without proving general reliability.</w:t>
-      </w:r>
-    </w:p>
-    <w:p>
       <w:pPr>
         <w:pStyle w:val="Heading3"/>
       </w:pPr>
       <w:r>
+        <w:t>Teacher key · Original transfer answer</w:t>
+      </w:r>
+    </w:p>
+    <w:p>
+      <w:pPr>
+        <w:spacing w:line="336" w:lineRule="auto" w:after="180"/>
+        <w:shd w:fill="F1F6FC"/>
+      </w:pPr>
+      <w:r>
+        <w:rPr>
+          <w:b w:val="0"/>
+        </w:rPr>
+        <w:t xml:space="preserve">Use a non-green animal book and a green non-animal book, with trusted subject labels. Subject-based </w:t>
+      </w:r>
+      <w:r>
+        <w:rPr>
+          <w:b/>
+        </w:rPr>
+        <w:t>prediction</w:t>
+      </w:r>
+      <w:r>
+        <w:rPr>
+          <w:b w:val="0"/>
+        </w:rPr>
+        <w:t>s should follow animal content rather than cover colour.</w:t>
+      </w:r>
+    </w:p>
+    <w:p>
+      <w:pPr>
+        <w:spacing w:line="336" w:lineRule="auto" w:after="180"/>
+        <w:shd w:fill="F1F6FC"/>
+      </w:pPr>
+      <w:r>
+        <w:rPr>
+          <w:b w:val="0"/>
+        </w:rPr>
+        <w:t xml:space="preserve">Retain varied held-out books; two examples diagnose a </w:t>
+      </w:r>
+      <w:r>
+        <w:rPr>
+          <w:b/>
+        </w:rPr>
+        <w:t>shortcut</w:t>
+      </w:r>
+      <w:r>
+        <w:rPr>
+          <w:b w:val="0"/>
+        </w:rPr>
+        <w:t xml:space="preserve"> without proving general reliability.</w:t>
+      </w:r>
+    </w:p>
+    <w:p>
+      <w:pPr>
+        <w:pStyle w:val="Heading3"/>
+      </w:pPr>
+      <w:r>
         <w:t>Explanations for the additional workbook examples</w:t>
       </w:r>
     </w:p>
@@ -2460,111 +4543,657 @@
       </w:r>
     </w:p>
     <w:p>
-      <w:r>
-        <w:t>For the fixed-orientation card task, fits requires length at most 12 cm and width at most 8 cm, including equality. Choose the measurements needed as inputs from length, width, colour, card number and the final inspection sticker. State the target label and write the feature record for a 12 cm by 8 cm red card using a defined order.</w:t>
-      </w:r>
-    </w:p>
-    <w:p>
-      <w:r>
-        <w:t>Use length and width measured before the decision. State the order as length in cm, then width in cm; the record is 12, 8. The target is fits or too large under the guide, and this card is fits because both equalities are included. Colour and card number are not needed for this rule; the final inspection sticker copies the answer and is unavailable before inspection.</w:t>
-      </w:r>
-    </w:p>
-    <w:p>
       <w:pPr>
         <w:pStyle w:val="Heading3"/>
       </w:pPr>
       <w:r>
+        <w:t>Workbook question · W1</w:t>
+      </w:r>
+    </w:p>
+    <w:p>
+      <w:pPr>
+        <w:spacing w:line="336" w:lineRule="auto" w:after="180"/>
+        <w:shd w:fill="F5F1FB"/>
+      </w:pPr>
+      <w:r>
+        <w:rPr>
+          <w:b w:val="0"/>
+        </w:rPr>
+        <w:t>For the fixed-orientation card task, fits requires length at most 12 cm and width at most 8 cm, including equality.</w:t>
+      </w:r>
+    </w:p>
+    <w:p>
+      <w:pPr>
+        <w:spacing w:line="336" w:lineRule="auto" w:after="180"/>
+        <w:shd w:fill="F5F1FB"/>
+      </w:pPr>
+      <w:r>
+        <w:rPr>
+          <w:b w:val="0"/>
+        </w:rPr>
+        <w:t xml:space="preserve">Choose the measurements needed as </w:t>
+      </w:r>
+      <w:r>
+        <w:rPr>
+          <w:b/>
+        </w:rPr>
+        <w:t>input</w:t>
+      </w:r>
+      <w:r>
+        <w:rPr>
+          <w:b w:val="0"/>
+        </w:rPr>
+        <w:t xml:space="preserve">s from length, width, colour, card number and the final inspection sticker. State the </w:t>
+      </w:r>
+      <w:r>
+        <w:rPr>
+          <w:b/>
+        </w:rPr>
+        <w:t>target label</w:t>
+      </w:r>
+      <w:r>
+        <w:rPr>
+          <w:b w:val="0"/>
+        </w:rPr>
+        <w:t xml:space="preserve"> and write the </w:t>
+      </w:r>
+      <w:r>
+        <w:rPr>
+          <w:b/>
+        </w:rPr>
+        <w:t>feature record</w:t>
+      </w:r>
+      <w:r>
+        <w:rPr>
+          <w:b w:val="0"/>
+        </w:rPr>
+        <w:t xml:space="preserve"> for a 12 cm by 8 cm red card using a defined order.</w:t>
+      </w:r>
+    </w:p>
+    <w:p>
+      <w:pPr>
+        <w:pStyle w:val="Heading3"/>
+      </w:pPr>
+      <w:r>
+        <w:t>Teacher reasoning · W1</w:t>
+      </w:r>
+    </w:p>
+    <w:p>
+      <w:pPr>
+        <w:spacing w:line="336" w:lineRule="auto" w:after="180"/>
+        <w:shd w:fill="F1F6FC"/>
+      </w:pPr>
+      <w:r>
+        <w:rPr>
+          <w:b w:val="0"/>
+        </w:rPr>
+        <w:t>Use length and width measured before the decision. State the order as length in cm, then width in cm; the record is 12, 8.</w:t>
+      </w:r>
+    </w:p>
+    <w:p>
+      <w:pPr>
+        <w:spacing w:line="336" w:lineRule="auto" w:after="180"/>
+        <w:shd w:fill="F1F6FC"/>
+      </w:pPr>
+      <w:r>
+        <w:rPr>
+          <w:b w:val="0"/>
+        </w:rPr>
+        <w:t>The target is fits or too large under the guide, and this card is fits because both equalities are included.</w:t>
+      </w:r>
+    </w:p>
+    <w:p>
+      <w:pPr>
+        <w:spacing w:line="336" w:lineRule="auto" w:after="180"/>
+        <w:shd w:fill="F1F6FC"/>
+      </w:pPr>
+      <w:r>
+        <w:rPr>
+          <w:b w:val="0"/>
+        </w:rPr>
+        <w:t>Colour and card number are not needed for this rule; the final inspection sticker copies the answer and is unavailable before inspection.</w:t>
+      </w:r>
+    </w:p>
+    <w:p>
+      <w:pPr>
+        <w:pStyle w:val="Heading3"/>
+      </w:pPr>
+      <w:r>
         <w:t>W2 Prove that one measurement is insufficient</w:t>
       </w:r>
     </w:p>
     <w:p>
-      <w:r>
+      <w:pPr>
+        <w:pStyle w:val="Heading3"/>
+      </w:pPr>
+      <w:r>
+        <w:t>Workbook question · W2</w:t>
+      </w:r>
+    </w:p>
+    <w:p>
+      <w:pPr>
+        <w:spacing w:line="336" w:lineRule="auto" w:after="180"/>
+        <w:shd w:fill="F5F1FB"/>
+      </w:pPr>
+      <w:r>
+        <w:rPr>
+          <w:b w:val="0"/>
+        </w:rPr>
         <w:t>Invent two cards with the same width but different correct labels under the card guide. Give both lengths and widths and justify the labels. Explain why a system receiving only width cannot always label both correctly.</w:t>
       </w:r>
     </w:p>
     <w:p>
-      <w:r>
-        <w:t>One valid pair is length 11 width 6, which fits, and length 13 width 6, which is too large. Both give the width-only input 6 but require different labels. Without length or other permitted distinguishing information, the system cannot guarantee correct labels for both. Accept any valid pair with positive measurements, equal widths at most 8, and lengths on opposite sides of 12.</w:t>
-      </w:r>
-    </w:p>
-    <w:p>
       <w:pPr>
         <w:pStyle w:val="Heading3"/>
       </w:pPr>
       <w:r>
+        <w:t>Teacher reasoning · W2</w:t>
+      </w:r>
+    </w:p>
+    <w:p>
+      <w:pPr>
+        <w:spacing w:line="336" w:lineRule="auto" w:after="180"/>
+        <w:shd w:fill="F1F6FC"/>
+      </w:pPr>
+      <w:r>
+        <w:rPr>
+          <w:b w:val="0"/>
+        </w:rPr>
+        <w:t xml:space="preserve">One valid pair is length 11 width 6, which fits, and length 13 width 6, which is too large. Both give the width-only </w:t>
+      </w:r>
+      <w:r>
+        <w:rPr>
+          <w:b/>
+        </w:rPr>
+        <w:t>input</w:t>
+      </w:r>
+      <w:r>
+        <w:rPr>
+          <w:b w:val="0"/>
+        </w:rPr>
+        <w:t xml:space="preserve"> 6 but require different labels.</w:t>
+      </w:r>
+    </w:p>
+    <w:p>
+      <w:pPr>
+        <w:spacing w:line="336" w:lineRule="auto" w:after="180"/>
+        <w:shd w:fill="F1F6FC"/>
+      </w:pPr>
+      <w:r>
+        <w:rPr>
+          <w:b w:val="0"/>
+        </w:rPr>
+        <w:t>Without length or other permitted distinguishing information, the system cannot guarantee correct labels for both. Accept any valid pair with positive measurements, equal widths at most 8, and lengths on opposite sides of 12.</w:t>
+      </w:r>
+    </w:p>
+    <w:p>
+      <w:pPr>
+        <w:pStyle w:val="Heading3"/>
+      </w:pPr>
+      <w:r>
         <w:t>W3 Challenge an apparent colour shortcut</w:t>
       </w:r>
     </w:p>
     <w:p>
-      <w:r>
-        <w:t>A practice set contains three blue cards that fit and three red cards that are too large. A helper uses blue means fits and red means too large. Create a new card that this helper mislabels. Explain why the perfect practice score did not establish that colour was a reliable feature for this task.</w:t>
-      </w:r>
-    </w:p>
-    <w:p>
-      <w:r>
-        <w:t>A red 10 by 7 cm card fits but the helper says too large; alternatively a blue 13 by 7 cm card is too large but the helper says fits. The practice set paired colour with size and did not test cases that separate them. The stated guide depends on measurements, so compare predictions with that guide on cases where colour and size no longer follow the shortcut.</w:t>
-      </w:r>
-    </w:p>
-    <w:p>
       <w:pPr>
         <w:pStyle w:val="Heading3"/>
       </w:pPr>
       <w:r>
+        <w:t>Workbook question · W3</w:t>
+      </w:r>
+    </w:p>
+    <w:p>
+      <w:pPr>
+        <w:spacing w:line="336" w:lineRule="auto" w:after="180"/>
+        <w:shd w:fill="F5F1FB"/>
+      </w:pPr>
+      <w:r>
+        <w:rPr>
+          <w:b w:val="0"/>
+        </w:rPr>
+        <w:t>A practice set contains three blue cards that fit and three red cards that are too large. A helper uses blue means fits and red means too large. Create a new card that this helper mislabels.</w:t>
+      </w:r>
+    </w:p>
+    <w:p>
+      <w:pPr>
+        <w:spacing w:line="336" w:lineRule="auto" w:after="180"/>
+        <w:shd w:fill="F5F1FB"/>
+      </w:pPr>
+      <w:r>
+        <w:rPr>
+          <w:b w:val="0"/>
+        </w:rPr>
+        <w:t xml:space="preserve">Explain why the perfect practice score did not establish that colour was a reliable </w:t>
+      </w:r>
+      <w:r>
+        <w:rPr>
+          <w:b/>
+        </w:rPr>
+        <w:t>feature</w:t>
+      </w:r>
+      <w:r>
+        <w:rPr>
+          <w:b w:val="0"/>
+        </w:rPr>
+        <w:t xml:space="preserve"> for this task.</w:t>
+      </w:r>
+    </w:p>
+    <w:p>
+      <w:pPr>
+        <w:pStyle w:val="Heading3"/>
+      </w:pPr>
+      <w:r>
+        <w:t>Teacher reasoning · W3</w:t>
+      </w:r>
+    </w:p>
+    <w:p>
+      <w:pPr>
+        <w:spacing w:line="336" w:lineRule="auto" w:after="180"/>
+        <w:shd w:fill="F1F6FC"/>
+      </w:pPr>
+      <w:r>
+        <w:rPr>
+          <w:b w:val="0"/>
+        </w:rPr>
+        <w:t>A red 10 by 7 cm card fits but the helper says too large; alternatively a blue 13 by 7 cm card is too large but the helper says fits. The practice set paired colour with size and did not test cases that separate them.</w:t>
+      </w:r>
+    </w:p>
+    <w:p>
+      <w:pPr>
+        <w:spacing w:line="336" w:lineRule="auto" w:after="180"/>
+        <w:shd w:fill="F1F6FC"/>
+      </w:pPr>
+      <w:r>
+        <w:rPr>
+          <w:b w:val="0"/>
+        </w:rPr>
+        <w:t xml:space="preserve">The stated guide depends on measurements, so compare </w:t>
+      </w:r>
+      <w:r>
+        <w:rPr>
+          <w:b/>
+        </w:rPr>
+        <w:t>prediction</w:t>
+      </w:r>
+      <w:r>
+        <w:rPr>
+          <w:b w:val="0"/>
+        </w:rPr>
+        <w:t xml:space="preserve">s with that guide on cases where colour and size no longer follow the </w:t>
+      </w:r>
+      <w:r>
+        <w:rPr>
+          <w:b/>
+        </w:rPr>
+        <w:t>shortcut</w:t>
+      </w:r>
+      <w:r>
+        <w:rPr>
+          <w:b w:val="0"/>
+        </w:rPr>
+        <w:t>.</w:t>
+      </w:r>
+    </w:p>
+    <w:p>
+      <w:pPr>
+        <w:pStyle w:val="Heading3"/>
+      </w:pPr>
+      <w:r>
         <w:t>W4 Design a record for a new task</w:t>
       </w:r>
     </w:p>
     <w:p>
-      <w:r>
-        <w:t>A fictional display tray accepts a tile if its height is at most 9 cm and its thickness is at most 2 cm, including equality. Other dimensions are fixed. Before checking, you can record height, thickness and pattern name. A pass sticker is added afterward. Choose inputs with units. Construct two tiles with the same height but different labels. Then label a 9 cm high, 2 cm thick striped tile and explain why the sticker is unsuitable as an input before checking.</w:t>
-      </w:r>
-    </w:p>
-    <w:p>
-      <w:r>
-        <w:t>Record height in cm and thickness in cm. A valid pair is height 8 thickness 1, which passes, and height 8 thickness 3, which fails: equal height hides the required thickness distinction. The 9 cm high, 2 cm thick tile passes both inclusive boundaries. Pattern name does not affect the stated rule. The pass sticker is created after checking and copies the target; using it to predict before checking is leakage.</w:t>
-      </w:r>
-    </w:p>
-    <w:p>
       <w:pPr>
         <w:pStyle w:val="Heading3"/>
       </w:pPr>
       <w:r>
+        <w:t>Workbook question · W4</w:t>
+      </w:r>
+    </w:p>
+    <w:p>
+      <w:pPr>
+        <w:spacing w:line="336" w:lineRule="auto" w:after="180"/>
+        <w:shd w:fill="F5F1FB"/>
+      </w:pPr>
+      <w:r>
+        <w:rPr>
+          <w:b w:val="0"/>
+        </w:rPr>
+        <w:t>A fictional display tray accepts a tile if its height is at most 9 cm and its thickness is at most 2 cm, including equality. Other dimensions are fixed. Before checking, you can record height, thickness and pattern name.</w:t>
+      </w:r>
+    </w:p>
+    <w:p>
+      <w:pPr>
+        <w:spacing w:line="336" w:lineRule="auto" w:after="180"/>
+        <w:shd w:fill="F5F1FB"/>
+      </w:pPr>
+      <w:r>
+        <w:rPr>
+          <w:b w:val="0"/>
+        </w:rPr>
+        <w:t xml:space="preserve">A pass sticker is added afterward. Choose </w:t>
+      </w:r>
+      <w:r>
+        <w:rPr>
+          <w:b/>
+        </w:rPr>
+        <w:t>input</w:t>
+      </w:r>
+      <w:r>
+        <w:rPr>
+          <w:b w:val="0"/>
+        </w:rPr>
+        <w:t>s with units. Construct two tiles with the same height but different labels.</w:t>
+      </w:r>
+    </w:p>
+    <w:p>
+      <w:pPr>
+        <w:spacing w:line="336" w:lineRule="auto" w:after="180"/>
+        <w:shd w:fill="F5F1FB"/>
+      </w:pPr>
+      <w:r>
+        <w:rPr>
+          <w:b w:val="0"/>
+        </w:rPr>
+        <w:t xml:space="preserve">Then label a 9 cm high, 2 cm thick striped tile and explain why the sticker is unsuitable as an </w:t>
+      </w:r>
+      <w:r>
+        <w:rPr>
+          <w:b/>
+        </w:rPr>
+        <w:t>input</w:t>
+      </w:r>
+      <w:r>
+        <w:rPr>
+          <w:b w:val="0"/>
+        </w:rPr>
+        <w:t xml:space="preserve"> before checking.</w:t>
+      </w:r>
+    </w:p>
+    <w:p>
+      <w:pPr>
+        <w:pStyle w:val="Heading3"/>
+      </w:pPr>
+      <w:r>
+        <w:t>Teacher reasoning · W4</w:t>
+      </w:r>
+    </w:p>
+    <w:p>
+      <w:pPr>
+        <w:spacing w:line="336" w:lineRule="auto" w:after="180"/>
+        <w:shd w:fill="F1F6FC"/>
+      </w:pPr>
+      <w:r>
+        <w:rPr>
+          <w:b w:val="0"/>
+        </w:rPr>
+        <w:t>Record height in cm and thickness in cm. A valid pair is height 8 thickness 1, which passes, and height 8 thickness 3, which fails: equal height hides the required thickness distinction.</w:t>
+      </w:r>
+    </w:p>
+    <w:p>
+      <w:pPr>
+        <w:spacing w:line="336" w:lineRule="auto" w:after="180"/>
+        <w:shd w:fill="F1F6FC"/>
+      </w:pPr>
+      <w:r>
+        <w:rPr>
+          <w:b w:val="0"/>
+        </w:rPr>
+        <w:t xml:space="preserve">The 9 cm high, 2 cm thick tile passes both inclusive boundaries. Pattern name does not affect the stated rule. The pass sticker is created after checking and copies the target; using it to predict before checking is </w:t>
+      </w:r>
+      <w:r>
+        <w:rPr>
+          <w:b/>
+        </w:rPr>
+        <w:t>leakage</w:t>
+      </w:r>
+      <w:r>
+        <w:rPr>
+          <w:b w:val="0"/>
+        </w:rPr>
+        <w:t>.</w:t>
+      </w:r>
+    </w:p>
+    <w:p>
+      <w:pPr>
+        <w:pStyle w:val="Heading3"/>
+      </w:pPr>
+      <w:r>
         <w:t>W5 Notice when the task changes</w:t>
       </w:r>
     </w:p>
     <w:p>
-      <w:r>
-        <w:t>The delivery station now sorts cards into red and blue bins instead of checking dimensions. Which previously unneeded feature becomes useful? Explain why length and width alone may now be insufficient. Give two cards that support your explanation.</w:t>
-      </w:r>
-    </w:p>
-    <w:p>
-      <w:r>
-        <w:t>Colour becomes useful because the new target is red or blue. A red 10 by 7 card and a blue 10 by 7 card have identical length-width records but require different bins. Feature relevance depends on the task; reusing the previous feature set without reviewing the target can discard the needed distinction.</w:t>
-      </w:r>
-    </w:p>
-    <w:p>
       <w:pPr>
         <w:pStyle w:val="Heading3"/>
       </w:pPr>
       <w:r>
+        <w:t>Workbook question · W5</w:t>
+      </w:r>
+    </w:p>
+    <w:p>
+      <w:pPr>
+        <w:spacing w:line="336" w:lineRule="auto" w:after="180"/>
+        <w:shd w:fill="F5F1FB"/>
+      </w:pPr>
+      <w:r>
+        <w:rPr>
+          <w:b w:val="0"/>
+        </w:rPr>
+        <w:t xml:space="preserve">The delivery station now sorts cards into red and blue bins instead of checking dimensions. Which previously unneeded </w:t>
+      </w:r>
+      <w:r>
+        <w:rPr>
+          <w:b/>
+        </w:rPr>
+        <w:t>feature</w:t>
+      </w:r>
+      <w:r>
+        <w:rPr>
+          <w:b w:val="0"/>
+        </w:rPr>
+        <w:t xml:space="preserve"> becomes useful? Explain why length and width alone may now be insufficient.</w:t>
+      </w:r>
+    </w:p>
+    <w:p>
+      <w:pPr>
+        <w:spacing w:line="336" w:lineRule="auto" w:after="180"/>
+        <w:shd w:fill="F5F1FB"/>
+      </w:pPr>
+      <w:r>
+        <w:rPr>
+          <w:b w:val="0"/>
+        </w:rPr>
+        <w:t>Give two cards that support your explanation.</w:t>
+      </w:r>
+    </w:p>
+    <w:p>
+      <w:pPr>
+        <w:pStyle w:val="Heading3"/>
+      </w:pPr>
+      <w:r>
+        <w:t>Teacher reasoning · W5</w:t>
+      </w:r>
+    </w:p>
+    <w:p>
+      <w:pPr>
+        <w:spacing w:line="336" w:lineRule="auto" w:after="180"/>
+        <w:shd w:fill="F1F6FC"/>
+      </w:pPr>
+      <w:r>
+        <w:rPr>
+          <w:b w:val="0"/>
+        </w:rPr>
+        <w:t>Colour becomes useful because the new target is red or blue. A red 10 by 7 card and a blue 10 by 7 card have identical length-width records but require different bins.</w:t>
+      </w:r>
+    </w:p>
+    <w:p>
+      <w:pPr>
+        <w:spacing w:line="336" w:lineRule="auto" w:after="180"/>
+        <w:shd w:fill="F1F6FC"/>
+      </w:pPr>
+      <w:r>
+        <w:rPr>
+          <w:b/>
+        </w:rPr>
+        <w:t>Feature</w:t>
+      </w:r>
+      <w:r>
+        <w:rPr>
+          <w:b w:val="0"/>
+        </w:rPr>
+        <w:t xml:space="preserve"> relevance depends on the task; reusing the previous </w:t>
+      </w:r>
+      <w:r>
+        <w:rPr>
+          <w:b/>
+        </w:rPr>
+        <w:t>feature</w:t>
+      </w:r>
+      <w:r>
+        <w:rPr>
+          <w:b w:val="0"/>
+        </w:rPr>
+        <w:t xml:space="preserve"> set without reviewing the target can discard the needed distinction.</w:t>
+      </w:r>
+    </w:p>
+    <w:p>
+      <w:pPr>
+        <w:pStyle w:val="Heading3"/>
+      </w:pPr>
+      <w:r>
         <w:t>Assess independent transfer</w:t>
       </w:r>
     </w:p>
     <w:p>
-      <w:r>
-        <w:t>Selected case: Training covers show space books only on yellow backgrounds and animal books only on blue backgrounds. Design two controlled comparisons to test whether a classifier uses the intended subject.</w:t>
-      </w:r>
-    </w:p>
-    <w:p>
       <w:pPr>
         <w:pStyle w:val="Heading3"/>
       </w:pPr>
       <w:r>
+        <w:t>Independent question · withhold the key</w:t>
+      </w:r>
+    </w:p>
+    <w:p>
+      <w:pPr>
+        <w:spacing w:line="336" w:lineRule="auto" w:after="180"/>
+        <w:shd w:fill="F5F1FB"/>
+      </w:pPr>
+      <w:r>
+        <w:rPr>
+          <w:b w:val="0"/>
+        </w:rPr>
+        <w:t xml:space="preserve">Selected case: </w:t>
+      </w:r>
+      <w:r>
+        <w:rPr>
+          <w:b/>
+        </w:rPr>
+        <w:t>Training</w:t>
+      </w:r>
+      <w:r>
+        <w:rPr>
+          <w:b w:val="0"/>
+        </w:rPr>
+        <w:t xml:space="preserve"> covers show space books only on yellow backgrounds and animal books only on blue backgrounds. Design two controlled comparisons to test whether a classifier uses the intended subject.</w:t>
+      </w:r>
+    </w:p>
+    <w:p>
+      <w:pPr>
+        <w:pStyle w:val="Heading3"/>
+      </w:pPr>
+      <w:r>
         <w:t>Selected case answer</w:t>
       </w:r>
     </w:p>
     <w:p>
-      <w:r>
-        <w:t>Compare different subjects on the same background, then the same subject on different backgrounds, holding other features fixed. Record actual predictions before claiming a shortcut. The training pattern alone makes the shortcut plausible, not established.</w:t>
+      <w:pPr>
+        <w:pStyle w:val="Heading3"/>
+      </w:pPr>
+      <w:r>
+        <w:t>Teacher key · Selected case answer</w:t>
+      </w:r>
+    </w:p>
+    <w:p>
+      <w:pPr>
+        <w:spacing w:line="336" w:lineRule="auto" w:after="180"/>
+        <w:shd w:fill="F1F6FC"/>
+      </w:pPr>
+      <w:r>
+        <w:rPr>
+          <w:b w:val="0"/>
+        </w:rPr>
+        <w:t xml:space="preserve">Compare different subjects on the same background, then the same subject on different backgrounds, holding other </w:t>
+      </w:r>
+      <w:r>
+        <w:rPr>
+          <w:b/>
+        </w:rPr>
+        <w:t>feature</w:t>
+      </w:r>
+      <w:r>
+        <w:rPr>
+          <w:b w:val="0"/>
+        </w:rPr>
+        <w:t xml:space="preserve">s fixed. Record actual </w:t>
+      </w:r>
+      <w:r>
+        <w:rPr>
+          <w:b/>
+        </w:rPr>
+        <w:t>prediction</w:t>
+      </w:r>
+      <w:r>
+        <w:rPr>
+          <w:b w:val="0"/>
+        </w:rPr>
+        <w:t xml:space="preserve">s before claiming a </w:t>
+      </w:r>
+      <w:r>
+        <w:rPr>
+          <w:b/>
+        </w:rPr>
+        <w:t>shortcut</w:t>
+      </w:r>
+      <w:r>
+        <w:rPr>
+          <w:b w:val="0"/>
+        </w:rPr>
+        <w:t>.</w:t>
+      </w:r>
+    </w:p>
+    <w:p>
+      <w:pPr>
+        <w:spacing w:line="336" w:lineRule="auto" w:after="180"/>
+        <w:shd w:fill="F1F6FC"/>
+      </w:pPr>
+      <w:r>
+        <w:rPr>
+          <w:b w:val="0"/>
+        </w:rPr>
+        <w:t xml:space="preserve">The </w:t>
+      </w:r>
+      <w:r>
+        <w:rPr>
+          <w:b/>
+        </w:rPr>
+        <w:t>training</w:t>
+      </w:r>
+      <w:r>
+        <w:rPr>
+          <w:b w:val="0"/>
+        </w:rPr>
+        <w:t xml:space="preserve"> pattern alone makes the </w:t>
+      </w:r>
+      <w:r>
+        <w:rPr>
+          <w:b/>
+        </w:rPr>
+        <w:t>shortcut</w:t>
+      </w:r>
+      <w:r>
+        <w:rPr>
+          <w:b w:val="0"/>
+        </w:rPr>
+        <w:t xml:space="preserve"> plausible, not established.</w:t>
       </w:r>
     </w:p>
     <w:tbl>
@@ -2670,21 +5299,89 @@
       </w:tr>
     </w:tbl>
     <w:p>
-      <w:r>
-        <w:t>Record each dimension as not yet, with support, or independent. Accept a valid alternative procedure with a defensible trace. Do not penalise an honestly recorded model failure if the learner correctly explains its evidence and limits.</w:t>
-      </w:r>
-    </w:p>
-    <w:p>
       <w:pPr>
         <w:pStyle w:val="Heading3"/>
       </w:pPr>
       <w:r>
+        <w:t>Teacher key · Selected case answer</w:t>
+      </w:r>
+    </w:p>
+    <w:p>
+      <w:pPr>
+        <w:spacing w:line="336" w:lineRule="auto" w:after="180"/>
+        <w:shd w:fill="F1F6FC"/>
+      </w:pPr>
+      <w:r>
+        <w:rPr>
+          <w:b w:val="0"/>
+        </w:rPr>
+        <w:t>Record each dimension as not yet, with support, or independent. Accept a valid alternative procedure with a defensible trace.</w:t>
+      </w:r>
+    </w:p>
+    <w:p>
+      <w:pPr>
+        <w:spacing w:line="336" w:lineRule="auto" w:after="180"/>
+        <w:shd w:fill="F1F6FC"/>
+      </w:pPr>
+      <w:r>
+        <w:rPr>
+          <w:b w:val="0"/>
+        </w:rPr>
+        <w:t xml:space="preserve">Do not penalise an honestly recorded model failure if the learner correctly explains its </w:t>
+      </w:r>
+      <w:r>
+        <w:rPr>
+          <w:b/>
+        </w:rPr>
+        <w:t>evidence</w:t>
+      </w:r>
+      <w:r>
+        <w:rPr>
+          <w:b w:val="0"/>
+        </w:rPr>
+        <w:t xml:space="preserve"> and limits.</w:t>
+      </w:r>
+    </w:p>
+    <w:p>
+      <w:pPr>
+        <w:pStyle w:val="Heading3"/>
+      </w:pPr>
+      <w:r>
         <w:t>Feedback that the learner uses</w:t>
       </w:r>
     </w:p>
     <w:p>
-      <w:r>
-        <w:t>Name the earliest unsupported step and give one action to repair it. Have the learner make that repair now and explain why. Then assess the relevant skill on a fresh, fully specified case. Confirm it was not previously practised with feedback; solve and check the new case before assigning it. A follow-up design prompt is a starting brief, not automatically an equivalent test.</w:t>
+      <w:pPr>
+        <w:spacing w:line="336" w:lineRule="auto" w:after="180"/>
+      </w:pPr>
+      <w:r>
+        <w:rPr>
+          <w:b w:val="0"/>
+        </w:rPr>
+        <w:t xml:space="preserve">Name the earliest unsupported step and give one action to repair it. Have the learner make that repair now and explain why. Then assess the </w:t>
+      </w:r>
+      <w:r>
+        <w:rPr>
+          <w:b/>
+        </w:rPr>
+        <w:t>relevant</w:t>
+      </w:r>
+      <w:r>
+        <w:rPr>
+          <w:b w:val="0"/>
+        </w:rPr>
+        <w:t xml:space="preserve"> skill on a fresh, fully specified case.</w:t>
+      </w:r>
+    </w:p>
+    <w:p>
+      <w:pPr>
+        <w:spacing w:line="336" w:lineRule="auto" w:after="180"/>
+      </w:pPr>
+      <w:r>
+        <w:rPr>
+          <w:b w:val="0"/>
+        </w:rPr>
+        <w:t>Confirm it was not previously practised with feedback; solve and check the new case before assigning it. A follow-up design prompt is a starting brief, not automatically an equivalent test.</w:t>
       </w:r>
     </w:p>
     <w:p>
@@ -2696,11 +5393,62 @@
       </w:r>
     </w:p>
     <w:p>
+      <w:r>
+        <w:t>Connect Features and Distractors to Transparent Book Recommender, adapt support and plan a later changed-case check.</w:t>
+      </w:r>
+    </w:p>
+    <w:p>
       <w:pPr>
         <w:pStyle w:val="Heading3"/>
       </w:pPr>
       <w:r>
-        <w:t>Connect and extend learning</w:t>
+        <w:t>Transparent Book Recommender</w:t>
+      </w:r>
+    </w:p>
+    <w:p>
+      <w:pPr>
+        <w:spacing w:line="336" w:lineRule="auto" w:after="180"/>
+      </w:pPr>
+      <w:r>
+        <w:rPr>
+          <w:b w:val="0"/>
+        </w:rPr>
+        <w:t>Use explainable traits that connect to the reader’s stated preferences.</w:t>
+      </w:r>
+    </w:p>
+    <w:p>
+      <w:pPr>
+        <w:spacing w:line="336" w:lineRule="auto" w:after="180"/>
+      </w:pPr>
+      <w:r>
+        <w:rPr>
+          <w:b w:val="0"/>
+        </w:rPr>
+        <w:t xml:space="preserve">Keep the decision, </w:t>
+      </w:r>
+      <w:r>
+        <w:rPr>
+          <w:b/>
+        </w:rPr>
+        <w:t>input</w:t>
+      </w:r>
+      <w:r>
+        <w:rPr>
+          <w:b w:val="0"/>
+        </w:rPr>
+        <w:t xml:space="preserve">, result, explanation and remaining limitation in the project </w:t>
+      </w:r>
+      <w:r>
+        <w:rPr>
+          <w:b/>
+        </w:rPr>
+        <w:t>evidence</w:t>
+      </w:r>
+      <w:r>
+        <w:rPr>
+          <w:b w:val="0"/>
+        </w:rPr>
+        <w:t xml:space="preserve"> record. Retrieve this record next week rather than restarting the project.</w:t>
       </w:r>
     </w:p>
     <w:p>
@@ -2708,17 +5456,18 @@
         <w:pStyle w:val="Heading3"/>
       </w:pPr>
       <w:r>
-        <w:t>Transparent Book Recommender</w:t>
-      </w:r>
-    </w:p>
-    <w:p>
-      <w:r>
-        <w:t>Use explainable traits that connect to the reader’s stated preferences.</w:t>
-      </w:r>
-    </w:p>
-    <w:p>
-      <w:r>
-        <w:t>Keep the decision, input, result, explanation and remaining limitation in the project evidence record. Retrieve this record next week rather than restarting the project.</w:t>
+        <w:t>Support and stretch</w:t>
+      </w:r>
+    </w:p>
+    <w:p>
+      <w:pPr>
+        <w:spacing w:line="336" w:lineRule="auto" w:after="180"/>
+      </w:pPr>
+      <w:r>
+        <w:rPr>
+          <w:b w:val="0"/>
+        </w:rPr>
+        <w:t>Trace one record or condition at a time with counters and labelled columns. Stretch: introduce a tie, boundary or missing field and declare its handling policy before rerunning.</w:t>
       </w:r>
     </w:p>
     <w:p>
@@ -2726,12 +5475,30 @@
         <w:pStyle w:val="Heading3"/>
       </w:pPr>
       <w:r>
-        <w:t>Support and stretch</w:t>
-      </w:r>
-    </w:p>
-    <w:p>
-      <w:r>
-        <w:t>Trace one record or condition at a time with counters and labelled columns. Stretch: introduce a tie, boundary or missing field and declare its handling policy before rerunning.</w:t>
+        <w:t>Exit reflection</w:t>
+      </w:r>
+    </w:p>
+    <w:p>
+      <w:pPr>
+        <w:spacing w:line="336" w:lineRule="auto" w:after="180"/>
+      </w:pPr>
+      <w:r>
+        <w:rPr>
+          <w:b w:val="0"/>
+        </w:rPr>
+        <w:t xml:space="preserve">Ask for one decision the learner can now justify and one situation requiring more </w:t>
+      </w:r>
+      <w:r>
+        <w:rPr>
+          <w:b/>
+        </w:rPr>
+        <w:t>evidence</w:t>
+      </w:r>
+      <w:r>
+        <w:rPr>
+          <w:b w:val="0"/>
+        </w:rPr>
+        <w:t xml:space="preserve"> or human review. Confidence ratings are separate from correct independent performance.</w:t>
       </w:r>
     </w:p>
     <w:p>
@@ -2739,12 +5506,30 @@
         <w:pStyle w:val="Heading3"/>
       </w:pPr>
       <w:r>
-        <w:t>Exit reflection</w:t>
-      </w:r>
-    </w:p>
-    <w:p>
-      <w:r>
-        <w:t>Ask for one decision the learner can now justify and one situation requiring more evidence or human review. Confidence ratings are separate from correct independent performance.</w:t>
+        <w:t>Bridge to the next week</w:t>
+      </w:r>
+    </w:p>
+    <w:p>
+      <w:pPr>
+        <w:spacing w:line="336" w:lineRule="auto" w:after="180"/>
+      </w:pPr>
+      <w:r>
+        <w:rPr>
+          <w:b w:val="0"/>
+        </w:rPr>
+        <w:t xml:space="preserve">Next: Week 10: Human Classifier Simulation. Retrieve today’s </w:t>
+      </w:r>
+      <w:r>
+        <w:rPr>
+          <w:b/>
+        </w:rPr>
+        <w:t>evidence</w:t>
+      </w:r>
+      <w:r>
+        <w:rPr>
+          <w:b w:val="0"/>
+        </w:rPr>
+        <w:t xml:space="preserve"> and identify what carries forward and what is new.</w:t>
       </w:r>
     </w:p>
     <w:p>
@@ -2752,12 +5537,110 @@
         <w:pStyle w:val="Heading3"/>
       </w:pPr>
       <w:r>
-        <w:t>Bridge to the next week</w:t>
-      </w:r>
-    </w:p>
-    <w:p>
-      <w:r>
-        <w:t>Next: Week 10: Human Classifier Simulation. Retrieve today’s evidence and identify what carries forward and what is new.</w:t>
+        <w:t>Support and fresh reassessment</w:t>
+      </w:r>
+    </w:p>
+    <w:p>
+      <w:pPr>
+        <w:spacing w:line="336" w:lineRule="auto" w:after="180"/>
+      </w:pPr>
+      <w:r>
+        <w:rPr>
+          <w:b w:val="0"/>
+        </w:rPr>
+        <w:t xml:space="preserve">Let students physically cover unselected columns and compare two records side by side. Provide the sentence frame Same </w:t>
+      </w:r>
+      <w:r>
+        <w:rPr>
+          <w:b/>
+        </w:rPr>
+        <w:t>input</w:t>
+      </w:r>
+      <w:r>
+        <w:rPr>
+          <w:b w:val="0"/>
+        </w:rPr>
+        <w:t xml:space="preserve"> ___ but labels ___ and ___ because ___. Use written colour names so no task depends on colour vision.</w:t>
+      </w:r>
+    </w:p>
+    <w:p>
+      <w:pPr>
+        <w:spacing w:line="336" w:lineRule="auto" w:after="180"/>
+      </w:pPr>
+      <w:r>
+        <w:rPr>
+          <w:b w:val="0"/>
+        </w:rPr>
+        <w:t xml:space="preserve">Extension: ask learners to prove the width-only </w:t>
+      </w:r>
+      <w:r>
+        <w:rPr>
+          <w:b/>
+        </w:rPr>
+        <w:t>input</w:t>
+      </w:r>
+      <w:r>
+        <w:rPr>
+          <w:b w:val="0"/>
+        </w:rPr>
+        <w:t xml:space="preserve"> fails using a second valid pair, or explain how permitting card rotation would change the decision procedure even when the recorded dimensions stay the same.</w:t>
+      </w:r>
+    </w:p>
+    <w:p>
+      <w:pPr>
+        <w:spacing w:line="336" w:lineRule="auto" w:after="180"/>
+      </w:pPr>
+      <w:r>
+        <w:rPr>
+          <w:b w:val="0"/>
+        </w:rPr>
+        <w:t>W4 shows secure independent understanding when the learner selects height and thickness with units, supplies an equal-height pair on opposite sides of the thickness limit, labels the boundary tile correctly, and explains the sticker timing.</w:t>
+      </w:r>
+    </w:p>
+    <w:p>
+      <w:pPr>
+        <w:spacing w:line="336" w:lineRule="auto" w:after="180"/>
+      </w:pPr>
+      <w:r>
+        <w:rPr>
+          <w:b w:val="0"/>
+        </w:rPr>
+        <w:t xml:space="preserve">Naming </w:t>
+      </w:r>
+      <w:r>
+        <w:rPr>
+          <w:b/>
+        </w:rPr>
+        <w:t>input</w:t>
+      </w:r>
+      <w:r>
+        <w:rPr>
+          <w:b w:val="0"/>
+        </w:rPr>
+        <w:t xml:space="preserve">s without a counterexample is partial </w:t>
+      </w:r>
+      <w:r>
+        <w:rPr>
+          <w:b/>
+        </w:rPr>
+        <w:t>evidence</w:t>
+      </w:r>
+      <w:r>
+        <w:rPr>
+          <w:b w:val="0"/>
+        </w:rPr>
+        <w:t>. After support, retry with a new tray limit of height 7 cm and thickness 3 cm; ask for a fresh equal-height pair before confirming mastery.</w:t>
+      </w:r>
+    </w:p>
+    <w:p>
+      <w:pPr>
+        <w:spacing w:line="336" w:lineRule="auto" w:after="180"/>
+      </w:pPr>
+      <w:r>
+        <w:rPr>
+          <w:b w:val="0"/>
+        </w:rPr>
+        <w:t>Week 9 introduces algorithms and changing state. Students will trace ordered instructions and record how values change, keeping the initial conditions and the sequence visible.</w:t>
       </w:r>
     </w:p>
     <w:p>
@@ -2765,40 +5648,40 @@
         <w:pStyle w:val="Heading3"/>
       </w:pPr>
       <w:r>
-        <w:t>Support and fresh reassessment</w:t>
-      </w:r>
-    </w:p>
-    <w:p>
-      <w:r>
-        <w:t>Let students physically cover unselected columns and compare two records side by side. Provide the sentence frame Same input ___ but labels ___ and ___ because ___. Use written colour names so no task depends on colour vision. Extension: ask learners to prove the width-only input fails using a second valid pair, or explain how permitting card rotation would change the decision procedure even when the recorded dimensions stay the same.</w:t>
-      </w:r>
-    </w:p>
-    <w:p>
-      <w:r>
-        <w:t>W4 shows secure independent understanding when the learner selects height and thickness with units, supplies an equal-height pair on opposite sides of the thickness limit, labels the boundary tile correctly, and explains the sticker timing. Naming inputs without a counterexample is partial evidence. After support, retry with a new tray limit of height 7 cm and thickness 3 cm; ask for a fresh equal-height pair before confirming mastery.</w:t>
-      </w:r>
-    </w:p>
-    <w:p>
-      <w:r>
-        <w:t>Week 9 introduces algorithms and changing state. Students will trace ordered instructions and record how values change, keeping the initial conditions and the sequence visible.</w:t>
-      </w:r>
-    </w:p>
-    <w:p>
-      <w:pPr>
-        <w:pStyle w:val="Heading3"/>
-      </w:pPr>
-      <w:r>
         <w:t>Plan the delayed return</w:t>
       </w:r>
     </w:p>
     <w:p>
-      <w:r>
+      <w:pPr>
+        <w:spacing w:line="336" w:lineRule="auto" w:after="180"/>
+      </w:pPr>
+      <w:r>
+        <w:rPr>
+          <w:b w:val="0"/>
+        </w:rPr>
         <w:t>Suggested return points in this level: ai-2/10, ai-2/12, ai-2/15. Use actual classroom dates, adjusting for holidays and gaps. One, three and six teaching weeks are scheduling choices, not a claimed optimal spacing.</w:t>
       </w:r>
     </w:p>
     <w:p>
-      <w:r>
-        <w:t>At a delayed check, ask for the idea from memory and a changed application. Compare with the earlier independent response and record support used. For a new level, revisit the previous capstone before checking the new prerequisites.</w:t>
+      <w:pPr>
+        <w:spacing w:line="336" w:lineRule="auto" w:after="180"/>
+      </w:pPr>
+      <w:r>
+        <w:rPr>
+          <w:b w:val="0"/>
+        </w:rPr>
+        <w:t>At a delayed check, ask for the idea from memory and a changed application. Compare with the earlier independent response and record support used.</w:t>
+      </w:r>
+    </w:p>
+    <w:p>
+      <w:pPr>
+        <w:spacing w:line="336" w:lineRule="auto" w:after="180"/>
+      </w:pPr>
+      <w:r>
+        <w:rPr>
+          <w:b w:val="0"/>
+        </w:rPr>
+        <w:t>For a new level, revisit the previous capstone before checking the new prerequisites.</w:t>
       </w:r>
     </w:p>
     <w:tbl>
@@ -2958,8 +5841,26 @@
       </w:tr>
     </w:tbl>
     <w:p>
-      <w:r>
-        <w:t>Use the evidence to choose reteaching or the next step. A completed page, confidence rating or attractive project does not by itself demonstrate understanding.</w:t>
+      <w:pPr>
+        <w:spacing w:line="336" w:lineRule="auto" w:after="180"/>
+      </w:pPr>
+      <w:r>
+        <w:rPr>
+          <w:b w:val="0"/>
+        </w:rPr>
+        <w:t xml:space="preserve">Use the </w:t>
+      </w:r>
+      <w:r>
+        <w:rPr>
+          <w:b/>
+        </w:rPr>
+        <w:t>evidence</w:t>
+      </w:r>
+      <w:r>
+        <w:rPr>
+          <w:b w:val="0"/>
+        </w:rPr>
+        <w:t xml:space="preserve"> to choose reteaching or the next step. A completed page, confidence rating or attractive project does not by itself demonstrate understanding.</w:t>
       </w:r>
     </w:p>
     <w:p>
@@ -2971,8 +5872,50 @@
       </w:r>
     </w:p>
     <w:p>
-      <w:r>
-        <w:t>Test recommender features for shortcuts, keeping relevant subject information separate from superficial catalogue styling.</w:t>
+      <w:pPr>
+        <w:spacing w:line="336" w:lineRule="auto" w:after="180"/>
+      </w:pPr>
+      <w:r>
+        <w:rPr>
+          <w:b w:val="0"/>
+        </w:rPr>
+        <w:t xml:space="preserve">Test recommender </w:t>
+      </w:r>
+      <w:r>
+        <w:rPr>
+          <w:b/>
+        </w:rPr>
+        <w:t>feature</w:t>
+      </w:r>
+      <w:r>
+        <w:rPr>
+          <w:b w:val="0"/>
+        </w:rPr>
+        <w:t xml:space="preserve">s for </w:t>
+      </w:r>
+      <w:r>
+        <w:rPr>
+          <w:b/>
+        </w:rPr>
+        <w:t>shortcut</w:t>
+      </w:r>
+      <w:r>
+        <w:rPr>
+          <w:b w:val="0"/>
+        </w:rPr>
+        <w:t xml:space="preserve">s, keeping </w:t>
+      </w:r>
+      <w:r>
+        <w:rPr>
+          <w:b/>
+        </w:rPr>
+        <w:t>relevant</w:t>
+      </w:r>
+      <w:r>
+        <w:rPr>
+          <w:b w:val="0"/>
+        </w:rPr>
+        <w:t xml:space="preserve"> subject information separate from superficial catalogue styling.</w:t>
       </w:r>
     </w:p>
     <w:p>
@@ -2985,12 +5928,50 @@
     </w:p>
     <w:p>
       <w:r>
+        <w:t>Use this preparation summary alongside the detailed Features and Distractors lesson; it is a checklist rather than a replacement for the full sequence.</w:t>
+      </w:r>
+    </w:p>
+    <w:p>
+      <w:pPr>
+        <w:pStyle w:val="Heading3"/>
+      </w:pPr>
+      <w:r>
+        <w:t>Teaching target</w:t>
+      </w:r>
+    </w:p>
+    <w:p>
+      <w:pPr>
+        <w:spacing w:line="336" w:lineRule="auto" w:after="180"/>
+        <w:shd w:fill="EDF7F3"/>
+      </w:pPr>
+      <w:r>
+        <w:rPr>
+          <w:b w:val="0"/>
+        </w:rPr>
         <w:t>Teaching target: Choose recorded properties that preserve distinctions needed for a stated task</w:t>
       </w:r>
     </w:p>
     <w:p>
-      <w:r>
-        <w:t>Prepare the labelled worked-case picture, the matching workbook, fictional input cards and a place for individual responses. No paid AI account is required for the paper reasoning activities.</w:t>
+      <w:pPr>
+        <w:spacing w:line="336" w:lineRule="auto" w:after="180"/>
+      </w:pPr>
+      <w:r>
+        <w:rPr>
+          <w:b w:val="0"/>
+        </w:rPr>
+        <w:t xml:space="preserve">Prepare the labelled worked-case picture, the matching workbook, fictional </w:t>
+      </w:r>
+      <w:r>
+        <w:rPr>
+          <w:b/>
+        </w:rPr>
+        <w:t>input</w:t>
+      </w:r>
+      <w:r>
+        <w:rPr>
+          <w:b w:val="0"/>
+        </w:rPr>
+        <w:t xml:space="preserve"> cards and a place for individual responses. No paid AI account is required for the paper reasoning activities.</w:t>
       </w:r>
     </w:p>
     <w:tbl>
@@ -3137,37 +6118,242 @@
       </w:tr>
     </w:tbl>
     <w:p>
-      <w:r>
-        <w:t>Before class, solve the supported practice: Invent two cards with the same width but different correct labels under the card guide. Give both lengths and widths and justify the labels. Explain why a system receiving only width cannot always label both correctly.</w:t>
-      </w:r>
-    </w:p>
-    <w:p>
-      <w:r>
-        <w:t>Reasoned practice answer: One valid pair is length 11 width 6, which fits, and length 13 width 6, which is too large. Both give the width-only input 6 but require different labels. Without length or other permitted distinguishing information, the system cannot guarantee correct labels for both. Accept any valid pair with positive measurements, equal widths at most 8, and lengths on opposite sides of 12.</w:t>
-      </w:r>
-    </w:p>
-    <w:p>
-      <w:r>
-        <w:t>Check every learner before discussion: Use the worked case for Features and useful distinctions. Proposed explanation: “A stronger model can always recover an omitted measurement”. Decide whether this explanation is supported. Point to the step or supplied fact that decides; explain your repair if needed.</w:t>
-      </w:r>
-    </w:p>
-    <w:p>
-      <w:r>
+      <w:pPr>
+        <w:spacing w:line="336" w:lineRule="auto" w:after="180"/>
+      </w:pPr>
+      <w:r>
+        <w:rPr>
+          <w:b w:val="0"/>
+        </w:rPr>
+        <w:t>Before class, solve the supported practice: Invent two cards with the same width but different correct labels under the card guide. Give both lengths and widths and justify the labels.</w:t>
+      </w:r>
+    </w:p>
+    <w:p>
+      <w:pPr>
+        <w:spacing w:line="336" w:lineRule="auto" w:after="180"/>
+      </w:pPr>
+      <w:r>
+        <w:rPr>
+          <w:b w:val="0"/>
+        </w:rPr>
+        <w:t>Explain why a system receiving only width cannot always label both correctly.</w:t>
+      </w:r>
+    </w:p>
+    <w:p>
+      <w:pPr>
+        <w:pStyle w:val="Heading3"/>
+      </w:pPr>
+      <w:r>
+        <w:t>Supported practice answer</w:t>
+      </w:r>
+    </w:p>
+    <w:p>
+      <w:pPr>
+        <w:spacing w:line="336" w:lineRule="auto" w:after="180"/>
+        <w:shd w:fill="F1F6FC"/>
+      </w:pPr>
+      <w:r>
+        <w:rPr>
+          <w:b w:val="0"/>
+        </w:rPr>
+        <w:t xml:space="preserve">Reasoned practice answer: One valid pair is length 11 width 6, which fits, and length 13 width 6, which is too large. Both give the width-only </w:t>
+      </w:r>
+      <w:r>
+        <w:rPr>
+          <w:b/>
+        </w:rPr>
+        <w:t>input</w:t>
+      </w:r>
+      <w:r>
+        <w:rPr>
+          <w:b w:val="0"/>
+        </w:rPr>
+        <w:t xml:space="preserve"> 6 but require different labels.</w:t>
+      </w:r>
+    </w:p>
+    <w:p>
+      <w:pPr>
+        <w:spacing w:line="336" w:lineRule="auto" w:after="180"/>
+        <w:shd w:fill="F1F6FC"/>
+      </w:pPr>
+      <w:r>
+        <w:rPr>
+          <w:b w:val="0"/>
+        </w:rPr>
+        <w:t>Without length or other permitted distinguishing information, the system cannot guarantee correct labels for both. Accept any valid pair with positive measurements, equal widths at most 8, and lengths on opposite sides of 12.</w:t>
+      </w:r>
+    </w:p>
+    <w:p>
+      <w:pPr>
+        <w:spacing w:line="336" w:lineRule="auto" w:after="180"/>
+      </w:pPr>
+      <w:r>
+        <w:rPr>
+          <w:b w:val="0"/>
+        </w:rPr>
+        <w:t xml:space="preserve">Check every learner before discussion: Use the worked case for </w:t>
+      </w:r>
+      <w:r>
+        <w:rPr>
+          <w:b/>
+        </w:rPr>
+        <w:t>Feature</w:t>
+      </w:r>
+      <w:r>
+        <w:rPr>
+          <w:b w:val="0"/>
+        </w:rPr>
+        <w:t>s and useful distinctions. Proposed explanation: “A stronger model can always recover an omitted measurement”. Decide whether this explanation is supported.</w:t>
+      </w:r>
+    </w:p>
+    <w:p>
+      <w:pPr>
+        <w:spacing w:line="336" w:lineRule="auto" w:after="180"/>
+      </w:pPr>
+      <w:r>
+        <w:rPr>
+          <w:b w:val="0"/>
+        </w:rPr>
+        <w:t>Point to the step or supplied fact that decides; explain your repair if needed.</w:t>
+      </w:r>
+    </w:p>
+    <w:p>
+      <w:pPr>
+        <w:pStyle w:val="Heading3"/>
+      </w:pPr>
+      <w:r>
+        <w:t>Repair the misconception</w:t>
+      </w:r>
+    </w:p>
+    <w:p>
+      <w:pPr>
+        <w:spacing w:line="336" w:lineRule="auto" w:after="180"/>
+        <w:shd w:fill="FFF5E6"/>
+      </w:pPr>
+      <w:r>
+        <w:rPr>
+          <w:b w:val="0"/>
+        </w:rPr>
         <w:t>Misconception repair: Cover width and all identifiers for two same-length cards with different labels. Ask which supplied value tells them apart. Guessing or using typical values cannot guarantee correctness for both.</w:t>
       </w:r>
     </w:p>
     <w:p>
-      <w:r>
-        <w:t>Support: read the exact case aloud, enlarge the labelled picture, supply input cards and model only the first deciding step. Accept a spoken explanation or drawing; retain the reasoning goal.</w:t>
-      </w:r>
-    </w:p>
-    <w:p>
-      <w:r>
-        <w:t>Extension: The first controlled pair yields mystery for triangle and science for circle. Require a prediction and a reason before comparing. Expected result: That pair is evidence of unwanted logo sensitivity. Reason: The subject description stayed mystery; only the irrelevant logo changed.</w:t>
-      </w:r>
-    </w:p>
-    <w:p>
-      <w:r>
+      <w:pPr>
+        <w:pStyle w:val="Heading3"/>
+      </w:pPr>
+      <w:r>
+        <w:t>Support without giving away the answer</w:t>
+      </w:r>
+    </w:p>
+    <w:p>
+      <w:pPr>
+        <w:spacing w:line="336" w:lineRule="auto" w:after="180"/>
+        <w:shd w:fill="F1F6F8"/>
+      </w:pPr>
+      <w:r>
+        <w:rPr>
+          <w:b w:val="0"/>
+        </w:rPr>
+        <w:t xml:space="preserve">Support: read the exact case aloud, enlarge the labelled picture, supply </w:t>
+      </w:r>
+      <w:r>
+        <w:rPr>
+          <w:b/>
+        </w:rPr>
+        <w:t>input</w:t>
+      </w:r>
+      <w:r>
+        <w:rPr>
+          <w:b w:val="0"/>
+        </w:rPr>
+        <w:t xml:space="preserve"> cards and model only the first deciding step. Accept a spoken explanation or drawing; retain the reasoning goal.</w:t>
+      </w:r>
+    </w:p>
+    <w:p>
+      <w:pPr>
+        <w:pStyle w:val="Heading3"/>
+      </w:pPr>
+      <w:r>
+        <w:t>Extend the reasoning</w:t>
+      </w:r>
+    </w:p>
+    <w:p>
+      <w:pPr>
+        <w:spacing w:line="336" w:lineRule="auto" w:after="180"/>
+        <w:shd w:fill="F5F1FB"/>
+      </w:pPr>
+      <w:r>
+        <w:rPr>
+          <w:b w:val="0"/>
+        </w:rPr>
+        <w:t xml:space="preserve">Extension: The first controlled pair yields mystery for triangle and science for circle. Require a </w:t>
+      </w:r>
+      <w:r>
+        <w:rPr>
+          <w:b/>
+        </w:rPr>
+        <w:t>prediction</w:t>
+      </w:r>
+      <w:r>
+        <w:rPr>
+          <w:b w:val="0"/>
+        </w:rPr>
+        <w:t xml:space="preserve"> and a reason before comparing. Expected result: That pair is </w:t>
+      </w:r>
+      <w:r>
+        <w:rPr>
+          <w:b/>
+        </w:rPr>
+        <w:t>evidence</w:t>
+      </w:r>
+      <w:r>
+        <w:rPr>
+          <w:b w:val="0"/>
+        </w:rPr>
+        <w:t xml:space="preserve"> of unwanted logo sensitivity.</w:t>
+      </w:r>
+    </w:p>
+    <w:p>
+      <w:pPr>
+        <w:spacing w:line="336" w:lineRule="auto" w:after="180"/>
+        <w:shd w:fill="F5F1FB"/>
+      </w:pPr>
+      <w:r>
+        <w:rPr>
+          <w:b w:val="0"/>
+        </w:rPr>
+        <w:t>Reason: The subject description stayed mystery; only the ir</w:t>
+      </w:r>
+      <w:r>
+        <w:rPr>
+          <w:b/>
+        </w:rPr>
+        <w:t>relevant</w:t>
+      </w:r>
+      <w:r>
+        <w:rPr>
+          <w:b w:val="0"/>
+        </w:rPr>
+        <w:t xml:space="preserve"> logo changed.</w:t>
+      </w:r>
+    </w:p>
+    <w:p>
+      <w:pPr>
+        <w:pStyle w:val="Heading3"/>
+      </w:pPr>
+      <w:r>
+        <w:t>Protect the independent attempt</w:t>
+      </w:r>
+    </w:p>
+    <w:p>
+      <w:pPr>
+        <w:spacing w:line="336" w:lineRule="auto" w:after="180"/>
+        <w:shd w:fill="FFF5E6"/>
+      </w:pPr>
+      <w:r>
+        <w:rPr>
+          <w:b w:val="0"/>
+        </w:rPr>
         <w:t>Independent assessment: withhold the reserved answer until the learner has attempted the new case. Record support separately from correctness.</w:t>
       </w:r>
     </w:p>
@@ -3356,13 +6542,70 @@
       </w:tr>
     </w:tbl>
     <w:p>
-      <w:r>
-        <w:t>Project checkpoint: Make a transparent first version. Keep a trace of how one input becomes an output; explain the rule or learned component.</w:t>
-      </w:r>
-    </w:p>
-    <w:p>
-      <w:r>
-        <w:t>Use the weekly teacher answer for topic-specific reasoning. A saved progress tick is an activity record; judge mastery from the learner’s explanation and evidence.</w:t>
+      <w:pPr>
+        <w:pStyle w:val="Heading3"/>
+      </w:pPr>
+      <w:r>
+        <w:t>Project checkpoint</w:t>
+      </w:r>
+    </w:p>
+    <w:p>
+      <w:pPr>
+        <w:spacing w:line="336" w:lineRule="auto" w:after="180"/>
+        <w:shd w:fill="EDF7F3"/>
+      </w:pPr>
+      <w:r>
+        <w:rPr>
+          <w:b w:val="0"/>
+        </w:rPr>
+        <w:t xml:space="preserve">Project checkpoint: Make a transparent first version. Keep a trace of how one </w:t>
+      </w:r>
+      <w:r>
+        <w:rPr>
+          <w:b/>
+        </w:rPr>
+        <w:t>input</w:t>
+      </w:r>
+      <w:r>
+        <w:rPr>
+          <w:b w:val="0"/>
+        </w:rPr>
+        <w:t xml:space="preserve"> becomes an </w:t>
+      </w:r>
+      <w:r>
+        <w:rPr>
+          <w:b/>
+        </w:rPr>
+        <w:t>output</w:t>
+      </w:r>
+      <w:r>
+        <w:rPr>
+          <w:b w:val="0"/>
+        </w:rPr>
+        <w:t>; explain the rule or learned component.</w:t>
+      </w:r>
+    </w:p>
+    <w:p>
+      <w:pPr>
+        <w:spacing w:line="336" w:lineRule="auto" w:after="180"/>
+      </w:pPr>
+      <w:r>
+        <w:rPr>
+          <w:b w:val="0"/>
+        </w:rPr>
+        <w:t xml:space="preserve">Use the weekly teacher answer for topic-specific reasoning. A saved progress tick is an activity record; judge mastery from the learner’s explanation and </w:t>
+      </w:r>
+      <w:r>
+        <w:rPr>
+          <w:b/>
+        </w:rPr>
+        <w:t>evidence</w:t>
+      </w:r>
+      <w:r>
+        <w:rPr>
+          <w:b w:val="0"/>
+        </w:rPr>
+        <w:t>.</w:t>
       </w:r>
     </w:p>
     <w:p>
@@ -3375,27 +6618,1072 @@
     </w:p>
     <w:p>
       <w:r>
-        <w:t>Use the two formative questions as supported practice, not as independent mastery scores. Discuss the deciding evidence rather than accepting a guessed selection.</w:t>
-      </w:r>
-    </w:p>
-    <w:p>
-      <w:r>
+        <w:t>Use feedback, earlier review and portfolios purposefully. Apply the coding routine only when this lesson has an executable lab.</w:t>
+      </w:r>
+    </w:p>
+    <w:p>
+      <w:pPr>
+        <w:spacing w:line="336" w:lineRule="auto" w:after="180"/>
+      </w:pPr>
+      <w:r>
+        <w:rPr>
+          <w:b w:val="0"/>
+        </w:rPr>
+        <w:t xml:space="preserve">Use the two formative questions as supported practice, not as independent mastery scores. Discuss the deciding </w:t>
+      </w:r>
+      <w:r>
+        <w:rPr>
+          <w:b/>
+        </w:rPr>
+        <w:t>evidence</w:t>
+      </w:r>
+      <w:r>
+        <w:rPr>
+          <w:b w:val="0"/>
+        </w:rPr>
+        <w:t xml:space="preserve"> rather than accepting a guessed selection.</w:t>
+      </w:r>
+    </w:p>
+    <w:p>
+      <w:pPr>
+        <w:spacing w:line="336" w:lineRule="auto" w:after="180"/>
+      </w:pPr>
+      <w:r>
+        <w:rPr>
+          <w:b w:val="0"/>
+        </w:rPr>
         <w:t>The feedback comes from the reviewed public worked case. Do not reveal the separately reserved independent teacher answer until the learner has attempted that case.</w:t>
       </w:r>
     </w:p>
     <w:p>
-      <w:r>
-        <w:t>Ask students to predict before running code. Preserve errors and actual outputs; collect a changed test and an explanation. The branch-boundary and indexing lessons deliberately include failure cases.</w:t>
-      </w:r>
-    </w:p>
-    <w:p>
-      <w:r>
+      <w:pPr>
+        <w:pStyle w:val="Heading3"/>
+      </w:pPr>
+      <w:r>
+        <w:t>For later coding lessons</w:t>
+      </w:r>
+    </w:p>
+    <w:p>
+      <w:r>
+        <w:t>This week has no code block. Use this routine when a later lesson includes an executable lab.</w:t>
+      </w:r>
+    </w:p>
+    <w:p>
+      <w:pPr>
+        <w:spacing w:line="336" w:lineRule="auto" w:after="180"/>
+        <w:shd w:fill="F1F6F8"/>
+      </w:pPr>
+      <w:r>
+        <w:rPr>
+          <w:b w:val="0"/>
+        </w:rPr>
+        <w:t xml:space="preserve">Ask students to predict before running code. Preserve errors and actual </w:t>
+      </w:r>
+      <w:r>
+        <w:rPr>
+          <w:b/>
+        </w:rPr>
+        <w:t>output</w:t>
+      </w:r>
+      <w:r>
+        <w:rPr>
+          <w:b w:val="0"/>
+        </w:rPr>
+        <w:t>s; collect a changed test and an explanation. The branch-boundary and indexing lessons deliberately include failure cases.</w:t>
+      </w:r>
+    </w:p>
+    <w:p>
+      <w:pPr>
+        <w:spacing w:line="336" w:lineRule="auto" w:after="180"/>
+      </w:pPr>
+      <w:r>
+        <w:rPr>
+          <w:b w:val="0"/>
+        </w:rPr>
         <w:t>Use the earlier worked-explanation links to address a specific missing building block, then return to the current question. Adapt this suggestion after observing the learner; it is not an automatic diagnosis.</w:t>
       </w:r>
     </w:p>
     <w:p>
-      <w:r>
-        <w:t>Collect the completed-work portfolio as evidence. Record support separately from correctness, and assess explanation, trace/test and limitations. Progress ticks and quiz selections alone do not establish mastery.</w:t>
+      <w:pPr>
+        <w:spacing w:line="336" w:lineRule="auto" w:after="180"/>
+      </w:pPr>
+      <w:r>
+        <w:rPr>
+          <w:b w:val="0"/>
+        </w:rPr>
+        <w:t xml:space="preserve">Collect the completed-work portfolio as </w:t>
+      </w:r>
+      <w:r>
+        <w:rPr>
+          <w:b/>
+        </w:rPr>
+        <w:t>evidence</w:t>
+      </w:r>
+      <w:r>
+        <w:rPr>
+          <w:b w:val="0"/>
+        </w:rPr>
+        <w:t>. Record support separately from correctness, and assess explanation, trace/test and limitations. Progress ticks and quiz selections alone do not establish mastery.</w:t>
+      </w:r>
+    </w:p>
+    <w:p>
+      <w:pPr>
+        <w:pStyle w:val="Heading1"/>
+      </w:pPr>
+      <w:r>
+        <w:t>09. Visual concept journey</w:t>
+      </w:r>
+    </w:p>
+    <w:p>
+      <w:r>
+        <w:t>Show one Features and Distractors graphic at a time, request a prediction and discuss its trace before the independent assessment.</w:t>
+      </w:r>
+    </w:p>
+    <w:p>
+      <w:pPr>
+        <w:spacing w:line="336" w:lineRule="auto" w:after="180"/>
+      </w:pPr>
+      <w:r>
+        <w:rPr>
+          <w:b w:val="0"/>
+        </w:rPr>
+        <w:t xml:space="preserve">Use one picture at a time. Hide a worked result before asking for a </w:t>
+      </w:r>
+      <w:r>
+        <w:rPr>
+          <w:b/>
+        </w:rPr>
+        <w:t>prediction</w:t>
+      </w:r>
+      <w:r>
+        <w:rPr>
+          <w:b w:val="0"/>
+        </w:rPr>
+        <w:t>, then reveal it for feedback. These are supported teaching cases; retain the separate independent assessment for a fresh first attempt.</w:t>
+      </w:r>
+    </w:p>
+    <w:p>
+      <w:pPr>
+        <w:pStyle w:val="Heading3"/>
+      </w:pPr>
+      <w:r>
+        <w:t>01. Features and Distractors: the case</w:t>
+      </w:r>
+    </w:p>
+    <w:p>
+      <w:r>
+        <w:drawing>
+          <wp:inline xmlns:a="http://schemas.openxmlformats.org/drawingml/2006/main" xmlns:pic="http://schemas.openxmlformats.org/drawingml/2006/picture">
+            <wp:extent cx="5486400" cy="2990088"/>
+            <wp:docPr id="2" name="Picture 2" descr="A fictional book-topic classifier sees mystery books with triangular logos and science books with circular logos. Supplied facts: Training contains no mystery-circle or science-triangle covers. Goal is to identify topic from actual subject information, not publisher logo. New controlled test outputs have not been supplied."/>
+            <wp:cNvGraphicFramePr>
+              <a:graphicFrameLocks noChangeAspect="1"/>
+            </wp:cNvGraphicFramePr>
+            <a:graphic>
+              <a:graphicData uri="http://schemas.openxmlformats.org/drawingml/2006/picture">
+                <pic:pic>
+                  <pic:nvPicPr>
+                    <pic:cNvPr id="0" name="academy-story-ai-2-9-01.png"/>
+                    <pic:cNvPicPr/>
+                  </pic:nvPicPr>
+                  <pic:blipFill>
+                    <a:blip r:embed="rId10"/>
+                    <a:stretch>
+                      <a:fillRect/>
+                    </a:stretch>
+                  </pic:blipFill>
+                  <pic:spPr>
+                    <a:xfrm>
+                      <a:off x="0" y="0"/>
+                      <a:ext cx="5486400" cy="2990088"/>
+                    </a:xfrm>
+                    <a:prstGeom prst="rect"/>
+                  </pic:spPr>
+                </pic:pic>
+              </a:graphicData>
+            </a:graphic>
+          </wp:inline>
+        </w:drawing>
+      </w:r>
+    </w:p>
+    <w:p>
+      <w:pPr>
+        <w:spacing w:line="336" w:lineRule="auto" w:after="180"/>
+      </w:pPr>
+      <w:r>
+        <w:rPr>
+          <w:b w:val="0"/>
+        </w:rPr>
+        <w:t xml:space="preserve">A fictional book-topic classifier sees mystery books with triangular logos and science books with circular logos. Supplied facts: </w:t>
+      </w:r>
+      <w:r>
+        <w:rPr>
+          <w:b/>
+        </w:rPr>
+        <w:t>Training</w:t>
+      </w:r>
+      <w:r>
+        <w:rPr>
+          <w:b w:val="0"/>
+        </w:rPr>
+        <w:t xml:space="preserve"> contains no mystery-circle or science-triangle covers.</w:t>
+      </w:r>
+    </w:p>
+    <w:p>
+      <w:pPr>
+        <w:spacing w:line="336" w:lineRule="auto" w:after="180"/>
+      </w:pPr>
+      <w:r>
+        <w:rPr>
+          <w:b w:val="0"/>
+        </w:rPr>
+        <w:t xml:space="preserve">Goal is to identify topic from actual subject information, not publisher logo. New controlled test </w:t>
+      </w:r>
+      <w:r>
+        <w:rPr>
+          <w:b/>
+        </w:rPr>
+        <w:t>output</w:t>
+      </w:r>
+      <w:r>
+        <w:rPr>
+          <w:b w:val="0"/>
+        </w:rPr>
+        <w:t>s have not been supplied.</w:t>
+      </w:r>
+    </w:p>
+    <w:p>
+      <w:pPr>
+        <w:spacing w:line="336" w:lineRule="auto" w:after="180"/>
+        <w:shd w:fill="F5F1FB"/>
+      </w:pPr>
+      <w:r>
+        <w:rPr>
+          <w:b w:val="0"/>
+        </w:rPr>
+        <w:t>Point to the given fact that matters most. Explain why it matters.</w:t>
+      </w:r>
+    </w:p>
+    <w:p>
+      <w:pPr>
+        <w:pStyle w:val="Heading3"/>
+      </w:pPr>
+      <w:r>
+        <w:t>Discuss while showing the picture</w:t>
+      </w:r>
+    </w:p>
+    <w:p>
+      <w:pPr>
+        <w:spacing w:line="336" w:lineRule="auto" w:after="180"/>
+        <w:shd w:fill="F1F6F8"/>
+      </w:pPr>
+      <w:r>
+        <w:rPr>
+          <w:b w:val="0"/>
+        </w:rPr>
+        <w:t>Teacher prompt: Point to the given fact that matters most. Explain why it matters. Ask learners to describe one label or arrow in ordinary words. Use the adjacent transcript if the image is difficult to see.</w:t>
+      </w:r>
+    </w:p>
+    <w:p>
+      <w:pPr>
+        <w:pStyle w:val="Heading3"/>
+      </w:pPr>
+      <w:r>
+        <w:t>02. Follow the deciding steps</w:t>
+      </w:r>
+    </w:p>
+    <w:p>
+      <w:r>
+        <w:drawing>
+          <wp:inline xmlns:a="http://schemas.openxmlformats.org/drawingml/2006/main" xmlns:pic="http://schemas.openxmlformats.org/drawingml/2006/picture">
+            <wp:extent cx="5486400" cy="4005072"/>
+            <wp:docPr id="3" name="Picture 3" descr="Spot confounding: Topic and logo always move together in the training set. → Hold topic fixed: Compare the same mystery description with triangle versus circle logo. → Hold logo fixed: Compare mystery versus science descriptions with identical triangle logo. → Observe separately: Record predictions before concluding which clue the classifier uses."/>
+            <wp:cNvGraphicFramePr>
+              <a:graphicFrameLocks noChangeAspect="1"/>
+            </wp:cNvGraphicFramePr>
+            <a:graphic>
+              <a:graphicData uri="http://schemas.openxmlformats.org/drawingml/2006/picture">
+                <pic:pic>
+                  <pic:nvPicPr>
+                    <pic:cNvPr id="0" name="academy-story-ai-2-9-02.png"/>
+                    <pic:cNvPicPr/>
+                  </pic:nvPicPr>
+                  <pic:blipFill>
+                    <a:blip r:embed="rId11"/>
+                    <a:stretch>
+                      <a:fillRect/>
+                    </a:stretch>
+                  </pic:blipFill>
+                  <pic:spPr>
+                    <a:xfrm>
+                      <a:off x="0" y="0"/>
+                      <a:ext cx="5486400" cy="4005072"/>
+                    </a:xfrm>
+                    <a:prstGeom prst="rect"/>
+                  </pic:spPr>
+                </pic:pic>
+              </a:graphicData>
+            </a:graphic>
+          </wp:inline>
+        </w:drawing>
+      </w:r>
+    </w:p>
+    <w:p>
+      <w:pPr>
+        <w:spacing w:line="336" w:lineRule="auto" w:after="180"/>
+      </w:pPr>
+      <w:r>
+        <w:rPr>
+          <w:b w:val="0"/>
+        </w:rPr>
+        <w:t xml:space="preserve">Spot confounding: Topic and logo always move together in the </w:t>
+      </w:r>
+      <w:r>
+        <w:rPr>
+          <w:b/>
+        </w:rPr>
+        <w:t>training</w:t>
+      </w:r>
+      <w:r>
+        <w:rPr>
+          <w:b w:val="0"/>
+        </w:rPr>
+        <w:t xml:space="preserve"> set. → Hold topic fixed: Compare the same mystery description with triangle versus circle logo. → Hold logo fixed: Compare mystery versus science descriptions with identical triangle logo. → Observe separately: Record </w:t>
+      </w:r>
+      <w:r>
+        <w:rPr>
+          <w:b/>
+        </w:rPr>
+        <w:t>prediction</w:t>
+      </w:r>
+      <w:r>
+        <w:rPr>
+          <w:b w:val="0"/>
+        </w:rPr>
+        <w:t>s before concluding which clue the classifier uses.</w:t>
+      </w:r>
+    </w:p>
+    <w:p>
+      <w:pPr>
+        <w:spacing w:line="336" w:lineRule="auto" w:after="180"/>
+        <w:shd w:fill="F5F1FB"/>
+      </w:pPr>
+      <w:r>
+        <w:rPr>
+          <w:b w:val="0"/>
+        </w:rPr>
+        <w:t xml:space="preserve">Point to each numbered stage and explain which recorded </w:t>
+      </w:r>
+      <w:r>
+        <w:rPr>
+          <w:b/>
+        </w:rPr>
+        <w:t>input</w:t>
+      </w:r>
+      <w:r>
+        <w:rPr>
+          <w:b w:val="0"/>
+        </w:rPr>
+        <w:t xml:space="preserve"> it uses.</w:t>
+      </w:r>
+    </w:p>
+    <w:p>
+      <w:pPr>
+        <w:pStyle w:val="Heading3"/>
+      </w:pPr>
+      <w:r>
+        <w:t>Discuss while showing the picture</w:t>
+      </w:r>
+    </w:p>
+    <w:p>
+      <w:pPr>
+        <w:spacing w:line="336" w:lineRule="auto" w:after="180"/>
+        <w:shd w:fill="F1F6F8"/>
+      </w:pPr>
+      <w:r>
+        <w:rPr>
+          <w:b w:val="0"/>
+        </w:rPr>
+        <w:t xml:space="preserve">Teacher prompt: Point to each numbered stage and explain which recorded </w:t>
+      </w:r>
+      <w:r>
+        <w:rPr>
+          <w:b/>
+        </w:rPr>
+        <w:t>input</w:t>
+      </w:r>
+      <w:r>
+        <w:rPr>
+          <w:b w:val="0"/>
+        </w:rPr>
+        <w:t xml:space="preserve"> it uses. Ask learners to describe one label or arrow in ordinary words. Use the adjacent transcript if the image is difficult to see.</w:t>
+      </w:r>
+    </w:p>
+    <w:p>
+      <w:pPr>
+        <w:pStyle w:val="Heading3"/>
+      </w:pPr>
+      <w:r>
+        <w:t>03. The same cards under two feature choices</w:t>
+      </w:r>
+    </w:p>
+    <w:p>
+      <w:r>
+        <w:drawing>
+          <wp:inline xmlns:a="http://schemas.openxmlformats.org/drawingml/2006/main" xmlns:pic="http://schemas.openxmlformats.org/drawingml/2006/picture">
+            <wp:extent cx="5486400" cy="2923032"/>
+            <wp:docPr id="4" name="Picture 4" descr="The same cards under two feature choices. A is 10 by 7 cm and fits | Keep length only | 10 cm. B is 10 by 9 cm and is too large | Keep length only | 10 cm. A is 10 by 7 cm and fits | Keep length and width | 10 cm and 7 cm. B is 10 by 9 cm and is too large | Keep length and width | 10 cm and 9 cm"/>
+            <wp:cNvGraphicFramePr>
+              <a:graphicFrameLocks noChangeAspect="1"/>
+            </wp:cNvGraphicFramePr>
+            <a:graphic>
+              <a:graphicData uri="http://schemas.openxmlformats.org/drawingml/2006/picture">
+                <pic:pic>
+                  <pic:nvPicPr>
+                    <pic:cNvPr id="0" name="academy-story-ai-2-9-03.png"/>
+                    <pic:cNvPicPr/>
+                  </pic:nvPicPr>
+                  <pic:blipFill>
+                    <a:blip r:embed="rId12"/>
+                    <a:stretch>
+                      <a:fillRect/>
+                    </a:stretch>
+                  </pic:blipFill>
+                  <pic:spPr>
+                    <a:xfrm>
+                      <a:off x="0" y="0"/>
+                      <a:ext cx="5486400" cy="2923032"/>
+                    </a:xfrm>
+                    <a:prstGeom prst="rect"/>
+                  </pic:spPr>
+                </pic:pic>
+              </a:graphicData>
+            </a:graphic>
+          </wp:inline>
+        </w:drawing>
+      </w:r>
+    </w:p>
+    <w:p>
+      <w:pPr>
+        <w:spacing w:line="336" w:lineRule="auto" w:after="180"/>
+      </w:pPr>
+      <w:r>
+        <w:rPr>
+          <w:b w:val="0"/>
+        </w:rPr>
+        <w:t xml:space="preserve">The same cards under two </w:t>
+      </w:r>
+      <w:r>
+        <w:rPr>
+          <w:b/>
+        </w:rPr>
+        <w:t>feature</w:t>
+      </w:r>
+      <w:r>
+        <w:rPr>
+          <w:b w:val="0"/>
+        </w:rPr>
+        <w:t xml:space="preserve"> choices. A is 10 by 7 cm and fits | Keep length only | 10 cm. B is 10 by 9 cm and is too large | Keep length only | 10 cm. A is 10 by 7 cm and fits | Keep length and width | 10 cm and 7 cm.</w:t>
+      </w:r>
+    </w:p>
+    <w:p>
+      <w:pPr>
+        <w:spacing w:line="336" w:lineRule="auto" w:after="180"/>
+      </w:pPr>
+      <w:r>
+        <w:rPr>
+          <w:b w:val="0"/>
+        </w:rPr>
+        <w:t>B is 10 by 9 cm and is too large | Keep length and width | 10 cm and 9 cm</w:t>
+      </w:r>
+    </w:p>
+    <w:p>
+      <w:pPr>
+        <w:spacing w:line="336" w:lineRule="auto" w:after="180"/>
+        <w:shd w:fill="F5F1FB"/>
+      </w:pPr>
+      <w:r>
+        <w:rPr>
+          <w:b w:val="0"/>
+        </w:rPr>
+        <w:t>Read the labels and values. Explain the relationship the model shows.</w:t>
+      </w:r>
+    </w:p>
+    <w:p>
+      <w:pPr>
+        <w:pStyle w:val="Heading3"/>
+      </w:pPr>
+      <w:r>
+        <w:t>Discuss while showing the picture</w:t>
+      </w:r>
+    </w:p>
+    <w:p>
+      <w:pPr>
+        <w:spacing w:line="336" w:lineRule="auto" w:after="180"/>
+        <w:shd w:fill="F1F6F8"/>
+      </w:pPr>
+      <w:r>
+        <w:rPr>
+          <w:b w:val="0"/>
+        </w:rPr>
+        <w:t>Teacher prompt: Read the labels and values. Explain the relationship the model shows. Ask learners to describe one label or arrow in ordinary words. Use the adjacent transcript if the image is difficult to see.</w:t>
+      </w:r>
+    </w:p>
+    <w:p>
+      <w:pPr>
+        <w:pStyle w:val="Heading3"/>
+      </w:pPr>
+      <w:r>
+        <w:t>04. Change one thing. Trace what follows.</w:t>
+      </w:r>
+    </w:p>
+    <w:p>
+      <w:r>
+        <w:drawing>
+          <wp:inline xmlns:a="http://schemas.openxmlformats.org/drawingml/2006/main" xmlns:pic="http://schemas.openxmlformats.org/drawingml/2006/picture">
+            <wp:extent cx="5486400" cy="3026664"/>
+            <wp:docPr id="5" name="Picture 5" descr="Original case: Record predictions before concluding which clue the classifier uses. Changed condition: The first controlled pair yields mystery for triangle and science for circle. Expected result: That pair is evidence of unwanted logo sensitivity. Reason: The subject description stayed mystery; only the irrelevant logo changed."/>
+            <wp:cNvGraphicFramePr>
+              <a:graphicFrameLocks noChangeAspect="1"/>
+            </wp:cNvGraphicFramePr>
+            <a:graphic>
+              <a:graphicData uri="http://schemas.openxmlformats.org/drawingml/2006/picture">
+                <pic:pic>
+                  <pic:nvPicPr>
+                    <pic:cNvPr id="0" name="academy-story-ai-2-9-04.png"/>
+                    <pic:cNvPicPr/>
+                  </pic:nvPicPr>
+                  <pic:blipFill>
+                    <a:blip r:embed="rId13"/>
+                    <a:stretch>
+                      <a:fillRect/>
+                    </a:stretch>
+                  </pic:blipFill>
+                  <pic:spPr>
+                    <a:xfrm>
+                      <a:off x="0" y="0"/>
+                      <a:ext cx="5486400" cy="3026664"/>
+                    </a:xfrm>
+                    <a:prstGeom prst="rect"/>
+                  </pic:spPr>
+                </pic:pic>
+              </a:graphicData>
+            </a:graphic>
+          </wp:inline>
+        </w:drawing>
+      </w:r>
+    </w:p>
+    <w:p>
+      <w:pPr>
+        <w:spacing w:line="336" w:lineRule="auto" w:after="180"/>
+      </w:pPr>
+      <w:r>
+        <w:rPr>
+          <w:b w:val="0"/>
+        </w:rPr>
+        <w:t xml:space="preserve">Original case: Record </w:t>
+      </w:r>
+      <w:r>
+        <w:rPr>
+          <w:b/>
+        </w:rPr>
+        <w:t>prediction</w:t>
+      </w:r>
+      <w:r>
+        <w:rPr>
+          <w:b w:val="0"/>
+        </w:rPr>
+        <w:t>s before concluding which clue the classifier uses. Changed condition: The first controlled pair yields mystery for triangle and science for circle.</w:t>
+      </w:r>
+    </w:p>
+    <w:p>
+      <w:pPr>
+        <w:spacing w:line="336" w:lineRule="auto" w:after="180"/>
+      </w:pPr>
+      <w:r>
+        <w:rPr>
+          <w:b w:val="0"/>
+        </w:rPr>
+        <w:t xml:space="preserve">Expected result: That pair is </w:t>
+      </w:r>
+      <w:r>
+        <w:rPr>
+          <w:b/>
+        </w:rPr>
+        <w:t>evidence</w:t>
+      </w:r>
+      <w:r>
+        <w:rPr>
+          <w:b w:val="0"/>
+        </w:rPr>
+        <w:t xml:space="preserve"> of unwanted logo sensitivity. Reason: The subject description stayed mystery; only the ir</w:t>
+      </w:r>
+      <w:r>
+        <w:rPr>
+          <w:b/>
+        </w:rPr>
+        <w:t>relevant</w:t>
+      </w:r>
+      <w:r>
+        <w:rPr>
+          <w:b w:val="0"/>
+        </w:rPr>
+        <w:t xml:space="preserve"> logo changed.</w:t>
+      </w:r>
+    </w:p>
+    <w:p>
+      <w:pPr>
+        <w:spacing w:line="336" w:lineRule="auto" w:after="180"/>
+        <w:shd w:fill="F5F1FB"/>
+      </w:pPr>
+      <w:r>
+        <w:rPr>
+          <w:b w:val="0"/>
+        </w:rPr>
+        <w:t>Predict before checking the worked changed-case result. Name what changed and what the supplied facts allow you to conclude.</w:t>
+      </w:r>
+    </w:p>
+    <w:p>
+      <w:pPr>
+        <w:pStyle w:val="Heading3"/>
+      </w:pPr>
+      <w:r>
+        <w:t>Discuss while showing the picture</w:t>
+      </w:r>
+    </w:p>
+    <w:p>
+      <w:pPr>
+        <w:spacing w:line="336" w:lineRule="auto" w:after="180"/>
+        <w:shd w:fill="F1F6F8"/>
+      </w:pPr>
+      <w:r>
+        <w:rPr>
+          <w:b w:val="0"/>
+        </w:rPr>
+        <w:t>Teacher prompt: Predict before checking the worked changed-case result. Name what changed and what the supplied facts allow you to conclude. Ask learners to describe one label or arrow in ordinary words.</w:t>
+      </w:r>
+    </w:p>
+    <w:p>
+      <w:pPr>
+        <w:spacing w:line="336" w:lineRule="auto" w:after="180"/>
+        <w:shd w:fill="F1F6F8"/>
+      </w:pPr>
+      <w:r>
+        <w:rPr>
+          <w:b w:val="0"/>
+        </w:rPr>
+        <w:t>Use the adjacent transcript if the image is difficult to see. Changed-case reasoning: The subject description stayed mystery; only the ir</w:t>
+      </w:r>
+      <w:r>
+        <w:rPr>
+          <w:b/>
+        </w:rPr>
+        <w:t>relevant</w:t>
+      </w:r>
+      <w:r>
+        <w:rPr>
+          <w:b w:val="0"/>
+        </w:rPr>
+        <w:t xml:space="preserve"> logo changed.</w:t>
+      </w:r>
+    </w:p>
+    <w:p>
+      <w:pPr>
+        <w:pStyle w:val="Heading3"/>
+      </w:pPr>
+      <w:r>
+        <w:t>05. Connect the explanation to its limit</w:t>
+      </w:r>
+    </w:p>
+    <w:p>
+      <w:r>
+        <w:drawing>
+          <wp:inline xmlns:a="http://schemas.openxmlformats.org/drawingml/2006/main" xmlns:pic="http://schemas.openxmlformats.org/drawingml/2006/picture">
+            <wp:extent cx="5486400" cy="2834640"/>
+            <wp:docPr id="6" name="Picture 6" descr="Either subject information or logo could explain success on the old combinations. Controlled pairs separate their predictions by changing one aspect at a time. Designing the pair is not equivalent to observing the model’s response. Keep the descriptions identical when testing logo so differences do not have two possible causes. Limit: Controlled observations support specific sensitivity claims; they do not reveal every internal feature a learned model uses."/>
+            <wp:cNvGraphicFramePr>
+              <a:graphicFrameLocks noChangeAspect="1"/>
+            </wp:cNvGraphicFramePr>
+            <a:graphic>
+              <a:graphicData uri="http://schemas.openxmlformats.org/drawingml/2006/picture">
+                <pic:pic>
+                  <pic:nvPicPr>
+                    <pic:cNvPr id="0" name="academy-story-ai-2-9-05.png"/>
+                    <pic:cNvPicPr/>
+                  </pic:nvPicPr>
+                  <pic:blipFill>
+                    <a:blip r:embed="rId14"/>
+                    <a:stretch>
+                      <a:fillRect/>
+                    </a:stretch>
+                  </pic:blipFill>
+                  <pic:spPr>
+                    <a:xfrm>
+                      <a:off x="0" y="0"/>
+                      <a:ext cx="5486400" cy="2834640"/>
+                    </a:xfrm>
+                    <a:prstGeom prst="rect"/>
+                  </pic:spPr>
+                </pic:pic>
+              </a:graphicData>
+            </a:graphic>
+          </wp:inline>
+        </w:drawing>
+      </w:r>
+    </w:p>
+    <w:p>
+      <w:pPr>
+        <w:spacing w:line="336" w:lineRule="auto" w:after="180"/>
+      </w:pPr>
+      <w:r>
+        <w:rPr>
+          <w:b w:val="0"/>
+        </w:rPr>
+        <w:t xml:space="preserve">Either subject information or logo could explain success on the old combinations. Controlled pairs separate their </w:t>
+      </w:r>
+      <w:r>
+        <w:rPr>
+          <w:b/>
+        </w:rPr>
+        <w:t>prediction</w:t>
+      </w:r>
+      <w:r>
+        <w:rPr>
+          <w:b w:val="0"/>
+        </w:rPr>
+        <w:t>s by changing one aspect at a time.</w:t>
+      </w:r>
+    </w:p>
+    <w:p>
+      <w:pPr>
+        <w:spacing w:line="336" w:lineRule="auto" w:after="180"/>
+      </w:pPr>
+      <w:r>
+        <w:rPr>
+          <w:b w:val="0"/>
+        </w:rPr>
+        <w:t>Designing the pair is not equivalent to observing the model’s response. Keep the descriptions identical when testing logo so differences do not have two possible causes.</w:t>
+      </w:r>
+    </w:p>
+    <w:p>
+      <w:pPr>
+        <w:spacing w:line="336" w:lineRule="auto" w:after="180"/>
+      </w:pPr>
+      <w:r>
+        <w:rPr>
+          <w:b w:val="0"/>
+        </w:rPr>
+        <w:t xml:space="preserve">Limit: Controlled </w:t>
+      </w:r>
+      <w:r>
+        <w:rPr>
+          <w:b/>
+        </w:rPr>
+        <w:t>observation</w:t>
+      </w:r>
+      <w:r>
+        <w:rPr>
+          <w:b w:val="0"/>
+        </w:rPr>
+        <w:t xml:space="preserve">s support specific sensitivity claims; they do not reveal every internal </w:t>
+      </w:r>
+      <w:r>
+        <w:rPr>
+          <w:b/>
+        </w:rPr>
+        <w:t>feature</w:t>
+      </w:r>
+      <w:r>
+        <w:rPr>
+          <w:b w:val="0"/>
+        </w:rPr>
+        <w:t xml:space="preserve"> a </w:t>
+      </w:r>
+      <w:r>
+        <w:rPr>
+          <w:b/>
+        </w:rPr>
+        <w:t>learned model</w:t>
+      </w:r>
+      <w:r>
+        <w:rPr>
+          <w:b w:val="0"/>
+        </w:rPr>
+        <w:t xml:space="preserve"> uses.</w:t>
+      </w:r>
+    </w:p>
+    <w:p>
+      <w:pPr>
+        <w:spacing w:line="336" w:lineRule="auto" w:after="180"/>
+        <w:shd w:fill="F5F1FB"/>
+      </w:pPr>
+      <w:r>
+        <w:rPr>
+          <w:b w:val="0"/>
+        </w:rPr>
+        <w:t>Explain the case, then point to a limit on the claim.</w:t>
+      </w:r>
+    </w:p>
+    <w:p>
+      <w:pPr>
+        <w:pStyle w:val="Heading3"/>
+      </w:pPr>
+      <w:r>
+        <w:t>Discuss while showing the picture</w:t>
+      </w:r>
+    </w:p>
+    <w:p>
+      <w:pPr>
+        <w:spacing w:line="336" w:lineRule="auto" w:after="180"/>
+        <w:shd w:fill="F1F6F8"/>
+      </w:pPr>
+      <w:r>
+        <w:rPr>
+          <w:b w:val="0"/>
+        </w:rPr>
+        <w:t>Teacher prompt: Explain the case, then point to a limit on the claim. Ask learners to describe one label or arrow in ordinary words. Use the adjacent transcript if the image is difficult to see.</w:t>
+      </w:r>
+    </w:p>
+    <w:p>
+      <w:pPr>
+        <w:spacing w:line="336" w:lineRule="auto" w:after="180"/>
+        <w:shd w:fill="F1F6F8"/>
+      </w:pPr>
+      <w:r>
+        <w:rPr>
+          <w:b w:val="0"/>
+        </w:rPr>
+        <w:t xml:space="preserve">Keep the stated scope: Controlled </w:t>
+      </w:r>
+      <w:r>
+        <w:rPr>
+          <w:b/>
+        </w:rPr>
+        <w:t>observation</w:t>
+      </w:r>
+      <w:r>
+        <w:rPr>
+          <w:b w:val="0"/>
+        </w:rPr>
+        <w:t xml:space="preserve">s support specific sensitivity claims; they do not reveal every internal </w:t>
+      </w:r>
+      <w:r>
+        <w:rPr>
+          <w:b/>
+        </w:rPr>
+        <w:t>feature</w:t>
+      </w:r>
+      <w:r>
+        <w:rPr>
+          <w:b w:val="0"/>
+        </w:rPr>
+        <w:t xml:space="preserve"> a </w:t>
+      </w:r>
+      <w:r>
+        <w:rPr>
+          <w:b/>
+        </w:rPr>
+        <w:t>learned model</w:t>
+      </w:r>
+      <w:r>
+        <w:rPr>
+          <w:b w:val="0"/>
+        </w:rPr>
+        <w:t xml:space="preserve"> uses.</w:t>
+      </w:r>
+    </w:p>
+    <w:p>
+      <w:pPr>
+        <w:pStyle w:val="Heading3"/>
+      </w:pPr>
+      <w:r>
+        <w:t>06. Make the idea visible in your project</w:t>
+      </w:r>
+    </w:p>
+    <w:p>
+      <w:r>
+        <w:drawing>
+          <wp:inline xmlns:a="http://schemas.openxmlformats.org/drawingml/2006/main" xmlns:pic="http://schemas.openxmlformats.org/drawingml/2006/picture">
+            <wp:extent cx="5486400" cy="3380232"/>
+            <wp:docPr id="7" name="Picture 7" descr="Test recommender features for shortcuts, keeping relevant subject information separate from superficial catalogue styling. Draw your input, deciding step, result and limit. Supported question: Does this one pair prove the classifier always ignores subject? Explain a narrower claim."/>
+            <wp:cNvGraphicFramePr>
+              <a:graphicFrameLocks noChangeAspect="1"/>
+            </wp:cNvGraphicFramePr>
+            <a:graphic>
+              <a:graphicData uri="http://schemas.openxmlformats.org/drawingml/2006/picture">
+                <pic:pic>
+                  <pic:nvPicPr>
+                    <pic:cNvPr id="0" name="academy-story-ai-2-9-06.png"/>
+                    <pic:cNvPicPr/>
+                  </pic:nvPicPr>
+                  <pic:blipFill>
+                    <a:blip r:embed="rId15"/>
+                    <a:stretch>
+                      <a:fillRect/>
+                    </a:stretch>
+                  </pic:blipFill>
+                  <pic:spPr>
+                    <a:xfrm>
+                      <a:off x="0" y="0"/>
+                      <a:ext cx="5486400" cy="3380232"/>
+                    </a:xfrm>
+                    <a:prstGeom prst="rect"/>
+                  </pic:spPr>
+                </pic:pic>
+              </a:graphicData>
+            </a:graphic>
+          </wp:inline>
+        </w:drawing>
+      </w:r>
+    </w:p>
+    <w:p>
+      <w:pPr>
+        <w:spacing w:line="336" w:lineRule="auto" w:after="180"/>
+      </w:pPr>
+      <w:r>
+        <w:rPr>
+          <w:b w:val="0"/>
+        </w:rPr>
+        <w:t xml:space="preserve">Test recommender </w:t>
+      </w:r>
+      <w:r>
+        <w:rPr>
+          <w:b/>
+        </w:rPr>
+        <w:t>feature</w:t>
+      </w:r>
+      <w:r>
+        <w:rPr>
+          <w:b w:val="0"/>
+        </w:rPr>
+        <w:t xml:space="preserve">s for </w:t>
+      </w:r>
+      <w:r>
+        <w:rPr>
+          <w:b/>
+        </w:rPr>
+        <w:t>shortcut</w:t>
+      </w:r>
+      <w:r>
+        <w:rPr>
+          <w:b w:val="0"/>
+        </w:rPr>
+        <w:t xml:space="preserve">s, keeping </w:t>
+      </w:r>
+      <w:r>
+        <w:rPr>
+          <w:b/>
+        </w:rPr>
+        <w:t>relevant</w:t>
+      </w:r>
+      <w:r>
+        <w:rPr>
+          <w:b w:val="0"/>
+        </w:rPr>
+        <w:t xml:space="preserve"> subject information separate from superficial catalogue styling. Draw your </w:t>
+      </w:r>
+      <w:r>
+        <w:rPr>
+          <w:b/>
+        </w:rPr>
+        <w:t>input</w:t>
+      </w:r>
+      <w:r>
+        <w:rPr>
+          <w:b w:val="0"/>
+        </w:rPr>
+        <w:t>, deciding step, result and limit.</w:t>
+      </w:r>
+    </w:p>
+    <w:p>
+      <w:pPr>
+        <w:spacing w:line="336" w:lineRule="auto" w:after="180"/>
+      </w:pPr>
+      <w:r>
+        <w:rPr>
+          <w:b w:val="0"/>
+        </w:rPr>
+        <w:t>Supported question: Does this one pair prove the classifier always ignores subject? Explain a narrower claim.</w:t>
+      </w:r>
+    </w:p>
+    <w:p>
+      <w:pPr>
+        <w:spacing w:line="336" w:lineRule="auto" w:after="180"/>
+        <w:shd w:fill="F5F1FB"/>
+      </w:pPr>
+      <w:r>
+        <w:rPr>
+          <w:b w:val="0"/>
+        </w:rPr>
+        <w:t xml:space="preserve">Draw your project trace and justify the deciding step using </w:t>
+      </w:r>
+      <w:r>
+        <w:rPr>
+          <w:b/>
+        </w:rPr>
+        <w:t>evidence</w:t>
+      </w:r>
+      <w:r>
+        <w:rPr>
+          <w:b w:val="0"/>
+        </w:rPr>
+        <w:t>.</w:t>
+      </w:r>
+    </w:p>
+    <w:p>
+      <w:pPr>
+        <w:pStyle w:val="Heading3"/>
+      </w:pPr>
+      <w:r>
+        <w:t>Discuss while showing the picture</w:t>
+      </w:r>
+    </w:p>
+    <w:p>
+      <w:pPr>
+        <w:spacing w:line="336" w:lineRule="auto" w:after="180"/>
+        <w:shd w:fill="F1F6F8"/>
+      </w:pPr>
+      <w:r>
+        <w:rPr>
+          <w:b w:val="0"/>
+        </w:rPr>
+        <w:t xml:space="preserve">Teacher prompt: Draw your project trace and justify the deciding step using </w:t>
+      </w:r>
+      <w:r>
+        <w:rPr>
+          <w:b/>
+        </w:rPr>
+        <w:t>evidence</w:t>
+      </w:r>
+      <w:r>
+        <w:rPr>
+          <w:b w:val="0"/>
+        </w:rPr>
+        <w:t>. Ask learners to describe one label or arrow in ordinary words. Use the adjacent transcript if the image is difficult to see.</w:t>
+      </w:r>
+    </w:p>
+    <w:p>
+      <w:pPr>
+        <w:spacing w:line="336" w:lineRule="auto" w:after="180"/>
+        <w:shd w:fill="F1F6F8"/>
+      </w:pPr>
+      <w:r>
+        <w:rPr>
+          <w:b w:val="0"/>
+        </w:rPr>
+        <w:t xml:space="preserve">Supported practice key: No. It shows one topic-fixed </w:t>
+      </w:r>
+      <w:r>
+        <w:rPr>
+          <w:b/>
+        </w:rPr>
+        <w:t>prediction</w:t>
+      </w:r>
+      <w:r>
+        <w:rPr>
+          <w:b w:val="0"/>
+        </w:rPr>
+        <w:t xml:space="preserve"> changed with logo in this case; additional balanced comparisons are needed to characterise behavior.</w:t>
       </w:r>
     </w:p>
     <w:sectPr>

--- a/downloads/teacher/ai-2-week-09.docx
+++ b/downloads/teacher/ai-2-week-09.docx
@@ -125,7 +125,7 @@
           </w:tcPr>
           <w:p>
             <w:r>
-              <w:t>Sections 1–6; record the brief recall in the workbook.</w:t>
+              <w:t>Use Your mission, Notice the evidence, See how it works, Compare the cases, Words that unlock the idea and Follow a worked example; record the brief recall in the workbook.</w:t>
             </w:r>
           </w:p>
         </w:tc>
@@ -157,7 +157,7 @@
           </w:tcPr>
           <w:p>
             <w:r>
-              <w:t>Sections 7–10; use the matching workbook W2 and misconception check.</w:t>
+              <w:t>Use Find and repair a mistake, Practise together, Run the investigation and Build your understanding; use the matching workbook W2 and misconception check.</w:t>
             </w:r>
           </w:p>
         </w:tc>
@@ -189,7 +189,7 @@
           </w:tcPr>
           <w:p>
             <w:r>
-              <w:t>Sections 9 and 11–14. Give extra time to finish the full task set; use Section 15 when the week includes a coding lab.</w:t>
+              <w:t>Use Run the investigation, Connect your project, Show what you know, Study a complete case and Try a new case independently. Allow extra time for the full task set. Use a coding lab only when this week actually provides one; Your lesson route is the planning section.</w:t>
             </w:r>
           </w:p>
         </w:tc>
@@ -6047,7 +6047,7 @@
           </w:tcPr>
           <w:p>
             <w:r>
-              <w:t>Sections 1–6; record the brief recall in the workbook.</w:t>
+              <w:t>Use Your mission, Notice the evidence, See how it works, Compare the cases, Words that unlock the idea and Follow a worked example; record the brief recall in the workbook.</w:t>
             </w:r>
           </w:p>
         </w:tc>
@@ -6079,7 +6079,7 @@
           </w:tcPr>
           <w:p>
             <w:r>
-              <w:t>Sections 7–10; use the matching workbook W2 and misconception check.</w:t>
+              <w:t>Use Find and repair a mistake, Practise together, Run the investigation and Build your understanding; use the matching workbook W2 and misconception check.</w:t>
             </w:r>
           </w:p>
         </w:tc>
@@ -6111,7 +6111,7 @@
           </w:tcPr>
           <w:p>
             <w:r>
-              <w:t>Sections 9 and 11–14. Give extra time to finish the full task set; use Section 15 when the week includes a coding lab.</w:t>
+              <w:t>Use Run the investigation, Connect your project, Show what you know, Study a complete case and Try a new case independently. Allow extra time for the full task set. Use a coding lab only when this week actually provides one; Your lesson route is the planning section.</w:t>
             </w:r>
           </w:p>
         </w:tc>

--- a/downloads/teacher/ai-2-week-09.docx
+++ b/downloads/teacher/ai-2-week-09.docx
@@ -25,20 +25,38 @@
         <w:pStyle w:val="Heading1"/>
       </w:pPr>
       <w:r>
-        <w:t>01. Features and Distractors</w:t>
-      </w:r>
-    </w:p>
-    <w:p>
-      <w:r>
-        <w:t>Prepare Features and Distractors: check the target, prerequisites, resources and adaptable teaching schedule.</w:t>
-      </w:r>
-    </w:p>
-    <w:p>
-      <w:pPr>
-        <w:pStyle w:val="Heading3"/>
-      </w:pPr>
-      <w:r>
-        <w:t>Teach the learning cycle</w:t>
+        <w:t>Teach feature selection with inspectable counterexamples.</w:t>
+      </w:r>
+    </w:p>
+    <w:p>
+      <w:r>
+        <w:t>Supply the candidate fields, keep exact-rule and learned-model evidence separate and assess the reserved controlled-pair task.</w:t>
+      </w:r>
+    </w:p>
+    <w:p>
+      <w:r>
+        <w:t>Ask what stayed fixed, what changed and what the observation actually establishes.</w:t>
+      </w:r>
+    </w:p>
+    <w:p>
+      <w:pPr>
+        <w:pStyle w:val="Heading1"/>
+      </w:pPr>
+      <w:r>
+        <w:t>01. Prepare this connected week</w:t>
+      </w:r>
+    </w:p>
+    <w:p>
+      <w:r>
+        <w:t>Use one main plan and keep practice separate from the independent first attempt.</w:t>
+      </w:r>
+    </w:p>
+    <w:p>
+      <w:pPr>
+        <w:pStyle w:val="Heading2"/>
+      </w:pPr>
+      <w:r>
+        <w:t>Learning goal and precision</w:t>
       </w:r>
     </w:p>
     <w:p>
@@ -50,6 +68,178 @@
           <w:b w:val="0"/>
         </w:rPr>
         <w:t>Primary target: Choose recorded properties that preserve distinctions needed for a stated task</w:t>
+      </w:r>
+    </w:p>
+    <w:p>
+      <w:pPr>
+        <w:spacing w:line="336" w:lineRule="auto" w:after="180"/>
+      </w:pPr>
+      <w:r>
+        <w:rPr>
+          <w:b w:val="0"/>
+        </w:rPr>
+        <w:t xml:space="preserve">Students investigate representation before </w:t>
+      </w:r>
+      <w:r>
+        <w:rPr>
+          <w:b/>
+        </w:rPr>
+        <w:t>fitting</w:t>
+      </w:r>
+      <w:r>
+        <w:rPr>
+          <w:b w:val="0"/>
+        </w:rPr>
+        <w:t xml:space="preserve"> a model. Keep the paper rule explicit: positive known measurements, fixed orientation, no thickness in the card task, and both boundaries inclusive.</w:t>
+      </w:r>
+    </w:p>
+    <w:p>
+      <w:pPr>
+        <w:spacing w:line="336" w:lineRule="auto" w:after="180"/>
+      </w:pPr>
+      <w:r>
+        <w:rPr>
+          <w:b w:val="0"/>
+        </w:rPr>
+        <w:t xml:space="preserve">Length and width suffice for that limited rule. A collision between </w:t>
+      </w:r>
+      <w:r>
+        <w:rPr>
+          <w:b/>
+        </w:rPr>
+        <w:t>feature record</w:t>
+      </w:r>
+      <w:r>
+        <w:rPr>
+          <w:b w:val="0"/>
+        </w:rPr>
+        <w:t xml:space="preserve">s with different correct labels demonstrates lost information; it does not prove that every task needs these same </w:t>
+      </w:r>
+      <w:r>
+        <w:rPr>
+          <w:b/>
+        </w:rPr>
+        <w:t>input</w:t>
+      </w:r>
+      <w:r>
+        <w:rPr>
+          <w:b w:val="0"/>
+        </w:rPr>
+        <w:t>s.</w:t>
+      </w:r>
+    </w:p>
+    <w:p>
+      <w:pPr>
+        <w:spacing w:line="336" w:lineRule="auto" w:after="180"/>
+      </w:pPr>
+      <w:r>
+        <w:rPr>
+          <w:b w:val="0"/>
+        </w:rPr>
+        <w:t xml:space="preserve">Explain </w:t>
+      </w:r>
+      <w:r>
+        <w:rPr>
+          <w:b/>
+        </w:rPr>
+        <w:t>leakage</w:t>
+      </w:r>
+      <w:r>
+        <w:rPr>
+          <w:b w:val="0"/>
+        </w:rPr>
+        <w:t xml:space="preserve"> through timing and the copied sticker, without requiring model </w:t>
+      </w:r>
+      <w:r>
+        <w:rPr>
+          <w:b/>
+        </w:rPr>
+        <w:t>training</w:t>
+      </w:r>
+      <w:r>
+        <w:rPr>
+          <w:b w:val="0"/>
+        </w:rPr>
+        <w:t xml:space="preserve"> or statistics.</w:t>
+      </w:r>
+    </w:p>
+    <w:p>
+      <w:pPr>
+        <w:spacing w:line="336" w:lineRule="auto" w:after="180"/>
+      </w:pPr>
+      <w:r>
+        <w:rPr>
+          <w:b w:val="0"/>
+        </w:rPr>
+        <w:t xml:space="preserve">By the end, I can test a distracting </w:t>
+      </w:r>
+      <w:r>
+        <w:rPr>
+          <w:b/>
+        </w:rPr>
+        <w:t>feature</w:t>
+      </w:r>
+      <w:r>
+        <w:rPr>
+          <w:b w:val="0"/>
+        </w:rPr>
+        <w:t xml:space="preserve"> with controlled changes rather than confounding clues.</w:t>
+      </w:r>
+    </w:p>
+    <w:p>
+      <w:pPr>
+        <w:pStyle w:val="Heading2"/>
+      </w:pPr>
+      <w:r>
+        <w:t>What to prepare</w:t>
+      </w:r>
+    </w:p>
+    <w:p>
+      <w:pPr>
+        <w:pStyle w:val="ListBullet"/>
+      </w:pPr>
+      <w:r>
+        <w:t>Use the supplied scenario, student illustrations and blank paper. For numeric work, offer counters or a calculator after learners show the setup. Fictional records are supplied; personal data and paid accounts are unnecessary.</w:t>
+      </w:r>
+    </w:p>
+    <w:p>
+      <w:pPr>
+        <w:pStyle w:val="ListBullet"/>
+      </w:pPr>
+      <w:r>
+        <w:t>Case exposure check: this source example appears in ai-1/8, ai-2/9. Reuse a familiar case for recall or modelling; verify that the case used to assess transfer has not already received feedback.</w:t>
+      </w:r>
+    </w:p>
+    <w:p>
+      <w:pPr>
+        <w:pStyle w:val="ListBullet"/>
+      </w:pPr>
+      <w:r>
+        <w:t>Four cards matching the worked table, with dimensions, colour and identifying letters written as text</w:t>
+      </w:r>
+    </w:p>
+    <w:p>
+      <w:pPr>
+        <w:pStyle w:val="ListBullet"/>
+      </w:pPr>
+      <w:r>
+        <w:t>Two paper columns headed Before the decision and After inspection, plus removable label stickers</w:t>
+      </w:r>
+    </w:p>
+    <w:p>
+      <w:pPr>
+        <w:pStyle w:val="ListBullet"/>
+      </w:pPr>
+      <w:r>
+        <w:t>Blank records headed Length in cm and Width in cm, and the independent display-tray task from W4</w:t>
+      </w:r>
+    </w:p>
+    <w:p>
+      <w:pPr>
+        <w:pStyle w:val="Heading2"/>
+      </w:pPr>
+      <w:r>
+        <w:t>Main teaching plan</w:t>
       </w:r>
     </w:p>
     <w:tbl>
@@ -231,13 +421,162 @@
     </w:p>
     <w:p>
       <w:pPr>
+        <w:pStyle w:val="Heading2"/>
+      </w:pPr>
+      <w:r>
+        <w:t>Opening retrieval and readiness</w:t>
+      </w:r>
+    </w:p>
+    <w:p>
+      <w:pPr>
         <w:spacing w:line="336" w:lineRule="auto" w:after="180"/>
       </w:pPr>
       <w:r>
         <w:rPr>
           <w:b w:val="0"/>
         </w:rPr>
-        <w:t>Case exposure check: this source example appears in ai-1/8, ai-2/9. Reuse a familiar case for recall or modelling; verify that the case used to assess transfer has not already received feedback.</w:t>
+        <w:t>Without opening the old lesson, explain one key idea from Operational Labels. Give an example and a mistake that the idea helps you avoid.</w:t>
+      </w:r>
+    </w:p>
+    <w:p>
+      <w:pPr>
+        <w:spacing w:line="336" w:lineRule="auto" w:after="180"/>
+      </w:pPr>
+      <w:r>
+        <w:rPr>
+          <w:b w:val="0"/>
+        </w:rPr>
+        <w:t xml:space="preserve">Look for: Apply a category definition using explicit </w:t>
+      </w:r>
+      <w:r>
+        <w:rPr>
+          <w:b/>
+        </w:rPr>
+        <w:t>evidence</w:t>
+      </w:r>
+      <w:r>
+        <w:rPr>
+          <w:b w:val="0"/>
+        </w:rPr>
+        <w:t xml:space="preserve"> and boundary rules</w:t>
+      </w:r>
+    </w:p>
+    <w:p>
+      <w:pPr>
+        <w:spacing w:line="336" w:lineRule="auto" w:after="180"/>
+      </w:pPr>
+      <w:r>
+        <w:rPr>
+          <w:b w:val="0"/>
+        </w:rPr>
+        <w:t>Reference example, not the only acceptable wording: In order: ready because both known fields pass; revise because 31 exceeds 30; review because the known day passes but the room is unknown; revise because the known day failure has priority over the unknown room.</w:t>
+      </w:r>
+    </w:p>
+    <w:p>
+      <w:pPr>
+        <w:spacing w:line="336" w:lineRule="auto" w:after="180"/>
+      </w:pPr>
+      <w:r>
+        <w:rPr>
+          <w:b w:val="0"/>
+        </w:rPr>
+        <w:t>Equality at 30 is accepted.</w:t>
+      </w:r>
+    </w:p>
+    <w:p>
+      <w:pPr>
+        <w:spacing w:line="336" w:lineRule="auto" w:after="180"/>
+      </w:pPr>
+      <w:r>
+        <w:rPr>
+          <w:b w:val="0"/>
+        </w:rPr>
+        <w:t>Without opening the old lesson, explain one key idea from Debugging Strategies. Give an example and a mistake that the idea helps you avoid.</w:t>
+      </w:r>
+    </w:p>
+    <w:p>
+      <w:pPr>
+        <w:spacing w:line="336" w:lineRule="auto" w:after="180"/>
+      </w:pPr>
+      <w:r>
+        <w:rPr>
+          <w:b w:val="0"/>
+        </w:rPr>
+        <w:t>Look for: Design revealing tests for a function</w:t>
+      </w:r>
+    </w:p>
+    <w:p>
+      <w:pPr>
+        <w:spacing w:line="336" w:lineRule="auto" w:after="180"/>
+      </w:pPr>
+      <w:r>
+        <w:rPr>
+          <w:b w:val="0"/>
+        </w:rPr>
+        <w:t>Reference example, not the only acceptable wording: 4, 0 and 6.</w:t>
+      </w:r>
+    </w:p>
+    <w:p>
+      <w:pPr>
+        <w:spacing w:line="336" w:lineRule="auto" w:after="180"/>
+      </w:pPr>
+      <w:r>
+        <w:rPr>
+          <w:b w:val="0"/>
+        </w:rPr>
+        <w:t>Without opening the old lesson, explain one key idea from Branching Logic. Give an example and a mistake that the idea helps you avoid.</w:t>
+      </w:r>
+    </w:p>
+    <w:p>
+      <w:pPr>
+        <w:spacing w:line="336" w:lineRule="auto" w:after="180"/>
+      </w:pPr>
+      <w:r>
+        <w:rPr>
+          <w:b w:val="0"/>
+        </w:rPr>
+        <w:t>Look for: Trace the selected branch in an if elif else chain</w:t>
+      </w:r>
+    </w:p>
+    <w:p>
+      <w:pPr>
+        <w:spacing w:line="336" w:lineRule="auto" w:after="180"/>
+      </w:pPr>
+      <w:r>
+        <w:rPr>
+          <w:b w:val="0"/>
+        </w:rPr>
+        <w:t>Reference example, not the only acceptable wording: if tests negative first; elif checks &lt;= 12 only after that fails; else handles the rest.</w:t>
+      </w:r>
+    </w:p>
+    <w:p>
+      <w:pPr>
+        <w:spacing w:line="336" w:lineRule="auto" w:after="180"/>
+      </w:pPr>
+      <w:r>
+        <w:rPr>
+          <w:b w:val="0"/>
+        </w:rPr>
+        <w:t>Unindented print runs after any selected branch, whose assignment gives label a value.</w:t>
+      </w:r>
+    </w:p>
+    <w:p>
+      <w:pPr>
+        <w:spacing w:line="336" w:lineRule="auto" w:after="180"/>
+      </w:pPr>
+      <w:r>
+        <w:rPr>
+          <w:b w:val="0"/>
+        </w:rPr>
+        <w:t>Check the card fields against the same explicit policy and version. Agreement alone can preserve a shared mistake; it does not prove that an event exists or has permission.</w:t>
+      </w:r>
+    </w:p>
+    <w:p>
+      <w:pPr>
+        <w:pStyle w:val="Heading2"/>
+      </w:pPr>
+      <w:r>
+        <w:t>Earlier wording, alternatives and picture transcripts · reference / check after trying</w:t>
       </w:r>
     </w:p>
     <w:p>
@@ -245,6 +584,14 @@
         <w:pStyle w:val="Heading3"/>
       </w:pPr>
       <w:r>
+        <w:t>Teach the learning cycle</w:t>
+      </w:r>
+    </w:p>
+    <w:p>
+      <w:pPr>
+        <w:pStyle w:val="Heading3"/>
+      </w:pPr>
+      <w:r>
         <w:t>Retrieval answer guidance</w:t>
       </w:r>
     </w:p>
@@ -258,62 +605,6 @@
     </w:p>
     <w:p>
       <w:pPr>
-        <w:spacing w:line="336" w:lineRule="auto" w:after="180"/>
-      </w:pPr>
-      <w:r>
-        <w:rPr>
-          <w:b w:val="0"/>
-        </w:rPr>
-        <w:t>Without opening the old lesson, explain one key idea from Operational Labels. Give an example and a mistake that the idea helps you avoid.</w:t>
-      </w:r>
-    </w:p>
-    <w:p>
-      <w:pPr>
-        <w:spacing w:line="336" w:lineRule="auto" w:after="180"/>
-      </w:pPr>
-      <w:r>
-        <w:rPr>
-          <w:b w:val="0"/>
-        </w:rPr>
-        <w:t xml:space="preserve">Look for: Apply a category definition using explicit </w:t>
-      </w:r>
-      <w:r>
-        <w:rPr>
-          <w:b/>
-        </w:rPr>
-        <w:t>evidence</w:t>
-      </w:r>
-      <w:r>
-        <w:rPr>
-          <w:b w:val="0"/>
-        </w:rPr>
-        <w:t xml:space="preserve"> and boundary rules</w:t>
-      </w:r>
-    </w:p>
-    <w:p>
-      <w:pPr>
-        <w:spacing w:line="336" w:lineRule="auto" w:after="180"/>
-      </w:pPr>
-      <w:r>
-        <w:rPr>
-          <w:b w:val="0"/>
-        </w:rPr>
-        <w:t>Reference example, not the only acceptable wording: In order: ready because both known fields pass; revise because 31 exceeds 30; review because the known day passes but the room is unknown; revise because the known day failure has priority over the unknown room.</w:t>
-      </w:r>
-    </w:p>
-    <w:p>
-      <w:pPr>
-        <w:spacing w:line="336" w:lineRule="auto" w:after="180"/>
-      </w:pPr>
-      <w:r>
-        <w:rPr>
-          <w:b w:val="0"/>
-        </w:rPr>
-        <w:t>Equality at 30 is accepted.</w:t>
-      </w:r>
-    </w:p>
-    <w:p>
-      <w:pPr>
         <w:pStyle w:val="Heading3"/>
       </w:pPr>
       <w:r>
@@ -322,87 +613,10 @@
     </w:p>
     <w:p>
       <w:pPr>
-        <w:spacing w:line="336" w:lineRule="auto" w:after="180"/>
-      </w:pPr>
-      <w:r>
-        <w:rPr>
-          <w:b w:val="0"/>
-        </w:rPr>
-        <w:t>Without opening the old lesson, explain one key idea from Debugging Strategies. Give an example and a mistake that the idea helps you avoid.</w:t>
-      </w:r>
-    </w:p>
-    <w:p>
-      <w:pPr>
-        <w:spacing w:line="336" w:lineRule="auto" w:after="180"/>
-      </w:pPr>
-      <w:r>
-        <w:rPr>
-          <w:b w:val="0"/>
-        </w:rPr>
-        <w:t>Look for: Design revealing tests for a function</w:t>
-      </w:r>
-    </w:p>
-    <w:p>
-      <w:pPr>
-        <w:spacing w:line="336" w:lineRule="auto" w:after="180"/>
-      </w:pPr>
-      <w:r>
-        <w:rPr>
-          <w:b w:val="0"/>
-        </w:rPr>
-        <w:t>Reference example, not the only acceptable wording: 4, 0 and 6.</w:t>
-      </w:r>
-    </w:p>
-    <w:p>
-      <w:pPr>
         <w:pStyle w:val="Heading3"/>
       </w:pPr>
       <w:r>
         <w:t>Branching Logic</w:t>
-      </w:r>
-    </w:p>
-    <w:p>
-      <w:pPr>
-        <w:spacing w:line="336" w:lineRule="auto" w:after="180"/>
-      </w:pPr>
-      <w:r>
-        <w:rPr>
-          <w:b w:val="0"/>
-        </w:rPr>
-        <w:t>Without opening the old lesson, explain one key idea from Branching Logic. Give an example and a mistake that the idea helps you avoid.</w:t>
-      </w:r>
-    </w:p>
-    <w:p>
-      <w:pPr>
-        <w:spacing w:line="336" w:lineRule="auto" w:after="180"/>
-      </w:pPr>
-      <w:r>
-        <w:rPr>
-          <w:b w:val="0"/>
-        </w:rPr>
-        <w:t>Look for: Trace the selected branch in an if elif else chain</w:t>
-      </w:r>
-    </w:p>
-    <w:p>
-      <w:pPr>
-        <w:spacing w:line="336" w:lineRule="auto" w:after="180"/>
-      </w:pPr>
-      <w:r>
-        <w:rPr>
-          <w:b w:val="0"/>
-        </w:rPr>
-        <w:t>Reference example, not the only acceptable wording: if tests negative first; elif checks &lt;= 12 only after that fails; else handles the rest.</w:t>
-      </w:r>
-    </w:p>
-    <w:p>
-      <w:pPr>
-        <w:spacing w:line="336" w:lineRule="auto" w:after="180"/>
-      </w:pPr>
-      <w:r>
-        <w:rPr>
-          <w:b w:val="0"/>
-        </w:rPr>
-        <w:t>Unindented print runs after any selected branch, whose assignment gives label a value.</w:t>
       </w:r>
     </w:p>
     <w:p>
@@ -611,6 +825,11 @@
       </w:r>
     </w:p>
     <w:p>
+      <w:r>
+        <w:t>This compact option is not the full-week schedule. Use the main teaching cycle and allow extra sessions for the investigation, independent work and project.</w:t>
+      </w:r>
+    </w:p>
+    <w:p>
       <w:pPr>
         <w:spacing w:line="336" w:lineRule="auto" w:after="180"/>
       </w:pPr>
@@ -618,7 +837,7 @@
         <w:rPr>
           <w:b w:val="0"/>
         </w:rPr>
-        <w:t>Use the supplied scenario, student illustrations and blank paper. For numeric work, offer counters or a calculator after learners show the setup. Fictional records are supplied; personal data and paid accounts are unnecessary.</w:t>
+        <w:t>Allow 80 minutes: recall 8; explanation 12; worked demonstration 15; guided practice 20; independent assessment 15; project and reflection 10. Extend the lab into a second session when needed.</w:t>
       </w:r>
     </w:p>
     <w:p>
@@ -626,32 +845,55 @@
         <w:pStyle w:val="Heading3"/>
       </w:pPr>
       <w:r>
-        <w:t>Alternative compact allocation</w:t>
-      </w:r>
-    </w:p>
-    <w:p>
-      <w:r>
-        <w:t>This compact option is not the full-week schedule. Use the main teaching cycle and allow extra sessions for the investigation, independent work and project.</w:t>
+        <w:t>Preparation for the connected explanation</w:t>
+      </w:r>
+    </w:p>
+    <w:p>
+      <w:pPr>
+        <w:pStyle w:val="Heading3"/>
+      </w:pPr>
+      <w:r>
+        <w:t>Readiness answer</w:t>
+      </w:r>
+    </w:p>
+    <w:p>
+      <w:pPr>
+        <w:pStyle w:val="Heading3"/>
+      </w:pPr>
+      <w:r>
+        <w:t>End goal for the pictorial case</w:t>
       </w:r>
     </w:p>
     <w:p>
       <w:pPr>
         <w:spacing w:line="336" w:lineRule="auto" w:after="180"/>
-        <w:shd w:fill="F1F6F8"/>
-      </w:pPr>
-      <w:r>
-        <w:rPr>
-          <w:b w:val="0"/>
-        </w:rPr>
-        <w:t>Allow 80 minutes: recall 8; explanation 12; worked demonstration 15; guided practice 20; independent assessment 15; project and reflection 10. Extend the lab into a second session when needed.</w:t>
-      </w:r>
-    </w:p>
-    <w:p>
-      <w:pPr>
-        <w:pStyle w:val="Heading3"/>
-      </w:pPr>
-      <w:r>
-        <w:t>Preparation for the connected explanation</w:t>
+      </w:pPr>
+      <w:r>
+        <w:rPr>
+          <w:b w:val="0"/>
+        </w:rPr>
+        <w:t>This added worked case illustrates the week’s main idea. Retain all original and connected topics; schedule its practice within the teaching cycle.</w:t>
+      </w:r>
+    </w:p>
+    <w:p>
+      <w:pPr>
+        <w:pStyle w:val="Heading1"/>
+      </w:pPr>
+      <w:r>
+        <w:t>02. Teach features through pairs a system must distinguish</w:t>
+      </w:r>
+    </w:p>
+    <w:p>
+      <w:r>
+        <w:t>Keep exact-rule conclusions separate from unknown model behaviour.</w:t>
+      </w:r>
+    </w:p>
+    <w:p>
+      <w:pPr>
+        <w:pStyle w:val="Heading2"/>
+      </w:pPr>
+      <w:r>
+        <w:t>State the dimension rule and target</w:t>
       </w:r>
     </w:p>
     <w:p>
@@ -662,19 +904,88 @@
         <w:rPr>
           <w:b w:val="0"/>
         </w:rPr>
-        <w:t xml:space="preserve">Students investigate representation before </w:t>
+        <w:t>Imagine a paper sorting task for a model delivery station. Each rectangular card has a length, width, colour and card number.</w:t>
+      </w:r>
+    </w:p>
+    <w:p>
+      <w:pPr>
+        <w:spacing w:line="336" w:lineRule="auto" w:after="180"/>
+      </w:pPr>
+      <w:r>
+        <w:rPr>
+          <w:b w:val="0"/>
+        </w:rPr>
+        <w:t>The station labels a card fits if its length is at most 12 centimetres and its width is at most 8 centimetres. Both limits include equality.</w:t>
+      </w:r>
+    </w:p>
+    <w:p>
+      <w:pPr>
+        <w:spacing w:line="336" w:lineRule="auto" w:after="180"/>
+      </w:pPr>
+      <w:r>
+        <w:rPr>
+          <w:b w:val="0"/>
+        </w:rPr>
+        <w:t>Cards stay flat in the marked orientation; turning, bending and thickness are outside this paper task. All measurements in the first examples are known positive whole numbers.</w:t>
+      </w:r>
+    </w:p>
+    <w:p>
+      <w:pPr>
+        <w:spacing w:line="336" w:lineRule="auto" w:after="180"/>
+      </w:pPr>
+      <w:r>
+        <w:rPr>
+          <w:b w:val="0"/>
+        </w:rPr>
+        <w:t xml:space="preserve">A </w:t>
       </w:r>
       <w:r>
         <w:rPr>
           <w:b/>
         </w:rPr>
-        <w:t>fitting</w:t>
-      </w:r>
-      <w:r>
-        <w:rPr>
-          <w:b w:val="0"/>
-        </w:rPr>
-        <w:t xml:space="preserve"> a model. Keep the paper rule explicit: positive known measurements, fixed orientation, no thickness in the card task, and both boundaries inclusive.</w:t>
+        <w:t>feature</w:t>
+      </w:r>
+      <w:r>
+        <w:rPr>
+          <w:b w:val="0"/>
+        </w:rPr>
+        <w:t xml:space="preserve"> is a recorded </w:t>
+      </w:r>
+      <w:r>
+        <w:rPr>
+          <w:b/>
+        </w:rPr>
+        <w:t>input</w:t>
+      </w:r>
+      <w:r>
+        <w:rPr>
+          <w:b w:val="0"/>
+        </w:rPr>
+        <w:t xml:space="preserve"> property, such as width in centimetres. The </w:t>
+      </w:r>
+      <w:r>
+        <w:rPr>
+          <w:b/>
+        </w:rPr>
+        <w:t>target label</w:t>
+      </w:r>
+      <w:r>
+        <w:rPr>
+          <w:b w:val="0"/>
+        </w:rPr>
+        <w:t xml:space="preserve"> is the answer we want to produce: fits or too large under this guide. Decide what the answer means before choosing the </w:t>
+      </w:r>
+      <w:r>
+        <w:rPr>
+          <w:b/>
+        </w:rPr>
+        <w:t>input</w:t>
+      </w:r>
+      <w:r>
+        <w:rPr>
+          <w:b w:val="0"/>
+        </w:rPr>
+        <w:t>s.</w:t>
       </w:r>
     </w:p>
     <w:p>
@@ -685,31 +996,165 @@
         <w:rPr>
           <w:b w:val="0"/>
         </w:rPr>
-        <w:t xml:space="preserve">Length and width suffice for that limited rule. A collision between </w:t>
+        <w:t>A card number can help us find a record, but knowing its number does not tell us its dimensions.</w:t>
+      </w:r>
+    </w:p>
+    <w:p>
+      <w:pPr>
+        <w:spacing w:line="336" w:lineRule="auto" w:after="180"/>
+      </w:pPr>
+      <w:r>
+        <w:rPr>
+          <w:b w:val="0"/>
+        </w:rPr>
+        <w:t xml:space="preserve">This guide already gives us a direct rule, so we do not need to train a model to solve it. We use the task to investigate the information that either a rule or a </w:t>
       </w:r>
       <w:r>
         <w:rPr>
           <w:b/>
         </w:rPr>
+        <w:t>learned model</w:t>
+      </w:r>
+      <w:r>
+        <w:rPr>
+          <w:b w:val="0"/>
+        </w:rPr>
+        <w:t xml:space="preserve"> would need.</w:t>
+      </w:r>
+    </w:p>
+    <w:p>
+      <w:pPr>
+        <w:spacing w:line="336" w:lineRule="auto" w:after="180"/>
+      </w:pPr>
+      <w:r>
+        <w:rPr>
+          <w:b w:val="0"/>
+        </w:rPr>
+        <w:t>Later, when relationships are learned from examples, the same question remains: did we supply the distinctions the task requires?</w:t>
+      </w:r>
+    </w:p>
+    <w:p>
+      <w:pPr>
+        <w:pStyle w:val="Heading2"/>
+      </w:pPr>
+      <w:r>
+        <w:t>Cover width, then reveal the distinguishing input</w:t>
+      </w:r>
+    </w:p>
+    <w:p>
+      <w:pPr>
+        <w:spacing w:line="336" w:lineRule="auto" w:after="180"/>
+      </w:pPr>
+      <w:r>
+        <w:rPr>
+          <w:b w:val="0"/>
+        </w:rPr>
+        <w:t>Card A is 10 centimetres long and 7 centimetres wide. Card B is 10 centimetres long and 9 centimetres wide. A fits; B is too large because its width exceeds 8. Compare two ways of recording these cards.</w:t>
+      </w:r>
+    </w:p>
+    <w:p>
+      <w:r>
+        <w:drawing>
+          <wp:inline xmlns:a="http://schemas.openxmlformats.org/drawingml/2006/main" xmlns:pic="http://schemas.openxmlformats.org/drawingml/2006/picture">
+            <wp:extent cx="5486400" cy="2923032"/>
+            <wp:docPr id="1" name="Picture 1" descr="The same cards under two feature choices. A is 10 by 7 cm and fits | Keep length only | 10 cm. B is 10 by 9 cm and is too large | Keep length only | 10 cm. A is 10 by 7 cm and fits | Keep length and width | 10 cm and 7 cm. B is 10 by 9 cm and is too large | Keep length and width | 10 cm and 9 cm"/>
+            <wp:cNvGraphicFramePr>
+              <a:graphicFrameLocks noChangeAspect="1"/>
+            </wp:cNvGraphicFramePr>
+            <a:graphic>
+              <a:graphicData uri="http://schemas.openxmlformats.org/drawingml/2006/picture">
+                <pic:pic>
+                  <pic:nvPicPr>
+                    <pic:cNvPr id="0" name="academy-story-ai-2-9-03.png"/>
+                    <pic:cNvPicPr/>
+                  </pic:nvPicPr>
+                  <pic:blipFill>
+                    <a:blip r:embed="rId9"/>
+                    <a:stretch>
+                      <a:fillRect/>
+                    </a:stretch>
+                  </pic:blipFill>
+                  <pic:spPr>
+                    <a:xfrm>
+                      <a:off x="0" y="0"/>
+                      <a:ext cx="5486400" cy="2923032"/>
+                    </a:xfrm>
+                    <a:prstGeom prst="rect"/>
+                  </pic:spPr>
+                </pic:pic>
+              </a:graphicData>
+            </a:graphic>
+          </wp:inline>
+        </w:drawing>
+      </w:r>
+    </w:p>
+    <w:p>
+      <w:pPr>
+        <w:spacing w:line="336" w:lineRule="auto" w:after="180"/>
+      </w:pPr>
+      <w:r>
+        <w:rPr>
+          <w:b w:val="0"/>
+        </w:rPr>
+        <w:t xml:space="preserve">A system receiving only the length cannot use the hidden width to tell these two cards apart. The same </w:t>
+      </w:r>
+      <w:r>
+        <w:rPr>
+          <w:b/>
+        </w:rPr>
+        <w:t>input</w:t>
+      </w:r>
+      <w:r>
+        <w:rPr>
+          <w:b w:val="0"/>
+        </w:rPr>
+        <w:t>, 10, is paired with two different correct answers.</w:t>
+      </w:r>
+    </w:p>
+    <w:p>
+      <w:pPr>
+        <w:spacing w:line="336" w:lineRule="auto" w:after="180"/>
+      </w:pPr>
+      <w:r>
+        <w:rPr>
+          <w:b w:val="0"/>
+        </w:rPr>
+        <w:t xml:space="preserve">It may guess, return an uncertainty, or use a usual answer, but length alone cannot guarantee the right label for both. A more complicated model cannot reconstruct this missing distinction with certainty from that </w:t>
+      </w:r>
+      <w:r>
+        <w:rPr>
+          <w:b/>
+        </w:rPr>
+        <w:t>input</w:t>
+      </w:r>
+      <w:r>
+        <w:rPr>
+          <w:b w:val="0"/>
+        </w:rPr>
+        <w:t xml:space="preserve"> alone.</w:t>
+      </w:r>
+    </w:p>
+    <w:p>
+      <w:pPr>
+        <w:spacing w:line="336" w:lineRule="auto" w:after="180"/>
+      </w:pPr>
+      <w:r>
+        <w:rPr>
+          <w:b w:val="0"/>
+        </w:rPr>
+        <w:t xml:space="preserve">A </w:t>
+      </w:r>
+      <w:r>
+        <w:rPr>
+          <w:b/>
+        </w:rPr>
         <w:t>feature record</w:t>
       </w:r>
       <w:r>
         <w:rPr>
           <w:b w:val="0"/>
         </w:rPr>
-        <w:t xml:space="preserve">s with different correct labels demonstrates lost information; it does not prove that every task needs these same </w:t>
-      </w:r>
-      <w:r>
-        <w:rPr>
-          <w:b/>
-        </w:rPr>
-        <w:t>input</w:t>
-      </w:r>
-      <w:r>
-        <w:rPr>
-          <w:b w:val="0"/>
-        </w:rPr>
-        <w:t>s.</w:t>
+        <w:t xml:space="preserve"> needs a consistent order and units. Here we write length in centimetres first, then width in centimetres.</w:t>
       </w:r>
     </w:p>
     <w:p>
@@ -720,889 +1165,15 @@
         <w:rPr>
           <w:b w:val="0"/>
         </w:rPr>
-        <w:t xml:space="preserve">Explain </w:t>
-      </w:r>
-      <w:r>
-        <w:rPr>
-          <w:b/>
-        </w:rPr>
-        <w:t>leakage</w:t>
-      </w:r>
-      <w:r>
-        <w:rPr>
-          <w:b w:val="0"/>
-        </w:rPr>
-        <w:t xml:space="preserve"> through timing and the copied sticker, without requiring model </w:t>
-      </w:r>
-      <w:r>
-        <w:rPr>
-          <w:b/>
-        </w:rPr>
-        <w:t>training</w:t>
-      </w:r>
-      <w:r>
-        <w:rPr>
-          <w:b w:val="0"/>
-        </w:rPr>
-        <w:t xml:space="preserve"> or statistics.</w:t>
-      </w:r>
-    </w:p>
-    <w:p>
-      <w:pPr>
-        <w:pStyle w:val="Heading3"/>
-      </w:pPr>
-      <w:r>
-        <w:t>Readiness answer</w:t>
-      </w:r>
-    </w:p>
-    <w:p>
-      <w:pPr>
-        <w:spacing w:line="336" w:lineRule="auto" w:after="180"/>
-      </w:pPr>
-      <w:r>
-        <w:rPr>
-          <w:b w:val="0"/>
-        </w:rPr>
-        <w:t>Check the card fields against the same explicit policy and version. Agreement alone can preserve a shared mistake; it does not prove that an event exists or has permission.</w:t>
-      </w:r>
-    </w:p>
-    <w:p>
-      <w:pPr>
-        <w:spacing w:line="336" w:lineRule="auto" w:after="180"/>
-      </w:pPr>
-      <w:r>
-        <w:rPr>
-          <w:b w:val="0"/>
-        </w:rPr>
-        <w:t>Four cards matching the worked table, with dimensions, colour and identifying letters written as text</w:t>
-      </w:r>
-    </w:p>
-    <w:p>
-      <w:pPr>
-        <w:spacing w:line="336" w:lineRule="auto" w:after="180"/>
-      </w:pPr>
-      <w:r>
-        <w:rPr>
-          <w:b w:val="0"/>
-        </w:rPr>
-        <w:t>Two paper columns headed Before the decision and After inspection, plus removable label stickers</w:t>
-      </w:r>
-    </w:p>
-    <w:p>
-      <w:pPr>
-        <w:spacing w:line="336" w:lineRule="auto" w:after="180"/>
-      </w:pPr>
-      <w:r>
-        <w:rPr>
-          <w:b w:val="0"/>
-        </w:rPr>
-        <w:t>Blank records headed Length in cm and Width in cm, and the independent display-tray task from W4</w:t>
-      </w:r>
-    </w:p>
-    <w:p>
-      <w:pPr>
-        <w:pStyle w:val="Heading3"/>
-      </w:pPr>
-      <w:r>
-        <w:t>End goal for the pictorial case</w:t>
-      </w:r>
-    </w:p>
-    <w:p>
-      <w:pPr>
-        <w:spacing w:line="336" w:lineRule="auto" w:after="180"/>
-      </w:pPr>
-      <w:r>
-        <w:rPr>
-          <w:b w:val="0"/>
-        </w:rPr>
-        <w:t xml:space="preserve">By the end, I can test a distracting </w:t>
-      </w:r>
-      <w:r>
-        <w:rPr>
-          <w:b/>
-        </w:rPr>
-        <w:t>feature</w:t>
-      </w:r>
-      <w:r>
-        <w:rPr>
-          <w:b w:val="0"/>
-        </w:rPr>
-        <w:t xml:space="preserve"> with controlled changes rather than confounding clues.</w:t>
-      </w:r>
-    </w:p>
-    <w:p>
-      <w:pPr>
-        <w:spacing w:line="336" w:lineRule="auto" w:after="180"/>
-      </w:pPr>
-      <w:r>
-        <w:rPr>
-          <w:b w:val="0"/>
-        </w:rPr>
-        <w:t>This added worked case illustrates the week’s main idea. Retain all original and connected topics; schedule its practice within the teaching cycle.</w:t>
-      </w:r>
-    </w:p>
-    <w:p>
-      <w:pPr>
-        <w:pStyle w:val="Heading1"/>
-      </w:pPr>
-      <w:r>
-        <w:t>02. Explain the mechanism</w:t>
-      </w:r>
-    </w:p>
-    <w:p>
-      <w:r>
-        <w:t>Model Features and Distractors using the supplied case, labelled mechanism and reasoning. Make the scope of each conclusion explicit.</w:t>
-      </w:r>
-    </w:p>
-    <w:p>
-      <w:pPr>
-        <w:spacing w:line="336" w:lineRule="auto" w:after="180"/>
-      </w:pPr>
-      <w:r>
-        <w:rPr>
-          <w:b/>
-        </w:rPr>
-        <w:t>Input</w:t>
-      </w:r>
-      <w:r>
-        <w:rPr>
-          <w:b w:val="0"/>
-        </w:rPr>
-        <w:t xml:space="preserve"> → </w:t>
-      </w:r>
-      <w:r>
-        <w:rPr>
-          <w:b/>
-        </w:rPr>
-        <w:t>Process</w:t>
-      </w:r>
-      <w:r>
-        <w:rPr>
-          <w:b w:val="0"/>
-        </w:rPr>
-        <w:t xml:space="preserve"> → </w:t>
-      </w:r>
-      <w:r>
-        <w:rPr>
-          <w:b/>
-        </w:rPr>
-        <w:t>Output</w:t>
-      </w:r>
-    </w:p>
-    <w:p>
-      <w:pPr>
-        <w:spacing w:line="336" w:lineRule="auto" w:after="180"/>
-      </w:pPr>
-      <w:r>
-        <w:rPr>
-          <w:b w:val="0"/>
-        </w:rPr>
-        <w:t>Trace the information. At each stage, ask what changed and how you could test it.</w:t>
-      </w:r>
-    </w:p>
-    <w:p>
-      <w:pPr>
-        <w:spacing w:line="336" w:lineRule="auto" w:after="180"/>
-      </w:pPr>
-      <w:r>
-        <w:rPr>
-          <w:b w:val="0"/>
-        </w:rPr>
-        <w:t>Which stage could fail even when the other two are correct? Explain:</w:t>
-      </w:r>
-    </w:p>
-    <w:p>
-      <w:pPr>
-        <w:spacing w:line="336" w:lineRule="auto" w:after="180"/>
-      </w:pPr>
-      <w:r>
-        <w:rPr>
-          <w:b w:val="0"/>
-        </w:rPr>
-        <w:t xml:space="preserve">Predict first. Then check each step. A correct answer without visible reasoning is incomplete </w:t>
-      </w:r>
-      <w:r>
-        <w:rPr>
-          <w:b/>
-        </w:rPr>
-        <w:t>evidence</w:t>
-      </w:r>
-      <w:r>
-        <w:rPr>
-          <w:b w:val="0"/>
-        </w:rPr>
-        <w:t>.</w:t>
-      </w:r>
-    </w:p>
-    <w:p>
-      <w:pPr>
-        <w:spacing w:line="336" w:lineRule="auto" w:after="180"/>
-        <w:shd w:fill="F4F9FC"/>
-      </w:pPr>
-      <w:r>
-        <w:rPr>
-          <w:b w:val="0"/>
-        </w:rPr>
-        <w:t>1. Goal: recommend enjoyable readable books.</w:t>
-      </w:r>
-    </w:p>
-    <w:p>
-      <w:pPr>
-        <w:spacing w:line="336" w:lineRule="auto" w:after="180"/>
-        <w:shd w:fill="F4F9FC"/>
-      </w:pPr>
-      <w:r>
-        <w:rPr>
-          <w:b w:val="0"/>
-        </w:rPr>
-        <w:t>2. Useful: genre match, reading level, length preference.</w:t>
-      </w:r>
-    </w:p>
-    <w:p>
-      <w:pPr>
-        <w:spacing w:line="336" w:lineRule="auto" w:after="180"/>
-        <w:shd w:fill="F4F9FC"/>
-      </w:pPr>
-      <w:r>
-        <w:rPr>
-          <w:b w:val="0"/>
-        </w:rPr>
-        <w:t xml:space="preserve">3. </w:t>
-      </w:r>
-      <w:r>
-        <w:rPr>
-          <w:b/>
-        </w:rPr>
-        <w:t>Distractor</w:t>
-      </w:r>
-      <w:r>
-        <w:rPr>
-          <w:b w:val="0"/>
-        </w:rPr>
-        <w:t>: cover color may match past labels by accident.</w:t>
-      </w:r>
-    </w:p>
-    <w:p>
-      <w:pPr>
-        <w:spacing w:line="336" w:lineRule="auto" w:after="180"/>
-        <w:shd w:fill="F4F9FC"/>
-      </w:pPr>
-      <w:r>
-        <w:rPr>
-          <w:b w:val="0"/>
-        </w:rPr>
-        <w:t xml:space="preserve">4. Deployment check: every chosen </w:t>
-      </w:r>
-      <w:r>
-        <w:rPr>
-          <w:b/>
-        </w:rPr>
-        <w:t>feature</w:t>
-      </w:r>
-      <w:r>
-        <w:rPr>
-          <w:b w:val="0"/>
-        </w:rPr>
-        <w:t xml:space="preserve"> must exist before recommending.</w:t>
-      </w:r>
-    </w:p>
-    <w:p>
-      <w:pPr>
-        <w:spacing w:line="336" w:lineRule="auto" w:after="180"/>
-      </w:pPr>
-      <w:r>
-        <w:rPr>
-          <w:b w:val="0"/>
-        </w:rPr>
-        <w:t>Recalculate, retrace, or restate the reasoning in your own representation:</w:t>
-      </w:r>
-    </w:p>
-    <w:p>
-      <w:pPr>
-        <w:spacing w:line="336" w:lineRule="auto" w:after="180"/>
-        <w:shd w:fill="F5F1FB"/>
-      </w:pPr>
-      <w:r>
-        <w:rPr>
-          <w:b w:val="0"/>
-        </w:rPr>
-        <w:t xml:space="preserve">CHECK Did the </w:t>
-      </w:r>
-      <w:r>
-        <w:rPr>
-          <w:b/>
-        </w:rPr>
-        <w:t>evidence</w:t>
-      </w:r>
-      <w:r>
-        <w:rPr>
-          <w:b w:val="0"/>
-        </w:rPr>
-        <w:t xml:space="preserve"> answer the exact question? Did the total, path, or source record stay consistent?</w:t>
-      </w:r>
-    </w:p>
-    <w:p>
-      <w:pPr>
-        <w:pStyle w:val="Heading3"/>
-      </w:pPr>
-      <w:r>
-        <w:t>Concrete teaching case</w:t>
-      </w:r>
-    </w:p>
-    <w:p>
-      <w:pPr>
-        <w:pStyle w:val="Heading3"/>
-      </w:pPr>
-      <w:r>
-        <w:t>The teaching case</w:t>
-      </w:r>
-    </w:p>
-    <w:p>
-      <w:pPr>
-        <w:spacing w:line="336" w:lineRule="auto" w:after="180"/>
-        <w:shd w:fill="F1F6FC"/>
-      </w:pPr>
-      <w:r>
-        <w:rPr>
-          <w:b w:val="0"/>
-        </w:rPr>
-        <w:t>Target: includes animal characters. Fields: animal tag, cover colour and shelf number.</w:t>
-      </w:r>
-    </w:p>
-    <w:p>
-      <w:pPr>
-        <w:pStyle w:val="Heading3"/>
-      </w:pPr>
-      <w:r>
-        <w:t>The teaching case</w:t>
-      </w:r>
-    </w:p>
-    <w:p>
-      <w:pPr>
-        <w:spacing w:line="336" w:lineRule="auto" w:after="180"/>
-        <w:shd w:fill="F1F6FC"/>
-      </w:pPr>
-      <w:r>
-        <w:rPr>
-          <w:b w:val="0"/>
-        </w:rPr>
-        <w:t xml:space="preserve">Choose useful </w:t>
-      </w:r>
-      <w:r>
-        <w:rPr>
-          <w:b/>
-        </w:rPr>
-        <w:t>evidence</w:t>
-      </w:r>
-      <w:r>
-        <w:rPr>
-          <w:b w:val="0"/>
-        </w:rPr>
-        <w:t xml:space="preserve"> and possible distractions.</w:t>
-      </w:r>
-    </w:p>
-    <w:p>
-      <w:pPr>
-        <w:pStyle w:val="Heading3"/>
-      </w:pPr>
-      <w:r>
-        <w:t>Exact explanation to model</w:t>
-      </w:r>
-    </w:p>
-    <w:p>
-      <w:pPr>
-        <w:pStyle w:val="Heading3"/>
-      </w:pPr>
-      <w:r>
-        <w:t>Why the result follows</w:t>
-      </w:r>
-    </w:p>
-    <w:p>
-      <w:pPr>
-        <w:spacing w:line="336" w:lineRule="auto" w:after="180"/>
-        <w:shd w:fill="F1F6FC"/>
-      </w:pPr>
-      <w:r>
-        <w:rPr>
-          <w:b w:val="0"/>
-        </w:rPr>
-        <w:t xml:space="preserve">An accurate animal tag directly addresses the target. Colour and shelf can produce accidental </w:t>
-      </w:r>
-      <w:r>
-        <w:rPr>
-          <w:b/>
-        </w:rPr>
-        <w:t>shortcut</w:t>
-      </w:r>
-      <w:r>
-        <w:rPr>
-          <w:b w:val="0"/>
-        </w:rPr>
-        <w:t>s. Test on new books.</w:t>
-      </w:r>
-    </w:p>
-    <w:p>
-      <w:pPr>
-        <w:pStyle w:val="Heading3"/>
-      </w:pPr>
-      <w:r>
-        <w:t>Explain the added worked example</w:t>
-      </w:r>
-    </w:p>
-    <w:p>
-      <w:pPr>
-        <w:pStyle w:val="Heading3"/>
-      </w:pPr>
-      <w:r>
-        <w:t>Explain the added worked example · 1</w:t>
-      </w:r>
-    </w:p>
-    <w:p>
-      <w:pPr>
-        <w:spacing w:line="336" w:lineRule="auto" w:after="180"/>
-      </w:pPr>
-      <w:r>
-        <w:rPr>
-          <w:b w:val="0"/>
-        </w:rPr>
-        <w:t>Imagine a paper sorting task for a model delivery station. Each rectangular card has a length, width, colour and card number.</w:t>
-      </w:r>
-    </w:p>
-    <w:p>
-      <w:pPr>
-        <w:spacing w:line="336" w:lineRule="auto" w:after="180"/>
-      </w:pPr>
-      <w:r>
-        <w:rPr>
-          <w:b w:val="0"/>
-        </w:rPr>
-        <w:t>The station labels a card fits if its length is at most 12 centimetres and its width is at most 8 centimetres. Both limits include equality.</w:t>
-      </w:r>
-    </w:p>
-    <w:p>
-      <w:pPr>
-        <w:spacing w:line="336" w:lineRule="auto" w:after="180"/>
-      </w:pPr>
-      <w:r>
-        <w:rPr>
-          <w:b w:val="0"/>
-        </w:rPr>
-        <w:t>Cards stay flat in the marked orientation; turning, bending and thickness are outside this paper task. All measurements in the first examples are known positive whole numbers.</w:t>
-      </w:r>
-    </w:p>
-    <w:p>
-      <w:pPr>
-        <w:pStyle w:val="Heading3"/>
-      </w:pPr>
-      <w:r>
-        <w:t>Explain the added worked example · 2</w:t>
-      </w:r>
-    </w:p>
-    <w:p>
-      <w:pPr>
-        <w:spacing w:line="336" w:lineRule="auto" w:after="180"/>
-      </w:pPr>
-      <w:r>
-        <w:rPr>
-          <w:b w:val="0"/>
-        </w:rPr>
-        <w:t xml:space="preserve">A </w:t>
-      </w:r>
-      <w:r>
-        <w:rPr>
-          <w:b/>
-        </w:rPr>
-        <w:t>feature</w:t>
-      </w:r>
-      <w:r>
-        <w:rPr>
-          <w:b w:val="0"/>
-        </w:rPr>
-        <w:t xml:space="preserve"> is a recorded </w:t>
-      </w:r>
-      <w:r>
-        <w:rPr>
-          <w:b/>
-        </w:rPr>
-        <w:t>input</w:t>
-      </w:r>
-      <w:r>
-        <w:rPr>
-          <w:b w:val="0"/>
-        </w:rPr>
-        <w:t xml:space="preserve"> property, such as width in centimetres. The </w:t>
-      </w:r>
-      <w:r>
-        <w:rPr>
-          <w:b/>
-        </w:rPr>
-        <w:t>target label</w:t>
-      </w:r>
-      <w:r>
-        <w:rPr>
-          <w:b w:val="0"/>
-        </w:rPr>
-        <w:t xml:space="preserve"> is the answer we want to produce: fits or too large under this guide. Decide what the answer means before choosing the </w:t>
-      </w:r>
-      <w:r>
-        <w:rPr>
-          <w:b/>
-        </w:rPr>
-        <w:t>input</w:t>
-      </w:r>
-      <w:r>
-        <w:rPr>
-          <w:b w:val="0"/>
-        </w:rPr>
-        <w:t>s.</w:t>
-      </w:r>
-    </w:p>
-    <w:p>
-      <w:pPr>
-        <w:spacing w:line="336" w:lineRule="auto" w:after="180"/>
-      </w:pPr>
-      <w:r>
-        <w:rPr>
-          <w:b w:val="0"/>
-        </w:rPr>
-        <w:t>A card number can help us find a record, but knowing its number does not tell us its dimensions.</w:t>
-      </w:r>
-    </w:p>
-    <w:p>
-      <w:pPr>
-        <w:pStyle w:val="Heading3"/>
-      </w:pPr>
-      <w:r>
-        <w:t>Explain the added worked example · 3</w:t>
-      </w:r>
-    </w:p>
-    <w:p>
-      <w:pPr>
-        <w:spacing w:line="336" w:lineRule="auto" w:after="180"/>
-      </w:pPr>
-      <w:r>
-        <w:rPr>
-          <w:b w:val="0"/>
-        </w:rPr>
-        <w:t xml:space="preserve">This guide already gives us a direct rule, so we do not need to train a model to solve it. We use the task to investigate the information that either a rule or a </w:t>
-      </w:r>
-      <w:r>
-        <w:rPr>
-          <w:b/>
-        </w:rPr>
-        <w:t>learned model</w:t>
-      </w:r>
-      <w:r>
-        <w:rPr>
-          <w:b w:val="0"/>
-        </w:rPr>
-        <w:t xml:space="preserve"> would need.</w:t>
-      </w:r>
-    </w:p>
-    <w:p>
-      <w:pPr>
-        <w:spacing w:line="336" w:lineRule="auto" w:after="180"/>
-      </w:pPr>
-      <w:r>
-        <w:rPr>
-          <w:b w:val="0"/>
-        </w:rPr>
-        <w:t>Later, when relationships are learned from examples, the same question remains: did we supply the distinctions the task requires?</w:t>
-      </w:r>
-    </w:p>
-    <w:p>
-      <w:pPr>
-        <w:spacing w:line="336" w:lineRule="auto" w:after="180"/>
-      </w:pPr>
-      <w:r>
-        <w:rPr>
-          <w:b w:val="0"/>
-        </w:rPr>
-        <w:t>Card A is 10 centimetres long and 7 centimetres wide. Card B is 10 centimetres long and 9 centimetres wide. A fits; B is too large because its width exceeds 8. Compare two ways of recording these cards.</w:t>
-      </w:r>
-    </w:p>
-    <w:p>
-      <w:pPr>
-        <w:pStyle w:val="Heading3"/>
-      </w:pPr>
-      <w:r>
-        <w:t>Explain the added worked example · 4</w:t>
-      </w:r>
-    </w:p>
-    <w:p>
-      <w:pPr>
-        <w:spacing w:line="336" w:lineRule="auto" w:after="180"/>
-      </w:pPr>
-      <w:r>
-        <w:rPr>
-          <w:b w:val="0"/>
-        </w:rPr>
-        <w:t xml:space="preserve">A system receiving only the length cannot use the hidden width to tell these two cards apart. The same </w:t>
-      </w:r>
-      <w:r>
-        <w:rPr>
-          <w:b/>
-        </w:rPr>
-        <w:t>input</w:t>
-      </w:r>
-      <w:r>
-        <w:rPr>
-          <w:b w:val="0"/>
-        </w:rPr>
-        <w:t>, 10, is paired with two different correct answers.</w:t>
-      </w:r>
-    </w:p>
-    <w:p>
-      <w:pPr>
-        <w:spacing w:line="336" w:lineRule="auto" w:after="180"/>
-      </w:pPr>
-      <w:r>
-        <w:rPr>
-          <w:b w:val="0"/>
-        </w:rPr>
-        <w:t xml:space="preserve">It may guess, return an uncertainty, or use a usual answer, but length alone cannot guarantee the right label for both. A more complicated model cannot reconstruct this missing distinction with certainty from that </w:t>
-      </w:r>
-      <w:r>
-        <w:rPr>
-          <w:b/>
-        </w:rPr>
-        <w:t>input</w:t>
-      </w:r>
-      <w:r>
-        <w:rPr>
-          <w:b w:val="0"/>
-        </w:rPr>
-        <w:t xml:space="preserve"> alone.</w:t>
-      </w:r>
-    </w:p>
-    <w:p>
-      <w:pPr>
-        <w:spacing w:line="336" w:lineRule="auto" w:after="180"/>
-      </w:pPr>
-      <w:r>
-        <w:rPr>
-          <w:b w:val="0"/>
-        </w:rPr>
-        <w:t xml:space="preserve">A </w:t>
-      </w:r>
-      <w:r>
-        <w:rPr>
-          <w:b/>
-        </w:rPr>
-        <w:t>feature record</w:t>
-      </w:r>
-      <w:r>
-        <w:rPr>
-          <w:b w:val="0"/>
-        </w:rPr>
-        <w:t xml:space="preserve"> needs a consistent order and units. Here we write length in centimetres first, then width in centimetres.</w:t>
-      </w:r>
-    </w:p>
-    <w:p>
-      <w:pPr>
-        <w:spacing w:line="336" w:lineRule="auto" w:after="180"/>
-      </w:pPr>
-      <w:r>
-        <w:rPr>
-          <w:b w:val="0"/>
-        </w:rPr>
         <w:t>The record 10, 7 means something different if someone silently switches the order or records millimetres. Write the definitions alongside the data.</w:t>
       </w:r>
     </w:p>
     <w:p>
       <w:pPr>
-        <w:pStyle w:val="Heading3"/>
-      </w:pPr>
-      <w:r>
-        <w:t>Key terms</w:t>
-      </w:r>
-    </w:p>
-    <w:tbl>
-      <w:tblPr>
-        <w:tblStyle w:val="LightShading-Accent1"/>
-        <w:tblW w:type="auto" w:w="0"/>
-        <w:tblLook w:firstColumn="1" w:firstRow="1" w:lastColumn="0" w:lastRow="0" w:noHBand="0" w:noVBand="1" w:val="04A0"/>
-      </w:tblPr>
-      <w:tblGrid>
-        <w:gridCol w:w="5112"/>
-        <w:gridCol w:w="5112"/>
-      </w:tblGrid>
-      <w:tr>
-        <w:trPr>
-          <w:tblHeader/>
-        </w:trPr>
-        <w:tc>
-          <w:tcPr>
-            <w:tcW w:type="dxa" w:w="5112"/>
-          </w:tcPr>
-          <w:p>
-            <w:r>
-              <w:t>Term</w:t>
-            </w:r>
-          </w:p>
-        </w:tc>
-        <w:tc>
-          <w:tcPr>
-            <w:tcW w:type="dxa" w:w="5112"/>
-          </w:tcPr>
-          <w:p>
-            <w:r>
-              <w:t>Meaning</w:t>
-            </w:r>
-          </w:p>
-        </w:tc>
-      </w:tr>
-      <w:tr>
-        <w:tc>
-          <w:tcPr>
-            <w:tcW w:type="dxa" w:w="5112"/>
-          </w:tcPr>
-          <w:p>
-            <w:r>
-              <w:t>Feature</w:t>
-            </w:r>
-          </w:p>
-        </w:tc>
-        <w:tc>
-          <w:tcPr>
-            <w:tcW w:type="dxa" w:w="5112"/>
-          </w:tcPr>
-          <w:p>
-            <w:r>
-              <w:t>A recorded property supplied as an input to a system</w:t>
-            </w:r>
-          </w:p>
-        </w:tc>
-      </w:tr>
-      <w:tr>
-        <w:tc>
-          <w:tcPr>
-            <w:tcW w:type="dxa" w:w="5112"/>
-          </w:tcPr>
-          <w:p>
-            <w:r>
-              <w:t>Target label</w:t>
-            </w:r>
-          </w:p>
-        </w:tc>
-        <w:tc>
-          <w:tcPr>
-            <w:tcW w:type="dxa" w:w="5112"/>
-          </w:tcPr>
-          <w:p>
-            <w:r>
-              <w:t>The answer a supervised learning task asks a model to predict</w:t>
-            </w:r>
-          </w:p>
-        </w:tc>
-      </w:tr>
-      <w:tr>
-        <w:tc>
-          <w:tcPr>
-            <w:tcW w:type="dxa" w:w="5112"/>
-          </w:tcPr>
-          <w:p>
-            <w:r>
-              <w:t>Feature record</w:t>
-            </w:r>
-          </w:p>
-        </w:tc>
-        <w:tc>
-          <w:tcPr>
-            <w:tcW w:type="dxa" w:w="5112"/>
-          </w:tcPr>
-          <w:p>
-            <w:r>
-              <w:t>The selected input values for one example, in a defined order</w:t>
-            </w:r>
-          </w:p>
-        </w:tc>
-      </w:tr>
-      <w:tr>
-        <w:tc>
-          <w:tcPr>
-            <w:tcW w:type="dxa" w:w="5112"/>
-          </w:tcPr>
-          <w:p>
-            <w:r>
-              <w:t>Relevant feature</w:t>
-            </w:r>
-          </w:p>
-        </w:tc>
-        <w:tc>
-          <w:tcPr>
-            <w:tcW w:type="dxa" w:w="5112"/>
-          </w:tcPr>
-          <w:p>
-            <w:r>
-              <w:t>An input property that helps make distinctions needed for the stated task</w:t>
-            </w:r>
-          </w:p>
-        </w:tc>
-      </w:tr>
-      <w:tr>
-        <w:tc>
-          <w:tcPr>
-            <w:tcW w:type="dxa" w:w="5112"/>
-          </w:tcPr>
-          <w:p>
-            <w:r>
-              <w:t>Leakage</w:t>
-            </w:r>
-          </w:p>
-        </w:tc>
-        <w:tc>
-          <w:tcPr>
-            <w:tcW w:type="dxa" w:w="5112"/>
-          </w:tcPr>
-          <w:p>
-            <w:r>
-              <w:t>Information used during development that would not legitimately be available when making the intended prediction</w:t>
-            </w:r>
-          </w:p>
-        </w:tc>
-      </w:tr>
-    </w:tbl>
-    <w:p>
-      <w:pPr>
-        <w:pStyle w:val="Heading3"/>
-      </w:pPr>
-      <w:r>
-        <w:t>Model the reasoning aloud</w:t>
-      </w:r>
-    </w:p>
-    <w:p>
-      <w:pPr>
-        <w:spacing w:line="336" w:lineRule="auto" w:after="180"/>
-      </w:pPr>
-      <w:r>
-        <w:rPr>
-          <w:b w:val="0"/>
-        </w:rPr>
-        <w:t xml:space="preserve">Use the complete worked example below before asking learners to complete W2. Reveal a small part, invite a </w:t>
-      </w:r>
-      <w:r>
-        <w:rPr>
-          <w:b/>
-        </w:rPr>
-        <w:t>prediction</w:t>
-      </w:r>
-      <w:r>
-        <w:rPr>
-          <w:b w:val="0"/>
-        </w:rPr>
-        <w:t>, then explain the deciding step.</w:t>
-      </w:r>
-    </w:p>
-    <w:p>
-      <w:pPr>
-        <w:spacing w:line="336" w:lineRule="auto" w:after="180"/>
-      </w:pPr>
-      <w:r>
-        <w:rPr>
-          <w:b w:val="0"/>
-        </w:rPr>
-        <w:t>These teacher notes contain solutions; do not reveal the independent case answer during modelling.</w:t>
+        <w:pStyle w:val="Heading2"/>
+      </w:pPr>
+      <w:r>
+        <w:t>Model one-factor card comparisons</w:t>
       </w:r>
     </w:p>
     <w:tbl>
@@ -1782,10 +1353,611 @@
     </w:tbl>
     <w:p>
       <w:pPr>
+        <w:spacing w:line="336" w:lineRule="auto" w:after="180"/>
+      </w:pPr>
+      <w:r>
+        <w:rPr>
+          <w:b w:val="0"/>
+        </w:rPr>
+        <w:t>The first two cards show why width matters. The first and third show why length matters. The first and fourth show that colour has no part in this particular rule.</w:t>
+      </w:r>
+    </w:p>
+    <w:p>
+      <w:pPr>
+        <w:spacing w:line="336" w:lineRule="auto" w:after="180"/>
+      </w:pPr>
+      <w:r>
+        <w:rPr>
+          <w:b w:val="0"/>
+        </w:rPr>
+        <w:t>That is a statement about our task, not a claim that colour is useless for every task. For sorting red and blue cards, colour would be essential.</w:t>
+      </w:r>
+    </w:p>
+    <w:p>
+      <w:pPr>
+        <w:spacing w:line="336" w:lineRule="auto" w:after="180"/>
+      </w:pPr>
+      <w:r>
+        <w:rPr>
+          <w:b w:val="0"/>
+        </w:rPr>
+        <w:t xml:space="preserve">Suppose every </w:t>
+      </w:r>
+      <w:r>
+        <w:rPr>
+          <w:b/>
+        </w:rPr>
+        <w:t>fitting</w:t>
+      </w:r>
+      <w:r>
+        <w:rPr>
+          <w:b w:val="0"/>
+        </w:rPr>
+        <w:t xml:space="preserve"> card in a small practice set is blue and every oversized card is red. Colour would appear to predict the labels perfectly in that set. A red 10 by 7 card and a blue 13 by 7 card expose the </w:t>
+      </w:r>
+      <w:r>
+        <w:rPr>
+          <w:b/>
+        </w:rPr>
+        <w:t>shortcut</w:t>
+      </w:r>
+      <w:r>
+        <w:rPr>
+          <w:b w:val="0"/>
+        </w:rPr>
+        <w:t>.</w:t>
+      </w:r>
+    </w:p>
+    <w:p>
+      <w:pPr>
+        <w:spacing w:line="336" w:lineRule="auto" w:after="180"/>
+      </w:pPr>
+      <w:r>
+        <w:rPr>
+          <w:b w:val="0"/>
+        </w:rPr>
+        <w:t xml:space="preserve">Check a proposed </w:t>
+      </w:r>
+      <w:r>
+        <w:rPr>
+          <w:b/>
+        </w:rPr>
+        <w:t>feature</w:t>
+      </w:r>
+      <w:r>
+        <w:rPr>
+          <w:b w:val="0"/>
+        </w:rPr>
+        <w:t xml:space="preserve"> on deliberately different cases before trusting the practice score.</w:t>
+      </w:r>
+    </w:p>
+    <w:p>
+      <w:pPr>
+        <w:pStyle w:val="Heading2"/>
+      </w:pPr>
+      <w:r>
+        <w:t>Introduce the separate confounded classifier</w:t>
+      </w:r>
+    </w:p>
+    <w:p>
+      <w:pPr>
+        <w:spacing w:line="336" w:lineRule="auto" w:after="180"/>
+      </w:pPr>
+      <w:r>
+        <w:rPr>
+          <w:b w:val="0"/>
+        </w:rPr>
+        <w:t>A fictional book-topic classifier sees mystery books with triangular logos and science books with circular logos.</w:t>
+      </w:r>
+    </w:p>
+    <w:p>
+      <w:pPr>
+        <w:spacing w:line="336" w:lineRule="auto" w:after="180"/>
+      </w:pPr>
+      <w:r>
+        <w:rPr>
+          <w:b/>
+        </w:rPr>
+        <w:t>Training</w:t>
+      </w:r>
+      <w:r>
+        <w:rPr>
+          <w:b w:val="0"/>
+        </w:rPr>
+        <w:t xml:space="preserve"> contains no mystery-circle or science-triangle covers.</w:t>
+      </w:r>
+    </w:p>
+    <w:p>
+      <w:pPr>
+        <w:spacing w:line="336" w:lineRule="auto" w:after="180"/>
+      </w:pPr>
+      <w:r>
+        <w:rPr>
+          <w:b w:val="0"/>
+        </w:rPr>
+        <w:t xml:space="preserve">Goal is to identify topic from actual subject information, not publisher logo. New controlled test </w:t>
+      </w:r>
+      <w:r>
+        <w:rPr>
+          <w:b/>
+        </w:rPr>
+        <w:t>output</w:t>
+      </w:r>
+      <w:r>
+        <w:rPr>
+          <w:b w:val="0"/>
+        </w:rPr>
+        <w:t>s have not been supplied.</w:t>
+      </w:r>
+    </w:p>
+    <w:p>
+      <w:pPr>
+        <w:pStyle w:val="Heading2"/>
+      </w:pPr>
+      <w:r>
+        <w:t>Design controlled pairs before observing results</w:t>
+      </w:r>
+    </w:p>
+    <w:p>
+      <w:r>
+        <w:drawing>
+          <wp:inline xmlns:a="http://schemas.openxmlformats.org/drawingml/2006/main" xmlns:pic="http://schemas.openxmlformats.org/drawingml/2006/picture">
+            <wp:extent cx="5486400" cy="4005072"/>
+            <wp:docPr id="2" name="Picture 2" descr="Spot confounding: Topic and logo always move together in the training set. → Hold topic fixed: Compare the same mystery description with triangle versus circle logo. → Hold logo fixed: Compare mystery versus science descriptions with identical triangle logo. → Observe separately: Record predictions before concluding which clue the classifier uses."/>
+            <wp:cNvGraphicFramePr>
+              <a:graphicFrameLocks noChangeAspect="1"/>
+            </wp:cNvGraphicFramePr>
+            <a:graphic>
+              <a:graphicData uri="http://schemas.openxmlformats.org/drawingml/2006/picture">
+                <pic:pic>
+                  <pic:nvPicPr>
+                    <pic:cNvPr id="0" name="academy-story-ai-2-9-02.png"/>
+                    <pic:cNvPicPr/>
+                  </pic:nvPicPr>
+                  <pic:blipFill>
+                    <a:blip r:embed="rId10"/>
+                    <a:stretch>
+                      <a:fillRect/>
+                    </a:stretch>
+                  </pic:blipFill>
+                  <pic:spPr>
+                    <a:xfrm>
+                      <a:off x="0" y="0"/>
+                      <a:ext cx="5486400" cy="4005072"/>
+                    </a:xfrm>
+                    <a:prstGeom prst="rect"/>
+                  </pic:spPr>
+                </pic:pic>
+              </a:graphicData>
+            </a:graphic>
+          </wp:inline>
+        </w:drawing>
+      </w:r>
+    </w:p>
+    <w:p>
+      <w:pPr>
+        <w:spacing w:line="336" w:lineRule="auto" w:after="180"/>
+      </w:pPr>
+      <w:r>
+        <w:rPr>
+          <w:b w:val="0"/>
+        </w:rPr>
+        <w:t xml:space="preserve">Either subject information or logo could explain success on the old combinations. Controlled pairs separate their </w:t>
+      </w:r>
+      <w:r>
+        <w:rPr>
+          <w:b/>
+        </w:rPr>
+        <w:t>prediction</w:t>
+      </w:r>
+      <w:r>
+        <w:rPr>
+          <w:b w:val="0"/>
+        </w:rPr>
+        <w:t>s by changing one aspect at a time.</w:t>
+      </w:r>
+    </w:p>
+    <w:p>
+      <w:pPr>
+        <w:spacing w:line="336" w:lineRule="auto" w:after="180"/>
+      </w:pPr>
+      <w:r>
+        <w:rPr>
+          <w:b w:val="0"/>
+        </w:rPr>
+        <w:t>Designing the pair is not equivalent to observing the model’s response. Keep the descriptions identical when testing logo so differences do not have two possible causes.</w:t>
+      </w:r>
+    </w:p>
+    <w:p>
+      <w:pPr>
+        <w:pStyle w:val="Heading2"/>
+      </w:pPr>
+      <w:r>
+        <w:t>Interpret the hypothetical logo-sensitive outcome</w:t>
+      </w:r>
+    </w:p>
+    <w:p>
+      <w:pPr>
+        <w:spacing w:line="336" w:lineRule="auto" w:after="180"/>
+      </w:pPr>
+      <w:r>
+        <w:rPr>
+          <w:b w:val="0"/>
+        </w:rPr>
+        <w:t>Change: The first controlled pair yields mystery for triangle and science for circle.</w:t>
+      </w:r>
+    </w:p>
+    <w:p>
+      <w:pPr>
+        <w:spacing w:line="336" w:lineRule="auto" w:after="180"/>
+      </w:pPr>
+      <w:r>
+        <w:rPr>
+          <w:b/>
+        </w:rPr>
+        <w:t>Prediction</w:t>
+      </w:r>
+      <w:r>
+        <w:rPr>
+          <w:b w:val="0"/>
+        </w:rPr>
+        <w:t xml:space="preserve">: That pair is </w:t>
+      </w:r>
+      <w:r>
+        <w:rPr>
+          <w:b/>
+        </w:rPr>
+        <w:t>evidence</w:t>
+      </w:r>
+      <w:r>
+        <w:rPr>
+          <w:b w:val="0"/>
+        </w:rPr>
+        <w:t xml:space="preserve"> of unwanted logo sensitivity.</w:t>
+      </w:r>
+    </w:p>
+    <w:p>
+      <w:pPr>
+        <w:spacing w:line="336" w:lineRule="auto" w:after="180"/>
+      </w:pPr>
+      <w:r>
+        <w:rPr>
+          <w:b w:val="0"/>
+        </w:rPr>
+        <w:t>Reason: The subject description stayed mystery; only the ir</w:t>
+      </w:r>
+      <w:r>
+        <w:rPr>
+          <w:b/>
+        </w:rPr>
+        <w:t>relevant</w:t>
+      </w:r>
+      <w:r>
+        <w:rPr>
+          <w:b w:val="0"/>
+        </w:rPr>
+        <w:t xml:space="preserve"> logo changed.</w:t>
+      </w:r>
+    </w:p>
+    <w:p>
+      <w:pPr>
+        <w:pStyle w:val="Heading2"/>
+      </w:pPr>
+      <w:r>
+        <w:t>Limit the sensitivity claim and use the picture</w:t>
+      </w:r>
+    </w:p>
+    <w:p>
+      <w:pPr>
+        <w:spacing w:line="336" w:lineRule="auto" w:after="180"/>
+      </w:pPr>
+      <w:r>
+        <w:rPr>
+          <w:b w:val="0"/>
+        </w:rPr>
+        <w:t xml:space="preserve">Controlled </w:t>
+      </w:r>
+      <w:r>
+        <w:rPr>
+          <w:b/>
+        </w:rPr>
+        <w:t>observation</w:t>
+      </w:r>
+      <w:r>
+        <w:rPr>
+          <w:b w:val="0"/>
+        </w:rPr>
+        <w:t xml:space="preserve">s support specific sensitivity claims; they do not reveal every internal </w:t>
+      </w:r>
+      <w:r>
+        <w:rPr>
+          <w:b/>
+        </w:rPr>
+        <w:t>feature</w:t>
+      </w:r>
+      <w:r>
+        <w:rPr>
+          <w:b w:val="0"/>
+        </w:rPr>
+        <w:t xml:space="preserve"> a </w:t>
+      </w:r>
+      <w:r>
+        <w:rPr>
+          <w:b/>
+        </w:rPr>
+        <w:t>learned model</w:t>
+      </w:r>
+      <w:r>
+        <w:rPr>
+          <w:b w:val="0"/>
+        </w:rPr>
+        <w:t xml:space="preserve"> uses.</w:t>
+      </w:r>
+    </w:p>
+    <w:p>
+      <w:pPr>
+        <w:spacing w:line="336" w:lineRule="auto" w:after="180"/>
+      </w:pPr>
+      <w:r>
+        <w:rPr>
+          <w:b w:val="0"/>
+        </w:rPr>
+        <w:t>Use the diagram and verbal explanation together. Ask learners to match a sentence to a specific visual step; do not assign learners fixed visual or auditory learning styles.</w:t>
+      </w:r>
+    </w:p>
+    <w:p>
+      <w:pPr>
+        <w:spacing w:line="336" w:lineRule="auto" w:after="180"/>
+      </w:pPr>
+      <w:r>
+        <w:rPr>
+          <w:b w:val="0"/>
+        </w:rPr>
+        <w:t xml:space="preserve">Cover the result. Ask learners to name the </w:t>
+      </w:r>
+      <w:r>
+        <w:rPr>
+          <w:b/>
+        </w:rPr>
+        <w:t>input</w:t>
+      </w:r>
+      <w:r>
+        <w:rPr>
+          <w:b w:val="0"/>
+        </w:rPr>
+        <w:t xml:space="preserve">s and predict the next step. Uncover one step, connect the icon to the actual procedure, and explain its </w:t>
+      </w:r>
+      <w:r>
+        <w:rPr>
+          <w:b/>
+        </w:rPr>
+        <w:t>evidence</w:t>
+      </w:r>
+      <w:r>
+        <w:rPr>
+          <w:b w:val="0"/>
+        </w:rPr>
+        <w:t>. Then change the supplied condition and compare.</w:t>
+      </w:r>
+    </w:p>
+    <w:p>
+      <w:pPr>
+        <w:spacing w:line="336" w:lineRule="auto" w:after="180"/>
+      </w:pPr>
+      <w:r>
+        <w:rPr>
+          <w:b w:val="0"/>
+        </w:rPr>
+        <w:t>The picture is a representation; it does not document execution of a real AI model.</w:t>
+      </w:r>
+    </w:p>
+    <w:p>
+      <w:pPr>
+        <w:pStyle w:val="Heading2"/>
+      </w:pPr>
+      <w:r>
+        <w:t>Earlier wording, alternatives and picture transcripts · reference / check after trying</w:t>
+      </w:r>
+    </w:p>
+    <w:p>
+      <w:pPr>
+        <w:spacing w:line="336" w:lineRule="auto" w:after="180"/>
+      </w:pPr>
+      <w:r>
+        <w:rPr>
+          <w:b w:val="0"/>
+        </w:rPr>
+        <w:t>Explain the mechanism</w:t>
+      </w:r>
+    </w:p>
+    <w:p>
+      <w:pPr>
+        <w:spacing w:line="336" w:lineRule="auto" w:after="180"/>
+      </w:pPr>
+      <w:r>
+        <w:rPr>
+          <w:b/>
+        </w:rPr>
+        <w:t>Input</w:t>
+      </w:r>
+      <w:r>
+        <w:rPr>
+          <w:b w:val="0"/>
+        </w:rPr>
+        <w:t xml:space="preserve"> → </w:t>
+      </w:r>
+      <w:r>
+        <w:rPr>
+          <w:b/>
+        </w:rPr>
+        <w:t>Process</w:t>
+      </w:r>
+      <w:r>
+        <w:rPr>
+          <w:b w:val="0"/>
+        </w:rPr>
+        <w:t xml:space="preserve"> → </w:t>
+      </w:r>
+      <w:r>
+        <w:rPr>
+          <w:b/>
+        </w:rPr>
+        <w:t>Output</w:t>
+      </w:r>
+    </w:p>
+    <w:p>
+      <w:pPr>
+        <w:spacing w:line="336" w:lineRule="auto" w:after="180"/>
+      </w:pPr>
+      <w:r>
+        <w:rPr>
+          <w:b w:val="0"/>
+        </w:rPr>
+        <w:t>Trace the information. At each stage, ask what changed and how you could test it.</w:t>
+      </w:r>
+    </w:p>
+    <w:p>
+      <w:pPr>
+        <w:spacing w:line="336" w:lineRule="auto" w:after="180"/>
+      </w:pPr>
+      <w:r>
+        <w:rPr>
+          <w:b w:val="0"/>
+        </w:rPr>
+        <w:t>Which stage could fail even when the other two are correct? Explain:</w:t>
+      </w:r>
+    </w:p>
+    <w:p>
+      <w:pPr>
+        <w:spacing w:line="336" w:lineRule="auto" w:after="180"/>
+      </w:pPr>
+      <w:r>
+        <w:rPr>
+          <w:b w:val="0"/>
+        </w:rPr>
+        <w:t xml:space="preserve">Predict first. Then check each step. A correct answer without visible reasoning is incomplete </w:t>
+      </w:r>
+      <w:r>
+        <w:rPr>
+          <w:b/>
+        </w:rPr>
+        <w:t>evidence</w:t>
+      </w:r>
+      <w:r>
+        <w:rPr>
+          <w:b w:val="0"/>
+        </w:rPr>
+        <w:t>.</w:t>
+      </w:r>
+    </w:p>
+    <w:p>
+      <w:pPr>
+        <w:spacing w:line="336" w:lineRule="auto" w:after="180"/>
+      </w:pPr>
+      <w:r>
+        <w:rPr>
+          <w:b w:val="0"/>
+        </w:rPr>
+        <w:t>1. Goal: recommend enjoyable readable books.</w:t>
+      </w:r>
+    </w:p>
+    <w:p>
+      <w:pPr>
+        <w:spacing w:line="336" w:lineRule="auto" w:after="180"/>
+      </w:pPr>
+      <w:r>
+        <w:rPr>
+          <w:b w:val="0"/>
+        </w:rPr>
+        <w:t>2. Useful: genre match, reading level, length preference.</w:t>
+      </w:r>
+    </w:p>
+    <w:p>
+      <w:pPr>
+        <w:spacing w:line="336" w:lineRule="auto" w:after="180"/>
+      </w:pPr>
+      <w:r>
+        <w:rPr>
+          <w:b w:val="0"/>
+        </w:rPr>
+        <w:t xml:space="preserve">3. </w:t>
+      </w:r>
+      <w:r>
+        <w:rPr>
+          <w:b/>
+        </w:rPr>
+        <w:t>Distractor</w:t>
+      </w:r>
+      <w:r>
+        <w:rPr>
+          <w:b w:val="0"/>
+        </w:rPr>
+        <w:t>: cover color may match past labels by accident.</w:t>
+      </w:r>
+    </w:p>
+    <w:p>
+      <w:pPr>
+        <w:spacing w:line="336" w:lineRule="auto" w:after="180"/>
+      </w:pPr>
+      <w:r>
+        <w:rPr>
+          <w:b w:val="0"/>
+        </w:rPr>
+        <w:t xml:space="preserve">4. Deployment check: every chosen </w:t>
+      </w:r>
+      <w:r>
+        <w:rPr>
+          <w:b/>
+        </w:rPr>
+        <w:t>feature</w:t>
+      </w:r>
+      <w:r>
+        <w:rPr>
+          <w:b w:val="0"/>
+        </w:rPr>
+        <w:t xml:space="preserve"> must exist before recommending.</w:t>
+      </w:r>
+    </w:p>
+    <w:p>
+      <w:pPr>
+        <w:spacing w:line="336" w:lineRule="auto" w:after="180"/>
+      </w:pPr>
+      <w:r>
+        <w:rPr>
+          <w:b w:val="0"/>
+        </w:rPr>
+        <w:t>Recalculate, retrace, or restate the reasoning in your own representation:</w:t>
+      </w:r>
+    </w:p>
+    <w:p>
+      <w:pPr>
+        <w:spacing w:line="336" w:lineRule="auto" w:after="180"/>
+      </w:pPr>
+      <w:r>
+        <w:rPr>
+          <w:b w:val="0"/>
+        </w:rPr>
+        <w:t xml:space="preserve">CHECK Did the </w:t>
+      </w:r>
+      <w:r>
+        <w:rPr>
+          <w:b/>
+        </w:rPr>
+        <w:t>evidence</w:t>
+      </w:r>
+      <w:r>
+        <w:rPr>
+          <w:b w:val="0"/>
+        </w:rPr>
+        <w:t xml:space="preserve"> answer the exact question? Did the total, path, or source record stay consistent?</w:t>
+      </w:r>
+    </w:p>
+    <w:p>
+      <w:pPr>
         <w:pStyle w:val="Heading3"/>
       </w:pPr>
       <w:r>
-        <w:t>Model the reasoning aloud · 5</w:t>
+        <w:t>Concrete teaching case</w:t>
       </w:r>
     </w:p>
     <w:p>
@@ -1796,7 +1968,7 @@
         <w:rPr>
           <w:b w:val="0"/>
         </w:rPr>
-        <w:t>The first two cards show why width matters. The first and third show why length matters. The first and fourth show that colour has no part in this particular rule.</w:t>
+        <w:t>Target: includes animal characters. Fields: animal tag, cover colour and shelf number.</w:t>
       </w:r>
     </w:p>
     <w:p>
@@ -1807,7 +1979,19 @@
         <w:rPr>
           <w:b w:val="0"/>
         </w:rPr>
-        <w:t>That is a statement about our task, not a claim that colour is useless for every task. For sorting red and blue cards, colour would be essential.</w:t>
+        <w:t xml:space="preserve">Choose useful </w:t>
+      </w:r>
+      <w:r>
+        <w:rPr>
+          <w:b/>
+        </w:rPr>
+        <w:t>evidence</w:t>
+      </w:r>
+      <w:r>
+        <w:rPr>
+          <w:b w:val="0"/>
+        </w:rPr>
+        <w:t xml:space="preserve"> and possible distractions.</w:t>
       </w:r>
     </w:p>
     <w:p>
@@ -1815,7 +1999,7 @@
         <w:pStyle w:val="Heading3"/>
       </w:pPr>
       <w:r>
-        <w:t>Model the reasoning aloud · 6</w:t>
+        <w:t>Exact explanation to model</w:t>
       </w:r>
     </w:p>
     <w:p>
@@ -1826,31 +2010,212 @@
         <w:rPr>
           <w:b w:val="0"/>
         </w:rPr>
-        <w:t xml:space="preserve">Suppose every </w:t>
+        <w:t xml:space="preserve">An accurate animal tag directly addresses the target. Colour and shelf can produce accidental </w:t>
       </w:r>
       <w:r>
         <w:rPr>
           <w:b/>
         </w:rPr>
-        <w:t>fitting</w:t>
-      </w:r>
-      <w:r>
-        <w:rPr>
-          <w:b w:val="0"/>
-        </w:rPr>
-        <w:t xml:space="preserve"> card in a small practice set is blue and every oversized card is red. Colour would appear to predict the labels perfectly in that set. A red 10 by 7 card and a blue 13 by 7 card expose the </w:t>
+        <w:t>shortcut</w:t>
+      </w:r>
+      <w:r>
+        <w:rPr>
+          <w:b w:val="0"/>
+        </w:rPr>
+        <w:t>s. Test on new books.</w:t>
+      </w:r>
+    </w:p>
+    <w:p>
+      <w:pPr>
+        <w:pStyle w:val="Heading3"/>
+      </w:pPr>
+      <w:r>
+        <w:t>Explain the added worked example</w:t>
+      </w:r>
+    </w:p>
+    <w:p>
+      <w:pPr>
+        <w:pStyle w:val="Heading3"/>
+      </w:pPr>
+      <w:r>
+        <w:t>Key terms</w:t>
+      </w:r>
+    </w:p>
+    <w:tbl>
+      <w:tblPr>
+        <w:tblStyle w:val="LightShading-Accent1"/>
+        <w:tblW w:type="auto" w:w="0"/>
+        <w:tblLook w:firstColumn="1" w:firstRow="1" w:lastColumn="0" w:lastRow="0" w:noHBand="0" w:noVBand="1" w:val="04A0"/>
+      </w:tblPr>
+      <w:tblGrid>
+        <w:gridCol w:w="5112"/>
+        <w:gridCol w:w="5112"/>
+      </w:tblGrid>
+      <w:tr>
+        <w:trPr>
+          <w:tblHeader/>
+        </w:trPr>
+        <w:tc>
+          <w:tcPr>
+            <w:tcW w:type="dxa" w:w="5112"/>
+          </w:tcPr>
+          <w:p>
+            <w:r>
+              <w:t>Term</w:t>
+            </w:r>
+          </w:p>
+        </w:tc>
+        <w:tc>
+          <w:tcPr>
+            <w:tcW w:type="dxa" w:w="5112"/>
+          </w:tcPr>
+          <w:p>
+            <w:r>
+              <w:t>Meaning</w:t>
+            </w:r>
+          </w:p>
+        </w:tc>
+      </w:tr>
+      <w:tr>
+        <w:tc>
+          <w:tcPr>
+            <w:tcW w:type="dxa" w:w="5112"/>
+          </w:tcPr>
+          <w:p>
+            <w:r>
+              <w:t>Feature</w:t>
+            </w:r>
+          </w:p>
+        </w:tc>
+        <w:tc>
+          <w:tcPr>
+            <w:tcW w:type="dxa" w:w="5112"/>
+          </w:tcPr>
+          <w:p>
+            <w:r>
+              <w:t>A recorded property supplied as an input to a system</w:t>
+            </w:r>
+          </w:p>
+        </w:tc>
+      </w:tr>
+      <w:tr>
+        <w:tc>
+          <w:tcPr>
+            <w:tcW w:type="dxa" w:w="5112"/>
+          </w:tcPr>
+          <w:p>
+            <w:r>
+              <w:t>Target label</w:t>
+            </w:r>
+          </w:p>
+        </w:tc>
+        <w:tc>
+          <w:tcPr>
+            <w:tcW w:type="dxa" w:w="5112"/>
+          </w:tcPr>
+          <w:p>
+            <w:r>
+              <w:t>The answer a supervised learning task asks a model to predict</w:t>
+            </w:r>
+          </w:p>
+        </w:tc>
+      </w:tr>
+      <w:tr>
+        <w:tc>
+          <w:tcPr>
+            <w:tcW w:type="dxa" w:w="5112"/>
+          </w:tcPr>
+          <w:p>
+            <w:r>
+              <w:t>Feature record</w:t>
+            </w:r>
+          </w:p>
+        </w:tc>
+        <w:tc>
+          <w:tcPr>
+            <w:tcW w:type="dxa" w:w="5112"/>
+          </w:tcPr>
+          <w:p>
+            <w:r>
+              <w:t>The selected input values for one example, in a defined order</w:t>
+            </w:r>
+          </w:p>
+        </w:tc>
+      </w:tr>
+      <w:tr>
+        <w:tc>
+          <w:tcPr>
+            <w:tcW w:type="dxa" w:w="5112"/>
+          </w:tcPr>
+          <w:p>
+            <w:r>
+              <w:t>Relevant feature</w:t>
+            </w:r>
+          </w:p>
+        </w:tc>
+        <w:tc>
+          <w:tcPr>
+            <w:tcW w:type="dxa" w:w="5112"/>
+          </w:tcPr>
+          <w:p>
+            <w:r>
+              <w:t>An input property that helps make distinctions needed for the stated task</w:t>
+            </w:r>
+          </w:p>
+        </w:tc>
+      </w:tr>
+      <w:tr>
+        <w:tc>
+          <w:tcPr>
+            <w:tcW w:type="dxa" w:w="5112"/>
+          </w:tcPr>
+          <w:p>
+            <w:r>
+              <w:t>Leakage</w:t>
+            </w:r>
+          </w:p>
+        </w:tc>
+        <w:tc>
+          <w:tcPr>
+            <w:tcW w:type="dxa" w:w="5112"/>
+          </w:tcPr>
+          <w:p>
+            <w:r>
+              <w:t>Information used during development that would not legitimately be available when making the intended prediction</w:t>
+            </w:r>
+          </w:p>
+        </w:tc>
+      </w:tr>
+    </w:tbl>
+    <w:p>
+      <w:pPr>
+        <w:pStyle w:val="Heading3"/>
+      </w:pPr>
+      <w:r>
+        <w:t>Model the reasoning aloud</w:t>
+      </w:r>
+    </w:p>
+    <w:p>
+      <w:pPr>
+        <w:spacing w:line="336" w:lineRule="auto" w:after="180"/>
+      </w:pPr>
+      <w:r>
+        <w:rPr>
+          <w:b w:val="0"/>
+        </w:rPr>
+        <w:t xml:space="preserve">Use the complete worked example below before asking learners to complete W2. Reveal a small part, invite a </w:t>
       </w:r>
       <w:r>
         <w:rPr>
           <w:b/>
         </w:rPr>
-        <w:t>shortcut</w:t>
-      </w:r>
-      <w:r>
-        <w:rPr>
-          <w:b w:val="0"/>
-        </w:rPr>
-        <w:t>.</w:t>
+        <w:t>prediction</w:t>
+      </w:r>
+      <w:r>
+        <w:rPr>
+          <w:b w:val="0"/>
+        </w:rPr>
+        <w:t>, then explain the deciding step.</w:t>
       </w:r>
     </w:p>
     <w:p>
@@ -1861,19 +2226,7 @@
         <w:rPr>
           <w:b w:val="0"/>
         </w:rPr>
-        <w:t xml:space="preserve">Check a proposed </w:t>
-      </w:r>
-      <w:r>
-        <w:rPr>
-          <w:b/>
-        </w:rPr>
-        <w:t>feature</w:t>
-      </w:r>
-      <w:r>
-        <w:rPr>
-          <w:b w:val="0"/>
-        </w:rPr>
-        <w:t xml:space="preserve"> on deliberately different cases before trusting the practice score.</w:t>
+        <w:t>These teacher notes contain solutions; do not reveal the independent case answer during modelling.</w:t>
       </w:r>
     </w:p>
     <w:tbl>
@@ -1980,17 +2333,6 @@
     </w:tbl>
     <w:p>
       <w:pPr>
-        <w:spacing w:line="336" w:lineRule="auto" w:after="180"/>
-      </w:pPr>
-      <w:r>
-        <w:rPr>
-          <w:b w:val="0"/>
-        </w:rPr>
-        <w:t>Use the diagram and verbal explanation together. Ask learners to match a sentence to a specific visual step; do not assign learners fixed visual or auditory learning styles.</w:t>
-      </w:r>
-    </w:p>
-    <w:p>
-      <w:pPr>
         <w:pStyle w:val="Heading3"/>
       </w:pPr>
       <w:r>
@@ -1999,79 +2341,10 @@
     </w:p>
     <w:p>
       <w:pPr>
-        <w:spacing w:line="336" w:lineRule="auto" w:after="180"/>
-      </w:pPr>
-      <w:r>
-        <w:rPr>
-          <w:b w:val="0"/>
-        </w:rPr>
-        <w:t>A fictional book-topic classifier sees mystery books with triangular logos and science books with circular logos.</w:t>
-      </w:r>
-    </w:p>
-    <w:p>
-      <w:pPr>
         <w:pStyle w:val="Heading3"/>
       </w:pPr>
       <w:r>
         <w:t>The facts we will use</w:t>
-      </w:r>
-    </w:p>
-    <w:p>
-      <w:pPr>
-        <w:pStyle w:val="Heading3"/>
-      </w:pPr>
-      <w:r>
-        <w:t>Supplied facts</w:t>
-      </w:r>
-    </w:p>
-    <w:p>
-      <w:pPr>
-        <w:spacing w:line="336" w:lineRule="auto" w:after="180"/>
-        <w:shd w:fill="F1F6FC"/>
-      </w:pPr>
-      <w:r>
-        <w:rPr>
-          <w:b/>
-        </w:rPr>
-        <w:t>Training</w:t>
-      </w:r>
-      <w:r>
-        <w:rPr>
-          <w:b w:val="0"/>
-        </w:rPr>
-        <w:t xml:space="preserve"> contains no mystery-circle or science-triangle covers.</w:t>
-      </w:r>
-    </w:p>
-    <w:p>
-      <w:pPr>
-        <w:pStyle w:val="Heading3"/>
-      </w:pPr>
-      <w:r>
-        <w:t>Supplied facts</w:t>
-      </w:r>
-    </w:p>
-    <w:p>
-      <w:pPr>
-        <w:spacing w:line="336" w:lineRule="auto" w:after="180"/>
-        <w:shd w:fill="F1F6FC"/>
-      </w:pPr>
-      <w:r>
-        <w:rPr>
-          <w:b w:val="0"/>
-        </w:rPr>
-        <w:t xml:space="preserve">Goal is to identify topic from actual subject information, not publisher logo. New controlled test </w:t>
-      </w:r>
-      <w:r>
-        <w:rPr>
-          <w:b/>
-        </w:rPr>
-        <w:t>output</w:t>
-      </w:r>
-      <w:r>
-        <w:rPr>
-          <w:b w:val="0"/>
-        </w:rPr>
-        <w:t>s have not been supplied.</w:t>
       </w:r>
     </w:p>
     <w:p>
@@ -2079,7 +2352,7 @@
         <w:drawing>
           <wp:inline xmlns:a="http://schemas.openxmlformats.org/drawingml/2006/main" xmlns:pic="http://schemas.openxmlformats.org/drawingml/2006/picture">
             <wp:extent cx="5276995" cy="5943599"/>
-            <wp:docPr id="1" name="Picture 1" descr="Features and Distractors. Spot confounding: Topic and logo always move together in the training set.. Hold topic fixed: Compare the same mystery description with triangle versus circle logo.. Hold logo fixed: Compare mystery versus science descriptions with identical triangle logo.. Observe separately: Record predictions before concluding which clue the classifier uses."/>
+            <wp:docPr id="3" name="Picture 3" descr="Features and Distractors. Spot confounding: Topic and logo always move together in the training set.. Hold topic fixed: Compare the same mystery description with triangle versus circle logo.. Hold logo fixed: Compare mystery versus science descriptions with identical triangle logo.. Observe separately: Record predictions before concluding which clue the classifier uses."/>
             <wp:cNvGraphicFramePr>
               <a:graphicFrameLocks noChangeAspect="1"/>
             </wp:cNvGraphicFramePr>
@@ -2091,7 +2364,7 @@
                     <pic:cNvPicPr/>
                   </pic:nvPicPr>
                   <pic:blipFill>
-                    <a:blip r:embed="rId9"/>
+                    <a:blip r:embed="rId11"/>
                     <a:stretch>
                       <a:fillRect/>
                     </a:stretch>
@@ -2260,43 +2533,392 @@
         <w:pStyle w:val="Heading3"/>
       </w:pPr>
       <w:r>
-        <w:t>Why the result follows</w:t>
+        <w:t>What this example does not establish</w:t>
+      </w:r>
+    </w:p>
+    <w:p>
+      <w:pPr>
+        <w:pStyle w:val="Heading3"/>
+      </w:pPr>
+      <w:r>
+        <w:t>Change one thing in the pictured case</w:t>
+      </w:r>
+    </w:p>
+    <w:p>
+      <w:pPr>
+        <w:pStyle w:val="Heading3"/>
+      </w:pPr>
+      <w:r>
+        <w:t>Ask while showing the picture</w:t>
+      </w:r>
+    </w:p>
+    <w:p>
+      <w:pPr>
+        <w:pStyle w:val="Heading1"/>
+      </w:pPr>
+      <w:r>
+        <w:t>03. Guide the reasoning, then remove help</w:t>
+      </w:r>
+    </w:p>
+    <w:p>
+      <w:r>
+        <w:t>Collect a response from each learner before discussing the worked key.</w:t>
+      </w:r>
+    </w:p>
+    <w:p>
+      <w:pPr>
+        <w:pStyle w:val="Heading2"/>
+      </w:pPr>
+      <w:r>
+        <w:t>Prompt before revealing</w:t>
       </w:r>
     </w:p>
     <w:p>
       <w:pPr>
         <w:spacing w:line="336" w:lineRule="auto" w:after="180"/>
-        <w:shd w:fill="F1F6FC"/>
-      </w:pPr>
-      <w:r>
-        <w:rPr>
-          <w:b w:val="0"/>
-        </w:rPr>
-        <w:t xml:space="preserve">Either subject information or logo could explain success on the old combinations. Controlled pairs separate their </w:t>
+      </w:pPr>
+      <w:r>
+        <w:rPr>
+          <w:b w:val="0"/>
+        </w:rPr>
+        <w:t>Completion task: Invent two cards with the same width but different correct labels under the card guide. Give both lengths and widths and justify the labels.</w:t>
+      </w:r>
+    </w:p>
+    <w:p>
+      <w:pPr>
+        <w:spacing w:line="336" w:lineRule="auto" w:after="180"/>
+      </w:pPr>
+      <w:r>
+        <w:rPr>
+          <w:b w:val="0"/>
+        </w:rPr>
+        <w:t>Explain why a system receiving only width cannot always label both correctly.</w:t>
+      </w:r>
+    </w:p>
+    <w:p>
+      <w:pPr>
+        <w:pStyle w:val="Heading2"/>
+      </w:pPr>
+      <w:r>
+        <w:t>Expected reasoning and fading help</w:t>
+      </w:r>
+    </w:p>
+    <w:p>
+      <w:pPr>
+        <w:spacing w:line="336" w:lineRule="auto" w:after="180"/>
+      </w:pPr>
+      <w:r>
+        <w:rPr>
+          <w:b w:val="0"/>
+        </w:rPr>
+        <w:t xml:space="preserve">Teacher check: One valid pair is length 11 width 6, which fits, and length 13 width 6, which is too large. Both give the width-only </w:t>
       </w:r>
       <w:r>
         <w:rPr>
           <w:b/>
         </w:rPr>
+        <w:t>input</w:t>
+      </w:r>
+      <w:r>
+        <w:rPr>
+          <w:b w:val="0"/>
+        </w:rPr>
+        <w:t xml:space="preserve"> 6 but require different labels.</w:t>
+      </w:r>
+    </w:p>
+    <w:p>
+      <w:pPr>
+        <w:spacing w:line="336" w:lineRule="auto" w:after="180"/>
+      </w:pPr>
+      <w:r>
+        <w:rPr>
+          <w:b w:val="0"/>
+        </w:rPr>
+        <w:t>Without length or other permitted distinguishing information, the system cannot guarantee correct labels for both. Accept any valid pair with positive measurements, equal widths at most 8, and lengths on opposite sides of 12.</w:t>
+      </w:r>
+    </w:p>
+    <w:p>
+      <w:pPr>
+        <w:spacing w:line="336" w:lineRule="auto" w:after="180"/>
+      </w:pPr>
+      <w:r>
+        <w:rPr>
+          <w:b w:val="0"/>
+        </w:rPr>
+        <w:t xml:space="preserve">Start by identifying the given </w:t>
+      </w:r>
+      <w:r>
+        <w:rPr>
+          <w:b/>
+        </w:rPr>
+        <w:t>input</w:t>
+      </w:r>
+      <w:r>
+        <w:rPr>
+          <w:b w:val="0"/>
+        </w:rPr>
+        <w:t>s together. Leave the intermediate steps blank. If needed, model one step, then withdraw that help on the next step. Move to a full trace only when the partial trace is understood.</w:t>
+      </w:r>
+    </w:p>
+    <w:p>
+      <w:pPr>
+        <w:spacing w:line="336" w:lineRule="auto" w:after="180"/>
+      </w:pPr>
+      <w:r>
+        <w:rPr>
+          <w:b w:val="0"/>
+        </w:rPr>
+        <w:t>For partners, alternate explainer and checker; collect a response from every learner before discussion.</w:t>
+      </w:r>
+    </w:p>
+    <w:p>
+      <w:pPr>
+        <w:pStyle w:val="Heading2"/>
+      </w:pPr>
+      <w:r>
+        <w:t>Check the misconception before discussion</w:t>
+      </w:r>
+    </w:p>
+    <w:p>
+      <w:pPr>
+        <w:spacing w:line="336" w:lineRule="auto" w:after="180"/>
+      </w:pPr>
+      <w:r>
+        <w:rPr>
+          <w:b w:val="0"/>
+        </w:rPr>
+        <w:t xml:space="preserve">Use the worked case for </w:t>
+      </w:r>
+      <w:r>
+        <w:rPr>
+          <w:b/>
+        </w:rPr>
+        <w:t>Feature</w:t>
+      </w:r>
+      <w:r>
+        <w:rPr>
+          <w:b w:val="0"/>
+        </w:rPr>
+        <w:t>s and useful distinctions. Proposed explanation: “A stronger model can always recover an omitted measurement”. Decide whether this explanation is supported.</w:t>
+      </w:r>
+    </w:p>
+    <w:p>
+      <w:pPr>
+        <w:spacing w:line="336" w:lineRule="auto" w:after="180"/>
+      </w:pPr>
+      <w:r>
+        <w:rPr>
+          <w:b w:val="0"/>
+        </w:rPr>
+        <w:t>Point to the step or supplied fact that decides; explain your repair if needed.</w:t>
+      </w:r>
+    </w:p>
+    <w:p>
+      <w:pPr>
+        <w:spacing w:line="336" w:lineRule="auto" w:after="180"/>
+      </w:pPr>
+      <w:r>
+        <w:rPr>
+          <w:b w:val="0"/>
+        </w:rPr>
+        <w:t>Expected correction: Cover width and all identifiers for two same-length cards with different labels. Ask which supplied value tells them apart. Guessing or using typical values cannot guarantee correctness for both.</w:t>
+      </w:r>
+    </w:p>
+    <w:p>
+      <w:pPr>
+        <w:spacing w:line="336" w:lineRule="auto" w:after="180"/>
+      </w:pPr>
+      <w:r>
+        <w:rPr>
+          <w:b w:val="0"/>
+        </w:rPr>
+        <w:t xml:space="preserve">Collect explanations, not only yes/no votes. If a misunderstanding is common, re-model the </w:t>
+      </w:r>
+      <w:r>
+        <w:rPr>
+          <w:b/>
+        </w:rPr>
+        <w:t>relevant</w:t>
+      </w:r>
+      <w:r>
+        <w:rPr>
+          <w:b w:val="0"/>
+        </w:rPr>
+        <w:t xml:space="preserve"> step for the class.</w:t>
+      </w:r>
+    </w:p>
+    <w:p>
+      <w:pPr>
+        <w:spacing w:line="336" w:lineRule="auto" w:after="180"/>
+      </w:pPr>
+      <w:r>
+        <w:rPr>
+          <w:b w:val="0"/>
+        </w:rPr>
+        <w:t>If it affects a few learners, give a short targeted group explanation while others solve a more demanding variation.</w:t>
+      </w:r>
+    </w:p>
+    <w:p>
+      <w:pPr>
+        <w:pStyle w:val="Heading2"/>
+      </w:pPr>
+      <w:r>
+        <w:t>Use the pictorial check</w:t>
+      </w:r>
+    </w:p>
+    <w:p>
+      <w:pPr>
+        <w:spacing w:line="336" w:lineRule="auto" w:after="180"/>
+      </w:pPr>
+      <w:r>
+        <w:rPr>
+          <w:b w:val="0"/>
+        </w:rPr>
+        <w:t>Does this one pair prove the classifier always ignores subject? Explain a narrower claim.</w:t>
+      </w:r>
+    </w:p>
+    <w:p>
+      <w:pPr>
+        <w:spacing w:line="336" w:lineRule="auto" w:after="180"/>
+      </w:pPr>
+      <w:r>
+        <w:rPr>
+          <w:b w:val="0"/>
+        </w:rPr>
+        <w:t xml:space="preserve">No. In the explicitly hypothetical changed case, one topic-fixed </w:t>
+      </w:r>
+      <w:r>
+        <w:rPr>
+          <w:b/>
+        </w:rPr>
         <w:t>prediction</w:t>
       </w:r>
       <w:r>
         <w:rPr>
           <w:b w:val="0"/>
         </w:rPr>
-        <w:t>s by changing one aspect at a time.</w:t>
+        <w:t xml:space="preserve"> changes with logo, supporting sensitivity on that pair. In the base case no new outputs have been supplied, so the designed test alone establishes no observed sensitivity. Neither case proves that the classifier always ignores subject.</w:t>
       </w:r>
     </w:p>
     <w:p>
       <w:pPr>
         <w:spacing w:line="336" w:lineRule="auto" w:after="180"/>
-        <w:shd w:fill="F1F6FC"/>
-      </w:pPr>
-      <w:r>
-        <w:rPr>
-          <w:b w:val="0"/>
-        </w:rPr>
-        <w:t>Designing the pair is not equivalent to observing the model’s response. Keep the descriptions identical when testing logo so differences do not have two possible causes.</w:t>
+      </w:pPr>
+      <w:r>
+        <w:rPr>
+          <w:b w:val="0"/>
+        </w:rPr>
+        <w:t xml:space="preserve">Changed-case reasoning: That pair is </w:t>
+      </w:r>
+      <w:r>
+        <w:rPr>
+          <w:b/>
+        </w:rPr>
+        <w:t>evidence</w:t>
+      </w:r>
+      <w:r>
+        <w:rPr>
+          <w:b w:val="0"/>
+        </w:rPr>
+        <w:t xml:space="preserve"> of unwanted logo sensitivity. The subject description stayed mystery; only the ir</w:t>
+      </w:r>
+      <w:r>
+        <w:rPr>
+          <w:b/>
+        </w:rPr>
+        <w:t>relevant</w:t>
+      </w:r>
+      <w:r>
+        <w:rPr>
+          <w:b w:val="0"/>
+        </w:rPr>
+        <w:t xml:space="preserve"> logo changed.</w:t>
+      </w:r>
+    </w:p>
+    <w:p>
+      <w:pPr>
+        <w:spacing w:line="336" w:lineRule="auto" w:after="180"/>
+      </w:pPr>
+      <w:r>
+        <w:rPr>
+          <w:b w:val="0"/>
+        </w:rPr>
+        <w:t xml:space="preserve">Collect each learner’s explanation before discussion. Use the first missing connection between </w:t>
+      </w:r>
+      <w:r>
+        <w:rPr>
+          <w:b/>
+        </w:rPr>
+        <w:t>input</w:t>
+      </w:r>
+      <w:r>
+        <w:rPr>
+          <w:b w:val="0"/>
+        </w:rPr>
+        <w:t xml:space="preserve">, deciding step and result to choose support. This question is worked-case practice, not fresh mastery </w:t>
+      </w:r>
+      <w:r>
+        <w:rPr>
+          <w:b/>
+        </w:rPr>
+        <w:t>evidence</w:t>
+      </w:r>
+      <w:r>
+        <w:rPr>
+          <w:b w:val="0"/>
+        </w:rPr>
+        <w:t>.</w:t>
+      </w:r>
+    </w:p>
+    <w:p>
+      <w:pPr>
+        <w:pStyle w:val="Heading2"/>
+      </w:pPr>
+      <w:r>
+        <w:t>Keep each learner explaining</w:t>
+      </w:r>
+    </w:p>
+    <w:p>
+      <w:pPr>
+        <w:pStyle w:val="ListBullet"/>
+      </w:pPr>
+      <w:r>
+        <w:t>Ask: Which facts are given, and which would we have to assume? Learners mark relevant details before discussing answers.</w:t>
+      </w:r>
+    </w:p>
+    <w:p>
+      <w:pPr>
+        <w:pStyle w:val="ListBullet"/>
+      </w:pPr>
+      <w:r>
+        <w:t>Say: Predict first. Show the rule, information path or calculation that would produce the result. A correct guess is not yet an explanation.</w:t>
+      </w:r>
+    </w:p>
+    <w:p>
+      <w:pPr>
+        <w:pStyle w:val="ListBullet"/>
+      </w:pPr>
+      <w:r>
+        <w:t>In pairs, one learner solves while the other checks evidence; exchange roles. Remove the worked answer before independent assessment.</w:t>
+      </w:r>
+    </w:p>
+    <w:p>
+      <w:pPr>
+        <w:pStyle w:val="Heading2"/>
+      </w:pPr>
+      <w:r>
+        <w:t>Earlier wording, alternatives and picture transcripts · reference / check after trying</w:t>
+      </w:r>
+    </w:p>
+    <w:p>
+      <w:pPr>
+        <w:spacing w:line="336" w:lineRule="auto" w:after="180"/>
+      </w:pPr>
+      <w:r>
+        <w:rPr>
+          <w:b w:val="0"/>
+        </w:rPr>
+        <w:t>Demonstrate and guide practice</w:t>
       </w:r>
     </w:p>
     <w:p>
@@ -2304,7 +2926,87 @@
         <w:pStyle w:val="Heading3"/>
       </w:pPr>
       <w:r>
-        <w:t>What this example does not establish</w:t>
+        <w:t>Board sequence</w:t>
+      </w:r>
+    </w:p>
+    <w:p>
+      <w:pPr>
+        <w:spacing w:line="336" w:lineRule="auto" w:after="180"/>
+      </w:pPr>
+      <w:r>
+        <w:rPr>
+          <w:b w:val="0"/>
+        </w:rPr>
+        <w:t>Write the given facts: Target: includes animal characters. Fields: animal tag, cover colour and shelf number.</w:t>
+      </w:r>
+    </w:p>
+    <w:p>
+      <w:pPr>
+        <w:spacing w:line="336" w:lineRule="auto" w:after="180"/>
+      </w:pPr>
+      <w:r>
+        <w:rPr>
+          <w:b w:val="0"/>
+        </w:rPr>
+        <w:t xml:space="preserve">Write the question to explain: Choose useful </w:t>
+      </w:r>
+      <w:r>
+        <w:rPr>
+          <w:b/>
+        </w:rPr>
+        <w:t>evidence</w:t>
+      </w:r>
+      <w:r>
+        <w:rPr>
+          <w:b w:val="0"/>
+        </w:rPr>
+        <w:t xml:space="preserve"> and possible distractions.</w:t>
+      </w:r>
+    </w:p>
+    <w:p>
+      <w:pPr>
+        <w:spacing w:line="336" w:lineRule="auto" w:after="180"/>
+      </w:pPr>
+      <w:r>
+        <w:rPr>
+          <w:b w:val="0"/>
+        </w:rPr>
+        <w:t xml:space="preserve">Reveal after </w:t>
+      </w:r>
+      <w:r>
+        <w:rPr>
+          <w:b/>
+        </w:rPr>
+        <w:t>prediction</w:t>
+      </w:r>
+      <w:r>
+        <w:rPr>
+          <w:b w:val="0"/>
+        </w:rPr>
+        <w:t xml:space="preserve">s: An accurate animal tag directly addresses the target. Colour and shelf can produce accidental </w:t>
+      </w:r>
+      <w:r>
+        <w:rPr>
+          <w:b/>
+        </w:rPr>
+        <w:t>shortcut</w:t>
+      </w:r>
+      <w:r>
+        <w:rPr>
+          <w:b w:val="0"/>
+        </w:rPr>
+        <w:t>s. Test on new books.</w:t>
+      </w:r>
+    </w:p>
+    <w:p>
+      <w:pPr>
+        <w:spacing w:line="336" w:lineRule="auto" w:after="180"/>
+      </w:pPr>
+      <w:r>
+        <w:rPr>
+          <w:b w:val="0"/>
+        </w:rPr>
+        <w:t>Use the earlier changed question as optional later practice. Reserve Changed independent case for the first independent attempt before hints or feedback.</w:t>
       </w:r>
     </w:p>
     <w:p>
@@ -2312,458 +3014,18 @@
         <w:pStyle w:val="Heading3"/>
       </w:pPr>
       <w:r>
-        <w:t>Keep the stated limit</w:t>
+        <w:t>Classroom dialogue</w:t>
       </w:r>
     </w:p>
     <w:p>
       <w:pPr>
         <w:spacing w:line="336" w:lineRule="auto" w:after="180"/>
-        <w:shd w:fill="FFF5E6"/>
-      </w:pPr>
-      <w:r>
-        <w:rPr>
-          <w:b w:val="0"/>
-        </w:rPr>
-        <w:t xml:space="preserve">Controlled </w:t>
-      </w:r>
-      <w:r>
-        <w:rPr>
-          <w:b/>
-        </w:rPr>
-        <w:t>observation</w:t>
-      </w:r>
-      <w:r>
-        <w:rPr>
-          <w:b w:val="0"/>
-        </w:rPr>
-        <w:t xml:space="preserve">s support specific sensitivity claims; they do not reveal every internal </w:t>
-      </w:r>
-      <w:r>
-        <w:rPr>
-          <w:b/>
-        </w:rPr>
-        <w:t>feature</w:t>
-      </w:r>
-      <w:r>
-        <w:rPr>
-          <w:b w:val="0"/>
-        </w:rPr>
-        <w:t xml:space="preserve"> a </w:t>
-      </w:r>
-      <w:r>
-        <w:rPr>
-          <w:b/>
-        </w:rPr>
-        <w:t>learned model</w:t>
-      </w:r>
-      <w:r>
-        <w:rPr>
-          <w:b w:val="0"/>
-        </w:rPr>
-        <w:t xml:space="preserve"> uses.</w:t>
-      </w:r>
-    </w:p>
-    <w:p>
-      <w:pPr>
-        <w:pStyle w:val="Heading3"/>
-      </w:pPr>
-      <w:r>
-        <w:t>Change one thing in the pictured case</w:t>
-      </w:r>
-    </w:p>
-    <w:p>
-      <w:pPr>
-        <w:pStyle w:val="Heading3"/>
-      </w:pPr>
-      <w:r>
-        <w:t>Change one thing</w:t>
-      </w:r>
-    </w:p>
-    <w:p>
-      <w:pPr>
-        <w:spacing w:line="336" w:lineRule="auto" w:after="180"/>
-        <w:shd w:fill="F5F1FB"/>
-      </w:pPr>
-      <w:r>
-        <w:rPr>
-          <w:b w:val="0"/>
-        </w:rPr>
-        <w:t>Change: The first controlled pair yields mystery for triangle and science for circle.</w:t>
-      </w:r>
-    </w:p>
-    <w:p>
-      <w:pPr>
-        <w:pStyle w:val="Heading3"/>
-      </w:pPr>
-      <w:r>
-        <w:t>Predicted result</w:t>
-      </w:r>
-    </w:p>
-    <w:p>
-      <w:pPr>
-        <w:spacing w:line="336" w:lineRule="auto" w:after="180"/>
-        <w:shd w:fill="F1F6FC"/>
-      </w:pPr>
-      <w:r>
-        <w:rPr>
-          <w:b/>
-        </w:rPr>
-        <w:t>Prediction</w:t>
-      </w:r>
-      <w:r>
-        <w:rPr>
-          <w:b w:val="0"/>
-        </w:rPr>
-        <w:t xml:space="preserve">: That pair is </w:t>
-      </w:r>
-      <w:r>
-        <w:rPr>
-          <w:b/>
-        </w:rPr>
-        <w:t>evidence</w:t>
-      </w:r>
-      <w:r>
-        <w:rPr>
-          <w:b w:val="0"/>
-        </w:rPr>
-        <w:t xml:space="preserve"> of unwanted logo sensitivity.</w:t>
-      </w:r>
-    </w:p>
-    <w:p>
-      <w:pPr>
-        <w:pStyle w:val="Heading3"/>
-      </w:pPr>
-      <w:r>
-        <w:t>Why the result follows</w:t>
-      </w:r>
-    </w:p>
-    <w:p>
-      <w:pPr>
-        <w:spacing w:line="336" w:lineRule="auto" w:after="180"/>
-        <w:shd w:fill="F1F6FC"/>
-      </w:pPr>
-      <w:r>
-        <w:rPr>
-          <w:b w:val="0"/>
-        </w:rPr>
-        <w:t>Reason: The subject description stayed mystery; only the ir</w:t>
-      </w:r>
-      <w:r>
-        <w:rPr>
-          <w:b/>
-        </w:rPr>
-        <w:t>relevant</w:t>
-      </w:r>
-      <w:r>
-        <w:rPr>
-          <w:b w:val="0"/>
-        </w:rPr>
-        <w:t xml:space="preserve"> logo changed.</w:t>
-      </w:r>
-    </w:p>
-    <w:p>
-      <w:pPr>
-        <w:pStyle w:val="Heading3"/>
-      </w:pPr>
-      <w:r>
-        <w:t>Ask while showing the picture</w:t>
-      </w:r>
-    </w:p>
-    <w:p>
-      <w:pPr>
-        <w:pStyle w:val="Heading3"/>
-      </w:pPr>
-      <w:r>
-        <w:t>Ask while showing the picture · 7</w:t>
-      </w:r>
-    </w:p>
-    <w:p>
-      <w:pPr>
-        <w:spacing w:line="336" w:lineRule="auto" w:after="180"/>
-      </w:pPr>
-      <w:r>
-        <w:rPr>
-          <w:b w:val="0"/>
-        </w:rPr>
-        <w:t xml:space="preserve">Cover the result. Ask learners to name the </w:t>
-      </w:r>
-      <w:r>
-        <w:rPr>
-          <w:b/>
-        </w:rPr>
-        <w:t>input</w:t>
-      </w:r>
-      <w:r>
-        <w:rPr>
-          <w:b w:val="0"/>
-        </w:rPr>
-        <w:t xml:space="preserve">s and predict the next step. Uncover one step, connect the icon to the actual procedure, and explain its </w:t>
-      </w:r>
-      <w:r>
-        <w:rPr>
-          <w:b/>
-        </w:rPr>
-        <w:t>evidence</w:t>
-      </w:r>
-      <w:r>
-        <w:rPr>
-          <w:b w:val="0"/>
-        </w:rPr>
-        <w:t>. Then change the supplied condition and compare.</w:t>
-      </w:r>
-    </w:p>
-    <w:p>
-      <w:pPr>
-        <w:spacing w:line="336" w:lineRule="auto" w:after="180"/>
-      </w:pPr>
-      <w:r>
-        <w:rPr>
-          <w:b w:val="0"/>
-        </w:rPr>
-        <w:t>The picture is a representation; it does not document execution of a real AI model.</w:t>
-      </w:r>
-    </w:p>
-    <w:p>
-      <w:pPr>
-        <w:pStyle w:val="Heading1"/>
-      </w:pPr>
-      <w:r>
-        <w:t>03. Demonstrate and guide practice</w:t>
-      </w:r>
-    </w:p>
-    <w:p>
-      <w:r>
-        <w:t>Demonstrate Features and Distractors, reduce support deliberately and check individual reasoning before discussing answers.</w:t>
-      </w:r>
-    </w:p>
-    <w:p>
-      <w:pPr>
-        <w:pStyle w:val="Heading3"/>
-      </w:pPr>
-      <w:r>
-        <w:t>Board sequence</w:t>
-      </w:r>
-    </w:p>
-    <w:p>
-      <w:pPr>
-        <w:pStyle w:val="Heading3"/>
-      </w:pPr>
-      <w:r>
-        <w:t>1. Put the facts on the board</w:t>
-      </w:r>
-    </w:p>
-    <w:p>
-      <w:pPr>
-        <w:spacing w:line="336" w:lineRule="auto" w:after="180"/>
-        <w:shd w:fill="F4F9FC"/>
-      </w:pPr>
-      <w:r>
-        <w:rPr>
-          <w:b w:val="0"/>
-        </w:rPr>
-        <w:t>Write the given facts: Target: includes animal characters. Fields: animal tag, cover colour and shelf number.</w:t>
-      </w:r>
-    </w:p>
-    <w:p>
-      <w:pPr>
-        <w:pStyle w:val="Heading3"/>
-      </w:pPr>
-      <w:r>
-        <w:t>2. State the decision to explain</w:t>
-      </w:r>
-    </w:p>
-    <w:p>
-      <w:pPr>
-        <w:spacing w:line="336" w:lineRule="auto" w:after="180"/>
-        <w:shd w:fill="F4F9FC"/>
-      </w:pPr>
-      <w:r>
-        <w:rPr>
-          <w:b w:val="0"/>
-        </w:rPr>
-        <w:t xml:space="preserve">Write the question to explain: Choose useful </w:t>
-      </w:r>
-      <w:r>
-        <w:rPr>
-          <w:b/>
-        </w:rPr>
-        <w:t>evidence</w:t>
-      </w:r>
-      <w:r>
-        <w:rPr>
-          <w:b w:val="0"/>
-        </w:rPr>
-        <w:t xml:space="preserve"> and possible distractions.</w:t>
-      </w:r>
-    </w:p>
-    <w:p>
-      <w:pPr>
-        <w:pStyle w:val="Heading3"/>
-      </w:pPr>
-      <w:r>
-        <w:t>3. Reveal the worked reasoning</w:t>
-      </w:r>
-    </w:p>
-    <w:p>
-      <w:pPr>
-        <w:spacing w:line="336" w:lineRule="auto" w:after="180"/>
-        <w:shd w:fill="F1F6FC"/>
-      </w:pPr>
-      <w:r>
-        <w:rPr>
-          <w:b w:val="0"/>
-        </w:rPr>
-        <w:t xml:space="preserve">Reveal after </w:t>
-      </w:r>
-      <w:r>
-        <w:rPr>
-          <w:b/>
-        </w:rPr>
-        <w:t>prediction</w:t>
-      </w:r>
-      <w:r>
-        <w:rPr>
-          <w:b w:val="0"/>
-        </w:rPr>
-        <w:t xml:space="preserve">s: An accurate animal tag directly addresses the target. Colour and shelf can produce accidental </w:t>
-      </w:r>
-      <w:r>
-        <w:rPr>
-          <w:b/>
-        </w:rPr>
-        <w:t>shortcut</w:t>
-      </w:r>
-      <w:r>
-        <w:rPr>
-          <w:b w:val="0"/>
-        </w:rPr>
-        <w:t>s. Test on new books.</w:t>
-      </w:r>
-    </w:p>
-    <w:p>
-      <w:pPr>
-        <w:pStyle w:val="Heading3"/>
-      </w:pPr>
-      <w:r>
-        <w:t>Hold back the independent task</w:t>
-      </w:r>
-    </w:p>
-    <w:p>
-      <w:pPr>
-        <w:spacing w:line="336" w:lineRule="auto" w:after="180"/>
-        <w:shd w:fill="FFF5E6"/>
-      </w:pPr>
-      <w:r>
-        <w:rPr>
-          <w:b w:val="0"/>
-        </w:rPr>
-        <w:t xml:space="preserve">Keep for an independent attempt: Predict whether a book is short using page count and cover colour. Which </w:t>
-      </w:r>
-      <w:r>
-        <w:rPr>
-          <w:b/>
-        </w:rPr>
-        <w:t>feature</w:t>
-      </w:r>
-      <w:r>
-        <w:rPr>
-          <w:b w:val="0"/>
-        </w:rPr>
-        <w:t xml:space="preserve"> directly supports the defined label? Give a counterexample to colour.</w:t>
-      </w:r>
-    </w:p>
-    <w:p>
-      <w:pPr>
-        <w:pStyle w:val="Heading3"/>
-      </w:pPr>
-      <w:r>
-        <w:t>Classroom dialogue</w:t>
-      </w:r>
-    </w:p>
-    <w:p>
-      <w:pPr>
-        <w:pStyle w:val="Heading3"/>
-      </w:pPr>
-      <w:r>
-        <w:t>Ask the class</w:t>
-      </w:r>
-    </w:p>
-    <w:p>
-      <w:pPr>
-        <w:spacing w:line="336" w:lineRule="auto" w:after="180"/>
-        <w:shd w:fill="F5F1FB"/>
-      </w:pPr>
-      <w:r>
-        <w:rPr>
-          <w:b w:val="0"/>
-        </w:rPr>
-        <w:t xml:space="preserve">Ask: Which facts are given, and which would we have to assume? Learners mark </w:t>
-      </w:r>
-      <w:r>
-        <w:rPr>
-          <w:b/>
-        </w:rPr>
-        <w:t>relevant</w:t>
-      </w:r>
-      <w:r>
-        <w:rPr>
-          <w:b w:val="0"/>
-        </w:rPr>
-        <w:t xml:space="preserve"> details before discussing answers.</w:t>
-      </w:r>
-    </w:p>
-    <w:p>
-      <w:pPr>
-        <w:pStyle w:val="Heading3"/>
-      </w:pPr>
-      <w:r>
-        <w:t>Language to model</w:t>
-      </w:r>
-    </w:p>
-    <w:p>
-      <w:pPr>
-        <w:spacing w:line="336" w:lineRule="auto" w:after="180"/>
-        <w:shd w:fill="F1F6F8"/>
-      </w:pPr>
-      <w:r>
-        <w:rPr>
-          <w:b w:val="0"/>
-        </w:rPr>
-        <w:t>Say: Predict first. Show the rule, information path or calculation that would produce the result. A correct guess is not yet an explanation.</w:t>
-      </w:r>
-    </w:p>
-    <w:p>
-      <w:pPr>
-        <w:spacing w:line="336" w:lineRule="auto" w:after="180"/>
       </w:pPr>
       <w:r>
         <w:rPr>
           <w:b w:val="0"/>
         </w:rPr>
         <w:t>Reveal reasoning one step at a time. Explain why a tempting alternative fails. Write units and denominators for arithmetic, trace conditions for decisions, and identify supporting sources for claims.</w:t>
-      </w:r>
-    </w:p>
-    <w:p>
-      <w:pPr>
-        <w:spacing w:line="336" w:lineRule="auto" w:after="180"/>
-      </w:pPr>
-      <w:r>
-        <w:rPr>
-          <w:b w:val="0"/>
-        </w:rPr>
-        <w:t xml:space="preserve">In pairs, one learner solves while the other checks </w:t>
-      </w:r>
-      <w:r>
-        <w:rPr>
-          <w:b/>
-        </w:rPr>
-        <w:t>evidence</w:t>
-      </w:r>
-      <w:r>
-        <w:rPr>
-          <w:b w:val="0"/>
-        </w:rPr>
-        <w:t>; exchange roles. Remove the worked answer before independent assessment.</w:t>
       </w:r>
     </w:p>
     <w:p>
@@ -2879,7 +3141,7 @@
           </w:tcPr>
           <w:p>
             <w:r>
-              <w:t>Retrieve Week 7: agreement is not proof of a correct label. State the new target and check both inclusive boundaries.</w:t>
+              <w:t>Retrieve Week 8: agreement is not proof of a correct label. State the new target and check both inclusive boundaries.</w:t>
             </w:r>
           </w:p>
         </w:tc>
@@ -3052,471 +3314,103 @@
         <w:pStyle w:val="Heading3"/>
       </w:pPr>
       <w:r>
-        <w:t>Completion practice</w:t>
+        <w:t>Individual reasoning check</w:t>
+      </w:r>
+    </w:p>
+    <w:p>
+      <w:pPr>
+        <w:pStyle w:val="Heading3"/>
+      </w:pPr>
+      <w:r>
+        <w:t>Pictorial practice question</w:t>
+      </w:r>
+    </w:p>
+    <w:p>
+      <w:pPr>
+        <w:pStyle w:val="Heading3"/>
+      </w:pPr>
+      <w:r>
+        <w:t>Reasoned teacher answer</w:t>
+      </w:r>
+    </w:p>
+    <w:p>
+      <w:pPr>
+        <w:pStyle w:val="Heading1"/>
+      </w:pPr>
+      <w:r>
+        <w:t>04. Run the supplied investigation</w:t>
+      </w:r>
+    </w:p>
+    <w:p>
+      <w:r>
+        <w:t>Keep expected results, observed paper traces and remaining limits distinguishable.</w:t>
+      </w:r>
+    </w:p>
+    <w:p>
+      <w:pPr>
+        <w:pStyle w:val="Heading2"/>
+      </w:pPr>
+      <w:r>
+        <w:t>Supplied materials and answer guidance</w:t>
       </w:r>
     </w:p>
     <w:p>
       <w:pPr>
         <w:spacing w:line="336" w:lineRule="auto" w:after="180"/>
-        <w:shd w:fill="F5F1FB"/>
-      </w:pPr>
-      <w:r>
-        <w:rPr>
-          <w:b w:val="0"/>
-        </w:rPr>
-        <w:t>Completion task: Invent two cards with the same width but different correct labels under the card guide. Give both lengths and widths and justify the labels.</w:t>
-      </w:r>
-    </w:p>
-    <w:p>
-      <w:pPr>
-        <w:spacing w:line="336" w:lineRule="auto" w:after="180"/>
-        <w:shd w:fill="F5F1FB"/>
-      </w:pPr>
-      <w:r>
-        <w:rPr>
-          <w:b w:val="0"/>
-        </w:rPr>
-        <w:t>Explain why a system receiving only width cannot always label both correctly.</w:t>
-      </w:r>
-    </w:p>
-    <w:p>
-      <w:pPr>
-        <w:pStyle w:val="Heading3"/>
-      </w:pPr>
-      <w:r>
-        <w:t>Reasoning to listen for</w:t>
-      </w:r>
-    </w:p>
-    <w:p>
-      <w:pPr>
-        <w:spacing w:line="336" w:lineRule="auto" w:after="180"/>
-        <w:shd w:fill="F1F6FC"/>
-      </w:pPr>
-      <w:r>
-        <w:rPr>
-          <w:b w:val="0"/>
-        </w:rPr>
-        <w:t xml:space="preserve">Teacher check: One valid pair is length 11 width 6, which fits, and length 13 width 6, which is too large. Both give the width-only </w:t>
-      </w:r>
-      <w:r>
-        <w:rPr>
-          <w:b/>
-        </w:rPr>
-        <w:t>input</w:t>
-      </w:r>
-      <w:r>
-        <w:rPr>
-          <w:b w:val="0"/>
-        </w:rPr>
-        <w:t xml:space="preserve"> 6 but require different labels.</w:t>
-      </w:r>
-    </w:p>
-    <w:p>
-      <w:pPr>
-        <w:spacing w:line="336" w:lineRule="auto" w:after="180"/>
-        <w:shd w:fill="F1F6FC"/>
-      </w:pPr>
-      <w:r>
-        <w:rPr>
-          <w:b w:val="0"/>
-        </w:rPr>
-        <w:t>Without length or other permitted distinguishing information, the system cannot guarantee correct labels for both. Accept any valid pair with positive measurements, equal widths at most 8, and lengths on opposite sides of 12.</w:t>
-      </w:r>
-    </w:p>
-    <w:p>
-      <w:pPr>
-        <w:spacing w:line="336" w:lineRule="auto" w:after="180"/>
-      </w:pPr>
-      <w:r>
-        <w:rPr>
-          <w:b w:val="0"/>
-        </w:rPr>
-        <w:t xml:space="preserve">Start by identifying the given </w:t>
-      </w:r>
-      <w:r>
-        <w:rPr>
-          <w:b/>
-        </w:rPr>
-        <w:t>input</w:t>
-      </w:r>
-      <w:r>
-        <w:rPr>
-          <w:b w:val="0"/>
-        </w:rPr>
-        <w:t>s together. Leave the intermediate steps blank. If needed, model one step, then withdraw that help on the next step. Move to a full trace only when the partial trace is understood.</w:t>
-      </w:r>
-    </w:p>
-    <w:p>
-      <w:pPr>
-        <w:spacing w:line="336" w:lineRule="auto" w:after="180"/>
-      </w:pPr>
-      <w:r>
-        <w:rPr>
-          <w:b w:val="0"/>
-        </w:rPr>
-        <w:t>For partners, alternate explainer and checker; collect a response from every learner before discussion.</w:t>
-      </w:r>
-    </w:p>
-    <w:p>
-      <w:pPr>
-        <w:pStyle w:val="Heading3"/>
-      </w:pPr>
-      <w:r>
-        <w:t>Individual reasoning check</w:t>
-      </w:r>
-    </w:p>
-    <w:p>
-      <w:pPr>
-        <w:spacing w:line="336" w:lineRule="auto" w:after="180"/>
-      </w:pPr>
-      <w:r>
-        <w:rPr>
-          <w:b w:val="0"/>
-        </w:rPr>
-        <w:t xml:space="preserve">Use the worked case for </w:t>
-      </w:r>
-      <w:r>
-        <w:rPr>
-          <w:b/>
-        </w:rPr>
-        <w:t>Feature</w:t>
-      </w:r>
-      <w:r>
-        <w:rPr>
-          <w:b w:val="0"/>
-        </w:rPr>
-        <w:t>s and useful distinctions. Proposed explanation: “A stronger model can always recover an omitted measurement”. Decide whether this explanation is supported.</w:t>
-      </w:r>
-    </w:p>
-    <w:p>
-      <w:pPr>
-        <w:spacing w:line="336" w:lineRule="auto" w:after="180"/>
-      </w:pPr>
-      <w:r>
-        <w:rPr>
-          <w:b w:val="0"/>
-        </w:rPr>
-        <w:t>Point to the step or supplied fact that decides; explain your repair if needed.</w:t>
-      </w:r>
-    </w:p>
-    <w:p>
-      <w:pPr>
-        <w:pStyle w:val="Heading3"/>
-      </w:pPr>
-      <w:r>
-        <w:t>Expected repair</w:t>
-      </w:r>
-    </w:p>
-    <w:p>
-      <w:pPr>
-        <w:spacing w:line="336" w:lineRule="auto" w:after="180"/>
-        <w:shd w:fill="F1F6FC"/>
-      </w:pPr>
-      <w:r>
-        <w:rPr>
-          <w:b w:val="0"/>
-        </w:rPr>
-        <w:t>Expected correction: Cover width and all identifiers for two same-length cards with different labels. Ask which supplied value tells them apart. Guessing or using typical values cannot guarantee correctness for both.</w:t>
-      </w:r>
-    </w:p>
-    <w:p>
-      <w:pPr>
-        <w:spacing w:line="336" w:lineRule="auto" w:after="180"/>
-      </w:pPr>
-      <w:r>
-        <w:rPr>
-          <w:b w:val="0"/>
-        </w:rPr>
-        <w:t xml:space="preserve">Collect explanations, not only yes/no votes. If a misunderstanding is common, re-model the </w:t>
-      </w:r>
-      <w:r>
-        <w:rPr>
-          <w:b/>
-        </w:rPr>
-        <w:t>relevant</w:t>
-      </w:r>
-      <w:r>
-        <w:rPr>
-          <w:b w:val="0"/>
-        </w:rPr>
-        <w:t xml:space="preserve"> step for the class.</w:t>
-      </w:r>
-    </w:p>
-    <w:p>
-      <w:pPr>
-        <w:spacing w:line="336" w:lineRule="auto" w:after="180"/>
-      </w:pPr>
-      <w:r>
-        <w:rPr>
-          <w:b w:val="0"/>
-        </w:rPr>
-        <w:t>If it affects a few learners, give a short targeted group explanation while others solve a more demanding variation.</w:t>
-      </w:r>
-    </w:p>
-    <w:p>
-      <w:pPr>
-        <w:pStyle w:val="Heading3"/>
-      </w:pPr>
-      <w:r>
-        <w:t>Pictorial practice question</w:t>
-      </w:r>
-    </w:p>
-    <w:p>
-      <w:pPr>
-        <w:spacing w:line="336" w:lineRule="auto" w:after="180"/>
-      </w:pPr>
-      <w:r>
-        <w:rPr>
-          <w:b w:val="0"/>
-        </w:rPr>
-        <w:t>Does this one pair prove the classifier always ignores subject? Explain a narrower claim.</w:t>
-      </w:r>
-    </w:p>
-    <w:p>
-      <w:pPr>
-        <w:pStyle w:val="Heading3"/>
-      </w:pPr>
-      <w:r>
-        <w:t>Reasoned teacher answer</w:t>
-      </w:r>
-    </w:p>
-    <w:p>
-      <w:pPr>
-        <w:spacing w:line="336" w:lineRule="auto" w:after="180"/>
-      </w:pPr>
-      <w:r>
-        <w:rPr>
-          <w:b w:val="0"/>
-        </w:rPr>
-        <w:t xml:space="preserve">No. It shows one topic-fixed </w:t>
-      </w:r>
-      <w:r>
-        <w:rPr>
-          <w:b/>
-        </w:rPr>
-        <w:t>prediction</w:t>
-      </w:r>
-      <w:r>
-        <w:rPr>
-          <w:b w:val="0"/>
-        </w:rPr>
-        <w:t xml:space="preserve"> changed with logo in this case; additional balanced comparisons are needed to characterise behavior.</w:t>
-      </w:r>
-    </w:p>
-    <w:p>
-      <w:pPr>
-        <w:spacing w:line="336" w:lineRule="auto" w:after="180"/>
-      </w:pPr>
-      <w:r>
-        <w:rPr>
-          <w:b w:val="0"/>
-        </w:rPr>
-        <w:t xml:space="preserve">Changed-case reasoning: That pair is </w:t>
-      </w:r>
-      <w:r>
-        <w:rPr>
-          <w:b/>
-        </w:rPr>
-        <w:t>evidence</w:t>
-      </w:r>
-      <w:r>
-        <w:rPr>
-          <w:b w:val="0"/>
-        </w:rPr>
-        <w:t xml:space="preserve"> of unwanted logo sensitivity. The subject description stayed mystery; only the ir</w:t>
-      </w:r>
-      <w:r>
-        <w:rPr>
-          <w:b/>
-        </w:rPr>
-        <w:t>relevant</w:t>
-      </w:r>
-      <w:r>
-        <w:rPr>
-          <w:b w:val="0"/>
-        </w:rPr>
-        <w:t xml:space="preserve"> logo changed.</w:t>
-      </w:r>
-    </w:p>
-    <w:p>
-      <w:pPr>
-        <w:spacing w:line="336" w:lineRule="auto" w:after="180"/>
-      </w:pPr>
-      <w:r>
-        <w:rPr>
-          <w:b w:val="0"/>
-        </w:rPr>
-        <w:t xml:space="preserve">Collect each learner’s explanation before discussion. Use the first missing connection between </w:t>
-      </w:r>
-      <w:r>
-        <w:rPr>
-          <w:b/>
-        </w:rPr>
-        <w:t>input</w:t>
-      </w:r>
-      <w:r>
-        <w:rPr>
-          <w:b w:val="0"/>
-        </w:rPr>
-        <w:t xml:space="preserve">, deciding step and result to choose support. This question is worked-case practice, not fresh mastery </w:t>
-      </w:r>
-      <w:r>
-        <w:rPr>
-          <w:b/>
-        </w:rPr>
-        <w:t>evidence</w:t>
-      </w:r>
-      <w:r>
-        <w:rPr>
-          <w:b w:val="0"/>
-        </w:rPr>
-        <w:t>.</w:t>
-      </w:r>
-    </w:p>
-    <w:p>
-      <w:pPr>
-        <w:pStyle w:val="Heading1"/>
-      </w:pPr>
-      <w:r>
-        <w:t>04. Run the weekly evidence lab</w:t>
-      </w:r>
-    </w:p>
-    <w:p>
-      <w:r>
-        <w:t>Run the Features and Distractors investigation and use the first unsupported step to choose a teaching response.</w:t>
-      </w:r>
-    </w:p>
-    <w:p>
-      <w:pPr>
-        <w:spacing w:line="336" w:lineRule="auto" w:after="180"/>
-      </w:pPr>
-      <w:r>
-        <w:rPr>
-          <w:b w:val="0"/>
-        </w:rPr>
-        <w:t>Words You Can Use to Reason</w:t>
-      </w:r>
-    </w:p>
-    <w:p>
-      <w:pPr>
-        <w:spacing w:line="336" w:lineRule="auto" w:after="180"/>
-      </w:pPr>
-      <w:r>
-        <w:rPr>
-          <w:b w:val="0"/>
-        </w:rPr>
-        <w:t>A definition matters when you can recognize the idea, use it, and contrast it with a near-miss.</w:t>
-      </w:r>
-    </w:p>
-    <w:p>
-      <w:pPr>
-        <w:spacing w:line="336" w:lineRule="auto" w:after="180"/>
-      </w:pPr>
-      <w:r>
-        <w:rPr>
-          <w:b w:val="0"/>
-        </w:rPr>
+      </w:pPr>
+      <w:r>
+        <w:rPr>
+          <w:b w:val="0"/>
+        </w:rPr>
+        <w:t>For the eight-field lab select length_cm and width_cm. Colour, identifier, thickness and record time are unnecessary for this stated rule; learner name is unnecessary personal information; the later sticker leaks the target. Do not demand a third selected feature. The controlled dimension pairs have fits/too-large labels; both colour copies of 10×7 fit. The separate topic-logo base case supplies no model outputs. Interpret only the explicitly hypothetical changed-case results as evidence of logo sensitivity on that pair, not universal dependence. Reserve the space/animal controlled-comparison case for the first independent attempt.</w:t>
+      </w:r>
+    </w:p>
+    <w:p>
+      <w:pPr>
+        <w:pStyle w:val="Heading2"/>
+      </w:pPr>
+      <w:r>
+        <w:t>Run and record</w:t>
+      </w:r>
+    </w:p>
+    <w:p>
+      <w:pPr>
+        <w:pStyle w:val="ListNumber"/>
+      </w:pPr>
+      <w:r>
         <w:t>Predict → Test → Record → Explain</w:t>
       </w:r>
     </w:p>
     <w:p>
       <w:pPr>
-        <w:spacing w:line="336" w:lineRule="auto" w:after="180"/>
-      </w:pPr>
-      <w:r>
-        <w:rPr>
-          <w:b w:val="0"/>
-        </w:rPr>
+        <w:pStyle w:val="ListNumber"/>
+      </w:pPr>
+      <w:r>
         <w:t>Keep expected and actual results separate. Surprises are useful data when recorded honestly.</w:t>
       </w:r>
     </w:p>
     <w:p>
       <w:pPr>
-        <w:spacing w:line="336" w:lineRule="auto" w:after="180"/>
-      </w:pPr>
-      <w:r>
-        <w:rPr>
-          <w:b w:val="0"/>
-        </w:rPr>
-        <w:t xml:space="preserve">Rank eight candidate </w:t>
-      </w:r>
-      <w:r>
-        <w:rPr>
-          <w:b/>
-        </w:rPr>
-        <w:t>feature</w:t>
-      </w:r>
-      <w:r>
-        <w:rPr>
-          <w:b w:val="0"/>
-        </w:rPr>
-        <w:t xml:space="preserve">s by relevance, availability, privacy, and </w:t>
-      </w:r>
-      <w:r>
-        <w:rPr>
-          <w:b/>
-        </w:rPr>
-        <w:t>shortcut</w:t>
-      </w:r>
-      <w:r>
-        <w:rPr>
-          <w:b w:val="0"/>
-        </w:rPr>
-        <w:t xml:space="preserve"> risk. Defend the top three and reject two tempting </w:t>
-      </w:r>
-      <w:r>
-        <w:rPr>
-          <w:b/>
-        </w:rPr>
-        <w:t>distractor</w:t>
-      </w:r>
-      <w:r>
-        <w:rPr>
-          <w:b w:val="0"/>
-        </w:rPr>
-        <w:t>s.</w:t>
-      </w:r>
-    </w:p>
-    <w:p>
-      <w:pPr>
-        <w:spacing w:line="336" w:lineRule="auto" w:after="180"/>
-        <w:shd w:fill="F5F1FB"/>
-      </w:pPr>
-      <w:r>
-        <w:rPr>
-          <w:b w:val="0"/>
-        </w:rPr>
+        <w:pStyle w:val="ListNumber"/>
+      </w:pPr>
+      <w:r>
+        <w:t>Audit the eight supplied candidate features for relevance, availability, privacy and shortcut risk. Defend the smallest sufficient set for the written card rule and reject at least two tempting alternatives; do not add a third feature merely to meet a quota.</w:t>
+      </w:r>
+    </w:p>
+    <w:p>
+      <w:pPr>
+        <w:pStyle w:val="ListNumber"/>
+      </w:pPr>
+      <w:r>
         <w:t>What did the hardest test teach you that the normal test did not?</w:t>
       </w:r>
     </w:p>
     <w:p>
       <w:pPr>
-        <w:pStyle w:val="Heading3"/>
-      </w:pPr>
-      <w:r>
-        <w:t>Make the lab runnable</w:t>
-      </w:r>
-    </w:p>
-    <w:p>
-      <w:pPr>
-        <w:spacing w:line="336" w:lineRule="auto" w:after="180"/>
-      </w:pPr>
-      <w:r>
-        <w:rPr>
-          <w:b w:val="0"/>
-        </w:rPr>
-        <w:t>Use the concrete case as the shared normal case and the independent question as a second case. Each pair creates a boundary or missing-information case and predicts its result before testing.</w:t>
-      </w:r>
-    </w:p>
-    <w:p>
-      <w:pPr>
-        <w:spacing w:line="336" w:lineRule="auto" w:after="180"/>
-      </w:pPr>
-      <w:r>
-        <w:rPr>
-          <w:b w:val="0"/>
-        </w:rPr>
-        <w:t>Keep the expected result separate from an observed mistake.</w:t>
+        <w:pStyle w:val="Heading2"/>
+      </w:pPr>
+      <w:r>
+        <w:t>Keep an inspectable record</w:t>
       </w:r>
     </w:p>
     <w:tbl>
@@ -3667,10 +3561,10 @@
     </w:tbl>
     <w:p>
       <w:pPr>
-        <w:pStyle w:val="Heading3"/>
-      </w:pPr>
-      <w:r>
-        <w:t>Diagnose and reteach</w:t>
+        <w:pStyle w:val="Heading2"/>
+      </w:pPr>
+      <w:r>
+        <w:t>Diagnose the first misunderstanding</w:t>
       </w:r>
     </w:p>
     <w:p>
@@ -3681,7 +3575,7 @@
         <w:rPr>
           <w:b w:val="0"/>
         </w:rPr>
-        <w:t>For guessing, return to given facts and request a trace. For vocabulary without application, use one example and one non-example. For arithmetic errors, check the setup before the calculation.</w:t>
+        <w:t>A stronger model can always recover an omitted measurement: Cover width and all identifiers for two same-length cards with different labels. Ask which supplied value tells them apart.</w:t>
       </w:r>
     </w:p>
     <w:p>
@@ -3692,15 +3586,7 @@
         <w:rPr>
           <w:b w:val="0"/>
         </w:rPr>
-        <w:t>Finish with a different uncoached case before recording mastery.</w:t>
-      </w:r>
-    </w:p>
-    <w:p>
-      <w:pPr>
-        <w:pStyle w:val="Heading3"/>
-      </w:pPr>
-      <w:r>
-        <w:t>Address these additional misconceptions</w:t>
+        <w:t>Guessing or using typical values cannot guarantee correctness for both.</w:t>
       </w:r>
     </w:p>
     <w:p>
@@ -3711,7 +3597,43 @@
         <w:rPr>
           <w:b w:val="0"/>
         </w:rPr>
-        <w:t>A stronger model can always recover an omitted measurement: Cover width and all identifiers for two same-length cards with different labels. Ask which supplied value tells them apart.</w:t>
+        <w:t xml:space="preserve">A </w:t>
+      </w:r>
+      <w:r>
+        <w:rPr>
+          <w:b/>
+        </w:rPr>
+        <w:t>feature</w:t>
+      </w:r>
+      <w:r>
+        <w:rPr>
+          <w:b w:val="0"/>
+        </w:rPr>
+        <w:t xml:space="preserve"> that matches practice labels must be useful: Use a red </w:t>
+      </w:r>
+      <w:r>
+        <w:rPr>
+          <w:b/>
+        </w:rPr>
+        <w:t>fitting</w:t>
+      </w:r>
+      <w:r>
+        <w:rPr>
+          <w:b w:val="0"/>
+        </w:rPr>
+        <w:t xml:space="preserve"> card or a blue oversized card. Ask whether the </w:t>
+      </w:r>
+      <w:r>
+        <w:rPr>
+          <w:b/>
+        </w:rPr>
+        <w:t>feature</w:t>
+      </w:r>
+      <w:r>
+        <w:rPr>
+          <w:b w:val="0"/>
+        </w:rPr>
+        <w:t xml:space="preserve"> preserves the stated distinction when the practice pattern changes.</w:t>
       </w:r>
     </w:p>
     <w:p>
@@ -3722,7 +3644,55 @@
         <w:rPr>
           <w:b w:val="0"/>
         </w:rPr>
-        <w:t>Guessing or using typical values cannot guarantee correctness for both.</w:t>
+        <w:t xml:space="preserve">The final label is the best </w:t>
+      </w:r>
+      <w:r>
+        <w:rPr>
+          <w:b/>
+        </w:rPr>
+        <w:t>input</w:t>
+      </w:r>
+      <w:r>
+        <w:rPr>
+          <w:b w:val="0"/>
+        </w:rPr>
+        <w:t xml:space="preserve"> </w:t>
+      </w:r>
+      <w:r>
+        <w:rPr>
+          <w:b/>
+        </w:rPr>
+        <w:t>feature</w:t>
+      </w:r>
+      <w:r>
+        <w:rPr>
+          <w:b w:val="0"/>
+        </w:rPr>
+        <w:t xml:space="preserve">: Place the sticker after inspection on the timeline. It is a target for checking or teaching, not an available </w:t>
+      </w:r>
+      <w:r>
+        <w:rPr>
+          <w:b/>
+        </w:rPr>
+        <w:t>input</w:t>
+      </w:r>
+      <w:r>
+        <w:rPr>
+          <w:b w:val="0"/>
+        </w:rPr>
+        <w:t xml:space="preserve"> for a </w:t>
+      </w:r>
+      <w:r>
+        <w:rPr>
+          <w:b/>
+        </w:rPr>
+        <w:t>prediction</w:t>
+      </w:r>
+      <w:r>
+        <w:rPr>
+          <w:b w:val="0"/>
+        </w:rPr>
+        <w:t xml:space="preserve"> before inspection.</w:t>
       </w:r>
     </w:p>
     <w:p>
@@ -3733,7 +3703,7 @@
         <w:rPr>
           <w:b w:val="0"/>
         </w:rPr>
-        <w:t xml:space="preserve">A </w:t>
+        <w:t xml:space="preserve">Useful </w:t>
       </w:r>
       <w:r>
         <w:rPr>
@@ -3745,121 +3715,15 @@
         <w:rPr>
           <w:b w:val="0"/>
         </w:rPr>
-        <w:t xml:space="preserve"> that matches practice labels must be useful: Use a red </w:t>
-      </w:r>
-      <w:r>
-        <w:rPr>
-          <w:b/>
-        </w:rPr>
-        <w:t>fitting</w:t>
-      </w:r>
-      <w:r>
-        <w:rPr>
-          <w:b w:val="0"/>
-        </w:rPr>
-        <w:t xml:space="preserve"> card or a blue oversized card. Ask whether the </w:t>
-      </w:r>
-      <w:r>
-        <w:rPr>
-          <w:b/>
-        </w:rPr>
-        <w:t>feature</w:t>
-      </w:r>
-      <w:r>
-        <w:rPr>
-          <w:b w:val="0"/>
-        </w:rPr>
-        <w:t xml:space="preserve"> preserves the stated distinction when the practice pattern changes.</w:t>
-      </w:r>
-    </w:p>
-    <w:p>
-      <w:pPr>
-        <w:spacing w:line="336" w:lineRule="auto" w:after="180"/>
-      </w:pPr>
-      <w:r>
-        <w:rPr>
-          <w:b w:val="0"/>
-        </w:rPr>
-        <w:t xml:space="preserve">The final label is the best </w:t>
-      </w:r>
-      <w:r>
-        <w:rPr>
-          <w:b/>
-        </w:rPr>
-        <w:t>input</w:t>
-      </w:r>
-      <w:r>
-        <w:rPr>
-          <w:b w:val="0"/>
-        </w:rPr>
-        <w:t xml:space="preserve"> </w:t>
-      </w:r>
-      <w:r>
-        <w:rPr>
-          <w:b/>
-        </w:rPr>
-        <w:t>feature</w:t>
-      </w:r>
-      <w:r>
-        <w:rPr>
-          <w:b w:val="0"/>
-        </w:rPr>
-        <w:t xml:space="preserve">: Place the sticker after inspection on the timeline. It is a target for checking or teaching, not an available </w:t>
-      </w:r>
-      <w:r>
-        <w:rPr>
-          <w:b/>
-        </w:rPr>
-        <w:t>input</w:t>
-      </w:r>
-      <w:r>
-        <w:rPr>
-          <w:b w:val="0"/>
-        </w:rPr>
-        <w:t xml:space="preserve"> for a </w:t>
-      </w:r>
-      <w:r>
-        <w:rPr>
-          <w:b/>
-        </w:rPr>
-        <w:t>prediction</w:t>
-      </w:r>
-      <w:r>
-        <w:rPr>
-          <w:b w:val="0"/>
-        </w:rPr>
-        <w:t xml:space="preserve"> before inspection.</w:t>
-      </w:r>
-    </w:p>
-    <w:p>
-      <w:pPr>
-        <w:spacing w:line="336" w:lineRule="auto" w:after="180"/>
-      </w:pPr>
-      <w:r>
-        <w:rPr>
-          <w:b w:val="0"/>
-        </w:rPr>
-        <w:t xml:space="preserve">Useful </w:t>
-      </w:r>
-      <w:r>
-        <w:rPr>
-          <w:b/>
-        </w:rPr>
-        <w:t>feature</w:t>
-      </w:r>
-      <w:r>
-        <w:rPr>
-          <w:b w:val="0"/>
-        </w:rPr>
         <w:t>s stay useful for every task: Change the target to red or blue bins. Identical dimensions can now require different answers, so colour matters.</w:t>
       </w:r>
     </w:p>
     <w:p>
       <w:pPr>
-        <w:pStyle w:val="Heading3"/>
-      </w:pPr>
-      <w:r>
-        <w:t>Match the support to the first error</w:t>
+        <w:pStyle w:val="Heading2"/>
+      </w:pPr>
+      <w:r>
+        <w:t>Choose support from the response</w:t>
       </w:r>
     </w:p>
     <w:tbl>
@@ -4032,15 +3896,761 @@
     </w:p>
     <w:p>
       <w:pPr>
+        <w:pStyle w:val="Heading2"/>
+      </w:pPr>
+      <w:r>
+        <w:t>Earlier wording, alternatives and picture transcripts · reference / check after trying</w:t>
+      </w:r>
+    </w:p>
+    <w:p>
+      <w:pPr>
+        <w:spacing w:line="336" w:lineRule="auto" w:after="180"/>
+      </w:pPr>
+      <w:r>
+        <w:rPr>
+          <w:b w:val="0"/>
+        </w:rPr>
+        <w:t>Run the weekly evidence lab</w:t>
+      </w:r>
+    </w:p>
+    <w:p>
+      <w:pPr>
+        <w:spacing w:line="336" w:lineRule="auto" w:after="180"/>
+      </w:pPr>
+      <w:r>
+        <w:rPr>
+          <w:b w:val="0"/>
+        </w:rPr>
+        <w:t>Words You Can Use to Reason</w:t>
+      </w:r>
+    </w:p>
+    <w:p>
+      <w:pPr>
+        <w:spacing w:line="336" w:lineRule="auto" w:after="180"/>
+      </w:pPr>
+      <w:r>
+        <w:rPr>
+          <w:b w:val="0"/>
+        </w:rPr>
+        <w:t>A definition matters when you can recognize the idea, use it, and contrast it with a near-miss.</w:t>
+      </w:r>
+    </w:p>
+    <w:p>
+      <w:pPr>
+        <w:pStyle w:val="Heading3"/>
+      </w:pPr>
+      <w:r>
+        <w:t>Make the lab runnable</w:t>
+      </w:r>
+    </w:p>
+    <w:p>
+      <w:pPr>
+        <w:spacing w:line="336" w:lineRule="auto" w:after="180"/>
+      </w:pPr>
+      <w:r>
+        <w:rPr>
+          <w:b w:val="0"/>
+        </w:rPr>
+        <w:t>Use the supplied investigation for shared practice. Keep predictions and observed paper-trace results separate. Reserve Changed independent case for the individual first attempt before feedback; do not use the reserved case as a paired lab task.</w:t>
+      </w:r>
+    </w:p>
+    <w:p>
+      <w:pPr>
+        <w:pStyle w:val="Heading3"/>
+      </w:pPr>
+      <w:r>
+        <w:t>Diagnose and reteach</w:t>
+      </w:r>
+    </w:p>
+    <w:p>
+      <w:pPr>
+        <w:spacing w:line="336" w:lineRule="auto" w:after="180"/>
+      </w:pPr>
+      <w:r>
+        <w:rPr>
+          <w:b w:val="0"/>
+        </w:rPr>
+        <w:t>For guessing, return to given facts and request a trace. For vocabulary without application, use one example and one non-example. For arithmetic errors, check the setup before the calculation.</w:t>
+      </w:r>
+    </w:p>
+    <w:p>
+      <w:pPr>
+        <w:spacing w:line="336" w:lineRule="auto" w:after="180"/>
+      </w:pPr>
+      <w:r>
+        <w:rPr>
+          <w:b w:val="0"/>
+        </w:rPr>
+        <w:t>Finish with a different uncoached case before recording mastery.</w:t>
+      </w:r>
+    </w:p>
+    <w:p>
+      <w:pPr>
+        <w:pStyle w:val="Heading3"/>
+      </w:pPr>
+      <w:r>
+        <w:t>Address these additional misconceptions</w:t>
+      </w:r>
+    </w:p>
+    <w:p>
+      <w:pPr>
+        <w:pStyle w:val="Heading3"/>
+      </w:pPr>
+      <w:r>
+        <w:t>Match the support to the first error</w:t>
+      </w:r>
+    </w:p>
+    <w:p>
+      <w:pPr>
         <w:pStyle w:val="Heading1"/>
       </w:pPr>
       <w:r>
-        <w:t>05. Assess and explain the answers</w:t>
-      </w:r>
-    </w:p>
-    <w:p>
-      <w:r>
-        <w:t>Use the Features and Distractors questions, teacher keys and criteria after the relevant attempts. Previously discussed cases are practice; protect the separately selected independent task.</w:t>
+        <w:t>05. Assess the selected new case</w:t>
+      </w:r>
+    </w:p>
+    <w:p>
+      <w:r>
+        <w:t>Keep this key until after the first attempt; accept valid alternatives with defensible reasoning.</w:t>
+      </w:r>
+    </w:p>
+    <w:p>
+      <w:pPr>
+        <w:pStyle w:val="Heading2"/>
+      </w:pPr>
+      <w:r>
+        <w:t>Selected independent question and key</w:t>
+      </w:r>
+    </w:p>
+    <w:p>
+      <w:pPr>
+        <w:spacing w:line="336" w:lineRule="auto" w:after="180"/>
+      </w:pPr>
+      <w:r>
+        <w:rPr>
+          <w:b w:val="0"/>
+        </w:rPr>
+        <w:t xml:space="preserve">Selected case: </w:t>
+      </w:r>
+      <w:r>
+        <w:rPr>
+          <w:b/>
+        </w:rPr>
+        <w:t>Training</w:t>
+      </w:r>
+      <w:r>
+        <w:rPr>
+          <w:b w:val="0"/>
+        </w:rPr>
+        <w:t xml:space="preserve"> covers show space books only on yellow backgrounds and animal books only on blue backgrounds. Design two controlled comparisons to test whether a classifier uses the intended subject.</w:t>
+      </w:r>
+    </w:p>
+    <w:p>
+      <w:pPr>
+        <w:spacing w:line="336" w:lineRule="auto" w:after="180"/>
+      </w:pPr>
+      <w:r>
+        <w:rPr>
+          <w:b w:val="0"/>
+        </w:rPr>
+        <w:t xml:space="preserve">Compare different subjects on the same background, then the same subject on different backgrounds, holding other </w:t>
+      </w:r>
+      <w:r>
+        <w:rPr>
+          <w:b/>
+        </w:rPr>
+        <w:t>feature</w:t>
+      </w:r>
+      <w:r>
+        <w:rPr>
+          <w:b w:val="0"/>
+        </w:rPr>
+        <w:t xml:space="preserve">s fixed. Record actual </w:t>
+      </w:r>
+      <w:r>
+        <w:rPr>
+          <w:b/>
+        </w:rPr>
+        <w:t>prediction</w:t>
+      </w:r>
+      <w:r>
+        <w:rPr>
+          <w:b w:val="0"/>
+        </w:rPr>
+        <w:t xml:space="preserve">s before claiming a </w:t>
+      </w:r>
+      <w:r>
+        <w:rPr>
+          <w:b/>
+        </w:rPr>
+        <w:t>shortcut</w:t>
+      </w:r>
+      <w:r>
+        <w:rPr>
+          <w:b w:val="0"/>
+        </w:rPr>
+        <w:t>.</w:t>
+      </w:r>
+    </w:p>
+    <w:p>
+      <w:pPr>
+        <w:spacing w:line="336" w:lineRule="auto" w:after="180"/>
+      </w:pPr>
+      <w:r>
+        <w:rPr>
+          <w:b w:val="0"/>
+        </w:rPr>
+        <w:t xml:space="preserve">The </w:t>
+      </w:r>
+      <w:r>
+        <w:rPr>
+          <w:b/>
+        </w:rPr>
+        <w:t>training</w:t>
+      </w:r>
+      <w:r>
+        <w:rPr>
+          <w:b w:val="0"/>
+        </w:rPr>
+        <w:t xml:space="preserve"> pattern alone makes the </w:t>
+      </w:r>
+      <w:r>
+        <w:rPr>
+          <w:b/>
+        </w:rPr>
+        <w:t>shortcut</w:t>
+      </w:r>
+      <w:r>
+        <w:rPr>
+          <w:b w:val="0"/>
+        </w:rPr>
+        <w:t xml:space="preserve"> plausible, not established.</w:t>
+      </w:r>
+    </w:p>
+    <w:p>
+      <w:pPr>
+        <w:pStyle w:val="Heading2"/>
+      </w:pPr>
+      <w:r>
+        <w:t>Judge explanation, trace and limits</w:t>
+      </w:r>
+    </w:p>
+    <w:tbl>
+      <w:tblPr>
+        <w:tblStyle w:val="LightShading-Accent1"/>
+        <w:tblW w:type="auto" w:w="0"/>
+        <w:tblLook w:firstColumn="1" w:firstRow="1" w:lastColumn="0" w:lastRow="0" w:noHBand="0" w:noVBand="1" w:val="04A0"/>
+      </w:tblPr>
+      <w:tblGrid>
+        <w:gridCol w:w="5112"/>
+        <w:gridCol w:w="5112"/>
+      </w:tblGrid>
+      <w:tr>
+        <w:trPr>
+          <w:tblHeader/>
+        </w:trPr>
+        <w:tc>
+          <w:tcPr>
+            <w:tcW w:type="dxa" w:w="5112"/>
+          </w:tcPr>
+          <w:p>
+            <w:r>
+              <w:t>Dimension</w:t>
+            </w:r>
+          </w:p>
+        </w:tc>
+        <w:tc>
+          <w:tcPr>
+            <w:tcW w:type="dxa" w:w="5112"/>
+          </w:tcPr>
+          <w:p>
+            <w:r>
+              <w:t>Evidence required</w:t>
+            </w:r>
+          </w:p>
+        </w:tc>
+      </w:tr>
+      <w:tr>
+        <w:tc>
+          <w:tcPr>
+            <w:tcW w:type="dxa" w:w="5112"/>
+          </w:tcPr>
+          <w:p>
+            <w:r>
+              <w:t>Explanation</w:t>
+            </w:r>
+          </w:p>
+        </w:tc>
+        <w:tc>
+          <w:tcPr>
+            <w:tcW w:type="dxa" w:w="5112"/>
+          </w:tcPr>
+          <w:p>
+            <w:r>
+              <w:t>Names the applicable idea or procedure and ties it to the supplied facts.</w:t>
+            </w:r>
+          </w:p>
+        </w:tc>
+      </w:tr>
+      <w:tr>
+        <w:tc>
+          <w:tcPr>
+            <w:tcW w:type="dxa" w:w="5112"/>
+          </w:tcPr>
+          <w:p>
+            <w:r>
+              <w:t>Trace and result</w:t>
+            </w:r>
+          </w:p>
+        </w:tc>
+        <w:tc>
+          <w:tcPr>
+            <w:tcW w:type="dxa" w:w="5112"/>
+          </w:tcPr>
+          <w:p>
+            <w:r>
+              <w:t>Preserves the given inputs and shows the relevant intermediate steps; distinguishes a prediction from an observed execution.</w:t>
+            </w:r>
+          </w:p>
+        </w:tc>
+      </w:tr>
+      <w:tr>
+        <w:tc>
+          <w:tcPr>
+            <w:tcW w:type="dxa" w:w="5112"/>
+          </w:tcPr>
+          <w:p>
+            <w:r>
+              <w:t>Limits</w:t>
+            </w:r>
+          </w:p>
+        </w:tc>
+        <w:tc>
+          <w:tcPr>
+            <w:tcW w:type="dxa" w:w="5112"/>
+          </w:tcPr>
+          <w:p>
+            <w:r>
+              <w:t>States the assumptions, missing evidence or conditions under which the result would change.</w:t>
+            </w:r>
+          </w:p>
+        </w:tc>
+      </w:tr>
+    </w:tbl>
+    <w:p>
+      <w:pPr>
+        <w:spacing w:line="336" w:lineRule="auto" w:after="180"/>
+      </w:pPr>
+      <w:r>
+        <w:rPr>
+          <w:b w:val="0"/>
+        </w:rPr>
+        <w:t>Record each dimension as not yet, with support, or independent. Accept a valid alternative procedure with a defensible trace.</w:t>
+      </w:r>
+    </w:p>
+    <w:p>
+      <w:pPr>
+        <w:spacing w:line="336" w:lineRule="auto" w:after="180"/>
+      </w:pPr>
+      <w:r>
+        <w:rPr>
+          <w:b w:val="0"/>
+        </w:rPr>
+        <w:t xml:space="preserve">Do not penalise an honestly recorded model failure if the learner correctly explains its </w:t>
+      </w:r>
+      <w:r>
+        <w:rPr>
+          <w:b/>
+        </w:rPr>
+        <w:t>evidence</w:t>
+      </w:r>
+      <w:r>
+        <w:rPr>
+          <w:b w:val="0"/>
+        </w:rPr>
+        <w:t xml:space="preserve"> and limits.</w:t>
+      </w:r>
+    </w:p>
+    <w:p>
+      <w:pPr>
+        <w:pStyle w:val="Heading2"/>
+      </w:pPr>
+      <w:r>
+        <w:t>Give one usable repair action</w:t>
+      </w:r>
+    </w:p>
+    <w:p>
+      <w:pPr>
+        <w:spacing w:line="336" w:lineRule="auto" w:after="180"/>
+      </w:pPr>
+      <w:r>
+        <w:rPr>
+          <w:b w:val="0"/>
+        </w:rPr>
+        <w:t xml:space="preserve">Name the earliest unsupported step and give one action to repair it. Have the learner make that repair now and explain why. Then assess the </w:t>
+      </w:r>
+      <w:r>
+        <w:rPr>
+          <w:b/>
+        </w:rPr>
+        <w:t>relevant</w:t>
+      </w:r>
+      <w:r>
+        <w:rPr>
+          <w:b w:val="0"/>
+        </w:rPr>
+        <w:t xml:space="preserve"> skill on a fresh, fully specified case.</w:t>
+      </w:r>
+    </w:p>
+    <w:p>
+      <w:pPr>
+        <w:spacing w:line="336" w:lineRule="auto" w:after="180"/>
+      </w:pPr>
+      <w:r>
+        <w:rPr>
+          <w:b w:val="0"/>
+        </w:rPr>
+        <w:t>Confirm it was not previously practised with feedback; solve and check the new case before assigning it. A follow-up design prompt is a starting brief, not automatically an equivalent test.</w:t>
+      </w:r>
+    </w:p>
+    <w:p>
+      <w:pPr>
+        <w:pStyle w:val="Heading2"/>
+      </w:pPr>
+      <w:r>
+        <w:t>W1 Separate inputs from the target</w:t>
+      </w:r>
+    </w:p>
+    <w:p>
+      <w:pPr>
+        <w:spacing w:line="336" w:lineRule="auto" w:after="180"/>
+      </w:pPr>
+      <w:r>
+        <w:rPr>
+          <w:b w:val="0"/>
+        </w:rPr>
+        <w:t>For the fixed-orientation card task, fits requires length at most 12 cm and width at most 8 cm, including equality.</w:t>
+      </w:r>
+    </w:p>
+    <w:p>
+      <w:pPr>
+        <w:spacing w:line="336" w:lineRule="auto" w:after="180"/>
+      </w:pPr>
+      <w:r>
+        <w:rPr>
+          <w:b w:val="0"/>
+        </w:rPr>
+        <w:t xml:space="preserve">Choose the measurements needed as </w:t>
+      </w:r>
+      <w:r>
+        <w:rPr>
+          <w:b/>
+        </w:rPr>
+        <w:t>input</w:t>
+      </w:r>
+      <w:r>
+        <w:rPr>
+          <w:b w:val="0"/>
+        </w:rPr>
+        <w:t xml:space="preserve">s from length, width, colour, card number and the final inspection sticker. State the </w:t>
+      </w:r>
+      <w:r>
+        <w:rPr>
+          <w:b/>
+        </w:rPr>
+        <w:t>target label</w:t>
+      </w:r>
+      <w:r>
+        <w:rPr>
+          <w:b w:val="0"/>
+        </w:rPr>
+        <w:t xml:space="preserve"> and write the </w:t>
+      </w:r>
+      <w:r>
+        <w:rPr>
+          <w:b/>
+        </w:rPr>
+        <w:t>feature record</w:t>
+      </w:r>
+      <w:r>
+        <w:rPr>
+          <w:b w:val="0"/>
+        </w:rPr>
+        <w:t xml:space="preserve"> for a 12 cm by 8 cm red card using a defined order.</w:t>
+      </w:r>
+    </w:p>
+    <w:p>
+      <w:pPr>
+        <w:spacing w:line="336" w:lineRule="auto" w:after="180"/>
+      </w:pPr>
+      <w:r>
+        <w:rPr>
+          <w:b w:val="0"/>
+        </w:rPr>
+        <w:t>Use length and width measured before the decision. State the order as length in cm, then width in cm; the record is 12, 8.</w:t>
+      </w:r>
+    </w:p>
+    <w:p>
+      <w:pPr>
+        <w:spacing w:line="336" w:lineRule="auto" w:after="180"/>
+      </w:pPr>
+      <w:r>
+        <w:rPr>
+          <w:b w:val="0"/>
+        </w:rPr>
+        <w:t>The target is fits or too large under the guide, and this card is fits because both equalities are included.</w:t>
+      </w:r>
+    </w:p>
+    <w:p>
+      <w:pPr>
+        <w:spacing w:line="336" w:lineRule="auto" w:after="180"/>
+      </w:pPr>
+      <w:r>
+        <w:rPr>
+          <w:b w:val="0"/>
+        </w:rPr>
+        <w:t>Colour and card number are not needed for this rule; the final inspection sticker copies the answer and is unavailable before inspection.</w:t>
+      </w:r>
+    </w:p>
+    <w:p>
+      <w:pPr>
+        <w:pStyle w:val="Heading2"/>
+      </w:pPr>
+      <w:r>
+        <w:t>W2 Prove that one measurement is insufficient</w:t>
+      </w:r>
+    </w:p>
+    <w:p>
+      <w:pPr>
+        <w:spacing w:line="336" w:lineRule="auto" w:after="180"/>
+      </w:pPr>
+      <w:r>
+        <w:rPr>
+          <w:b w:val="0"/>
+        </w:rPr>
+        <w:t>Invent two cards with the same width but different correct labels under the card guide. Give both lengths and widths and justify the labels. Explain why a system receiving only width cannot always label both correctly.</w:t>
+      </w:r>
+    </w:p>
+    <w:p>
+      <w:pPr>
+        <w:spacing w:line="336" w:lineRule="auto" w:after="180"/>
+      </w:pPr>
+      <w:r>
+        <w:rPr>
+          <w:b w:val="0"/>
+        </w:rPr>
+        <w:t xml:space="preserve">One valid pair is length 11 width 6, which fits, and length 13 width 6, which is too large. Both give the width-only </w:t>
+      </w:r>
+      <w:r>
+        <w:rPr>
+          <w:b/>
+        </w:rPr>
+        <w:t>input</w:t>
+      </w:r>
+      <w:r>
+        <w:rPr>
+          <w:b w:val="0"/>
+        </w:rPr>
+        <w:t xml:space="preserve"> 6 but require different labels.</w:t>
+      </w:r>
+    </w:p>
+    <w:p>
+      <w:pPr>
+        <w:spacing w:line="336" w:lineRule="auto" w:after="180"/>
+      </w:pPr>
+      <w:r>
+        <w:rPr>
+          <w:b w:val="0"/>
+        </w:rPr>
+        <w:t>Without length or other permitted distinguishing information, the system cannot guarantee correct labels for both. Accept any valid pair with positive measurements, equal widths at most 8, and lengths on opposite sides of 12.</w:t>
+      </w:r>
+    </w:p>
+    <w:p>
+      <w:pPr>
+        <w:pStyle w:val="Heading2"/>
+      </w:pPr>
+      <w:r>
+        <w:t>W3 Challenge an apparent colour shortcut</w:t>
+      </w:r>
+    </w:p>
+    <w:p>
+      <w:pPr>
+        <w:spacing w:line="336" w:lineRule="auto" w:after="180"/>
+      </w:pPr>
+      <w:r>
+        <w:rPr>
+          <w:b w:val="0"/>
+        </w:rPr>
+        <w:t>A practice set contains three blue cards that fit and three red cards that are too large. A helper uses blue means fits and red means too large. Create a new card that this helper mislabels.</w:t>
+      </w:r>
+    </w:p>
+    <w:p>
+      <w:pPr>
+        <w:spacing w:line="336" w:lineRule="auto" w:after="180"/>
+      </w:pPr>
+      <w:r>
+        <w:rPr>
+          <w:b w:val="0"/>
+        </w:rPr>
+        <w:t xml:space="preserve">Explain why the perfect practice score did not establish that colour was a reliable </w:t>
+      </w:r>
+      <w:r>
+        <w:rPr>
+          <w:b/>
+        </w:rPr>
+        <w:t>feature</w:t>
+      </w:r>
+      <w:r>
+        <w:rPr>
+          <w:b w:val="0"/>
+        </w:rPr>
+        <w:t xml:space="preserve"> for this task.</w:t>
+      </w:r>
+    </w:p>
+    <w:p>
+      <w:pPr>
+        <w:spacing w:line="336" w:lineRule="auto" w:after="180"/>
+      </w:pPr>
+      <w:r>
+        <w:rPr>
+          <w:b w:val="0"/>
+        </w:rPr>
+        <w:t>A red 10 by 7 cm card fits but the helper says too large; alternatively a blue 13 by 7 cm card is too large but the helper says fits. The practice set paired colour with size and did not test cases that separate them.</w:t>
+      </w:r>
+    </w:p>
+    <w:p>
+      <w:pPr>
+        <w:spacing w:line="336" w:lineRule="auto" w:after="180"/>
+      </w:pPr>
+      <w:r>
+        <w:rPr>
+          <w:b w:val="0"/>
+        </w:rPr>
+        <w:t xml:space="preserve">The stated guide depends on measurements, so compare </w:t>
+      </w:r>
+      <w:r>
+        <w:rPr>
+          <w:b/>
+        </w:rPr>
+        <w:t>prediction</w:t>
+      </w:r>
+      <w:r>
+        <w:rPr>
+          <w:b w:val="0"/>
+        </w:rPr>
+        <w:t xml:space="preserve">s with that guide on cases where colour and size no longer follow the </w:t>
+      </w:r>
+      <w:r>
+        <w:rPr>
+          <w:b/>
+        </w:rPr>
+        <w:t>shortcut</w:t>
+      </w:r>
+      <w:r>
+        <w:rPr>
+          <w:b w:val="0"/>
+        </w:rPr>
+        <w:t>.</w:t>
+      </w:r>
+    </w:p>
+    <w:p>
+      <w:pPr>
+        <w:pStyle w:val="Heading2"/>
+      </w:pPr>
+      <w:r>
+        <w:t>W5 Notice when the task changes</w:t>
+      </w:r>
+    </w:p>
+    <w:p>
+      <w:pPr>
+        <w:spacing w:line="336" w:lineRule="auto" w:after="180"/>
+      </w:pPr>
+      <w:r>
+        <w:rPr>
+          <w:b w:val="0"/>
+        </w:rPr>
+        <w:t xml:space="preserve">The delivery station now sorts cards into red and blue bins instead of checking dimensions. Which previously unneeded </w:t>
+      </w:r>
+      <w:r>
+        <w:rPr>
+          <w:b/>
+        </w:rPr>
+        <w:t>feature</w:t>
+      </w:r>
+      <w:r>
+        <w:rPr>
+          <w:b w:val="0"/>
+        </w:rPr>
+        <w:t xml:space="preserve"> becomes useful? Explain why length and width alone may now be insufficient.</w:t>
+      </w:r>
+    </w:p>
+    <w:p>
+      <w:pPr>
+        <w:spacing w:line="336" w:lineRule="auto" w:after="180"/>
+      </w:pPr>
+      <w:r>
+        <w:rPr>
+          <w:b w:val="0"/>
+        </w:rPr>
+        <w:t>Give two cards that support your explanation.</w:t>
+      </w:r>
+    </w:p>
+    <w:p>
+      <w:pPr>
+        <w:spacing w:line="336" w:lineRule="auto" w:after="180"/>
+      </w:pPr>
+      <w:r>
+        <w:rPr>
+          <w:b w:val="0"/>
+        </w:rPr>
+        <w:t>Colour becomes useful because the new target is red or blue. A red 10 by 7 card and a blue 10 by 7 card have identical length-width records but require different bins.</w:t>
+      </w:r>
+    </w:p>
+    <w:p>
+      <w:pPr>
+        <w:spacing w:line="336" w:lineRule="auto" w:after="180"/>
+      </w:pPr>
+      <w:r>
+        <w:rPr>
+          <w:b/>
+        </w:rPr>
+        <w:t>Feature</w:t>
+      </w:r>
+      <w:r>
+        <w:rPr>
+          <w:b w:val="0"/>
+        </w:rPr>
+        <w:t xml:space="preserve"> relevance depends on the task; reusing the previous </w:t>
+      </w:r>
+      <w:r>
+        <w:rPr>
+          <w:b/>
+        </w:rPr>
+        <w:t>feature</w:t>
+      </w:r>
+      <w:r>
+        <w:rPr>
+          <w:b w:val="0"/>
+        </w:rPr>
+        <w:t xml:space="preserve"> set without reviewing the target can discard the needed distinction.</w:t>
+      </w:r>
+    </w:p>
+    <w:p>
+      <w:pPr>
+        <w:pStyle w:val="Heading2"/>
+      </w:pPr>
+      <w:r>
+        <w:t>Earlier wording, alternatives and picture transcripts · reference / check after trying</w:t>
+      </w:r>
+    </w:p>
+    <w:p>
+      <w:pPr>
+        <w:spacing w:line="336" w:lineRule="auto" w:after="180"/>
+      </w:pPr>
+      <w:r>
+        <w:rPr>
+          <w:b w:val="0"/>
+        </w:rPr>
+        <w:t>Assess and explain the answers</w:t>
       </w:r>
     </w:p>
     <w:p>
@@ -4053,34 +4663,56 @@
     </w:p>
     <w:p>
       <w:pPr>
+        <w:spacing w:line="336" w:lineRule="auto" w:after="180"/>
+      </w:pPr>
+      <w:r>
+        <w:rPr>
+          <w:b w:val="0"/>
+        </w:rPr>
+        <w:t xml:space="preserve">An accurate animal tag directly addresses the target. Colour and shelf can produce accidental </w:t>
+      </w:r>
+      <w:r>
+        <w:rPr>
+          <w:b/>
+        </w:rPr>
+        <w:t>shortcut</w:t>
+      </w:r>
+      <w:r>
+        <w:rPr>
+          <w:b w:val="0"/>
+        </w:rPr>
+        <w:t>s. Test on new books.</w:t>
+      </w:r>
+    </w:p>
+    <w:p>
+      <w:pPr>
         <w:pStyle w:val="Heading3"/>
       </w:pPr>
       <w:r>
-        <w:t>Teacher key · Worked case answer</w:t>
+        <w:t>Additional transfer practice question</w:t>
       </w:r>
     </w:p>
     <w:p>
       <w:pPr>
         <w:spacing w:line="336" w:lineRule="auto" w:after="180"/>
-        <w:shd w:fill="F1F6FC"/>
-      </w:pPr>
-      <w:r>
-        <w:rPr>
-          <w:b w:val="0"/>
-        </w:rPr>
-        <w:t xml:space="preserve">An accurate animal tag directly addresses the target. Colour and shelf can produce accidental </w:t>
+      </w:pPr>
+      <w:r>
+        <w:rPr>
+          <w:b w:val="0"/>
+        </w:rPr>
+        <w:t xml:space="preserve">Predict whether a book is short using page count and cover colour. Which </w:t>
       </w:r>
       <w:r>
         <w:rPr>
           <w:b/>
         </w:rPr>
-        <w:t>shortcut</w:t>
-      </w:r>
-      <w:r>
-        <w:rPr>
-          <w:b w:val="0"/>
-        </w:rPr>
-        <w:t>s. Test on new books.</w:t>
+        <w:t>feature</w:t>
+      </w:r>
+      <w:r>
+        <w:rPr>
+          <w:b w:val="0"/>
+        </w:rPr>
+        <w:t xml:space="preserve"> directly supports the defined label? Give a counterexample to colour.</w:t>
       </w:r>
     </w:p>
     <w:p>
@@ -4088,61 +4720,12 @@
         <w:pStyle w:val="Heading3"/>
       </w:pPr>
       <w:r>
-        <w:t>Independent question</w:t>
-      </w:r>
-    </w:p>
-    <w:p>
-      <w:pPr>
-        <w:pStyle w:val="Heading3"/>
-      </w:pPr>
-      <w:r>
-        <w:t>Independent question · withhold the key</w:t>
+        <w:t>Reasoned practice answer</w:t>
       </w:r>
     </w:p>
     <w:p>
       <w:pPr>
         <w:spacing w:line="336" w:lineRule="auto" w:after="180"/>
-        <w:shd w:fill="F5F1FB"/>
-      </w:pPr>
-      <w:r>
-        <w:rPr>
-          <w:b w:val="0"/>
-        </w:rPr>
-        <w:t xml:space="preserve">Predict whether a book is short using page count and cover colour. Which </w:t>
-      </w:r>
-      <w:r>
-        <w:rPr>
-          <w:b/>
-        </w:rPr>
-        <w:t>feature</w:t>
-      </w:r>
-      <w:r>
-        <w:rPr>
-          <w:b w:val="0"/>
-        </w:rPr>
-        <w:t xml:space="preserve"> directly supports the defined label? Give a counterexample to colour.</w:t>
-      </w:r>
-    </w:p>
-    <w:p>
-      <w:pPr>
-        <w:pStyle w:val="Heading3"/>
-      </w:pPr>
-      <w:r>
-        <w:t>Expected independent answer</w:t>
-      </w:r>
-    </w:p>
-    <w:p>
-      <w:pPr>
-        <w:pStyle w:val="Heading3"/>
-      </w:pPr>
-      <w:r>
-        <w:t>Teacher key · Expected independent answer</w:t>
-      </w:r>
-    </w:p>
-    <w:p>
-      <w:pPr>
-        <w:spacing w:line="336" w:lineRule="auto" w:after="180"/>
-        <w:shd w:fill="F1F6FC"/>
       </w:pPr>
       <w:r>
         <w:rPr>
@@ -4472,106 +5055,355 @@
     </w:p>
     <w:p>
       <w:pPr>
+        <w:spacing w:line="336" w:lineRule="auto" w:after="180"/>
+      </w:pPr>
+      <w:r>
+        <w:rPr>
+          <w:b w:val="0"/>
+        </w:rPr>
+        <w:t xml:space="preserve">Use a non-green animal book and a green non-animal book, with trusted subject labels. Subject-based </w:t>
+      </w:r>
+      <w:r>
+        <w:rPr>
+          <w:b/>
+        </w:rPr>
+        <w:t>prediction</w:t>
+      </w:r>
+      <w:r>
+        <w:rPr>
+          <w:b w:val="0"/>
+        </w:rPr>
+        <w:t>s should follow animal content rather than cover colour.</w:t>
+      </w:r>
+    </w:p>
+    <w:p>
+      <w:pPr>
+        <w:spacing w:line="336" w:lineRule="auto" w:after="180"/>
+      </w:pPr>
+      <w:r>
+        <w:rPr>
+          <w:b w:val="0"/>
+        </w:rPr>
+        <w:t xml:space="preserve">Retain varied held-out books; two examples diagnose a </w:t>
+      </w:r>
+      <w:r>
+        <w:rPr>
+          <w:b/>
+        </w:rPr>
+        <w:t>shortcut</w:t>
+      </w:r>
+      <w:r>
+        <w:rPr>
+          <w:b w:val="0"/>
+        </w:rPr>
+        <w:t xml:space="preserve"> without proving general reliability.</w:t>
+      </w:r>
+    </w:p>
+    <w:p>
+      <w:pPr>
         <w:pStyle w:val="Heading3"/>
       </w:pPr>
       <w:r>
-        <w:t>Teacher key · Original transfer answer</w:t>
+        <w:t>Explanations for the additional workbook examples</w:t>
+      </w:r>
+    </w:p>
+    <w:p>
+      <w:pPr>
+        <w:pStyle w:val="Heading3"/>
+      </w:pPr>
+      <w:r>
+        <w:t>W1 Separate inputs from the target</w:t>
+      </w:r>
+    </w:p>
+    <w:p>
+      <w:pPr>
+        <w:pStyle w:val="Heading3"/>
+      </w:pPr>
+      <w:r>
+        <w:t>W2 Prove that one measurement is insufficient</w:t>
+      </w:r>
+    </w:p>
+    <w:p>
+      <w:pPr>
+        <w:pStyle w:val="Heading3"/>
+      </w:pPr>
+      <w:r>
+        <w:t>W3 Challenge an apparent colour shortcut</w:t>
+      </w:r>
+    </w:p>
+    <w:p>
+      <w:pPr>
+        <w:pStyle w:val="Heading3"/>
+      </w:pPr>
+      <w:r>
+        <w:t>W4 Design a record for a new task</w:t>
       </w:r>
     </w:p>
     <w:p>
       <w:pPr>
         <w:spacing w:line="336" w:lineRule="auto" w:after="180"/>
-        <w:shd w:fill="F1F6FC"/>
-      </w:pPr>
-      <w:r>
-        <w:rPr>
-          <w:b w:val="0"/>
-        </w:rPr>
-        <w:t xml:space="preserve">Use a non-green animal book and a green non-animal book, with trusted subject labels. Subject-based </w:t>
+      </w:pPr>
+      <w:r>
+        <w:rPr>
+          <w:b w:val="0"/>
+        </w:rPr>
+        <w:t>A fictional display tray accepts a tile if its height is at most 9 cm and its thickness is at most 2 cm, including equality. Other dimensions are fixed. Before checking, you can record height, thickness and pattern name.</w:t>
+      </w:r>
+    </w:p>
+    <w:p>
+      <w:pPr>
+        <w:spacing w:line="336" w:lineRule="auto" w:after="180"/>
+      </w:pPr>
+      <w:r>
+        <w:rPr>
+          <w:b w:val="0"/>
+        </w:rPr>
+        <w:t xml:space="preserve">A pass sticker is added afterward. Choose </w:t>
       </w:r>
       <w:r>
         <w:rPr>
           <w:b/>
         </w:rPr>
-        <w:t>prediction</w:t>
-      </w:r>
-      <w:r>
-        <w:rPr>
-          <w:b w:val="0"/>
-        </w:rPr>
-        <w:t>s should follow animal content rather than cover colour.</w:t>
+        <w:t>input</w:t>
+      </w:r>
+      <w:r>
+        <w:rPr>
+          <w:b w:val="0"/>
+        </w:rPr>
+        <w:t>s with units. Construct two tiles with the same height but different labels.</w:t>
       </w:r>
     </w:p>
     <w:p>
       <w:pPr>
         <w:spacing w:line="336" w:lineRule="auto" w:after="180"/>
-        <w:shd w:fill="F1F6FC"/>
-      </w:pPr>
-      <w:r>
-        <w:rPr>
-          <w:b w:val="0"/>
-        </w:rPr>
-        <w:t xml:space="preserve">Retain varied held-out books; two examples diagnose a </w:t>
+      </w:pPr>
+      <w:r>
+        <w:rPr>
+          <w:b w:val="0"/>
+        </w:rPr>
+        <w:t xml:space="preserve">Then label a 9 cm high, 2 cm thick striped tile and explain why the sticker is unsuitable as an </w:t>
       </w:r>
       <w:r>
         <w:rPr>
           <w:b/>
         </w:rPr>
+        <w:t>input</w:t>
+      </w:r>
+      <w:r>
+        <w:rPr>
+          <w:b w:val="0"/>
+        </w:rPr>
+        <w:t xml:space="preserve"> before checking.</w:t>
+      </w:r>
+    </w:p>
+    <w:p>
+      <w:pPr>
+        <w:spacing w:line="336" w:lineRule="auto" w:after="180"/>
+      </w:pPr>
+      <w:r>
+        <w:rPr>
+          <w:b w:val="0"/>
+        </w:rPr>
+        <w:t>Record height in cm and thickness in cm. A valid pair is height 8 thickness 1, which passes, and height 8 thickness 3, which fails: equal height hides the required thickness distinction.</w:t>
+      </w:r>
+    </w:p>
+    <w:p>
+      <w:pPr>
+        <w:spacing w:line="336" w:lineRule="auto" w:after="180"/>
+      </w:pPr>
+      <w:r>
+        <w:rPr>
+          <w:b w:val="0"/>
+        </w:rPr>
+        <w:t xml:space="preserve">The 9 cm high, 2 cm thick tile passes both inclusive boundaries. Pattern name does not affect the stated rule. The pass sticker is created after checking and copies the target; using it to predict before checking is </w:t>
+      </w:r>
+      <w:r>
+        <w:rPr>
+          <w:b/>
+        </w:rPr>
+        <w:t>leakage</w:t>
+      </w:r>
+      <w:r>
+        <w:rPr>
+          <w:b w:val="0"/>
+        </w:rPr>
+        <w:t>.</w:t>
+      </w:r>
+    </w:p>
+    <w:p>
+      <w:pPr>
+        <w:pStyle w:val="Heading3"/>
+      </w:pPr>
+      <w:r>
+        <w:t>W5 Notice when the task changes</w:t>
+      </w:r>
+    </w:p>
+    <w:p>
+      <w:pPr>
+        <w:pStyle w:val="Heading3"/>
+      </w:pPr>
+      <w:r>
+        <w:t>Assess independent transfer</w:t>
+      </w:r>
+    </w:p>
+    <w:p>
+      <w:pPr>
+        <w:pStyle w:val="Heading3"/>
+      </w:pPr>
+      <w:r>
+        <w:t>Selected case answer</w:t>
+      </w:r>
+    </w:p>
+    <w:p>
+      <w:pPr>
+        <w:pStyle w:val="Heading3"/>
+      </w:pPr>
+      <w:r>
+        <w:t>Feedback that the learner uses</w:t>
+      </w:r>
+    </w:p>
+    <w:p>
+      <w:pPr>
+        <w:pStyle w:val="Heading1"/>
+      </w:pPr>
+      <w:r>
+        <w:t>06. Connect, adapt and return</w:t>
+      </w:r>
+    </w:p>
+    <w:p>
+      <w:r>
+        <w:t>Retain the project evidence and revisit the reasoning on a changed case.</w:t>
+      </w:r>
+    </w:p>
+    <w:p>
+      <w:pPr>
+        <w:pStyle w:val="Heading2"/>
+      </w:pPr>
+      <w:r>
+        <w:t>Project evidence to keep</w:t>
+      </w:r>
+    </w:p>
+    <w:p>
+      <w:pPr>
+        <w:spacing w:line="336" w:lineRule="auto" w:after="180"/>
+      </w:pPr>
+      <w:r>
+        <w:rPr>
+          <w:b w:val="0"/>
+        </w:rPr>
+        <w:t>Use explainable traits that connect to the reader’s stated preferences.</w:t>
+      </w:r>
+    </w:p>
+    <w:p>
+      <w:pPr>
+        <w:spacing w:line="336" w:lineRule="auto" w:after="180"/>
+      </w:pPr>
+      <w:r>
+        <w:rPr>
+          <w:b w:val="0"/>
+        </w:rPr>
+        <w:t xml:space="preserve">Keep the decision, </w:t>
+      </w:r>
+      <w:r>
+        <w:rPr>
+          <w:b/>
+        </w:rPr>
+        <w:t>input</w:t>
+      </w:r>
+      <w:r>
+        <w:rPr>
+          <w:b w:val="0"/>
+        </w:rPr>
+        <w:t xml:space="preserve">, result, explanation and remaining limitation in the project </w:t>
+      </w:r>
+      <w:r>
+        <w:rPr>
+          <w:b/>
+        </w:rPr>
+        <w:t>evidence</w:t>
+      </w:r>
+      <w:r>
+        <w:rPr>
+          <w:b w:val="0"/>
+        </w:rPr>
+        <w:t xml:space="preserve"> record. Retrieve this record next week rather than restarting the project.</w:t>
+      </w:r>
+    </w:p>
+    <w:p>
+      <w:pPr>
+        <w:spacing w:line="336" w:lineRule="auto" w:after="180"/>
+      </w:pPr>
+      <w:r>
+        <w:rPr>
+          <w:b w:val="0"/>
+        </w:rPr>
+        <w:t xml:space="preserve">Test recommender </w:t>
+      </w:r>
+      <w:r>
+        <w:rPr>
+          <w:b/>
+        </w:rPr>
+        <w:t>feature</w:t>
+      </w:r>
+      <w:r>
+        <w:rPr>
+          <w:b w:val="0"/>
+        </w:rPr>
+        <w:t xml:space="preserve">s for </w:t>
+      </w:r>
+      <w:r>
+        <w:rPr>
+          <w:b/>
+        </w:rPr>
         <w:t>shortcut</w:t>
       </w:r>
       <w:r>
         <w:rPr>
           <w:b w:val="0"/>
         </w:rPr>
-        <w:t xml:space="preserve"> without proving general reliability.</w:t>
-      </w:r>
-    </w:p>
-    <w:p>
-      <w:pPr>
-        <w:pStyle w:val="Heading3"/>
-      </w:pPr>
-      <w:r>
-        <w:t>Explanations for the additional workbook examples</w:t>
-      </w:r>
-    </w:p>
-    <w:p>
-      <w:pPr>
-        <w:pStyle w:val="Heading3"/>
-      </w:pPr>
-      <w:r>
-        <w:t>W1 Separate inputs from the target</w:t>
-      </w:r>
-    </w:p>
-    <w:p>
-      <w:pPr>
-        <w:pStyle w:val="Heading3"/>
-      </w:pPr>
-      <w:r>
-        <w:t>Workbook question · W1</w:t>
+        <w:t xml:space="preserve">s, keeping </w:t>
+      </w:r>
+      <w:r>
+        <w:rPr>
+          <w:b/>
+        </w:rPr>
+        <w:t>relevant</w:t>
+      </w:r>
+      <w:r>
+        <w:rPr>
+          <w:b w:val="0"/>
+        </w:rPr>
+        <w:t xml:space="preserve"> subject information separate from superficial catalogue styling.</w:t>
+      </w:r>
+    </w:p>
+    <w:p>
+      <w:pPr>
+        <w:pStyle w:val="Heading2"/>
+      </w:pPr>
+      <w:r>
+        <w:t>Support while preserving the reasoning goal</w:t>
       </w:r>
     </w:p>
     <w:p>
       <w:pPr>
         <w:spacing w:line="336" w:lineRule="auto" w:after="180"/>
-        <w:shd w:fill="F5F1FB"/>
-      </w:pPr>
-      <w:r>
-        <w:rPr>
-          <w:b w:val="0"/>
-        </w:rPr>
-        <w:t>For the fixed-orientation card task, fits requires length at most 12 cm and width at most 8 cm, including equality.</w:t>
+      </w:pPr>
+      <w:r>
+        <w:rPr>
+          <w:b w:val="0"/>
+        </w:rPr>
+        <w:t>Trace one record or condition at a time with counters and labelled columns. Stretch: introduce a tie, boundary or missing field and declare its handling policy before rerunning.</w:t>
       </w:r>
     </w:p>
     <w:p>
       <w:pPr>
         <w:spacing w:line="336" w:lineRule="auto" w:after="180"/>
-        <w:shd w:fill="F5F1FB"/>
-      </w:pPr>
-      <w:r>
-        <w:rPr>
-          <w:b w:val="0"/>
-        </w:rPr>
-        <w:t xml:space="preserve">Choose the measurements needed as </w:t>
+      </w:pPr>
+      <w:r>
+        <w:rPr>
+          <w:b w:val="0"/>
+        </w:rPr>
+        <w:t xml:space="preserve">Let students physically cover unselected columns and compare two records side by side. Provide the sentence frame Same </w:t>
       </w:r>
       <w:r>
         <w:rPr>
@@ -4583,1072 +5415,49 @@
         <w:rPr>
           <w:b w:val="0"/>
         </w:rPr>
-        <w:t xml:space="preserve">s from length, width, colour, card number and the final inspection sticker. State the </w:t>
+        <w:t xml:space="preserve"> ___ but labels ___ and ___ because ___. Use written colour names so no task depends on colour vision.</w:t>
+      </w:r>
+    </w:p>
+    <w:p>
+      <w:pPr>
+        <w:spacing w:line="336" w:lineRule="auto" w:after="180"/>
+      </w:pPr>
+      <w:r>
+        <w:rPr>
+          <w:b w:val="0"/>
+        </w:rPr>
+        <w:t xml:space="preserve">Extension: ask learners to prove the width-only </w:t>
       </w:r>
       <w:r>
         <w:rPr>
           <w:b/>
         </w:rPr>
-        <w:t>target label</w:t>
-      </w:r>
-      <w:r>
-        <w:rPr>
-          <w:b w:val="0"/>
-        </w:rPr>
-        <w:t xml:space="preserve"> and write the </w:t>
-      </w:r>
-      <w:r>
-        <w:rPr>
-          <w:b/>
-        </w:rPr>
-        <w:t>feature record</w:t>
-      </w:r>
-      <w:r>
-        <w:rPr>
-          <w:b w:val="0"/>
-        </w:rPr>
-        <w:t xml:space="preserve"> for a 12 cm by 8 cm red card using a defined order.</w:t>
-      </w:r>
-    </w:p>
-    <w:p>
-      <w:pPr>
-        <w:pStyle w:val="Heading3"/>
-      </w:pPr>
-      <w:r>
-        <w:t>Teacher reasoning · W1</w:t>
+        <w:t>input</w:t>
+      </w:r>
+      <w:r>
+        <w:rPr>
+          <w:b w:val="0"/>
+        </w:rPr>
+        <w:t xml:space="preserve"> fails using a second valid pair, or explain how permitting card rotation would change the decision procedure even when the recorded dimensions stay the same.</w:t>
       </w:r>
     </w:p>
     <w:p>
       <w:pPr>
         <w:spacing w:line="336" w:lineRule="auto" w:after="180"/>
-        <w:shd w:fill="F1F6FC"/>
-      </w:pPr>
-      <w:r>
-        <w:rPr>
-          <w:b w:val="0"/>
-        </w:rPr>
-        <w:t>Use length and width measured before the decision. State the order as length in cm, then width in cm; the record is 12, 8.</w:t>
-      </w:r>
-    </w:p>
-    <w:p>
-      <w:pPr>
-        <w:spacing w:line="336" w:lineRule="auto" w:after="180"/>
-        <w:shd w:fill="F1F6FC"/>
-      </w:pPr>
-      <w:r>
-        <w:rPr>
-          <w:b w:val="0"/>
-        </w:rPr>
-        <w:t>The target is fits or too large under the guide, and this card is fits because both equalities are included.</w:t>
-      </w:r>
-    </w:p>
-    <w:p>
-      <w:pPr>
-        <w:spacing w:line="336" w:lineRule="auto" w:after="180"/>
-        <w:shd w:fill="F1F6FC"/>
-      </w:pPr>
-      <w:r>
-        <w:rPr>
-          <w:b w:val="0"/>
-        </w:rPr>
-        <w:t>Colour and card number are not needed for this rule; the final inspection sticker copies the answer and is unavailable before inspection.</w:t>
-      </w:r>
-    </w:p>
-    <w:p>
-      <w:pPr>
-        <w:pStyle w:val="Heading3"/>
-      </w:pPr>
-      <w:r>
-        <w:t>W2 Prove that one measurement is insufficient</w:t>
-      </w:r>
-    </w:p>
-    <w:p>
-      <w:pPr>
-        <w:pStyle w:val="Heading3"/>
-      </w:pPr>
-      <w:r>
-        <w:t>Workbook question · W2</w:t>
-      </w:r>
-    </w:p>
-    <w:p>
-      <w:pPr>
-        <w:spacing w:line="336" w:lineRule="auto" w:after="180"/>
-        <w:shd w:fill="F5F1FB"/>
-      </w:pPr>
-      <w:r>
-        <w:rPr>
-          <w:b w:val="0"/>
-        </w:rPr>
-        <w:t>Invent two cards with the same width but different correct labels under the card guide. Give both lengths and widths and justify the labels. Explain why a system receiving only width cannot always label both correctly.</w:t>
-      </w:r>
-    </w:p>
-    <w:p>
-      <w:pPr>
-        <w:pStyle w:val="Heading3"/>
-      </w:pPr>
-      <w:r>
-        <w:t>Teacher reasoning · W2</w:t>
-      </w:r>
-    </w:p>
-    <w:p>
-      <w:pPr>
-        <w:spacing w:line="336" w:lineRule="auto" w:after="180"/>
-        <w:shd w:fill="F1F6FC"/>
-      </w:pPr>
-      <w:r>
-        <w:rPr>
-          <w:b w:val="0"/>
-        </w:rPr>
-        <w:t xml:space="preserve">One valid pair is length 11 width 6, which fits, and length 13 width 6, which is too large. Both give the width-only </w:t>
-      </w:r>
-      <w:r>
-        <w:rPr>
-          <w:b/>
-        </w:rPr>
-        <w:t>input</w:t>
-      </w:r>
-      <w:r>
-        <w:rPr>
-          <w:b w:val="0"/>
-        </w:rPr>
-        <w:t xml:space="preserve"> 6 but require different labels.</w:t>
-      </w:r>
-    </w:p>
-    <w:p>
-      <w:pPr>
-        <w:spacing w:line="336" w:lineRule="auto" w:after="180"/>
-        <w:shd w:fill="F1F6FC"/>
-      </w:pPr>
-      <w:r>
-        <w:rPr>
-          <w:b w:val="0"/>
-        </w:rPr>
-        <w:t>Without length or other permitted distinguishing information, the system cannot guarantee correct labels for both. Accept any valid pair with positive measurements, equal widths at most 8, and lengths on opposite sides of 12.</w:t>
-      </w:r>
-    </w:p>
-    <w:p>
-      <w:pPr>
-        <w:pStyle w:val="Heading3"/>
-      </w:pPr>
-      <w:r>
-        <w:t>W3 Challenge an apparent colour shortcut</w:t>
-      </w:r>
-    </w:p>
-    <w:p>
-      <w:pPr>
-        <w:pStyle w:val="Heading3"/>
-      </w:pPr>
-      <w:r>
-        <w:t>Workbook question · W3</w:t>
-      </w:r>
-    </w:p>
-    <w:p>
-      <w:pPr>
-        <w:spacing w:line="336" w:lineRule="auto" w:after="180"/>
-        <w:shd w:fill="F5F1FB"/>
-      </w:pPr>
-      <w:r>
-        <w:rPr>
-          <w:b w:val="0"/>
-        </w:rPr>
-        <w:t>A practice set contains three blue cards that fit and three red cards that are too large. A helper uses blue means fits and red means too large. Create a new card that this helper mislabels.</w:t>
-      </w:r>
-    </w:p>
-    <w:p>
-      <w:pPr>
-        <w:spacing w:line="336" w:lineRule="auto" w:after="180"/>
-        <w:shd w:fill="F5F1FB"/>
-      </w:pPr>
-      <w:r>
-        <w:rPr>
-          <w:b w:val="0"/>
-        </w:rPr>
-        <w:t xml:space="preserve">Explain why the perfect practice score did not establish that colour was a reliable </w:t>
-      </w:r>
-      <w:r>
-        <w:rPr>
-          <w:b/>
-        </w:rPr>
-        <w:t>feature</w:t>
-      </w:r>
-      <w:r>
-        <w:rPr>
-          <w:b w:val="0"/>
-        </w:rPr>
-        <w:t xml:space="preserve"> for this task.</w:t>
-      </w:r>
-    </w:p>
-    <w:p>
-      <w:pPr>
-        <w:pStyle w:val="Heading3"/>
-      </w:pPr>
-      <w:r>
-        <w:t>Teacher reasoning · W3</w:t>
-      </w:r>
-    </w:p>
-    <w:p>
-      <w:pPr>
-        <w:spacing w:line="336" w:lineRule="auto" w:after="180"/>
-        <w:shd w:fill="F1F6FC"/>
-      </w:pPr>
-      <w:r>
-        <w:rPr>
-          <w:b w:val="0"/>
-        </w:rPr>
-        <w:t>A red 10 by 7 cm card fits but the helper says too large; alternatively a blue 13 by 7 cm card is too large but the helper says fits. The practice set paired colour with size and did not test cases that separate them.</w:t>
-      </w:r>
-    </w:p>
-    <w:p>
-      <w:pPr>
-        <w:spacing w:line="336" w:lineRule="auto" w:after="180"/>
-        <w:shd w:fill="F1F6FC"/>
-      </w:pPr>
-      <w:r>
-        <w:rPr>
-          <w:b w:val="0"/>
-        </w:rPr>
-        <w:t xml:space="preserve">The stated guide depends on measurements, so compare </w:t>
-      </w:r>
-      <w:r>
-        <w:rPr>
-          <w:b/>
-        </w:rPr>
-        <w:t>prediction</w:t>
-      </w:r>
-      <w:r>
-        <w:rPr>
-          <w:b w:val="0"/>
-        </w:rPr>
-        <w:t xml:space="preserve">s with that guide on cases where colour and size no longer follow the </w:t>
-      </w:r>
-      <w:r>
-        <w:rPr>
-          <w:b/>
-        </w:rPr>
-        <w:t>shortcut</w:t>
-      </w:r>
-      <w:r>
-        <w:rPr>
-          <w:b w:val="0"/>
-        </w:rPr>
-        <w:t>.</w:t>
-      </w:r>
-    </w:p>
-    <w:p>
-      <w:pPr>
-        <w:pStyle w:val="Heading3"/>
-      </w:pPr>
-      <w:r>
-        <w:t>W4 Design a record for a new task</w:t>
-      </w:r>
-    </w:p>
-    <w:p>
-      <w:pPr>
-        <w:pStyle w:val="Heading3"/>
-      </w:pPr>
-      <w:r>
-        <w:t>Workbook question · W4</w:t>
-      </w:r>
-    </w:p>
-    <w:p>
-      <w:pPr>
-        <w:spacing w:line="336" w:lineRule="auto" w:after="180"/>
-        <w:shd w:fill="F5F1FB"/>
-      </w:pPr>
-      <w:r>
-        <w:rPr>
-          <w:b w:val="0"/>
-        </w:rPr>
-        <w:t>A fictional display tray accepts a tile if its height is at most 9 cm and its thickness is at most 2 cm, including equality. Other dimensions are fixed. Before checking, you can record height, thickness and pattern name.</w:t>
-      </w:r>
-    </w:p>
-    <w:p>
-      <w:pPr>
-        <w:spacing w:line="336" w:lineRule="auto" w:after="180"/>
-        <w:shd w:fill="F5F1FB"/>
-      </w:pPr>
-      <w:r>
-        <w:rPr>
-          <w:b w:val="0"/>
-        </w:rPr>
-        <w:t xml:space="preserve">A pass sticker is added afterward. Choose </w:t>
-      </w:r>
-      <w:r>
-        <w:rPr>
-          <w:b/>
-        </w:rPr>
-        <w:t>input</w:t>
-      </w:r>
-      <w:r>
-        <w:rPr>
-          <w:b w:val="0"/>
-        </w:rPr>
-        <w:t>s with units. Construct two tiles with the same height but different labels.</w:t>
-      </w:r>
-    </w:p>
-    <w:p>
-      <w:pPr>
-        <w:spacing w:line="336" w:lineRule="auto" w:after="180"/>
-        <w:shd w:fill="F5F1FB"/>
-      </w:pPr>
-      <w:r>
-        <w:rPr>
-          <w:b w:val="0"/>
-        </w:rPr>
-        <w:t xml:space="preserve">Then label a 9 cm high, 2 cm thick striped tile and explain why the sticker is unsuitable as an </w:t>
-      </w:r>
-      <w:r>
-        <w:rPr>
-          <w:b/>
-        </w:rPr>
-        <w:t>input</w:t>
-      </w:r>
-      <w:r>
-        <w:rPr>
-          <w:b w:val="0"/>
-        </w:rPr>
-        <w:t xml:space="preserve"> before checking.</w:t>
-      </w:r>
-    </w:p>
-    <w:p>
-      <w:pPr>
-        <w:pStyle w:val="Heading3"/>
-      </w:pPr>
-      <w:r>
-        <w:t>Teacher reasoning · W4</w:t>
-      </w:r>
-    </w:p>
-    <w:p>
-      <w:pPr>
-        <w:spacing w:line="336" w:lineRule="auto" w:after="180"/>
-        <w:shd w:fill="F1F6FC"/>
-      </w:pPr>
-      <w:r>
-        <w:rPr>
-          <w:b w:val="0"/>
-        </w:rPr>
-        <w:t>Record height in cm and thickness in cm. A valid pair is height 8 thickness 1, which passes, and height 8 thickness 3, which fails: equal height hides the required thickness distinction.</w:t>
-      </w:r>
-    </w:p>
-    <w:p>
-      <w:pPr>
-        <w:spacing w:line="336" w:lineRule="auto" w:after="180"/>
-        <w:shd w:fill="F1F6FC"/>
-      </w:pPr>
-      <w:r>
-        <w:rPr>
-          <w:b w:val="0"/>
-        </w:rPr>
-        <w:t xml:space="preserve">The 9 cm high, 2 cm thick tile passes both inclusive boundaries. Pattern name does not affect the stated rule. The pass sticker is created after checking and copies the target; using it to predict before checking is </w:t>
-      </w:r>
-      <w:r>
-        <w:rPr>
-          <w:b/>
-        </w:rPr>
-        <w:t>leakage</w:t>
-      </w:r>
-      <w:r>
-        <w:rPr>
-          <w:b w:val="0"/>
-        </w:rPr>
-        <w:t>.</w:t>
-      </w:r>
-    </w:p>
-    <w:p>
-      <w:pPr>
-        <w:pStyle w:val="Heading3"/>
-      </w:pPr>
-      <w:r>
-        <w:t>W5 Notice when the task changes</w:t>
-      </w:r>
-    </w:p>
-    <w:p>
-      <w:pPr>
-        <w:pStyle w:val="Heading3"/>
-      </w:pPr>
-      <w:r>
-        <w:t>Workbook question · W5</w:t>
-      </w:r>
-    </w:p>
-    <w:p>
-      <w:pPr>
-        <w:spacing w:line="336" w:lineRule="auto" w:after="180"/>
-        <w:shd w:fill="F5F1FB"/>
-      </w:pPr>
-      <w:r>
-        <w:rPr>
-          <w:b w:val="0"/>
-        </w:rPr>
-        <w:t xml:space="preserve">The delivery station now sorts cards into red and blue bins instead of checking dimensions. Which previously unneeded </w:t>
-      </w:r>
-      <w:r>
-        <w:rPr>
-          <w:b/>
-        </w:rPr>
-        <w:t>feature</w:t>
-      </w:r>
-      <w:r>
-        <w:rPr>
-          <w:b w:val="0"/>
-        </w:rPr>
-        <w:t xml:space="preserve"> becomes useful? Explain why length and width alone may now be insufficient.</w:t>
-      </w:r>
-    </w:p>
-    <w:p>
-      <w:pPr>
-        <w:spacing w:line="336" w:lineRule="auto" w:after="180"/>
-        <w:shd w:fill="F5F1FB"/>
-      </w:pPr>
-      <w:r>
-        <w:rPr>
-          <w:b w:val="0"/>
-        </w:rPr>
-        <w:t>Give two cards that support your explanation.</w:t>
-      </w:r>
-    </w:p>
-    <w:p>
-      <w:pPr>
-        <w:pStyle w:val="Heading3"/>
-      </w:pPr>
-      <w:r>
-        <w:t>Teacher reasoning · W5</w:t>
-      </w:r>
-    </w:p>
-    <w:p>
-      <w:pPr>
-        <w:spacing w:line="336" w:lineRule="auto" w:after="180"/>
-        <w:shd w:fill="F1F6FC"/>
-      </w:pPr>
-      <w:r>
-        <w:rPr>
-          <w:b w:val="0"/>
-        </w:rPr>
-        <w:t>Colour becomes useful because the new target is red or blue. A red 10 by 7 card and a blue 10 by 7 card have identical length-width records but require different bins.</w:t>
-      </w:r>
-    </w:p>
-    <w:p>
-      <w:pPr>
-        <w:spacing w:line="336" w:lineRule="auto" w:after="180"/>
-        <w:shd w:fill="F1F6FC"/>
-      </w:pPr>
-      <w:r>
-        <w:rPr>
-          <w:b/>
-        </w:rPr>
-        <w:t>Feature</w:t>
-      </w:r>
-      <w:r>
-        <w:rPr>
-          <w:b w:val="0"/>
-        </w:rPr>
-        <w:t xml:space="preserve"> relevance depends on the task; reusing the previous </w:t>
-      </w:r>
-      <w:r>
-        <w:rPr>
-          <w:b/>
-        </w:rPr>
-        <w:t>feature</w:t>
-      </w:r>
-      <w:r>
-        <w:rPr>
-          <w:b w:val="0"/>
-        </w:rPr>
-        <w:t xml:space="preserve"> set without reviewing the target can discard the needed distinction.</w:t>
-      </w:r>
-    </w:p>
-    <w:p>
-      <w:pPr>
-        <w:pStyle w:val="Heading3"/>
-      </w:pPr>
-      <w:r>
-        <w:t>Assess independent transfer</w:t>
-      </w:r>
-    </w:p>
-    <w:p>
-      <w:pPr>
-        <w:pStyle w:val="Heading3"/>
-      </w:pPr>
-      <w:r>
-        <w:t>Independent question · withhold the key</w:t>
-      </w:r>
-    </w:p>
-    <w:p>
-      <w:pPr>
-        <w:spacing w:line="336" w:lineRule="auto" w:after="180"/>
-        <w:shd w:fill="F5F1FB"/>
-      </w:pPr>
-      <w:r>
-        <w:rPr>
-          <w:b w:val="0"/>
-        </w:rPr>
-        <w:t xml:space="preserve">Selected case: </w:t>
-      </w:r>
-      <w:r>
-        <w:rPr>
-          <w:b/>
-        </w:rPr>
-        <w:t>Training</w:t>
-      </w:r>
-      <w:r>
-        <w:rPr>
-          <w:b w:val="0"/>
-        </w:rPr>
-        <w:t xml:space="preserve"> covers show space books only on yellow backgrounds and animal books only on blue backgrounds. Design two controlled comparisons to test whether a classifier uses the intended subject.</w:t>
-      </w:r>
-    </w:p>
-    <w:p>
-      <w:pPr>
-        <w:pStyle w:val="Heading3"/>
-      </w:pPr>
-      <w:r>
-        <w:t>Selected case answer</w:t>
-      </w:r>
-    </w:p>
-    <w:p>
-      <w:pPr>
-        <w:pStyle w:val="Heading3"/>
-      </w:pPr>
-      <w:r>
-        <w:t>Teacher key · Selected case answer</w:t>
-      </w:r>
-    </w:p>
-    <w:p>
-      <w:pPr>
-        <w:spacing w:line="336" w:lineRule="auto" w:after="180"/>
-        <w:shd w:fill="F1F6FC"/>
-      </w:pPr>
-      <w:r>
-        <w:rPr>
-          <w:b w:val="0"/>
-        </w:rPr>
-        <w:t xml:space="preserve">Compare different subjects on the same background, then the same subject on different backgrounds, holding other </w:t>
-      </w:r>
-      <w:r>
-        <w:rPr>
-          <w:b/>
-        </w:rPr>
-        <w:t>feature</w:t>
-      </w:r>
-      <w:r>
-        <w:rPr>
-          <w:b w:val="0"/>
-        </w:rPr>
-        <w:t xml:space="preserve">s fixed. Record actual </w:t>
-      </w:r>
-      <w:r>
-        <w:rPr>
-          <w:b/>
-        </w:rPr>
-        <w:t>prediction</w:t>
-      </w:r>
-      <w:r>
-        <w:rPr>
-          <w:b w:val="0"/>
-        </w:rPr>
-        <w:t xml:space="preserve">s before claiming a </w:t>
-      </w:r>
-      <w:r>
-        <w:rPr>
-          <w:b/>
-        </w:rPr>
-        <w:t>shortcut</w:t>
-      </w:r>
-      <w:r>
-        <w:rPr>
-          <w:b w:val="0"/>
-        </w:rPr>
-        <w:t>.</w:t>
-      </w:r>
-    </w:p>
-    <w:p>
-      <w:pPr>
-        <w:spacing w:line="336" w:lineRule="auto" w:after="180"/>
-        <w:shd w:fill="F1F6FC"/>
-      </w:pPr>
-      <w:r>
-        <w:rPr>
-          <w:b w:val="0"/>
-        </w:rPr>
-        <w:t xml:space="preserve">The </w:t>
-      </w:r>
-      <w:r>
-        <w:rPr>
-          <w:b/>
-        </w:rPr>
-        <w:t>training</w:t>
-      </w:r>
-      <w:r>
-        <w:rPr>
-          <w:b w:val="0"/>
-        </w:rPr>
-        <w:t xml:space="preserve"> pattern alone makes the </w:t>
-      </w:r>
-      <w:r>
-        <w:rPr>
-          <w:b/>
-        </w:rPr>
-        <w:t>shortcut</w:t>
-      </w:r>
-      <w:r>
-        <w:rPr>
-          <w:b w:val="0"/>
-        </w:rPr>
-        <w:t xml:space="preserve"> plausible, not established.</w:t>
-      </w:r>
-    </w:p>
-    <w:tbl>
-      <w:tblPr>
-        <w:tblStyle w:val="LightShading-Accent1"/>
-        <w:tblW w:type="auto" w:w="0"/>
-        <w:tblLook w:firstColumn="1" w:firstRow="1" w:lastColumn="0" w:lastRow="0" w:noHBand="0" w:noVBand="1" w:val="04A0"/>
-      </w:tblPr>
-      <w:tblGrid>
-        <w:gridCol w:w="5112"/>
-        <w:gridCol w:w="5112"/>
-      </w:tblGrid>
-      <w:tr>
-        <w:trPr>
-          <w:tblHeader/>
-        </w:trPr>
-        <w:tc>
-          <w:tcPr>
-            <w:tcW w:type="dxa" w:w="5112"/>
-          </w:tcPr>
-          <w:p>
-            <w:r>
-              <w:t>Dimension</w:t>
-            </w:r>
-          </w:p>
-        </w:tc>
-        <w:tc>
-          <w:tcPr>
-            <w:tcW w:type="dxa" w:w="5112"/>
-          </w:tcPr>
-          <w:p>
-            <w:r>
-              <w:t>Evidence required</w:t>
-            </w:r>
-          </w:p>
-        </w:tc>
-      </w:tr>
-      <w:tr>
-        <w:tc>
-          <w:tcPr>
-            <w:tcW w:type="dxa" w:w="5112"/>
-          </w:tcPr>
-          <w:p>
-            <w:r>
-              <w:t>Explanation</w:t>
-            </w:r>
-          </w:p>
-        </w:tc>
-        <w:tc>
-          <w:tcPr>
-            <w:tcW w:type="dxa" w:w="5112"/>
-          </w:tcPr>
-          <w:p>
-            <w:r>
-              <w:t>Names the applicable idea or procedure and ties it to the supplied facts.</w:t>
-            </w:r>
-          </w:p>
-        </w:tc>
-      </w:tr>
-      <w:tr>
-        <w:tc>
-          <w:tcPr>
-            <w:tcW w:type="dxa" w:w="5112"/>
-          </w:tcPr>
-          <w:p>
-            <w:r>
-              <w:t>Trace and result</w:t>
-            </w:r>
-          </w:p>
-        </w:tc>
-        <w:tc>
-          <w:tcPr>
-            <w:tcW w:type="dxa" w:w="5112"/>
-          </w:tcPr>
-          <w:p>
-            <w:r>
-              <w:t>Preserves the given inputs and shows the relevant intermediate steps; distinguishes a prediction from an observed execution.</w:t>
-            </w:r>
-          </w:p>
-        </w:tc>
-      </w:tr>
-      <w:tr>
-        <w:tc>
-          <w:tcPr>
-            <w:tcW w:type="dxa" w:w="5112"/>
-          </w:tcPr>
-          <w:p>
-            <w:r>
-              <w:t>Limits</w:t>
-            </w:r>
-          </w:p>
-        </w:tc>
-        <w:tc>
-          <w:tcPr>
-            <w:tcW w:type="dxa" w:w="5112"/>
-          </w:tcPr>
-          <w:p>
-            <w:r>
-              <w:t>States the assumptions, missing evidence or conditions under which the result would change.</w:t>
-            </w:r>
-          </w:p>
-        </w:tc>
-      </w:tr>
-    </w:tbl>
-    <w:p>
-      <w:pPr>
-        <w:pStyle w:val="Heading3"/>
-      </w:pPr>
-      <w:r>
-        <w:t>Teacher key · Selected case answer</w:t>
-      </w:r>
-    </w:p>
-    <w:p>
-      <w:pPr>
-        <w:spacing w:line="336" w:lineRule="auto" w:after="180"/>
-        <w:shd w:fill="F1F6FC"/>
-      </w:pPr>
-      <w:r>
-        <w:rPr>
-          <w:b w:val="0"/>
-        </w:rPr>
-        <w:t>Record each dimension as not yet, with support, or independent. Accept a valid alternative procedure with a defensible trace.</w:t>
-      </w:r>
-    </w:p>
-    <w:p>
-      <w:pPr>
-        <w:spacing w:line="336" w:lineRule="auto" w:after="180"/>
-        <w:shd w:fill="F1F6FC"/>
-      </w:pPr>
-      <w:r>
-        <w:rPr>
-          <w:b w:val="0"/>
-        </w:rPr>
-        <w:t xml:space="preserve">Do not penalise an honestly recorded model failure if the learner correctly explains its </w:t>
-      </w:r>
-      <w:r>
-        <w:rPr>
-          <w:b/>
-        </w:rPr>
-        <w:t>evidence</w:t>
-      </w:r>
-      <w:r>
-        <w:rPr>
-          <w:b w:val="0"/>
-        </w:rPr>
-        <w:t xml:space="preserve"> and limits.</w:t>
-      </w:r>
-    </w:p>
-    <w:p>
-      <w:pPr>
-        <w:pStyle w:val="Heading3"/>
-      </w:pPr>
-      <w:r>
-        <w:t>Feedback that the learner uses</w:t>
-      </w:r>
-    </w:p>
-    <w:p>
-      <w:pPr>
-        <w:spacing w:line="336" w:lineRule="auto" w:after="180"/>
-      </w:pPr>
-      <w:r>
-        <w:rPr>
-          <w:b w:val="0"/>
-        </w:rPr>
-        <w:t xml:space="preserve">Name the earliest unsupported step and give one action to repair it. Have the learner make that repair now and explain why. Then assess the </w:t>
-      </w:r>
-      <w:r>
-        <w:rPr>
-          <w:b/>
-        </w:rPr>
-        <w:t>relevant</w:t>
-      </w:r>
-      <w:r>
-        <w:rPr>
-          <w:b w:val="0"/>
-        </w:rPr>
-        <w:t xml:space="preserve"> skill on a fresh, fully specified case.</w:t>
-      </w:r>
-    </w:p>
-    <w:p>
-      <w:pPr>
-        <w:spacing w:line="336" w:lineRule="auto" w:after="180"/>
-      </w:pPr>
-      <w:r>
-        <w:rPr>
-          <w:b w:val="0"/>
-        </w:rPr>
-        <w:t>Confirm it was not previously practised with feedback; solve and check the new case before assigning it. A follow-up design prompt is a starting brief, not automatically an equivalent test.</w:t>
-      </w:r>
-    </w:p>
-    <w:p>
-      <w:pPr>
-        <w:pStyle w:val="Heading1"/>
-      </w:pPr>
-      <w:r>
-        <w:t>06. Connect and extend learning</w:t>
-      </w:r>
-    </w:p>
-    <w:p>
-      <w:r>
-        <w:t>Connect Features and Distractors to Transparent Book Recommender, adapt support and plan a later changed-case check.</w:t>
-      </w:r>
-    </w:p>
-    <w:p>
-      <w:pPr>
-        <w:pStyle w:val="Heading3"/>
-      </w:pPr>
-      <w:r>
-        <w:t>Transparent Book Recommender</w:t>
-      </w:r>
-    </w:p>
-    <w:p>
-      <w:pPr>
-        <w:spacing w:line="336" w:lineRule="auto" w:after="180"/>
-      </w:pPr>
-      <w:r>
-        <w:rPr>
-          <w:b w:val="0"/>
-        </w:rPr>
-        <w:t>Use explainable traits that connect to the reader’s stated preferences.</w:t>
-      </w:r>
-    </w:p>
-    <w:p>
-      <w:pPr>
-        <w:spacing w:line="336" w:lineRule="auto" w:after="180"/>
-      </w:pPr>
-      <w:r>
-        <w:rPr>
-          <w:b w:val="0"/>
-        </w:rPr>
-        <w:t xml:space="preserve">Keep the decision, </w:t>
-      </w:r>
-      <w:r>
-        <w:rPr>
-          <w:b/>
-        </w:rPr>
-        <w:t>input</w:t>
-      </w:r>
-      <w:r>
-        <w:rPr>
-          <w:b w:val="0"/>
-        </w:rPr>
-        <w:t xml:space="preserve">, result, explanation and remaining limitation in the project </w:t>
-      </w:r>
-      <w:r>
-        <w:rPr>
-          <w:b/>
-        </w:rPr>
-        <w:t>evidence</w:t>
-      </w:r>
-      <w:r>
-        <w:rPr>
-          <w:b w:val="0"/>
-        </w:rPr>
-        <w:t xml:space="preserve"> record. Retrieve this record next week rather than restarting the project.</w:t>
-      </w:r>
-    </w:p>
-    <w:p>
-      <w:pPr>
-        <w:pStyle w:val="Heading3"/>
-      </w:pPr>
-      <w:r>
-        <w:t>Support and stretch</w:t>
-      </w:r>
-    </w:p>
-    <w:p>
-      <w:pPr>
-        <w:spacing w:line="336" w:lineRule="auto" w:after="180"/>
-      </w:pPr>
-      <w:r>
-        <w:rPr>
-          <w:b w:val="0"/>
-        </w:rPr>
-        <w:t>Trace one record or condition at a time with counters and labelled columns. Stretch: introduce a tie, boundary or missing field and declare its handling policy before rerunning.</w:t>
-      </w:r>
-    </w:p>
-    <w:p>
-      <w:pPr>
-        <w:pStyle w:val="Heading3"/>
-      </w:pPr>
-      <w:r>
-        <w:t>Exit reflection</w:t>
-      </w:r>
-    </w:p>
-    <w:p>
-      <w:pPr>
-        <w:spacing w:line="336" w:lineRule="auto" w:after="180"/>
-      </w:pPr>
-      <w:r>
-        <w:rPr>
-          <w:b w:val="0"/>
-        </w:rPr>
-        <w:t xml:space="preserve">Ask for one decision the learner can now justify and one situation requiring more </w:t>
-      </w:r>
-      <w:r>
-        <w:rPr>
-          <w:b/>
-        </w:rPr>
-        <w:t>evidence</w:t>
-      </w:r>
-      <w:r>
-        <w:rPr>
-          <w:b w:val="0"/>
-        </w:rPr>
-        <w:t xml:space="preserve"> or human review. Confidence ratings are separate from correct independent performance.</w:t>
-      </w:r>
-    </w:p>
-    <w:p>
-      <w:pPr>
-        <w:pStyle w:val="Heading3"/>
-      </w:pPr>
-      <w:r>
-        <w:t>Bridge to the next week</w:t>
-      </w:r>
-    </w:p>
-    <w:p>
-      <w:pPr>
-        <w:spacing w:line="336" w:lineRule="auto" w:after="180"/>
-      </w:pPr>
-      <w:r>
-        <w:rPr>
-          <w:b w:val="0"/>
-        </w:rPr>
-        <w:t xml:space="preserve">Next: Week 10: Human Classifier Simulation. Retrieve today’s </w:t>
-      </w:r>
-      <w:r>
-        <w:rPr>
-          <w:b/>
-        </w:rPr>
-        <w:t>evidence</w:t>
-      </w:r>
-      <w:r>
-        <w:rPr>
-          <w:b w:val="0"/>
-        </w:rPr>
-        <w:t xml:space="preserve"> and identify what carries forward and what is new.</w:t>
-      </w:r>
-    </w:p>
-    <w:p>
-      <w:pPr>
-        <w:pStyle w:val="Heading3"/>
-      </w:pPr>
-      <w:r>
-        <w:t>Support and fresh reassessment</w:t>
-      </w:r>
-    </w:p>
-    <w:p>
-      <w:pPr>
-        <w:spacing w:line="336" w:lineRule="auto" w:after="180"/>
-      </w:pPr>
-      <w:r>
-        <w:rPr>
-          <w:b w:val="0"/>
-        </w:rPr>
-        <w:t xml:space="preserve">Let students physically cover unselected columns and compare two records side by side. Provide the sentence frame Same </w:t>
-      </w:r>
-      <w:r>
-        <w:rPr>
-          <w:b/>
-        </w:rPr>
-        <w:t>input</w:t>
-      </w:r>
-      <w:r>
-        <w:rPr>
-          <w:b w:val="0"/>
-        </w:rPr>
-        <w:t xml:space="preserve"> ___ but labels ___ and ___ because ___. Use written colour names so no task depends on colour vision.</w:t>
-      </w:r>
-    </w:p>
-    <w:p>
-      <w:pPr>
-        <w:spacing w:line="336" w:lineRule="auto" w:after="180"/>
-      </w:pPr>
-      <w:r>
-        <w:rPr>
-          <w:b w:val="0"/>
-        </w:rPr>
-        <w:t xml:space="preserve">Extension: ask learners to prove the width-only </w:t>
-      </w:r>
-      <w:r>
-        <w:rPr>
-          <w:b/>
-        </w:rPr>
-        <w:t>input</w:t>
-      </w:r>
-      <w:r>
-        <w:rPr>
-          <w:b w:val="0"/>
-        </w:rPr>
-        <w:t xml:space="preserve"> fails using a second valid pair, or explain how permitting card rotation would change the decision procedure even when the recorded dimensions stay the same.</w:t>
-      </w:r>
-    </w:p>
-    <w:p>
-      <w:pPr>
-        <w:spacing w:line="336" w:lineRule="auto" w:after="180"/>
-      </w:pPr>
-      <w:r>
-        <w:rPr>
-          <w:b w:val="0"/>
-        </w:rPr>
-        <w:t>W4 shows secure independent understanding when the learner selects height and thickness with units, supplies an equal-height pair on opposite sides of the thickness limit, labels the boundary tile correctly, and explains the sticker timing.</w:t>
-      </w:r>
-    </w:p>
-    <w:p>
-      <w:pPr>
-        <w:spacing w:line="336" w:lineRule="auto" w:after="180"/>
-      </w:pPr>
-      <w:r>
-        <w:rPr>
-          <w:b w:val="0"/>
-        </w:rPr>
-        <w:t xml:space="preserve">Naming </w:t>
-      </w:r>
-      <w:r>
-        <w:rPr>
-          <w:b/>
-        </w:rPr>
-        <w:t>input</w:t>
-      </w:r>
-      <w:r>
-        <w:rPr>
-          <w:b w:val="0"/>
-        </w:rPr>
-        <w:t xml:space="preserve">s without a counterexample is partial </w:t>
-      </w:r>
-      <w:r>
-        <w:rPr>
-          <w:b/>
-        </w:rPr>
-        <w:t>evidence</w:t>
-      </w:r>
-      <w:r>
-        <w:rPr>
-          <w:b w:val="0"/>
-        </w:rPr>
-        <w:t>. After support, retry with a new tray limit of height 7 cm and thickness 3 cm; ask for a fresh equal-height pair before confirming mastery.</w:t>
-      </w:r>
-    </w:p>
-    <w:p>
-      <w:pPr>
-        <w:spacing w:line="336" w:lineRule="auto" w:after="180"/>
-      </w:pPr>
-      <w:r>
-        <w:rPr>
-          <w:b w:val="0"/>
-        </w:rPr>
-        <w:t>Week 9 introduces algorithms and changing state. Students will trace ordered instructions and record how values change, keeping the initial conditions and the sequence visible.</w:t>
-      </w:r>
-    </w:p>
-    <w:p>
-      <w:pPr>
-        <w:pStyle w:val="Heading3"/>
-      </w:pPr>
-      <w:r>
-        <w:t>Plan the delayed return</w:t>
+      </w:pPr>
+      <w:r>
+        <w:rPr>
+          <w:b w:val="0"/>
+        </w:rPr>
+        <w:t>For the selected W4, require two controlled comparisons: hold the subject description fixed while changing only the yellow/blue background, then hold background fixed while comparing the two supplied subjects, with other presentation features controlled. Record expected subject labels separately from actual predictions, which have not been supplied. The old training pattern suggests a possible shortcut but does not establish one. After feedback use a different subject/style pairing for a fresh attempt. The display-tray case is optional transfer practice with a separate key.</w:t>
+      </w:r>
+    </w:p>
+    <w:p>
+      <w:pPr>
+        <w:pStyle w:val="Heading2"/>
+      </w:pPr>
+      <w:r>
+        <w:t>Plan the delayed check</w:t>
       </w:r>
     </w:p>
     <w:p>
@@ -5865,84 +5674,176 @@
     </w:p>
     <w:p>
       <w:pPr>
+        <w:pStyle w:val="Heading2"/>
+      </w:pPr>
+      <w:r>
+        <w:t>Bridge to next week</w:t>
+      </w:r>
+    </w:p>
+    <w:p>
+      <w:pPr>
+        <w:spacing w:line="336" w:lineRule="auto" w:after="180"/>
+      </w:pPr>
+      <w:r>
+        <w:rPr>
+          <w:b w:val="0"/>
+        </w:rPr>
+        <w:t xml:space="preserve">Ask for one decision the learner can now justify and one situation requiring more </w:t>
+      </w:r>
+      <w:r>
+        <w:rPr>
+          <w:b/>
+        </w:rPr>
+        <w:t>evidence</w:t>
+      </w:r>
+      <w:r>
+        <w:rPr>
+          <w:b w:val="0"/>
+        </w:rPr>
+        <w:t xml:space="preserve"> or human review. Confidence ratings are separate from correct independent performance.</w:t>
+      </w:r>
+    </w:p>
+    <w:p>
+      <w:pPr>
+        <w:spacing w:line="336" w:lineRule="auto" w:after="180"/>
+      </w:pPr>
+      <w:r>
+        <w:rPr>
+          <w:b w:val="0"/>
+        </w:rPr>
+        <w:t xml:space="preserve">Next: Week 10: Human Classifier Simulation. Retrieve today’s </w:t>
+      </w:r>
+      <w:r>
+        <w:rPr>
+          <w:b/>
+        </w:rPr>
+        <w:t>evidence</w:t>
+      </w:r>
+      <w:r>
+        <w:rPr>
+          <w:b w:val="0"/>
+        </w:rPr>
+        <w:t xml:space="preserve"> and identify what carries forward and what is new.</w:t>
+      </w:r>
+    </w:p>
+    <w:p>
+      <w:pPr>
+        <w:spacing w:line="336" w:lineRule="auto" w:after="180"/>
+      </w:pPr>
+      <w:r>
+        <w:rPr>
+          <w:b w:val="0"/>
+        </w:rPr>
+        <w:t>Week 10: Human Classifier Simulation. Carry forward explicit input features, the target definition and a record of predictions versus supplied evidence; keep the rule or simulation inspectable.</w:t>
+      </w:r>
+    </w:p>
+    <w:p>
+      <w:pPr>
+        <w:pStyle w:val="Heading2"/>
+      </w:pPr>
+      <w:r>
+        <w:t>Earlier wording, alternatives and picture transcripts · reference / check after trying</w:t>
+      </w:r>
+    </w:p>
+    <w:p>
+      <w:pPr>
+        <w:spacing w:line="336" w:lineRule="auto" w:after="180"/>
+      </w:pPr>
+      <w:r>
+        <w:rPr>
+          <w:b w:val="0"/>
+        </w:rPr>
+        <w:t>Connect and extend learning</w:t>
+      </w:r>
+    </w:p>
+    <w:p>
+      <w:pPr>
         <w:pStyle w:val="Heading3"/>
       </w:pPr>
       <w:r>
+        <w:t>Transparent Book Recommender</w:t>
+      </w:r>
+    </w:p>
+    <w:p>
+      <w:pPr>
+        <w:pStyle w:val="Heading3"/>
+      </w:pPr>
+      <w:r>
+        <w:t>Support and stretch</w:t>
+      </w:r>
+    </w:p>
+    <w:p>
+      <w:pPr>
+        <w:pStyle w:val="Heading3"/>
+      </w:pPr>
+      <w:r>
+        <w:t>Exit reflection</w:t>
+      </w:r>
+    </w:p>
+    <w:p>
+      <w:pPr>
+        <w:pStyle w:val="Heading3"/>
+      </w:pPr>
+      <w:r>
+        <w:t>Bridge to the next week</w:t>
+      </w:r>
+    </w:p>
+    <w:p>
+      <w:pPr>
+        <w:pStyle w:val="Heading3"/>
+      </w:pPr>
+      <w:r>
+        <w:t>Support and fresh reassessment</w:t>
+      </w:r>
+    </w:p>
+    <w:p>
+      <w:pPr>
+        <w:pStyle w:val="Heading3"/>
+      </w:pPr>
+      <w:r>
+        <w:t>Plan the delayed return</w:t>
+      </w:r>
+    </w:p>
+    <w:p>
+      <w:pPr>
+        <w:pStyle w:val="Heading3"/>
+      </w:pPr>
+      <w:r>
         <w:t>Project evidence from this case</w:t>
       </w:r>
     </w:p>
     <w:p>
       <w:pPr>
+        <w:pStyle w:val="Heading1"/>
+      </w:pPr>
+      <w:r>
+        <w:t>Reference bank and extra practice</w:t>
+      </w:r>
+    </w:p>
+    <w:p>
+      <w:pPr>
+        <w:pStyle w:val="Heading1"/>
+      </w:pPr>
+      <w:r>
+        <w:t>07. Reference: alternative planning checklist</w:t>
+      </w:r>
+    </w:p>
+    <w:p>
+      <w:r>
+        <w:t>Use as a reminder alongside the main route rather than teaching the cycle twice.</w:t>
+      </w:r>
+    </w:p>
+    <w:p>
+      <w:pPr>
+        <w:pStyle w:val="Heading2"/>
+      </w:pPr>
+      <w:r>
+        <w:t>Preparation and schedule</w:t>
+      </w:r>
+    </w:p>
+    <w:p>
+      <w:pPr>
         <w:spacing w:line="336" w:lineRule="auto" w:after="180"/>
-      </w:pPr>
-      <w:r>
-        <w:rPr>
-          <w:b w:val="0"/>
-        </w:rPr>
-        <w:t xml:space="preserve">Test recommender </w:t>
-      </w:r>
-      <w:r>
-        <w:rPr>
-          <w:b/>
-        </w:rPr>
-        <w:t>feature</w:t>
-      </w:r>
-      <w:r>
-        <w:rPr>
-          <w:b w:val="0"/>
-        </w:rPr>
-        <w:t xml:space="preserve">s for </w:t>
-      </w:r>
-      <w:r>
-        <w:rPr>
-          <w:b/>
-        </w:rPr>
-        <w:t>shortcut</w:t>
-      </w:r>
-      <w:r>
-        <w:rPr>
-          <w:b w:val="0"/>
-        </w:rPr>
-        <w:t xml:space="preserve">s, keeping </w:t>
-      </w:r>
-      <w:r>
-        <w:rPr>
-          <w:b/>
-        </w:rPr>
-        <w:t>relevant</w:t>
-      </w:r>
-      <w:r>
-        <w:rPr>
-          <w:b w:val="0"/>
-        </w:rPr>
-        <w:t xml:space="preserve"> subject information separate from superficial catalogue styling.</w:t>
-      </w:r>
-    </w:p>
-    <w:p>
-      <w:pPr>
-        <w:pStyle w:val="Heading1"/>
-      </w:pPr>
-      <w:r>
-        <w:t>07. Prepare, teach and assess</w:t>
-      </w:r>
-    </w:p>
-    <w:p>
-      <w:r>
-        <w:t>Use this preparation summary alongside the detailed Features and Distractors lesson; it is a checklist rather than a replacement for the full sequence.</w:t>
-      </w:r>
-    </w:p>
-    <w:p>
-      <w:pPr>
-        <w:pStyle w:val="Heading3"/>
-      </w:pPr>
-      <w:r>
-        <w:t>Teaching target</w:t>
-      </w:r>
-    </w:p>
-    <w:p>
-      <w:pPr>
-        <w:spacing w:line="336" w:lineRule="auto" w:after="180"/>
-        <w:shd w:fill="EDF7F3"/>
       </w:pPr>
       <w:r>
         <w:rPr>
@@ -6119,6 +6020,14 @@
     </w:tbl>
     <w:p>
       <w:pPr>
+        <w:pStyle w:val="Heading2"/>
+      </w:pPr>
+      <w:r>
+        <w:t>Practice and assessment reminders</w:t>
+      </w:r>
+    </w:p>
+    <w:p>
+      <w:pPr>
         <w:spacing w:line="336" w:lineRule="auto" w:after="180"/>
       </w:pPr>
       <w:r>
@@ -6141,16 +6050,7 @@
     </w:p>
     <w:p>
       <w:pPr>
-        <w:pStyle w:val="Heading3"/>
-      </w:pPr>
-      <w:r>
-        <w:t>Supported practice answer</w:t>
-      </w:r>
-    </w:p>
-    <w:p>
-      <w:pPr>
         <w:spacing w:line="336" w:lineRule="auto" w:after="180"/>
-        <w:shd w:fill="F1F6FC"/>
       </w:pPr>
       <w:r>
         <w:rPr>
@@ -6174,7 +6074,6 @@
     <w:p>
       <w:pPr>
         <w:spacing w:line="336" w:lineRule="auto" w:after="180"/>
-        <w:shd w:fill="F1F6FC"/>
       </w:pPr>
       <w:r>
         <w:rPr>
@@ -6219,16 +6118,7 @@
     </w:p>
     <w:p>
       <w:pPr>
-        <w:pStyle w:val="Heading3"/>
-      </w:pPr>
-      <w:r>
-        <w:t>Repair the misconception</w:t>
-      </w:r>
-    </w:p>
-    <w:p>
-      <w:pPr>
         <w:spacing w:line="336" w:lineRule="auto" w:after="180"/>
-        <w:shd w:fill="FFF5E6"/>
       </w:pPr>
       <w:r>
         <w:rPr>
@@ -6239,16 +6129,7 @@
     </w:p>
     <w:p>
       <w:pPr>
-        <w:pStyle w:val="Heading3"/>
-      </w:pPr>
-      <w:r>
-        <w:t>Support without giving away the answer</w:t>
-      </w:r>
-    </w:p>
-    <w:p>
-      <w:pPr>
         <w:spacing w:line="336" w:lineRule="auto" w:after="180"/>
-        <w:shd w:fill="F1F6F8"/>
       </w:pPr>
       <w:r>
         <w:rPr>
@@ -6271,16 +6152,7 @@
     </w:p>
     <w:p>
       <w:pPr>
-        <w:pStyle w:val="Heading3"/>
-      </w:pPr>
-      <w:r>
-        <w:t>Extend the reasoning</w:t>
-      </w:r>
-    </w:p>
-    <w:p>
-      <w:pPr>
         <w:spacing w:line="336" w:lineRule="auto" w:after="180"/>
-        <w:shd w:fill="F5F1FB"/>
       </w:pPr>
       <w:r>
         <w:rPr>
@@ -6316,7 +6188,6 @@
     <w:p>
       <w:pPr>
         <w:spacing w:line="336" w:lineRule="auto" w:after="180"/>
-        <w:shd w:fill="F5F1FB"/>
       </w:pPr>
       <w:r>
         <w:rPr>
@@ -6339,16 +6210,7 @@
     </w:p>
     <w:p>
       <w:pPr>
-        <w:pStyle w:val="Heading3"/>
-      </w:pPr>
-      <w:r>
-        <w:t>Protect the independent attempt</w:t>
-      </w:r>
-    </w:p>
-    <w:p>
-      <w:pPr>
         <w:spacing w:line="336" w:lineRule="auto" w:after="180"/>
-        <w:shd w:fill="FFF5E6"/>
       </w:pPr>
       <w:r>
         <w:rPr>
@@ -6543,16 +6405,7 @@
     </w:tbl>
     <w:p>
       <w:pPr>
-        <w:pStyle w:val="Heading3"/>
-      </w:pPr>
-      <w:r>
-        <w:t>Project checkpoint</w:t>
-      </w:r>
-    </w:p>
-    <w:p>
-      <w:pPr>
         <w:spacing w:line="336" w:lineRule="auto" w:after="180"/>
-        <w:shd w:fill="EDF7F3"/>
       </w:pPr>
       <w:r>
         <w:rPr>
@@ -6613,12 +6466,20 @@
         <w:pStyle w:val="Heading1"/>
       </w:pPr>
       <w:r>
-        <w:t>08. Use feedback, labs and repair paths</w:t>
-      </w:r>
-    </w:p>
-    <w:p>
-      <w:r>
-        <w:t>Use feedback, earlier review and portfolios purposefully. Apply the coding routine only when this lesson has an executable lab.</w:t>
+        <w:t>08. Reference: feedback and records</w:t>
+      </w:r>
+    </w:p>
+    <w:p>
+      <w:r>
+        <w:t>Use digital tools where they help retain an explanation and its evidence.</w:t>
+      </w:r>
+    </w:p>
+    <w:p>
+      <w:pPr>
+        <w:pStyle w:val="Heading2"/>
+      </w:pPr>
+      <w:r>
+        <w:t>Keep practice and independent evidence separate</w:t>
       </w:r>
     </w:p>
     <w:p>
@@ -6657,10 +6518,52 @@
     </w:p>
     <w:p>
       <w:pPr>
-        <w:pStyle w:val="Heading3"/>
-      </w:pPr>
-      <w:r>
-        <w:t>For later coding lessons</w:t>
+        <w:pStyle w:val="Heading2"/>
+      </w:pPr>
+      <w:r>
+        <w:t>Repair and portfolio records</w:t>
+      </w:r>
+    </w:p>
+    <w:p>
+      <w:pPr>
+        <w:spacing w:line="336" w:lineRule="auto" w:after="180"/>
+      </w:pPr>
+      <w:r>
+        <w:rPr>
+          <w:b w:val="0"/>
+        </w:rPr>
+        <w:t>Use the earlier worked-explanation links to address a specific missing building block, then return to the current question. Adapt this suggestion after observing the learner; it is not an automatic diagnosis.</w:t>
+      </w:r>
+    </w:p>
+    <w:p>
+      <w:pPr>
+        <w:spacing w:line="336" w:lineRule="auto" w:after="180"/>
+      </w:pPr>
+      <w:r>
+        <w:rPr>
+          <w:b w:val="0"/>
+        </w:rPr>
+        <w:t xml:space="preserve">Collect the completed-work portfolio as </w:t>
+      </w:r>
+      <w:r>
+        <w:rPr>
+          <w:b/>
+        </w:rPr>
+        <w:t>evidence</w:t>
+      </w:r>
+      <w:r>
+        <w:rPr>
+          <w:b w:val="0"/>
+        </w:rPr>
+        <w:t>. Record support separately from correctness, and assess explanation, trace/test and limitations. Progress ticks and quiz selections alone do not establish mastery.</w:t>
+      </w:r>
+    </w:p>
+    <w:p>
+      <w:pPr>
+        <w:pStyle w:val="Heading2"/>
+      </w:pPr>
+      <w:r>
+        <w:t>Earlier wording, alternatives and picture transcripts · reference / check after trying</w:t>
       </w:r>
     </w:p>
     <w:p>
@@ -6671,7 +6574,6 @@
     <w:p>
       <w:pPr>
         <w:spacing w:line="336" w:lineRule="auto" w:after="180"/>
-        <w:shd w:fill="F1F6F8"/>
       </w:pPr>
       <w:r>
         <w:rPr>
@@ -6694,77 +6596,20 @@
     </w:p>
     <w:p>
       <w:pPr>
-        <w:spacing w:line="336" w:lineRule="auto" w:after="180"/>
-      </w:pPr>
-      <w:r>
-        <w:rPr>
-          <w:b w:val="0"/>
-        </w:rPr>
-        <w:t>Use the earlier worked-explanation links to address a specific missing building block, then return to the current question. Adapt this suggestion after observing the learner; it is not an automatic diagnosis.</w:t>
-      </w:r>
-    </w:p>
-    <w:p>
-      <w:pPr>
-        <w:spacing w:line="336" w:lineRule="auto" w:after="180"/>
-      </w:pPr>
-      <w:r>
-        <w:rPr>
-          <w:b w:val="0"/>
-        </w:rPr>
-        <w:t xml:space="preserve">Collect the completed-work portfolio as </w:t>
-      </w:r>
-      <w:r>
-        <w:rPr>
-          <w:b/>
-        </w:rPr>
-        <w:t>evidence</w:t>
-      </w:r>
-      <w:r>
-        <w:rPr>
-          <w:b w:val="0"/>
-        </w:rPr>
-        <w:t>. Record support separately from correctness, and assess explanation, trace/test and limitations. Progress ticks and quiz selections alone do not establish mastery.</w:t>
-      </w:r>
-    </w:p>
-    <w:p>
-      <w:pPr>
         <w:pStyle w:val="Heading1"/>
       </w:pPr>
       <w:r>
-        <w:t>09. Visual concept journey</w:t>
-      </w:r>
-    </w:p>
-    <w:p>
-      <w:r>
-        <w:t>Show one Features and Distractors graphic at a time, request a prediction and discuss its trace before the independent assessment.</w:t>
-      </w:r>
-    </w:p>
-    <w:p>
-      <w:pPr>
-        <w:spacing w:line="336" w:lineRule="auto" w:after="180"/>
-      </w:pPr>
-      <w:r>
-        <w:rPr>
-          <w:b w:val="0"/>
-        </w:rPr>
-        <w:t xml:space="preserve">Use one picture at a time. Hide a worked result before asking for a </w:t>
-      </w:r>
-      <w:r>
-        <w:rPr>
-          <w:b/>
-        </w:rPr>
-        <w:t>prediction</w:t>
-      </w:r>
-      <w:r>
-        <w:rPr>
-          <w:b w:val="0"/>
-        </w:rPr>
-        <w:t>, then reveal it for feedback. These are supported teaching cases; retain the separate independent assessment for a fresh first attempt.</w:t>
-      </w:r>
-    </w:p>
-    <w:p>
-      <w:pPr>
-        <w:pStyle w:val="Heading3"/>
+        <w:t>09. Reference: teach with the six pictures</w:t>
+      </w:r>
+    </w:p>
+    <w:p>
+      <w:r>
+        <w:t>Choose the picture for the teaching move and connect it to the explanation.</w:t>
+      </w:r>
+    </w:p>
+    <w:p>
+      <w:pPr>
+        <w:pStyle w:val="Heading2"/>
       </w:pPr>
       <w:r>
         <w:t>01. Features and Distractors: the case</w:t>
@@ -6775,7 +6620,7 @@
         <w:drawing>
           <wp:inline xmlns:a="http://schemas.openxmlformats.org/drawingml/2006/main" xmlns:pic="http://schemas.openxmlformats.org/drawingml/2006/picture">
             <wp:extent cx="5486400" cy="2990088"/>
-            <wp:docPr id="2" name="Picture 2" descr="A fictional book-topic classifier sees mystery books with triangular logos and science books with circular logos. Supplied facts: Training contains no mystery-circle or science-triangle covers. Goal is to identify topic from actual subject information, not publisher logo. New controlled test outputs have not been supplied."/>
+            <wp:docPr id="4" name="Picture 4" descr="A fictional book-topic classifier sees mystery books with triangular logos and science books with circular logos. Supplied facts: Training contains no mystery-circle or science-triangle covers. Goal is to identify topic from actual subject information, not publisher logo. New controlled test outputs have not been supplied."/>
             <wp:cNvGraphicFramePr>
               <a:graphicFrameLocks noChangeAspect="1"/>
             </wp:cNvGraphicFramePr>
@@ -6787,7 +6632,7 @@
                     <pic:cNvPicPr/>
                   </pic:nvPicPr>
                   <pic:blipFill>
-                    <a:blip r:embed="rId10"/>
+                    <a:blip r:embed="rId12"/>
                     <a:stretch>
                       <a:fillRect/>
                     </a:stretch>
@@ -6855,7 +6700,6 @@
     <w:p>
       <w:pPr>
         <w:spacing w:line="336" w:lineRule="auto" w:after="180"/>
-        <w:shd w:fill="F5F1FB"/>
       </w:pPr>
       <w:r>
         <w:rPr>
@@ -6866,16 +6710,7 @@
     </w:p>
     <w:p>
       <w:pPr>
-        <w:pStyle w:val="Heading3"/>
-      </w:pPr>
-      <w:r>
-        <w:t>Discuss while showing the picture</w:t>
-      </w:r>
-    </w:p>
-    <w:p>
-      <w:pPr>
         <w:spacing w:line="336" w:lineRule="auto" w:after="180"/>
-        <w:shd w:fill="F1F6F8"/>
       </w:pPr>
       <w:r>
         <w:rPr>
@@ -6886,7 +6721,7 @@
     </w:p>
     <w:p>
       <w:pPr>
-        <w:pStyle w:val="Heading3"/>
+        <w:pStyle w:val="Heading2"/>
       </w:pPr>
       <w:r>
         <w:t>02. Follow the deciding steps</w:t>
@@ -6897,7 +6732,7 @@
         <w:drawing>
           <wp:inline xmlns:a="http://schemas.openxmlformats.org/drawingml/2006/main" xmlns:pic="http://schemas.openxmlformats.org/drawingml/2006/picture">
             <wp:extent cx="5486400" cy="4005072"/>
-            <wp:docPr id="3" name="Picture 3" descr="Spot confounding: Topic and logo always move together in the training set. → Hold topic fixed: Compare the same mystery description with triangle versus circle logo. → Hold logo fixed: Compare mystery versus science descriptions with identical triangle logo. → Observe separately: Record predictions before concluding which clue the classifier uses."/>
+            <wp:docPr id="5" name="Picture 5" descr="Spot confounding: Topic and logo always move together in the training set. → Hold topic fixed: Compare the same mystery description with triangle versus circle logo. → Hold logo fixed: Compare mystery versus science descriptions with identical triangle logo. → Observe separately: Record predictions before concluding which clue the classifier uses."/>
             <wp:cNvGraphicFramePr>
               <a:graphicFrameLocks noChangeAspect="1"/>
             </wp:cNvGraphicFramePr>
@@ -6909,7 +6744,7 @@
                     <pic:cNvPicPr/>
                   </pic:nvPicPr>
                   <pic:blipFill>
-                    <a:blip r:embed="rId11"/>
+                    <a:blip r:embed="rId10"/>
                     <a:stretch>
                       <a:fillRect/>
                     </a:stretch>
@@ -6966,7 +6801,6 @@
     <w:p>
       <w:pPr>
         <w:spacing w:line="336" w:lineRule="auto" w:after="180"/>
-        <w:shd w:fill="F5F1FB"/>
       </w:pPr>
       <w:r>
         <w:rPr>
@@ -6989,16 +6823,7 @@
     </w:p>
     <w:p>
       <w:pPr>
-        <w:pStyle w:val="Heading3"/>
-      </w:pPr>
-      <w:r>
-        <w:t>Discuss while showing the picture</w:t>
-      </w:r>
-    </w:p>
-    <w:p>
-      <w:pPr>
         <w:spacing w:line="336" w:lineRule="auto" w:after="180"/>
-        <w:shd w:fill="F1F6F8"/>
       </w:pPr>
       <w:r>
         <w:rPr>
@@ -7021,7 +6846,7 @@
     </w:p>
     <w:p>
       <w:pPr>
-        <w:pStyle w:val="Heading3"/>
+        <w:pStyle w:val="Heading2"/>
       </w:pPr>
       <w:r>
         <w:t>03. The same cards under two feature choices</w:t>
@@ -7032,7 +6857,7 @@
         <w:drawing>
           <wp:inline xmlns:a="http://schemas.openxmlformats.org/drawingml/2006/main" xmlns:pic="http://schemas.openxmlformats.org/drawingml/2006/picture">
             <wp:extent cx="5486400" cy="2923032"/>
-            <wp:docPr id="4" name="Picture 4" descr="The same cards under two feature choices. A is 10 by 7 cm and fits | Keep length only | 10 cm. B is 10 by 9 cm and is too large | Keep length only | 10 cm. A is 10 by 7 cm and fits | Keep length and width | 10 cm and 7 cm. B is 10 by 9 cm and is too large | Keep length and width | 10 cm and 9 cm"/>
+            <wp:docPr id="6" name="Picture 6" descr="The same cards under two feature choices. A is 10 by 7 cm and fits | Keep length only | 10 cm. B is 10 by 9 cm and is too large | Keep length only | 10 cm. A is 10 by 7 cm and fits | Keep length and width | 10 cm and 7 cm. B is 10 by 9 cm and is too large | Keep length and width | 10 cm and 9 cm"/>
             <wp:cNvGraphicFramePr>
               <a:graphicFrameLocks noChangeAspect="1"/>
             </wp:cNvGraphicFramePr>
@@ -7044,7 +6869,7 @@
                     <pic:cNvPicPr/>
                   </pic:nvPicPr>
                   <pic:blipFill>
-                    <a:blip r:embed="rId12"/>
+                    <a:blip r:embed="rId9"/>
                     <a:stretch>
                       <a:fillRect/>
                     </a:stretch>
@@ -7100,7 +6925,6 @@
     <w:p>
       <w:pPr>
         <w:spacing w:line="336" w:lineRule="auto" w:after="180"/>
-        <w:shd w:fill="F5F1FB"/>
       </w:pPr>
       <w:r>
         <w:rPr>
@@ -7111,16 +6935,7 @@
     </w:p>
     <w:p>
       <w:pPr>
-        <w:pStyle w:val="Heading3"/>
-      </w:pPr>
-      <w:r>
-        <w:t>Discuss while showing the picture</w:t>
-      </w:r>
-    </w:p>
-    <w:p>
-      <w:pPr>
         <w:spacing w:line="336" w:lineRule="auto" w:after="180"/>
-        <w:shd w:fill="F1F6F8"/>
       </w:pPr>
       <w:r>
         <w:rPr>
@@ -7131,7 +6946,7 @@
     </w:p>
     <w:p>
       <w:pPr>
-        <w:pStyle w:val="Heading3"/>
+        <w:pStyle w:val="Heading2"/>
       </w:pPr>
       <w:r>
         <w:t>04. Change one thing. Trace what follows.</w:t>
@@ -7142,7 +6957,7 @@
         <w:drawing>
           <wp:inline xmlns:a="http://schemas.openxmlformats.org/drawingml/2006/main" xmlns:pic="http://schemas.openxmlformats.org/drawingml/2006/picture">
             <wp:extent cx="5486400" cy="3026664"/>
-            <wp:docPr id="5" name="Picture 5" descr="Original case: Record predictions before concluding which clue the classifier uses. Changed condition: The first controlled pair yields mystery for triangle and science for circle. Expected result: That pair is evidence of unwanted logo sensitivity. Reason: The subject description stayed mystery; only the irrelevant logo changed."/>
+            <wp:docPr id="7" name="Picture 7" descr="Original case: Record predictions before concluding which clue the classifier uses. Changed condition: The first controlled pair yields mystery for triangle and science for circle. Expected result: That pair is evidence of unwanted logo sensitivity. Reason: The subject description stayed mystery; only the irrelevant logo changed."/>
             <wp:cNvGraphicFramePr>
               <a:graphicFrameLocks noChangeAspect="1"/>
             </wp:cNvGraphicFramePr>
@@ -7234,7 +7049,6 @@
     <w:p>
       <w:pPr>
         <w:spacing w:line="336" w:lineRule="auto" w:after="180"/>
-        <w:shd w:fill="F5F1FB"/>
       </w:pPr>
       <w:r>
         <w:rPr>
@@ -7245,16 +7059,7 @@
     </w:p>
     <w:p>
       <w:pPr>
-        <w:pStyle w:val="Heading3"/>
-      </w:pPr>
-      <w:r>
-        <w:t>Discuss while showing the picture</w:t>
-      </w:r>
-    </w:p>
-    <w:p>
-      <w:pPr>
         <w:spacing w:line="336" w:lineRule="auto" w:after="180"/>
-        <w:shd w:fill="F1F6F8"/>
       </w:pPr>
       <w:r>
         <w:rPr>
@@ -7266,7 +7071,6 @@
     <w:p>
       <w:pPr>
         <w:spacing w:line="336" w:lineRule="auto" w:after="180"/>
-        <w:shd w:fill="F1F6F8"/>
       </w:pPr>
       <w:r>
         <w:rPr>
@@ -7289,7 +7093,7 @@
     </w:p>
     <w:p>
       <w:pPr>
-        <w:pStyle w:val="Heading3"/>
+        <w:pStyle w:val="Heading2"/>
       </w:pPr>
       <w:r>
         <w:t>05. Connect the explanation to its limit</w:t>
@@ -7300,7 +7104,7 @@
         <w:drawing>
           <wp:inline xmlns:a="http://schemas.openxmlformats.org/drawingml/2006/main" xmlns:pic="http://schemas.openxmlformats.org/drawingml/2006/picture">
             <wp:extent cx="5486400" cy="2834640"/>
-            <wp:docPr id="6" name="Picture 6" descr="Either subject information or logo could explain success on the old combinations. Controlled pairs separate their predictions by changing one aspect at a time. Designing the pair is not equivalent to observing the model’s response. Keep the descriptions identical when testing logo so differences do not have two possible causes. Limit: Controlled observations support specific sensitivity claims; they do not reveal every internal feature a learned model uses."/>
+            <wp:docPr id="8" name="Picture 8" descr="Either subject information or logo could explain success on the old combinations. Controlled pairs separate their predictions by changing one aspect at a time. Designing the pair is not equivalent to observing the model’s response. Keep the descriptions identical when testing logo so differences do not have two possible causes. Limit: Controlled observations support specific sensitivity claims; they do not reveal every internal feature a learned model uses."/>
             <wp:cNvGraphicFramePr>
               <a:graphicFrameLocks noChangeAspect="1"/>
             </wp:cNvGraphicFramePr>
@@ -7415,7 +7219,6 @@
     <w:p>
       <w:pPr>
         <w:spacing w:line="336" w:lineRule="auto" w:after="180"/>
-        <w:shd w:fill="F5F1FB"/>
       </w:pPr>
       <w:r>
         <w:rPr>
@@ -7426,16 +7229,7 @@
     </w:p>
     <w:p>
       <w:pPr>
-        <w:pStyle w:val="Heading3"/>
-      </w:pPr>
-      <w:r>
-        <w:t>Discuss while showing the picture</w:t>
-      </w:r>
-    </w:p>
-    <w:p>
-      <w:pPr>
         <w:spacing w:line="336" w:lineRule="auto" w:after="180"/>
-        <w:shd w:fill="F1F6F8"/>
       </w:pPr>
       <w:r>
         <w:rPr>
@@ -7447,7 +7241,6 @@
     <w:p>
       <w:pPr>
         <w:spacing w:line="336" w:lineRule="auto" w:after="180"/>
-        <w:shd w:fill="F1F6F8"/>
       </w:pPr>
       <w:r>
         <w:rPr>
@@ -7494,7 +7287,7 @@
     </w:p>
     <w:p>
       <w:pPr>
-        <w:pStyle w:val="Heading3"/>
+        <w:pStyle w:val="Heading2"/>
       </w:pPr>
       <w:r>
         <w:t>06. Make the idea visible in your project</w:t>
@@ -7505,7 +7298,7 @@
         <w:drawing>
           <wp:inline xmlns:a="http://schemas.openxmlformats.org/drawingml/2006/main" xmlns:pic="http://schemas.openxmlformats.org/drawingml/2006/picture">
             <wp:extent cx="5486400" cy="3380232"/>
-            <wp:docPr id="7" name="Picture 7" descr="Test recommender features for shortcuts, keeping relevant subject information separate from superficial catalogue styling. Draw your input, deciding step, result and limit. Supported question: Does this one pair prove the classifier always ignores subject? Explain a narrower claim."/>
+            <wp:docPr id="9" name="Picture 9" descr="Test recommender features for shortcuts, keeping relevant subject information separate from superficial catalogue styling. Draw your input, deciding step, result and limit. Supported question: Does this one pair prove the classifier always ignores subject? Explain a narrower claim."/>
             <wp:cNvGraphicFramePr>
               <a:graphicFrameLocks noChangeAspect="1"/>
             </wp:cNvGraphicFramePr>
@@ -7609,7 +7402,6 @@
     <w:p>
       <w:pPr>
         <w:spacing w:line="336" w:lineRule="auto" w:after="180"/>
-        <w:shd w:fill="F5F1FB"/>
       </w:pPr>
       <w:r>
         <w:rPr>
@@ -7632,58 +7424,127 @@
     </w:p>
     <w:p>
       <w:pPr>
+        <w:spacing w:line="336" w:lineRule="auto" w:after="180"/>
+      </w:pPr>
+      <w:r>
+        <w:rPr>
+          <w:b w:val="0"/>
+        </w:rPr>
+        <w:t xml:space="preserve">Teacher prompt: Draw your project trace and justify the deciding step using </w:t>
+      </w:r>
+      <w:r>
+        <w:rPr>
+          <w:b/>
+        </w:rPr>
+        <w:t>evidence</w:t>
+      </w:r>
+      <w:r>
+        <w:rPr>
+          <w:b w:val="0"/>
+        </w:rPr>
+        <w:t>. Ask learners to describe one label or arrow in ordinary words. Use the adjacent transcript if the image is difficult to see.</w:t>
+      </w:r>
+    </w:p>
+    <w:p>
+      <w:pPr>
+        <w:spacing w:line="336" w:lineRule="auto" w:after="180"/>
+      </w:pPr>
+      <w:r>
+        <w:rPr>
+          <w:b w:val="0"/>
+        </w:rPr>
+        <w:t xml:space="preserve">Supported practice key: No. It shows one topic-fixed </w:t>
+      </w:r>
+      <w:r>
+        <w:rPr>
+          <w:b/>
+        </w:rPr>
+        <w:t>prediction</w:t>
+      </w:r>
+      <w:r>
+        <w:rPr>
+          <w:b w:val="0"/>
+        </w:rPr>
+        <w:t xml:space="preserve"> changed with logo in this case; additional balanced comparisons are needed to characterise behavior.</w:t>
+      </w:r>
+    </w:p>
+    <w:p>
+      <w:pPr>
+        <w:pStyle w:val="Heading2"/>
+      </w:pPr>
+      <w:r>
+        <w:t>Earlier wording, alternatives and picture transcripts · reference / check after trying</w:t>
+      </w:r>
+    </w:p>
+    <w:p>
+      <w:pPr>
+        <w:spacing w:line="336" w:lineRule="auto" w:after="180"/>
+      </w:pPr>
+      <w:r>
+        <w:rPr>
+          <w:b w:val="0"/>
+        </w:rPr>
+        <w:t xml:space="preserve">Use one picture at a time. Hide a worked result before asking for a </w:t>
+      </w:r>
+      <w:r>
+        <w:rPr>
+          <w:b/>
+        </w:rPr>
+        <w:t>prediction</w:t>
+      </w:r>
+      <w:r>
+        <w:rPr>
+          <w:b w:val="0"/>
+        </w:rPr>
+        <w:t>, then reveal it for feedback. These are supported teaching cases; retain the separate independent assessment for a fresh first attempt.</w:t>
+      </w:r>
+    </w:p>
+    <w:p>
+      <w:pPr>
         <w:pStyle w:val="Heading3"/>
       </w:pPr>
       <w:r>
-        <w:t>Discuss while showing the picture</w:t>
-      </w:r>
-    </w:p>
-    <w:p>
-      <w:pPr>
-        <w:spacing w:line="336" w:lineRule="auto" w:after="180"/>
-        <w:shd w:fill="F1F6F8"/>
-      </w:pPr>
-      <w:r>
-        <w:rPr>
-          <w:b w:val="0"/>
-        </w:rPr>
-        <w:t xml:space="preserve">Teacher prompt: Draw your project trace and justify the deciding step using </w:t>
-      </w:r>
-      <w:r>
-        <w:rPr>
-          <w:b/>
-        </w:rPr>
-        <w:t>evidence</w:t>
-      </w:r>
-      <w:r>
-        <w:rPr>
-          <w:b w:val="0"/>
-        </w:rPr>
-        <w:t>. Ask learners to describe one label or arrow in ordinary words. Use the adjacent transcript if the image is difficult to see.</w:t>
-      </w:r>
-    </w:p>
-    <w:p>
-      <w:pPr>
-        <w:spacing w:line="336" w:lineRule="auto" w:after="180"/>
-        <w:shd w:fill="F1F6F8"/>
-      </w:pPr>
-      <w:r>
-        <w:rPr>
-          <w:b w:val="0"/>
-        </w:rPr>
-        <w:t xml:space="preserve">Supported practice key: No. It shows one topic-fixed </w:t>
-      </w:r>
-      <w:r>
-        <w:rPr>
-          <w:b/>
-        </w:rPr>
-        <w:t>prediction</w:t>
-      </w:r>
-      <w:r>
-        <w:rPr>
-          <w:b w:val="0"/>
-        </w:rPr>
-        <w:t xml:space="preserve"> changed with logo in this case; additional balanced comparisons are needed to characterise behavior.</w:t>
+        <w:t>01. Features and Distractors: the case</w:t>
+      </w:r>
+    </w:p>
+    <w:p>
+      <w:pPr>
+        <w:pStyle w:val="Heading3"/>
+      </w:pPr>
+      <w:r>
+        <w:t>02. Follow the deciding steps</w:t>
+      </w:r>
+    </w:p>
+    <w:p>
+      <w:pPr>
+        <w:pStyle w:val="Heading3"/>
+      </w:pPr>
+      <w:r>
+        <w:t>03. The same cards under two feature choices</w:t>
+      </w:r>
+    </w:p>
+    <w:p>
+      <w:pPr>
+        <w:pStyle w:val="Heading3"/>
+      </w:pPr>
+      <w:r>
+        <w:t>04. Change one thing. Trace what follows.</w:t>
+      </w:r>
+    </w:p>
+    <w:p>
+      <w:pPr>
+        <w:pStyle w:val="Heading3"/>
+      </w:pPr>
+      <w:r>
+        <w:t>05. Connect the explanation to its limit</w:t>
+      </w:r>
+    </w:p>
+    <w:p>
+      <w:pPr>
+        <w:pStyle w:val="Heading3"/>
+      </w:pPr>
+      <w:r>
+        <w:t>06. Make the idea visible in your project</w:t>
       </w:r>
     </w:p>
     <w:sectPr>

--- a/downloads/teacher/ai-2-week-09.docx
+++ b/downloads/teacher/ai-2-week-09.docx
@@ -7442,18 +7442,7 @@
         <w:rPr>
           <w:b w:val="0"/>
         </w:rPr>
-        <w:t>. Ask learners to describe one label or arrow in ordinary words. Use the adjacent transcript if the image is difficult to see.</w:t>
-      </w:r>
-    </w:p>
-    <w:p>
-      <w:pPr>
-        <w:spacing w:line="336" w:lineRule="auto" w:after="180"/>
-      </w:pPr>
-      <w:r>
-        <w:rPr>
-          <w:b w:val="0"/>
-        </w:rPr>
-        <w:t xml:space="preserve">Supported practice key: No. It shows one topic-fixed </w:t>
+        <w:t xml:space="preserve">. Ask learners to describe one label or arrow in ordinary words. Use the adjacent transcript if the image is difficult to see. Supported practice key: No. In the explicitly hypothetical changed case, one topic-fixed </w:t>
       </w:r>
       <w:r>
         <w:rPr>
@@ -7465,7 +7454,7 @@
         <w:rPr>
           <w:b w:val="0"/>
         </w:rPr>
-        <w:t xml:space="preserve"> changed with logo in this case; additional balanced comparisons are needed to characterise behavior.</w:t>
+        <w:t xml:space="preserve"> changes with logo, supporting sensitivity on that pair. In the base case no new outputs have been supplied, so the designed test alone establishes no observed sensitivity. Neither case proves that the classifier always ignores subject.</w:t>
       </w:r>
     </w:p>
     <w:p>
